--- a/docs/Help.docx
+++ b/docs/Help.docx
@@ -6,11 +6,9 @@
       <w:pPr>
         <w:pStyle w:val="Heading1"/>
       </w:pPr>
-      <w:proofErr w:type="spellStart"/>
       <w:r>
         <w:t>BeebPerf</w:t>
       </w:r>
-      <w:proofErr w:type="spellEnd"/>
       <w:r>
         <w:t xml:space="preserve"> – v</w:t>
       </w:r>
@@ -703,11 +701,9 @@
             <w:tcW w:w="3192" w:type="dxa"/>
           </w:tcPr>
           <w:p>
-            <w:proofErr w:type="spellStart"/>
             <w:r>
               <w:t>Self CPU</w:t>
             </w:r>
-            <w:proofErr w:type="spellEnd"/>
           </w:p>
         </w:tc>
         <w:tc>
@@ -760,15 +756,7 @@
           </w:tcPr>
           <w:p>
             <w:r>
-              <w:t xml:space="preserve">The total CPU cycle count </w:t>
-            </w:r>
-            <w:proofErr w:type="gramStart"/>
-            <w:r>
-              <w:t>spent</w:t>
-            </w:r>
-            <w:proofErr w:type="gramEnd"/>
-            <w:r>
-              <w:t xml:space="preserve"> servicing interrupts.</w:t>
+              <w:t>The total CPU cycle count spent servicing interrupts.</w:t>
             </w:r>
           </w:p>
           <w:p>
@@ -884,15 +872,7 @@
           </w:tcPr>
           <w:p>
             <w:r>
-              <w:t xml:space="preserve">These columns are shown when a routine is selected within the Memory Tab’s right-hand panel.  The columns show the number of times the </w:t>
-            </w:r>
-            <w:proofErr w:type="gramStart"/>
-            <w:r>
-              <w:t>instruction</w:t>
-            </w:r>
-            <w:proofErr w:type="gramEnd"/>
-            <w:r>
-              <w:t xml:space="preserve"> read or wrote to the selected address.</w:t>
+              <w:t>These columns are shown when a routine is selected within the Memory Tab’s right-hand panel.  The columns show the number of times the instruction read or wrote to the selected address.</w:t>
             </w:r>
           </w:p>
         </w:tc>
@@ -947,11 +927,9 @@
             <w:tcW w:w="3192" w:type="dxa"/>
           </w:tcPr>
           <w:p>
-            <w:proofErr w:type="spellStart"/>
             <w:r>
               <w:t>Self CPU</w:t>
             </w:r>
-            <w:proofErr w:type="spellEnd"/>
           </w:p>
         </w:tc>
         <w:tc>
@@ -1036,23 +1014,7 @@
           <w:rFonts w:ascii="Aptos" w:hAnsi="Aptos"/>
           <w:color w:val="000000"/>
         </w:rPr>
-        <w:t xml:space="preserve">The profiler treats tail-calls and fall-throughs as routine </w:t>
-      </w:r>
-      <w:proofErr w:type="gramStart"/>
-      <w:r>
-        <w:rPr>
-          <w:rFonts w:ascii="Aptos" w:hAnsi="Aptos"/>
-          <w:color w:val="000000"/>
-        </w:rPr>
-        <w:t>calls:</w:t>
-      </w:r>
-      <w:proofErr w:type="gramEnd"/>
-      <w:r>
-        <w:rPr>
-          <w:rFonts w:ascii="Aptos" w:hAnsi="Aptos"/>
-          <w:color w:val="000000"/>
-        </w:rPr>
-        <w:t xml:space="preserve"> jumps or branches to another routine are marked as tail calls, and falling through to the next routine is also </w:t>
+        <w:t xml:space="preserve">The profiler treats tail-calls and fall-throughs as routine calls: jumps or branches to another routine are marked as tail calls, and falling through to the next routine is also </w:t>
       </w:r>
       <w:r>
         <w:rPr>
@@ -1317,104 +1279,88 @@
       <w:r>
         <w:t>Portions of the display reconstruction code were based on </w:t>
       </w:r>
-      <w:proofErr w:type="spellStart"/>
       <w:r>
         <w:rPr>
           <w:b/>
           <w:bCs/>
         </w:rPr>
-        <w:t>BeebEm's</w:t>
-      </w:r>
-      <w:proofErr w:type="spellEnd"/>
+        <w:t>BeebEm's video</w:t>
+      </w:r>
+      <w:r>
+        <w:t xml:space="preserve"> class. Many thanks to the </w:t>
+      </w:r>
       <w:r>
         <w:rPr>
           <w:b/>
           <w:bCs/>
         </w:rPr>
-        <w:t> video</w:t>
-      </w:r>
-      <w:r>
-        <w:t xml:space="preserve"> class. Many thanks to the </w:t>
+        <w:t>BeebEm</w:t>
+      </w:r>
+      <w:r>
+        <w:t> contributors for creating and maintaining this wonderful piece of software.</w:t>
+      </w:r>
+    </w:p>
+    <w:p>
+      <w:r>
+        <w:t>The </w:t>
       </w:r>
       <w:r>
         <w:rPr>
           <w:b/>
           <w:bCs/>
         </w:rPr>
-        <w:t>BeebEm</w:t>
-      </w:r>
-      <w:r>
-        <w:t> contributors for creating and maintaining this wonderful piece of software.</w:t>
+        <w:t>.perf</w:t>
+      </w:r>
+      <w:r>
+        <w:t> files are compressed and uncompressed using the </w:t>
+      </w:r>
+      <w:r>
+        <w:rPr>
+          <w:b/>
+          <w:bCs/>
+        </w:rPr>
+        <w:t>ZLib</w:t>
+      </w:r>
+      <w:r>
+        <w:t xml:space="preserve"> library - Many thanks to Jean-loup Gailly and Mark Adler for creating such an excellent and useful library.</w:t>
       </w:r>
     </w:p>
     <w:p>
       <w:r>
-        <w:t>The </w:t>
+        <w:t xml:space="preserve">The </w:t>
+      </w:r>
+      <w:r>
+        <w:t xml:space="preserve">MOS 1.2 and 2.0 labels were taken from </w:t>
+      </w:r>
+      <w:r>
+        <w:t>Toby Nelson</w:t>
+      </w:r>
+      <w:r>
+        <w:t xml:space="preserve">’s </w:t>
       </w:r>
       <w:r>
         <w:rPr>
           <w:b/>
           <w:bCs/>
         </w:rPr>
-        <w:t>.perf</w:t>
-      </w:r>
-      <w:r>
-        <w:t> files are compressed and uncompressed using the </w:t>
-      </w:r>
-      <w:proofErr w:type="spellStart"/>
-      <w:r>
-        <w:rPr>
-          <w:b/>
-          <w:bCs/>
-        </w:rPr>
-        <w:t>ZLib</w:t>
-      </w:r>
-      <w:proofErr w:type="spellEnd"/>
-      <w:r>
-        <w:t xml:space="preserve"> library - Many thanks to Jean-loup </w:t>
-      </w:r>
-      <w:proofErr w:type="spellStart"/>
-      <w:r>
-        <w:t>Gailly</w:t>
-      </w:r>
-      <w:proofErr w:type="spellEnd"/>
-      <w:r>
-        <w:t> and Mark Adler for creating such an excellent and useful library.</w:t>
+        <w:t>MOS Reassembly for the BBC Micro</w:t>
+      </w:r>
+      <w:r>
+        <w:t xml:space="preserve">. Thank you Toby for </w:t>
+      </w:r>
+      <w:r>
+        <w:t xml:space="preserve">creating and maintaining </w:t>
+      </w:r>
+      <w:r>
+        <w:t>this excellent resource.</w:t>
       </w:r>
     </w:p>
     <w:p>
       <w:r>
-        <w:t xml:space="preserve">The </w:t>
-      </w:r>
-      <w:r>
-        <w:t xml:space="preserve">MOS 1.2 and 2.0 labels were taken from </w:t>
-      </w:r>
-      <w:r>
-        <w:t>Toby Nelson</w:t>
-      </w:r>
-      <w:r>
-        <w:t xml:space="preserve">’s </w:t>
-      </w:r>
-      <w:r>
-        <w:rPr>
-          <w:b/>
-          <w:bCs/>
-        </w:rPr>
-        <w:t>MOS Reassembly for the BBC Micro</w:t>
-      </w:r>
-      <w:r>
-        <w:t xml:space="preserve">. Thank you Toby for </w:t>
-      </w:r>
-      <w:r>
-        <w:t xml:space="preserve">creating and maintaining </w:t>
-      </w:r>
-      <w:r>
-        <w:t>this excellent resource.</w:t>
-      </w:r>
-    </w:p>
-    <w:p>
-      <w:r>
-        <w:t>And many thanks to Mike Hayton and Alex</w:t>
+        <w:t>And many thanks to Mike Hayton and Ale</w:t>
+      </w:r>
+      <w:r>
+        <w:t>c</w:t>
       </w:r>
       <w:r>
         <w:t xml:space="preserve"> Barker</w:t>
@@ -2311,6 +2257,7 @@
   <w:style w:type="character" w:default="1" w:styleId="DefaultParagraphFont">
     <w:name w:val="Default Paragraph Font"/>
     <w:uiPriority w:val="1"/>
+    <w:semiHidden/>
     <w:unhideWhenUsed/>
   </w:style>
   <w:style w:type="table" w:default="1" w:styleId="TableNormal">

--- a/docs/Help.docx
+++ b/docs/Help.docx
@@ -514,10 +514,24 @@
           <w:b/>
           <w:bCs/>
         </w:rPr>
-        <w:t>Frames</w:t>
-      </w:r>
-      <w:r>
-        <w:t xml:space="preserve"> tab </w:t>
+        <w:t>Met</w:t>
+      </w:r>
+      <w:r>
+        <w:rPr>
+          <w:b/>
+          <w:bCs/>
+        </w:rPr>
+        <w:t>r</w:t>
+      </w:r>
+      <w:r>
+        <w:rPr>
+          <w:b/>
+          <w:bCs/>
+        </w:rPr>
+        <w:t xml:space="preserve">ics </w:t>
+      </w:r>
+      <w:r>
+        <w:t xml:space="preserve">tab </w:t>
       </w:r>
       <w:r>
         <w:t>performs analysis over the program’s ‘</w:t>
@@ -724,7 +738,10 @@
           </w:tcPr>
           <w:p>
             <w:r>
-              <w:t>Elapsed CPU</w:t>
+              <w:t>Interrupt</w:t>
+            </w:r>
+            <w:r>
+              <w:t xml:space="preserve"> CPU</w:t>
             </w:r>
           </w:p>
         </w:tc>
@@ -734,7 +751,7 @@
           </w:tcPr>
           <w:p>
             <w:r>
-              <w:t>The total CPU cycle count plus all the cycles spent servicing interrupts.</w:t>
+              <w:t>The total CPU cycle count spent servicing interrupts.</w:t>
             </w:r>
           </w:p>
         </w:tc>
@@ -746,7 +763,7 @@
           </w:tcPr>
           <w:p>
             <w:r>
-              <w:t>Interrupts</w:t>
+              <w:t>Elapsed CPU</w:t>
             </w:r>
           </w:p>
         </w:tc>
@@ -756,12 +773,16 @@
           </w:tcPr>
           <w:p>
             <w:r>
-              <w:t>The total CPU cycle count spent servicing interrupts.</w:t>
-            </w:r>
-          </w:p>
-          <w:p>
-            <w:r>
-              <w:t>Elapsed CPU = Total CPU + Interrupts</w:t>
+              <w:t>The total CPU cycle count plus all the cycles spent servicing interrupts</w:t>
+            </w:r>
+            <w:r>
+              <w:t xml:space="preserve">.  </w:t>
+            </w:r>
+            <w:r>
+              <w:t>Elapsed CPU = Total CPU + Interrupt</w:t>
+            </w:r>
+            <w:r>
+              <w:t xml:space="preserve"> CPU</w:t>
             </w:r>
           </w:p>
         </w:tc>
@@ -1065,7 +1086,6 @@
         <w:pStyle w:val="Heading3"/>
       </w:pPr>
       <w:r>
-        <w:lastRenderedPageBreak/>
         <w:t>Labels</w:t>
       </w:r>
     </w:p>
@@ -1101,6 +1121,7 @@
         <w:pStyle w:val="Heading3"/>
       </w:pPr>
       <w:r>
+        <w:lastRenderedPageBreak/>
         <w:t>Limitations</w:t>
       </w:r>
     </w:p>

--- a/docs/Help.docx
+++ b/docs/Help.docx
@@ -4,644 +4,2492 @@
   <w:body>
     <w:p>
       <w:pPr>
-        <w:pStyle w:val="Heading1"/>
-      </w:pPr>
+        <w:ind w:left="720"/>
+        <w:jc w:val="right"/>
+        <w:rPr>
+          <w:rFonts w:asciiTheme="majorHAnsi" w:eastAsiaTheme="majorEastAsia" w:hAnsiTheme="majorHAnsi" w:cstheme="majorBidi"/>
+          <w:color w:val="0F4761" w:themeColor="accent1" w:themeShade="BF"/>
+          <w:sz w:val="32"/>
+          <w:szCs w:val="32"/>
+        </w:rPr>
+      </w:pPr>
+      <w:proofErr w:type="spellStart"/>
       <w:r>
         <w:t>BeebPerf</w:t>
       </w:r>
-      <w:r>
-        <w:t xml:space="preserve"> – v</w:t>
-      </w:r>
-      <w:r>
-        <w:t xml:space="preserve">ersion </w:t>
-      </w:r>
-      <w:r>
-        <w:t>1.0.0-beta</w:t>
-      </w:r>
-    </w:p>
-    <w:p>
-      <w:pPr>
-        <w:pStyle w:val="Heading2"/>
-      </w:pPr>
-      <w:r>
-        <w:t>Getting started</w:t>
-      </w:r>
-    </w:p>
-    <w:p>
-      <w:r>
-        <w:t xml:space="preserve">Load a </w:t>
-      </w:r>
-      <w:r>
-        <w:t>.perf</w:t>
-      </w:r>
-      <w:r>
-        <w:t xml:space="preserve"> file created with </w:t>
-      </w:r>
-      <w:r>
-        <w:t>an</w:t>
-      </w:r>
-      <w:r>
-        <w:t xml:space="preserve"> augmented </w:t>
-      </w:r>
-      <w:r>
-        <w:t xml:space="preserve">version of </w:t>
-      </w:r>
-      <w:r>
-        <w:rPr>
+      <w:proofErr w:type="spellEnd"/>
+      <w:r>
+        <w:t xml:space="preserve"> - </w:t>
+      </w:r>
+      <w:r>
+        <w:t>V</w:t>
+      </w:r>
+      <w:r>
+        <w:t>ersion 1.0.0</w:t>
+      </w:r>
+      <w:r>
+        <w:br/>
+      </w:r>
+      <w:r>
+        <w:rPr>
+          <w:sz w:val="12"/>
+          <w:szCs w:val="12"/>
+        </w:rPr>
+        <w:t xml:space="preserve">© </w:t>
+      </w:r>
+      <w:r>
+        <w:rPr>
+          <w:sz w:val="12"/>
+          <w:szCs w:val="12"/>
+        </w:rPr>
+        <w:t>2026</w:t>
+      </w:r>
+      <w:r>
+        <w:rPr>
+          <w:sz w:val="12"/>
+          <w:szCs w:val="12"/>
+        </w:rPr>
+        <w:t xml:space="preserve"> </w:t>
+      </w:r>
+      <w:r>
+        <w:rPr>
+          <w:sz w:val="12"/>
+          <w:szCs w:val="12"/>
+        </w:rPr>
+        <w:t>Mark J Leece</w:t>
+      </w:r>
+      <w:proofErr w:type="gramStart"/>
+      <w:r>
+        <w:rPr>
+          <w:sz w:val="12"/>
+          <w:szCs w:val="12"/>
+        </w:rPr>
+        <w:t xml:space="preserve">. </w:t>
+      </w:r>
+      <w:proofErr w:type="gramEnd"/>
+      <w:r>
+        <w:rPr>
+          <w:sz w:val="12"/>
+          <w:szCs w:val="12"/>
+        </w:rPr>
+        <w:t>A</w:t>
+      </w:r>
+      <w:r>
+        <w:rPr>
+          <w:sz w:val="12"/>
+          <w:szCs w:val="12"/>
+        </w:rPr>
+        <w:t>ll rights reserved</w:t>
+      </w:r>
+    </w:p>
+    <w:sdt>
+      <w:sdtPr>
+        <w:id w:val="-305165067"/>
+        <w:docPartObj>
+          <w:docPartGallery w:val="Table of Contents"/>
+          <w:docPartUnique/>
+        </w:docPartObj>
+      </w:sdtPr>
+      <w:sdtEndPr>
+        <w:rPr>
+          <w:rFonts w:asciiTheme="minorHAnsi" w:eastAsiaTheme="minorEastAsia" w:hAnsiTheme="minorHAnsi" w:cs="Times New Roman"/>
           <w:b/>
           <w:bCs/>
-        </w:rPr>
-        <w:t>BeebEm</w:t>
-      </w:r>
-      <w:r>
-        <w:t xml:space="preserve"> (see documentation).</w:t>
-      </w:r>
+          <w:noProof/>
+          <w:color w:val="auto"/>
+          <w:kern w:val="2"/>
+          <w:sz w:val="24"/>
+          <w:szCs w:val="24"/>
+        </w:rPr>
+      </w:sdtEndPr>
+      <w:sdtContent>
+        <w:p>
+          <w:pPr>
+            <w:pStyle w:val="TOCHeading"/>
+          </w:pPr>
+          <w:r>
+            <w:t>Contents</w:t>
+          </w:r>
+        </w:p>
+        <w:p>
+          <w:pPr>
+            <w:pStyle w:val="TOC1"/>
+            <w:tabs>
+              <w:tab w:val="right" w:leader="dot" w:pos="10790"/>
+            </w:tabs>
+            <w:rPr>
+              <w:rFonts w:cstheme="minorBidi"/>
+              <w:noProof/>
+              <w14:ligatures w14:val="standardContextual"/>
+            </w:rPr>
+          </w:pPr>
+          <w:r>
+            <w:fldChar w:fldCharType="begin"/>
+          </w:r>
+          <w:r>
+            <w:instrText xml:space="preserve"> TOC \o "1-3" \h \z \u </w:instrText>
+          </w:r>
+          <w:r>
+            <w:fldChar w:fldCharType="separate"/>
+          </w:r>
+          <w:hyperlink w:anchor="_Toc231893940" w:history="1">
+            <w:r>
+              <w:rPr>
+                <w:rStyle w:val="Hyperlink"/>
+                <w:noProof/>
+              </w:rPr>
+              <w:t>BeebPerf</w:t>
+            </w:r>
+            <w:r>
+              <w:rPr>
+                <w:noProof/>
+                <w:webHidden/>
+              </w:rPr>
+              <w:tab/>
+            </w:r>
+            <w:r>
+              <w:rPr>
+                <w:noProof/>
+                <w:webHidden/>
+              </w:rPr>
+              <w:fldChar w:fldCharType="begin"/>
+            </w:r>
+            <w:r>
+              <w:rPr>
+                <w:noProof/>
+                <w:webHidden/>
+              </w:rPr>
+              <w:instrText xml:space="preserve"> PAGEREF _Toc231893940 \h </w:instrText>
+            </w:r>
+            <w:r>
+              <w:rPr>
+                <w:noProof/>
+                <w:webHidden/>
+              </w:rPr>
+            </w:r>
+            <w:r>
+              <w:rPr>
+                <w:noProof/>
+                <w:webHidden/>
+              </w:rPr>
+              <w:fldChar w:fldCharType="separate"/>
+            </w:r>
+            <w:r>
+              <w:rPr>
+                <w:noProof/>
+                <w:webHidden/>
+              </w:rPr>
+              <w:t>2</w:t>
+            </w:r>
+            <w:r>
+              <w:rPr>
+                <w:noProof/>
+                <w:webHidden/>
+              </w:rPr>
+              <w:fldChar w:fldCharType="end"/>
+            </w:r>
+          </w:hyperlink>
+        </w:p>
+        <w:p>
+          <w:pPr>
+            <w:pStyle w:val="TOC1"/>
+            <w:tabs>
+              <w:tab w:val="right" w:leader="dot" w:pos="10790"/>
+            </w:tabs>
+            <w:rPr>
+              <w:rFonts w:cstheme="minorBidi"/>
+              <w:noProof/>
+              <w14:ligatures w14:val="standardContextual"/>
+            </w:rPr>
+          </w:pPr>
+          <w:hyperlink w:anchor="_Toc231893941" w:history="1">
+            <w:r>
+              <w:rPr>
+                <w:rStyle w:val="Hyperlink"/>
+                <w:noProof/>
+              </w:rPr>
+              <w:t>Getting started</w:t>
+            </w:r>
+            <w:r>
+              <w:rPr>
+                <w:noProof/>
+                <w:webHidden/>
+              </w:rPr>
+              <w:tab/>
+            </w:r>
+            <w:r>
+              <w:rPr>
+                <w:noProof/>
+                <w:webHidden/>
+              </w:rPr>
+              <w:fldChar w:fldCharType="begin"/>
+            </w:r>
+            <w:r>
+              <w:rPr>
+                <w:noProof/>
+                <w:webHidden/>
+              </w:rPr>
+              <w:instrText xml:space="preserve"> PAGEREF _Toc231893941 \h </w:instrText>
+            </w:r>
+            <w:r>
+              <w:rPr>
+                <w:noProof/>
+                <w:webHidden/>
+              </w:rPr>
+            </w:r>
+            <w:r>
+              <w:rPr>
+                <w:noProof/>
+                <w:webHidden/>
+              </w:rPr>
+              <w:fldChar w:fldCharType="separate"/>
+            </w:r>
+            <w:r>
+              <w:rPr>
+                <w:noProof/>
+                <w:webHidden/>
+              </w:rPr>
+              <w:t>2</w:t>
+            </w:r>
+            <w:r>
+              <w:rPr>
+                <w:noProof/>
+                <w:webHidden/>
+              </w:rPr>
+              <w:fldChar w:fldCharType="end"/>
+            </w:r>
+          </w:hyperlink>
+        </w:p>
+        <w:p>
+          <w:pPr>
+            <w:pStyle w:val="TOC2"/>
+            <w:tabs>
+              <w:tab w:val="right" w:leader="dot" w:pos="10790"/>
+            </w:tabs>
+            <w:rPr>
+              <w:rFonts w:cstheme="minorBidi"/>
+              <w:noProof/>
+              <w14:ligatures w14:val="standardContextual"/>
+            </w:rPr>
+          </w:pPr>
+          <w:hyperlink w:anchor="_Toc231893942" w:history="1">
+            <w:r>
+              <w:rPr>
+                <w:rStyle w:val="Hyperlink"/>
+                <w:noProof/>
+              </w:rPr>
+              <w:t>The toolbar…</w:t>
+            </w:r>
+            <w:r>
+              <w:rPr>
+                <w:noProof/>
+                <w:webHidden/>
+              </w:rPr>
+              <w:tab/>
+            </w:r>
+            <w:r>
+              <w:rPr>
+                <w:noProof/>
+                <w:webHidden/>
+              </w:rPr>
+              <w:fldChar w:fldCharType="begin"/>
+            </w:r>
+            <w:r>
+              <w:rPr>
+                <w:noProof/>
+                <w:webHidden/>
+              </w:rPr>
+              <w:instrText xml:space="preserve"> PAGEREF _Toc231893942 \h </w:instrText>
+            </w:r>
+            <w:r>
+              <w:rPr>
+                <w:noProof/>
+                <w:webHidden/>
+              </w:rPr>
+            </w:r>
+            <w:r>
+              <w:rPr>
+                <w:noProof/>
+                <w:webHidden/>
+              </w:rPr>
+              <w:fldChar w:fldCharType="separate"/>
+            </w:r>
+            <w:r>
+              <w:rPr>
+                <w:noProof/>
+                <w:webHidden/>
+              </w:rPr>
+              <w:t>3</w:t>
+            </w:r>
+            <w:r>
+              <w:rPr>
+                <w:noProof/>
+                <w:webHidden/>
+              </w:rPr>
+              <w:fldChar w:fldCharType="end"/>
+            </w:r>
+          </w:hyperlink>
+        </w:p>
+        <w:p>
+          <w:pPr>
+            <w:pStyle w:val="TOC2"/>
+            <w:tabs>
+              <w:tab w:val="right" w:leader="dot" w:pos="10790"/>
+            </w:tabs>
+            <w:rPr>
+              <w:rFonts w:cstheme="minorBidi"/>
+              <w:noProof/>
+              <w14:ligatures w14:val="standardContextual"/>
+            </w:rPr>
+          </w:pPr>
+          <w:hyperlink w:anchor="_Toc231893943" w:history="1">
+            <w:r>
+              <w:rPr>
+                <w:rStyle w:val="Hyperlink"/>
+                <w:noProof/>
+              </w:rPr>
+              <w:t>The timeline…</w:t>
+            </w:r>
+            <w:r>
+              <w:rPr>
+                <w:noProof/>
+                <w:webHidden/>
+              </w:rPr>
+              <w:tab/>
+            </w:r>
+            <w:r>
+              <w:rPr>
+                <w:noProof/>
+                <w:webHidden/>
+              </w:rPr>
+              <w:fldChar w:fldCharType="begin"/>
+            </w:r>
+            <w:r>
+              <w:rPr>
+                <w:noProof/>
+                <w:webHidden/>
+              </w:rPr>
+              <w:instrText xml:space="preserve"> PAGEREF _Toc231893943 \h </w:instrText>
+            </w:r>
+            <w:r>
+              <w:rPr>
+                <w:noProof/>
+                <w:webHidden/>
+              </w:rPr>
+            </w:r>
+            <w:r>
+              <w:rPr>
+                <w:noProof/>
+                <w:webHidden/>
+              </w:rPr>
+              <w:fldChar w:fldCharType="separate"/>
+            </w:r>
+            <w:r>
+              <w:rPr>
+                <w:noProof/>
+                <w:webHidden/>
+              </w:rPr>
+              <w:t>3</w:t>
+            </w:r>
+            <w:r>
+              <w:rPr>
+                <w:noProof/>
+                <w:webHidden/>
+              </w:rPr>
+              <w:fldChar w:fldCharType="end"/>
+            </w:r>
+          </w:hyperlink>
+        </w:p>
+        <w:p>
+          <w:pPr>
+            <w:pStyle w:val="TOC2"/>
+            <w:tabs>
+              <w:tab w:val="right" w:leader="dot" w:pos="10790"/>
+            </w:tabs>
+            <w:rPr>
+              <w:rFonts w:cstheme="minorBidi"/>
+              <w:noProof/>
+              <w14:ligatures w14:val="standardContextual"/>
+            </w:rPr>
+          </w:pPr>
+          <w:hyperlink w:anchor="_Toc231893944" w:history="1">
+            <w:r>
+              <w:rPr>
+                <w:rStyle w:val="Hyperlink"/>
+                <w:noProof/>
+              </w:rPr>
+              <w:t>The tabs…</w:t>
+            </w:r>
+            <w:r>
+              <w:rPr>
+                <w:noProof/>
+                <w:webHidden/>
+              </w:rPr>
+              <w:tab/>
+            </w:r>
+            <w:r>
+              <w:rPr>
+                <w:noProof/>
+                <w:webHidden/>
+              </w:rPr>
+              <w:fldChar w:fldCharType="begin"/>
+            </w:r>
+            <w:r>
+              <w:rPr>
+                <w:noProof/>
+                <w:webHidden/>
+              </w:rPr>
+              <w:instrText xml:space="preserve"> PAGEREF _Toc231893944 \h </w:instrText>
+            </w:r>
+            <w:r>
+              <w:rPr>
+                <w:noProof/>
+                <w:webHidden/>
+              </w:rPr>
+            </w:r>
+            <w:r>
+              <w:rPr>
+                <w:noProof/>
+                <w:webHidden/>
+              </w:rPr>
+              <w:fldChar w:fldCharType="separate"/>
+            </w:r>
+            <w:r>
+              <w:rPr>
+                <w:noProof/>
+                <w:webHidden/>
+              </w:rPr>
+              <w:t>3</w:t>
+            </w:r>
+            <w:r>
+              <w:rPr>
+                <w:noProof/>
+                <w:webHidden/>
+              </w:rPr>
+              <w:fldChar w:fldCharType="end"/>
+            </w:r>
+          </w:hyperlink>
+        </w:p>
+        <w:p>
+          <w:pPr>
+            <w:pStyle w:val="TOC3"/>
+            <w:tabs>
+              <w:tab w:val="right" w:leader="dot" w:pos="10790"/>
+            </w:tabs>
+            <w:rPr>
+              <w:rFonts w:cstheme="minorBidi"/>
+              <w:noProof/>
+              <w14:ligatures w14:val="standardContextual"/>
+            </w:rPr>
+          </w:pPr>
+          <w:hyperlink w:anchor="_Toc231893945" w:history="1">
+            <w:r>
+              <w:rPr>
+                <w:rStyle w:val="Hyperlink"/>
+                <w:noProof/>
+              </w:rPr>
+              <w:t>Common routine related terms</w:t>
+            </w:r>
+            <w:r>
+              <w:rPr>
+                <w:noProof/>
+                <w:webHidden/>
+              </w:rPr>
+              <w:tab/>
+            </w:r>
+            <w:r>
+              <w:rPr>
+                <w:noProof/>
+                <w:webHidden/>
+              </w:rPr>
+              <w:fldChar w:fldCharType="begin"/>
+            </w:r>
+            <w:r>
+              <w:rPr>
+                <w:noProof/>
+                <w:webHidden/>
+              </w:rPr>
+              <w:instrText xml:space="preserve"> PAGEREF _Toc231893945 \h </w:instrText>
+            </w:r>
+            <w:r>
+              <w:rPr>
+                <w:noProof/>
+                <w:webHidden/>
+              </w:rPr>
+            </w:r>
+            <w:r>
+              <w:rPr>
+                <w:noProof/>
+                <w:webHidden/>
+              </w:rPr>
+              <w:fldChar w:fldCharType="separate"/>
+            </w:r>
+            <w:r>
+              <w:rPr>
+                <w:noProof/>
+                <w:webHidden/>
+              </w:rPr>
+              <w:t>3</w:t>
+            </w:r>
+            <w:r>
+              <w:rPr>
+                <w:noProof/>
+                <w:webHidden/>
+              </w:rPr>
+              <w:fldChar w:fldCharType="end"/>
+            </w:r>
+          </w:hyperlink>
+        </w:p>
+        <w:p>
+          <w:pPr>
+            <w:pStyle w:val="TOC2"/>
+            <w:tabs>
+              <w:tab w:val="right" w:leader="dot" w:pos="10790"/>
+            </w:tabs>
+            <w:rPr>
+              <w:rFonts w:cstheme="minorBidi"/>
+              <w:noProof/>
+              <w14:ligatures w14:val="standardContextual"/>
+            </w:rPr>
+          </w:pPr>
+          <w:hyperlink w:anchor="_Toc231893946" w:history="1">
+            <w:r>
+              <w:rPr>
+                <w:rStyle w:val="Hyperlink"/>
+                <w:noProof/>
+              </w:rPr>
+              <w:t>The code…</w:t>
+            </w:r>
+            <w:r>
+              <w:rPr>
+                <w:noProof/>
+                <w:webHidden/>
+              </w:rPr>
+              <w:tab/>
+            </w:r>
+            <w:r>
+              <w:rPr>
+                <w:noProof/>
+                <w:webHidden/>
+              </w:rPr>
+              <w:fldChar w:fldCharType="begin"/>
+            </w:r>
+            <w:r>
+              <w:rPr>
+                <w:noProof/>
+                <w:webHidden/>
+              </w:rPr>
+              <w:instrText xml:space="preserve"> PAGEREF _Toc231893946 \h </w:instrText>
+            </w:r>
+            <w:r>
+              <w:rPr>
+                <w:noProof/>
+                <w:webHidden/>
+              </w:rPr>
+            </w:r>
+            <w:r>
+              <w:rPr>
+                <w:noProof/>
+                <w:webHidden/>
+              </w:rPr>
+              <w:fldChar w:fldCharType="separate"/>
+            </w:r>
+            <w:r>
+              <w:rPr>
+                <w:noProof/>
+                <w:webHidden/>
+              </w:rPr>
+              <w:t>4</w:t>
+            </w:r>
+            <w:r>
+              <w:rPr>
+                <w:noProof/>
+                <w:webHidden/>
+              </w:rPr>
+              <w:fldChar w:fldCharType="end"/>
+            </w:r>
+          </w:hyperlink>
+        </w:p>
+        <w:p>
+          <w:pPr>
+            <w:pStyle w:val="TOC2"/>
+            <w:tabs>
+              <w:tab w:val="right" w:leader="dot" w:pos="10790"/>
+            </w:tabs>
+            <w:rPr>
+              <w:rFonts w:cstheme="minorBidi"/>
+              <w:noProof/>
+              <w14:ligatures w14:val="standardContextual"/>
+            </w:rPr>
+          </w:pPr>
+          <w:hyperlink w:anchor="_Toc231893947" w:history="1">
+            <w:r>
+              <w:rPr>
+                <w:rStyle w:val="Hyperlink"/>
+                <w:noProof/>
+              </w:rPr>
+              <w:t>Labels…</w:t>
+            </w:r>
+            <w:r>
+              <w:rPr>
+                <w:noProof/>
+                <w:webHidden/>
+              </w:rPr>
+              <w:tab/>
+            </w:r>
+            <w:r>
+              <w:rPr>
+                <w:noProof/>
+                <w:webHidden/>
+              </w:rPr>
+              <w:fldChar w:fldCharType="begin"/>
+            </w:r>
+            <w:r>
+              <w:rPr>
+                <w:noProof/>
+                <w:webHidden/>
+              </w:rPr>
+              <w:instrText xml:space="preserve"> PAGEREF _Toc231893947 \h </w:instrText>
+            </w:r>
+            <w:r>
+              <w:rPr>
+                <w:noProof/>
+                <w:webHidden/>
+              </w:rPr>
+            </w:r>
+            <w:r>
+              <w:rPr>
+                <w:noProof/>
+                <w:webHidden/>
+              </w:rPr>
+              <w:fldChar w:fldCharType="separate"/>
+            </w:r>
+            <w:r>
+              <w:rPr>
+                <w:noProof/>
+                <w:webHidden/>
+              </w:rPr>
+              <w:t>4</w:t>
+            </w:r>
+            <w:r>
+              <w:rPr>
+                <w:noProof/>
+                <w:webHidden/>
+              </w:rPr>
+              <w:fldChar w:fldCharType="end"/>
+            </w:r>
+          </w:hyperlink>
+        </w:p>
+        <w:p>
+          <w:pPr>
+            <w:pStyle w:val="TOC1"/>
+            <w:tabs>
+              <w:tab w:val="right" w:leader="dot" w:pos="10790"/>
+            </w:tabs>
+            <w:rPr>
+              <w:rFonts w:cstheme="minorBidi"/>
+              <w:noProof/>
+              <w14:ligatures w14:val="standardContextual"/>
+            </w:rPr>
+          </w:pPr>
+          <w:hyperlink w:anchor="_Toc231893948" w:history="1">
+            <w:r>
+              <w:rPr>
+                <w:rStyle w:val="Hyperlink"/>
+                <w:noProof/>
+              </w:rPr>
+              <w:t>Understanding…</w:t>
+            </w:r>
+            <w:r>
+              <w:rPr>
+                <w:noProof/>
+                <w:webHidden/>
+              </w:rPr>
+              <w:tab/>
+            </w:r>
+            <w:r>
+              <w:rPr>
+                <w:noProof/>
+                <w:webHidden/>
+              </w:rPr>
+              <w:fldChar w:fldCharType="begin"/>
+            </w:r>
+            <w:r>
+              <w:rPr>
+                <w:noProof/>
+                <w:webHidden/>
+              </w:rPr>
+              <w:instrText xml:space="preserve"> PAGEREF _Toc231893948 \h </w:instrText>
+            </w:r>
+            <w:r>
+              <w:rPr>
+                <w:noProof/>
+                <w:webHidden/>
+              </w:rPr>
+            </w:r>
+            <w:r>
+              <w:rPr>
+                <w:noProof/>
+                <w:webHidden/>
+              </w:rPr>
+              <w:fldChar w:fldCharType="separate"/>
+            </w:r>
+            <w:r>
+              <w:rPr>
+                <w:noProof/>
+                <w:webHidden/>
+              </w:rPr>
+              <w:t>5</w:t>
+            </w:r>
+            <w:r>
+              <w:rPr>
+                <w:noProof/>
+                <w:webHidden/>
+              </w:rPr>
+              <w:fldChar w:fldCharType="end"/>
+            </w:r>
+          </w:hyperlink>
+        </w:p>
+        <w:p>
+          <w:pPr>
+            <w:pStyle w:val="TOC2"/>
+            <w:tabs>
+              <w:tab w:val="right" w:leader="dot" w:pos="10790"/>
+            </w:tabs>
+            <w:rPr>
+              <w:rFonts w:cstheme="minorBidi"/>
+              <w:noProof/>
+              <w14:ligatures w14:val="standardContextual"/>
+            </w:rPr>
+          </w:pPr>
+          <w:hyperlink w:anchor="_Toc231893949" w:history="1">
+            <w:r>
+              <w:rPr>
+                <w:rStyle w:val="Hyperlink"/>
+                <w:noProof/>
+              </w:rPr>
+              <w:t>Where does the code spend most of its time?</w:t>
+            </w:r>
+            <w:r>
+              <w:rPr>
+                <w:noProof/>
+                <w:webHidden/>
+              </w:rPr>
+              <w:tab/>
+            </w:r>
+            <w:r>
+              <w:rPr>
+                <w:noProof/>
+                <w:webHidden/>
+              </w:rPr>
+              <w:fldChar w:fldCharType="begin"/>
+            </w:r>
+            <w:r>
+              <w:rPr>
+                <w:noProof/>
+                <w:webHidden/>
+              </w:rPr>
+              <w:instrText xml:space="preserve"> PAGEREF _Toc231893949 \h </w:instrText>
+            </w:r>
+            <w:r>
+              <w:rPr>
+                <w:noProof/>
+                <w:webHidden/>
+              </w:rPr>
+            </w:r>
+            <w:r>
+              <w:rPr>
+                <w:noProof/>
+                <w:webHidden/>
+              </w:rPr>
+              <w:fldChar w:fldCharType="separate"/>
+            </w:r>
+            <w:r>
+              <w:rPr>
+                <w:noProof/>
+                <w:webHidden/>
+              </w:rPr>
+              <w:t>5</w:t>
+            </w:r>
+            <w:r>
+              <w:rPr>
+                <w:noProof/>
+                <w:webHidden/>
+              </w:rPr>
+              <w:fldChar w:fldCharType="end"/>
+            </w:r>
+          </w:hyperlink>
+        </w:p>
+        <w:p>
+          <w:pPr>
+            <w:pStyle w:val="TOC2"/>
+            <w:tabs>
+              <w:tab w:val="right" w:leader="dot" w:pos="10790"/>
+            </w:tabs>
+            <w:rPr>
+              <w:rFonts w:cstheme="minorBidi"/>
+              <w:noProof/>
+              <w14:ligatures w14:val="standardContextual"/>
+            </w:rPr>
+          </w:pPr>
+          <w:hyperlink w:anchor="_Toc231893950" w:history="1">
+            <w:r>
+              <w:rPr>
+                <w:rStyle w:val="Hyperlink"/>
+                <w:noProof/>
+              </w:rPr>
+              <w:t>Which memory addresses are accessed the most?</w:t>
+            </w:r>
+            <w:r>
+              <w:rPr>
+                <w:noProof/>
+                <w:webHidden/>
+              </w:rPr>
+              <w:tab/>
+            </w:r>
+            <w:r>
+              <w:rPr>
+                <w:noProof/>
+                <w:webHidden/>
+              </w:rPr>
+              <w:fldChar w:fldCharType="begin"/>
+            </w:r>
+            <w:r>
+              <w:rPr>
+                <w:noProof/>
+                <w:webHidden/>
+              </w:rPr>
+              <w:instrText xml:space="preserve"> PAGEREF _Toc231893950 \h </w:instrText>
+            </w:r>
+            <w:r>
+              <w:rPr>
+                <w:noProof/>
+                <w:webHidden/>
+              </w:rPr>
+            </w:r>
+            <w:r>
+              <w:rPr>
+                <w:noProof/>
+                <w:webHidden/>
+              </w:rPr>
+              <w:fldChar w:fldCharType="separate"/>
+            </w:r>
+            <w:r>
+              <w:rPr>
+                <w:noProof/>
+                <w:webHidden/>
+              </w:rPr>
+              <w:t>6</w:t>
+            </w:r>
+            <w:r>
+              <w:rPr>
+                <w:noProof/>
+                <w:webHidden/>
+              </w:rPr>
+              <w:fldChar w:fldCharType="end"/>
+            </w:r>
+          </w:hyperlink>
+        </w:p>
+        <w:p>
+          <w:pPr>
+            <w:pStyle w:val="TOC2"/>
+            <w:tabs>
+              <w:tab w:val="right" w:leader="dot" w:pos="10790"/>
+            </w:tabs>
+            <w:rPr>
+              <w:rFonts w:cstheme="minorBidi"/>
+              <w:noProof/>
+              <w14:ligatures w14:val="standardContextual"/>
+            </w:rPr>
+          </w:pPr>
+          <w:hyperlink w:anchor="_Toc231893951" w:history="1">
+            <w:r>
+              <w:rPr>
+                <w:rStyle w:val="Hyperlink"/>
+                <w:noProof/>
+              </w:rPr>
+              <w:t>How is the game-loop behaving?</w:t>
+            </w:r>
+            <w:r>
+              <w:rPr>
+                <w:noProof/>
+                <w:webHidden/>
+              </w:rPr>
+              <w:tab/>
+            </w:r>
+            <w:r>
+              <w:rPr>
+                <w:noProof/>
+                <w:webHidden/>
+              </w:rPr>
+              <w:fldChar w:fldCharType="begin"/>
+            </w:r>
+            <w:r>
+              <w:rPr>
+                <w:noProof/>
+                <w:webHidden/>
+              </w:rPr>
+              <w:instrText xml:space="preserve"> PAGEREF _Toc231893951 \h </w:instrText>
+            </w:r>
+            <w:r>
+              <w:rPr>
+                <w:noProof/>
+                <w:webHidden/>
+              </w:rPr>
+            </w:r>
+            <w:r>
+              <w:rPr>
+                <w:noProof/>
+                <w:webHidden/>
+              </w:rPr>
+              <w:fldChar w:fldCharType="separate"/>
+            </w:r>
+            <w:r>
+              <w:rPr>
+                <w:noProof/>
+                <w:webHidden/>
+              </w:rPr>
+              <w:t>7</w:t>
+            </w:r>
+            <w:r>
+              <w:rPr>
+                <w:noProof/>
+                <w:webHidden/>
+              </w:rPr>
+              <w:fldChar w:fldCharType="end"/>
+            </w:r>
+          </w:hyperlink>
+        </w:p>
+        <w:p>
+          <w:pPr>
+            <w:pStyle w:val="TOC2"/>
+            <w:tabs>
+              <w:tab w:val="right" w:leader="dot" w:pos="10790"/>
+            </w:tabs>
+            <w:rPr>
+              <w:rFonts w:cstheme="minorBidi"/>
+              <w:noProof/>
+              <w14:ligatures w14:val="standardContextual"/>
+            </w:rPr>
+          </w:pPr>
+          <w:hyperlink w:anchor="_Toc231893952" w:history="1">
+            <w:r>
+              <w:rPr>
+                <w:rStyle w:val="Hyperlink"/>
+                <w:noProof/>
+              </w:rPr>
+              <w:t>What do the display frames look like?</w:t>
+            </w:r>
+            <w:r>
+              <w:rPr>
+                <w:noProof/>
+                <w:webHidden/>
+              </w:rPr>
+              <w:tab/>
+            </w:r>
+            <w:r>
+              <w:rPr>
+                <w:noProof/>
+                <w:webHidden/>
+              </w:rPr>
+              <w:fldChar w:fldCharType="begin"/>
+            </w:r>
+            <w:r>
+              <w:rPr>
+                <w:noProof/>
+                <w:webHidden/>
+              </w:rPr>
+              <w:instrText xml:space="preserve"> PAGEREF _Toc231893952 \h </w:instrText>
+            </w:r>
+            <w:r>
+              <w:rPr>
+                <w:noProof/>
+                <w:webHidden/>
+              </w:rPr>
+            </w:r>
+            <w:r>
+              <w:rPr>
+                <w:noProof/>
+                <w:webHidden/>
+              </w:rPr>
+              <w:fldChar w:fldCharType="separate"/>
+            </w:r>
+            <w:r>
+              <w:rPr>
+                <w:noProof/>
+                <w:webHidden/>
+              </w:rPr>
+              <w:t>9</w:t>
+            </w:r>
+            <w:r>
+              <w:rPr>
+                <w:noProof/>
+                <w:webHidden/>
+              </w:rPr>
+              <w:fldChar w:fldCharType="end"/>
+            </w:r>
+          </w:hyperlink>
+        </w:p>
+        <w:p>
+          <w:pPr>
+            <w:pStyle w:val="TOC2"/>
+            <w:tabs>
+              <w:tab w:val="right" w:leader="dot" w:pos="10790"/>
+            </w:tabs>
+            <w:rPr>
+              <w:rFonts w:cstheme="minorBidi"/>
+              <w:noProof/>
+              <w14:ligatures w14:val="standardContextual"/>
+            </w:rPr>
+          </w:pPr>
+          <w:hyperlink w:anchor="_Toc231893953" w:history="1">
+            <w:r>
+              <w:rPr>
+                <w:rStyle w:val="Hyperlink"/>
+                <w:noProof/>
+              </w:rPr>
+              <w:t>How does a routine’s duration fluctuate over time?</w:t>
+            </w:r>
+            <w:r>
+              <w:rPr>
+                <w:noProof/>
+                <w:webHidden/>
+              </w:rPr>
+              <w:tab/>
+            </w:r>
+            <w:r>
+              <w:rPr>
+                <w:noProof/>
+                <w:webHidden/>
+              </w:rPr>
+              <w:fldChar w:fldCharType="begin"/>
+            </w:r>
+            <w:r>
+              <w:rPr>
+                <w:noProof/>
+                <w:webHidden/>
+              </w:rPr>
+              <w:instrText xml:space="preserve"> PAGEREF _Toc231893953 \h </w:instrText>
+            </w:r>
+            <w:r>
+              <w:rPr>
+                <w:noProof/>
+                <w:webHidden/>
+              </w:rPr>
+            </w:r>
+            <w:r>
+              <w:rPr>
+                <w:noProof/>
+                <w:webHidden/>
+              </w:rPr>
+              <w:fldChar w:fldCharType="separate"/>
+            </w:r>
+            <w:r>
+              <w:rPr>
+                <w:noProof/>
+                <w:webHidden/>
+              </w:rPr>
+              <w:t>10</w:t>
+            </w:r>
+            <w:r>
+              <w:rPr>
+                <w:noProof/>
+                <w:webHidden/>
+              </w:rPr>
+              <w:fldChar w:fldCharType="end"/>
+            </w:r>
+          </w:hyperlink>
+        </w:p>
+        <w:p>
+          <w:pPr>
+            <w:pStyle w:val="TOC1"/>
+            <w:tabs>
+              <w:tab w:val="right" w:leader="dot" w:pos="10790"/>
+            </w:tabs>
+            <w:rPr>
+              <w:rFonts w:cstheme="minorBidi"/>
+              <w:noProof/>
+              <w14:ligatures w14:val="standardContextual"/>
+            </w:rPr>
+          </w:pPr>
+          <w:hyperlink w:anchor="_Toc231893954" w:history="1">
+            <w:r>
+              <w:rPr>
+                <w:rStyle w:val="Hyperlink"/>
+                <w:noProof/>
+              </w:rPr>
+              <w:t>More details …</w:t>
+            </w:r>
+            <w:r>
+              <w:rPr>
+                <w:noProof/>
+                <w:webHidden/>
+              </w:rPr>
+              <w:tab/>
+            </w:r>
+            <w:r>
+              <w:rPr>
+                <w:noProof/>
+                <w:webHidden/>
+              </w:rPr>
+              <w:fldChar w:fldCharType="begin"/>
+            </w:r>
+            <w:r>
+              <w:rPr>
+                <w:noProof/>
+                <w:webHidden/>
+              </w:rPr>
+              <w:instrText xml:space="preserve"> PAGEREF _Toc231893954 \h </w:instrText>
+            </w:r>
+            <w:r>
+              <w:rPr>
+                <w:noProof/>
+                <w:webHidden/>
+              </w:rPr>
+            </w:r>
+            <w:r>
+              <w:rPr>
+                <w:noProof/>
+                <w:webHidden/>
+              </w:rPr>
+              <w:fldChar w:fldCharType="separate"/>
+            </w:r>
+            <w:r>
+              <w:rPr>
+                <w:noProof/>
+                <w:webHidden/>
+              </w:rPr>
+              <w:t>11</w:t>
+            </w:r>
+            <w:r>
+              <w:rPr>
+                <w:noProof/>
+                <w:webHidden/>
+              </w:rPr>
+              <w:fldChar w:fldCharType="end"/>
+            </w:r>
+          </w:hyperlink>
+        </w:p>
+        <w:p>
+          <w:pPr>
+            <w:pStyle w:val="TOC2"/>
+            <w:tabs>
+              <w:tab w:val="right" w:leader="dot" w:pos="10790"/>
+            </w:tabs>
+            <w:rPr>
+              <w:rFonts w:cstheme="minorBidi"/>
+              <w:noProof/>
+              <w14:ligatures w14:val="standardContextual"/>
+            </w:rPr>
+          </w:pPr>
+          <w:hyperlink w:anchor="_Toc231893955" w:history="1">
+            <w:r>
+              <w:rPr>
+                <w:rStyle w:val="Hyperlink"/>
+                <w:noProof/>
+              </w:rPr>
+              <w:t>The code panel</w:t>
+            </w:r>
+            <w:r>
+              <w:rPr>
+                <w:noProof/>
+                <w:webHidden/>
+              </w:rPr>
+              <w:tab/>
+            </w:r>
+            <w:r>
+              <w:rPr>
+                <w:noProof/>
+                <w:webHidden/>
+              </w:rPr>
+              <w:fldChar w:fldCharType="begin"/>
+            </w:r>
+            <w:r>
+              <w:rPr>
+                <w:noProof/>
+                <w:webHidden/>
+              </w:rPr>
+              <w:instrText xml:space="preserve"> PAGEREF _Toc231893955 \h </w:instrText>
+            </w:r>
+            <w:r>
+              <w:rPr>
+                <w:noProof/>
+                <w:webHidden/>
+              </w:rPr>
+            </w:r>
+            <w:r>
+              <w:rPr>
+                <w:noProof/>
+                <w:webHidden/>
+              </w:rPr>
+              <w:fldChar w:fldCharType="separate"/>
+            </w:r>
+            <w:r>
+              <w:rPr>
+                <w:noProof/>
+                <w:webHidden/>
+              </w:rPr>
+              <w:t>11</w:t>
+            </w:r>
+            <w:r>
+              <w:rPr>
+                <w:noProof/>
+                <w:webHidden/>
+              </w:rPr>
+              <w:fldChar w:fldCharType="end"/>
+            </w:r>
+          </w:hyperlink>
+        </w:p>
+        <w:p>
+          <w:pPr>
+            <w:pStyle w:val="TOC2"/>
+            <w:tabs>
+              <w:tab w:val="right" w:leader="dot" w:pos="10790"/>
+            </w:tabs>
+            <w:rPr>
+              <w:rFonts w:cstheme="minorBidi"/>
+              <w:noProof/>
+              <w14:ligatures w14:val="standardContextual"/>
+            </w:rPr>
+          </w:pPr>
+          <w:hyperlink w:anchor="_Toc231893956" w:history="1">
+            <w:r>
+              <w:rPr>
+                <w:rStyle w:val="Hyperlink"/>
+                <w:noProof/>
+              </w:rPr>
+              <w:t>The Caller \ Callee tab</w:t>
+            </w:r>
+            <w:r>
+              <w:rPr>
+                <w:noProof/>
+                <w:webHidden/>
+              </w:rPr>
+              <w:tab/>
+            </w:r>
+            <w:r>
+              <w:rPr>
+                <w:noProof/>
+                <w:webHidden/>
+              </w:rPr>
+              <w:fldChar w:fldCharType="begin"/>
+            </w:r>
+            <w:r>
+              <w:rPr>
+                <w:noProof/>
+                <w:webHidden/>
+              </w:rPr>
+              <w:instrText xml:space="preserve"> PAGEREF _Toc231893956 \h </w:instrText>
+            </w:r>
+            <w:r>
+              <w:rPr>
+                <w:noProof/>
+                <w:webHidden/>
+              </w:rPr>
+            </w:r>
+            <w:r>
+              <w:rPr>
+                <w:noProof/>
+                <w:webHidden/>
+              </w:rPr>
+              <w:fldChar w:fldCharType="separate"/>
+            </w:r>
+            <w:r>
+              <w:rPr>
+                <w:noProof/>
+                <w:webHidden/>
+              </w:rPr>
+              <w:t>12</w:t>
+            </w:r>
+            <w:r>
+              <w:rPr>
+                <w:noProof/>
+                <w:webHidden/>
+              </w:rPr>
+              <w:fldChar w:fldCharType="end"/>
+            </w:r>
+          </w:hyperlink>
+        </w:p>
+        <w:p>
+          <w:pPr>
+            <w:pStyle w:val="TOC1"/>
+            <w:tabs>
+              <w:tab w:val="right" w:leader="dot" w:pos="10790"/>
+            </w:tabs>
+            <w:rPr>
+              <w:rFonts w:cstheme="minorBidi"/>
+              <w:noProof/>
+              <w14:ligatures w14:val="standardContextual"/>
+            </w:rPr>
+          </w:pPr>
+          <w:hyperlink w:anchor="_Toc231893957" w:history="1">
+            <w:r>
+              <w:rPr>
+                <w:rStyle w:val="Hyperlink"/>
+                <w:noProof/>
+              </w:rPr>
+              <w:t>Acknowledgements</w:t>
+            </w:r>
+            <w:r>
+              <w:rPr>
+                <w:noProof/>
+                <w:webHidden/>
+              </w:rPr>
+              <w:tab/>
+            </w:r>
+            <w:r>
+              <w:rPr>
+                <w:noProof/>
+                <w:webHidden/>
+              </w:rPr>
+              <w:fldChar w:fldCharType="begin"/>
+            </w:r>
+            <w:r>
+              <w:rPr>
+                <w:noProof/>
+                <w:webHidden/>
+              </w:rPr>
+              <w:instrText xml:space="preserve"> PAGEREF _Toc231893957 \h </w:instrText>
+            </w:r>
+            <w:r>
+              <w:rPr>
+                <w:noProof/>
+                <w:webHidden/>
+              </w:rPr>
+            </w:r>
+            <w:r>
+              <w:rPr>
+                <w:noProof/>
+                <w:webHidden/>
+              </w:rPr>
+              <w:fldChar w:fldCharType="separate"/>
+            </w:r>
+            <w:r>
+              <w:rPr>
+                <w:noProof/>
+                <w:webHidden/>
+              </w:rPr>
+              <w:t>13</w:t>
+            </w:r>
+            <w:r>
+              <w:rPr>
+                <w:noProof/>
+                <w:webHidden/>
+              </w:rPr>
+              <w:fldChar w:fldCharType="end"/>
+            </w:r>
+          </w:hyperlink>
+        </w:p>
+        <w:p>
+          <w:r>
+            <w:rPr>
+              <w:b/>
+              <w:bCs/>
+              <w:noProof/>
+            </w:rPr>
+            <w:fldChar w:fldCharType="end"/>
+          </w:r>
+        </w:p>
+      </w:sdtContent>
+    </w:sdt>
+    <w:p>
+      <w:r>
+        <w:br w:type="page"/>
+      </w:r>
+    </w:p>
+    <w:p>
+      <w:pPr>
+        <w:pStyle w:val="Heading1"/>
+      </w:pPr>
+      <w:bookmarkStart w:id="0" w:name="_Toc231893940"/>
+      <w:proofErr w:type="spellStart"/>
+      <w:r>
+        <w:lastRenderedPageBreak/>
+        <w:t>BeebPerf</w:t>
+      </w:r>
+      <w:bookmarkEnd w:id="0"/>
+      <w:proofErr w:type="spellEnd"/>
+    </w:p>
+    <w:p>
+      <w:proofErr w:type="spellStart"/>
+      <w:r>
+        <w:t>BeebPerf</w:t>
+      </w:r>
+      <w:proofErr w:type="spellEnd"/>
       <w:r>
         <w:t xml:space="preserve"> </w:t>
       </w:r>
       <w:r>
+        <w:t xml:space="preserve">is a profiling tool for the BBC Micro and Master, aimed at </w:t>
+      </w:r>
+      <w:r>
+        <w:t>programmers</w:t>
+      </w:r>
+      <w:r>
+        <w:t xml:space="preserve"> who want to improve the performance and visual quality of their </w:t>
+      </w:r>
+      <w:r>
+        <w:t>games/</w:t>
+      </w:r>
+      <w:r>
+        <w:t>programs</w:t>
+      </w:r>
+      <w:r>
+        <w:t xml:space="preserve"> written in assembly.</w:t>
+      </w:r>
+    </w:p>
+    <w:p>
+      <w:r>
+        <w:t xml:space="preserve">The profiler can help </w:t>
+      </w:r>
+      <w:r>
+        <w:t xml:space="preserve">programmers </w:t>
+      </w:r>
+      <w:r>
+        <w:t>understand…</w:t>
+      </w:r>
+    </w:p>
+    <w:p>
+      <w:pPr>
+        <w:pStyle w:val="ListParagraph"/>
+        <w:numPr>
+          <w:ilvl w:val="0"/>
+          <w:numId w:val="5"/>
+        </w:numPr>
+      </w:pPr>
+      <w:r>
+        <w:t>W</w:t>
+      </w:r>
+      <w:r>
+        <w:t>here the</w:t>
+      </w:r>
+      <w:r>
+        <w:t>ir</w:t>
+      </w:r>
+      <w:r>
+        <w:t xml:space="preserve"> code is spending most of its time</w:t>
+      </w:r>
+      <w:proofErr w:type="gramStart"/>
+      <w:r>
+        <w:t xml:space="preserve">. </w:t>
+      </w:r>
+      <w:proofErr w:type="gramEnd"/>
+      <w:r>
+        <w:t xml:space="preserve">The profiler </w:t>
+      </w:r>
+      <w:r>
+        <w:t>identifies</w:t>
+      </w:r>
+      <w:r>
         <w:t xml:space="preserve"> </w:t>
       </w:r>
       <w:r>
-        <w:t>Some sample .</w:t>
-      </w:r>
-      <w:r>
-        <w:t>p</w:t>
-      </w:r>
-      <w:r>
-        <w:t xml:space="preserve">erf files can be found in the </w:t>
+        <w:t xml:space="preserve">a </w:t>
+      </w:r>
+      <w:r>
+        <w:t xml:space="preserve">program’s </w:t>
       </w:r>
       <w:r>
         <w:rPr>
           <w:b/>
           <w:bCs/>
         </w:rPr>
-        <w:t>samples</w:t>
-      </w:r>
-      <w:r>
-        <w:t xml:space="preserve"> folder</w:t>
-      </w:r>
-      <w:r>
-        <w:t>.</w:t>
-      </w:r>
-    </w:p>
-    <w:p>
-      <w:r>
-        <w:rPr>
-          <w:rFonts w:ascii="Aptos" w:hAnsi="Aptos"/>
-          <w:color w:val="000000"/>
-        </w:rPr>
-        <w:t xml:space="preserve">Click the </w:t>
-      </w:r>
-      <w:r>
-        <w:rPr>
-          <w:rFonts w:ascii="Aptos" w:hAnsi="Aptos"/>
-          <w:b/>
-          <w:color w:val="000000"/>
-        </w:rPr>
-        <w:t>Hot Routines</w:t>
-      </w:r>
-      <w:r>
-        <w:rPr>
-          <w:rFonts w:ascii="Aptos" w:hAnsi="Aptos"/>
-          <w:color w:val="000000"/>
-        </w:rPr>
-        <w:t xml:space="preserve"> toolbar button to view routines that have the highest self-</w:t>
-      </w:r>
-      <w:r>
-        <w:rPr>
-          <w:rFonts w:ascii="Aptos" w:hAnsi="Aptos"/>
-          <w:color w:val="000000"/>
-        </w:rPr>
-        <w:t>CPU</w:t>
-      </w:r>
-      <w:r>
-        <w:rPr>
-          <w:rFonts w:ascii="Aptos" w:hAnsi="Aptos"/>
-          <w:color w:val="000000"/>
-        </w:rPr>
-        <w:t xml:space="preserve"> counts. </w:t>
-      </w:r>
-      <w:r>
-        <w:rPr>
-          <w:rFonts w:ascii="Aptos" w:hAnsi="Aptos"/>
-          <w:color w:val="000000"/>
-        </w:rPr>
-        <w:t xml:space="preserve"> </w:t>
-      </w:r>
-      <w:r>
-        <w:rPr>
-          <w:rFonts w:ascii="Aptos" w:hAnsi="Aptos"/>
-          <w:color w:val="000000"/>
-        </w:rPr>
-        <w:t>These routines account for a significant portion of execution time within the code.</w:t>
-      </w:r>
-    </w:p>
-    <w:p>
-      <w:r>
-        <w:t>Click</w:t>
-      </w:r>
-      <w:r>
-        <w:t xml:space="preserve"> </w:t>
-      </w:r>
-      <w:r>
-        <w:t xml:space="preserve">the </w:t>
+        <w:t>hot routines</w:t>
+      </w:r>
+      <w:r>
+        <w:t xml:space="preserve"> and </w:t>
       </w:r>
       <w:r>
         <w:rPr>
           <w:b/>
           <w:bCs/>
         </w:rPr>
-        <w:t>Hot Paths</w:t>
+        <w:t>call</w:t>
       </w:r>
       <w:r>
         <w:t xml:space="preserve"> </w:t>
       </w:r>
       <w:r>
-        <w:t>toolbar bu</w:t>
-      </w:r>
-      <w:r>
-        <w:t xml:space="preserve">tton to </w:t>
-      </w:r>
-      <w:r>
-        <w:t>display the program</w:t>
-      </w:r>
-      <w:r>
-        <w:t>’</w:t>
-      </w:r>
-      <w:r>
-        <w:t>s call tree, ordered by the highest total</w:t>
-      </w:r>
-      <w:r>
-        <w:t>-</w:t>
-      </w:r>
-      <w:r>
-        <w:t xml:space="preserve">CPU </w:t>
-      </w:r>
-      <w:r>
-        <w:t>count</w:t>
-      </w:r>
-      <w:r>
-        <w:t>s</w:t>
-      </w:r>
-      <w:r>
-        <w:t xml:space="preserve">. </w:t>
-      </w:r>
-      <w:r>
-        <w:t xml:space="preserve"> </w:t>
-      </w:r>
-      <w:r>
-        <w:t xml:space="preserve">These </w:t>
-      </w:r>
-      <w:r>
-        <w:t xml:space="preserve">hot </w:t>
-      </w:r>
-      <w:r>
-        <w:t>call</w:t>
-      </w:r>
-      <w:r>
-        <w:t xml:space="preserve"> </w:t>
-      </w:r>
-      <w:r>
-        <w:t xml:space="preserve">paths </w:t>
-      </w:r>
-      <w:r>
-        <w:t xml:space="preserve">account for a significant portion of the </w:t>
-      </w:r>
-      <w:r>
-        <w:t xml:space="preserve">execution </w:t>
-      </w:r>
-      <w:r>
-        <w:t>time</w:t>
-      </w:r>
-      <w:r>
-        <w:t>.</w:t>
-      </w:r>
-    </w:p>
-    <w:p>
-      <w:r>
-        <w:rPr>
-          <w:rFonts w:ascii="Aptos" w:hAnsi="Aptos"/>
-          <w:color w:val="000000"/>
-        </w:rPr>
-        <w:t xml:space="preserve">The </w:t>
-      </w:r>
-      <w:r>
-        <w:rPr>
-          <w:rFonts w:ascii="Aptos" w:hAnsi="Aptos"/>
-          <w:b/>
-          <w:color w:val="000000"/>
-        </w:rPr>
-        <w:t>Routines</w:t>
-      </w:r>
-      <w:r>
-        <w:rPr>
-          <w:rFonts w:ascii="Aptos" w:hAnsi="Aptos"/>
-          <w:color w:val="000000"/>
-        </w:rPr>
-        <w:t xml:space="preserve"> tab shows each routine independently, while the </w:t>
-      </w:r>
-      <w:r>
-        <w:rPr>
-          <w:rFonts w:ascii="Aptos" w:hAnsi="Aptos"/>
-          <w:b/>
-          <w:color w:val="000000"/>
-        </w:rPr>
-        <w:t>Call Tree</w:t>
-      </w:r>
-      <w:r>
-        <w:rPr>
-          <w:rFonts w:ascii="Aptos" w:hAnsi="Aptos"/>
-          <w:color w:val="000000"/>
-        </w:rPr>
-        <w:t xml:space="preserve"> tab displays total execution time </w:t>
-      </w:r>
-      <w:r>
-        <w:rPr>
-          <w:rFonts w:ascii="Aptos" w:hAnsi="Aptos"/>
-          <w:color w:val="000000"/>
-        </w:rPr>
-        <w:t xml:space="preserve">down the </w:t>
-      </w:r>
-      <w:r>
-        <w:rPr>
-          <w:rFonts w:ascii="Aptos" w:hAnsi="Aptos"/>
-          <w:color w:val="000000"/>
-        </w:rPr>
-        <w:t xml:space="preserve">call </w:t>
-      </w:r>
-      <w:r>
-        <w:rPr>
-          <w:rFonts w:ascii="Aptos" w:hAnsi="Aptos"/>
-          <w:color w:val="000000"/>
-        </w:rPr>
-        <w:t>tree</w:t>
-      </w:r>
-      <w:r>
-        <w:rPr>
-          <w:rFonts w:ascii="Aptos" w:hAnsi="Aptos"/>
-          <w:color w:val="000000"/>
-        </w:rPr>
-        <w:t>.</w:t>
-      </w:r>
-    </w:p>
-    <w:p>
-      <w:r>
-        <w:rPr>
-          <w:rFonts w:ascii="Aptos" w:hAnsi="Aptos"/>
-          <w:color w:val="000000"/>
-        </w:rPr>
-        <w:t xml:space="preserve">Select </w:t>
-      </w:r>
-      <w:r>
-        <w:rPr>
-          <w:rFonts w:ascii="Aptos" w:hAnsi="Aptos"/>
-          <w:color w:val="000000"/>
-        </w:rPr>
-        <w:t xml:space="preserve">a routine from any </w:t>
-      </w:r>
-      <w:r>
-        <w:rPr>
-          <w:rFonts w:ascii="Aptos" w:hAnsi="Aptos"/>
-          <w:color w:val="000000"/>
-        </w:rPr>
-        <w:t xml:space="preserve">tab </w:t>
-      </w:r>
-      <w:r>
-        <w:rPr>
-          <w:rFonts w:ascii="Aptos" w:hAnsi="Aptos"/>
-          <w:color w:val="000000"/>
-        </w:rPr>
-        <w:t xml:space="preserve">to display its executed instructions and related metrics. </w:t>
-      </w:r>
-      <w:r>
-        <w:rPr>
-          <w:rFonts w:ascii="Aptos" w:hAnsi="Aptos"/>
-          <w:color w:val="000000"/>
-        </w:rPr>
-        <w:t xml:space="preserve"> </w:t>
-      </w:r>
-      <w:r>
-        <w:rPr>
-          <w:rFonts w:ascii="Aptos" w:hAnsi="Aptos"/>
-          <w:color w:val="000000"/>
-        </w:rPr>
-        <w:t xml:space="preserve">The metrics correspond to the context in which you selected the routine. </w:t>
-      </w:r>
-      <w:r>
-        <w:rPr>
-          <w:rFonts w:ascii="Aptos" w:hAnsi="Aptos"/>
-          <w:color w:val="000000"/>
-        </w:rPr>
-        <w:t xml:space="preserve"> </w:t>
-      </w:r>
-      <w:r>
-        <w:rPr>
-          <w:rFonts w:ascii="Aptos" w:hAnsi="Aptos"/>
-          <w:color w:val="000000"/>
-        </w:rPr>
-        <w:t>The background color indicates how much time each instruction takes</w:t>
-      </w:r>
-      <w:r>
-        <w:rPr>
-          <w:rFonts w:ascii="Aptos" w:hAnsi="Aptos"/>
-          <w:color w:val="000000"/>
-        </w:rPr>
-        <w:t>, including invoked routines,</w:t>
-      </w:r>
-      <w:r>
-        <w:rPr>
-          <w:rFonts w:ascii="Aptos" w:hAnsi="Aptos"/>
-          <w:color w:val="000000"/>
-        </w:rPr>
-        <w:t xml:space="preserve"> relative to the other</w:t>
-      </w:r>
-      <w:r>
-        <w:rPr>
-          <w:rFonts w:ascii="Aptos" w:hAnsi="Aptos"/>
-          <w:color w:val="000000"/>
-        </w:rPr>
-        <w:t xml:space="preserve"> instructions </w:t>
-      </w:r>
-      <w:r>
-        <w:rPr>
-          <w:rFonts w:ascii="Aptos" w:hAnsi="Aptos"/>
-          <w:color w:val="000000"/>
-        </w:rPr>
-        <w:t>within that routine.</w:t>
-      </w:r>
-    </w:p>
-    <w:p>
-      <w:r>
-        <w:rPr>
-          <w:rFonts w:ascii="Aptos" w:hAnsi="Aptos"/>
-          <w:color w:val="000000"/>
-        </w:rPr>
-        <w:t xml:space="preserve">The </w:t>
-      </w:r>
-      <w:r>
-        <w:rPr>
-          <w:rFonts w:ascii="Aptos" w:hAnsi="Aptos"/>
+        <w:rPr>
           <w:b/>
           <w:bCs/>
-          <w:color w:val="000000"/>
-        </w:rPr>
-        <w:t>Caller / Callee</w:t>
-      </w:r>
-      <w:r>
-        <w:rPr>
-          <w:rFonts w:ascii="Aptos" w:hAnsi="Aptos"/>
+        </w:rPr>
+        <w:t>paths</w:t>
+      </w:r>
+      <w:r>
+        <w:t>, for the selected time range.</w:t>
+      </w:r>
+      <w:r>
+        <w:br/>
+      </w:r>
+      <w:r>
+        <w:rPr>
+          <w:sz w:val="10"/>
+          <w:szCs w:val="10"/>
+        </w:rPr>
+        <w:br/>
+      </w:r>
+      <w:r>
+        <w:t>Focusing optimization effects in these area</w:t>
+      </w:r>
+      <w:r>
+        <w:t>s</w:t>
+      </w:r>
+      <w:r>
+        <w:t xml:space="preserve"> </w:t>
+      </w:r>
+      <w:r>
+        <w:t>will</w:t>
+      </w:r>
+      <w:r>
+        <w:t xml:space="preserve"> likely </w:t>
+      </w:r>
+      <w:r>
+        <w:t xml:space="preserve">deliver the largest </w:t>
+      </w:r>
+      <w:proofErr w:type="gramStart"/>
+      <w:r>
+        <w:t>speed</w:t>
+      </w:r>
+      <w:r>
+        <w:t xml:space="preserve"> up</w:t>
+      </w:r>
+      <w:proofErr w:type="gramEnd"/>
+      <w:r>
+        <w:t xml:space="preserve"> improvements</w:t>
+      </w:r>
+      <w:proofErr w:type="gramStart"/>
+      <w:r>
+        <w:t>.</w:t>
+      </w:r>
+      <w:r>
+        <w:t xml:space="preserve"> </w:t>
+      </w:r>
+      <w:proofErr w:type="gramEnd"/>
+      <w:r>
+        <w:t>And better still, one can re</w:t>
+      </w:r>
+      <w:r>
+        <w:t>-</w:t>
+      </w:r>
+      <w:r>
+        <w:t xml:space="preserve">measure to understand the </w:t>
+      </w:r>
+      <w:r>
+        <w:t xml:space="preserve">actual </w:t>
+      </w:r>
+      <w:r>
+        <w:t xml:space="preserve">impact </w:t>
+      </w:r>
+      <w:r>
+        <w:t xml:space="preserve">of the </w:t>
+      </w:r>
+      <w:r>
+        <w:t>optimizations made.</w:t>
+      </w:r>
+    </w:p>
+    <w:p>
+      <w:pPr>
+        <w:pStyle w:val="ListParagraph"/>
+      </w:pPr>
+    </w:p>
+    <w:p>
+      <w:pPr>
+        <w:pStyle w:val="ListParagraph"/>
+        <w:numPr>
+          <w:ilvl w:val="0"/>
+          <w:numId w:val="5"/>
+        </w:numPr>
+      </w:pPr>
+      <w:r>
+        <w:t xml:space="preserve">Which </w:t>
+      </w:r>
+      <w:r>
+        <w:t xml:space="preserve">memory </w:t>
+      </w:r>
+      <w:r>
+        <w:t>addresses are accessed the most</w:t>
+      </w:r>
+      <w:r>
+        <w:t xml:space="preserve">, </w:t>
+      </w:r>
+      <w:r>
+        <w:t xml:space="preserve">and whether these are zero-page addresses or not, </w:t>
+      </w:r>
+      <w:r>
+        <w:t>for the selected time range.</w:t>
+      </w:r>
+      <w:r>
+        <w:br/>
+      </w:r>
+      <w:r>
+        <w:rPr>
+          <w:sz w:val="10"/>
+          <w:szCs w:val="10"/>
+        </w:rPr>
+        <w:br/>
+      </w:r>
+      <w:r>
+        <w:t>Reviewing the most frequently access</w:t>
+      </w:r>
+      <w:r>
+        <w:t>ed</w:t>
+      </w:r>
+      <w:r>
+        <w:t xml:space="preserve"> memory addresses may reveal surprises and opportunities for </w:t>
+      </w:r>
+      <w:r>
+        <w:t xml:space="preserve">optimizing how </w:t>
+      </w:r>
+      <w:r>
+        <w:t xml:space="preserve">zero-page </w:t>
+      </w:r>
+      <w:r>
+        <w:t>is used, reducing cycles and freeing up code space.</w:t>
+      </w:r>
+      <w:r>
+        <w:t xml:space="preserve"> </w:t>
+      </w:r>
+    </w:p>
+    <w:p>
+      <w:pPr>
+        <w:pStyle w:val="ListParagraph"/>
+      </w:pPr>
+    </w:p>
+    <w:p>
+      <w:pPr>
+        <w:pStyle w:val="ListParagraph"/>
+        <w:numPr>
+          <w:ilvl w:val="0"/>
+          <w:numId w:val="5"/>
+        </w:numPr>
+      </w:pPr>
+      <w:r>
+        <w:t xml:space="preserve">Whether game-loop and rendering code is aligned with v-sync, and whether there </w:t>
+      </w:r>
+      <w:r>
+        <w:t>are</w:t>
+      </w:r>
+      <w:r>
+        <w:t xml:space="preserve"> potential screen tearing</w:t>
+      </w:r>
+      <w:r>
+        <w:t xml:space="preserve"> issues.</w:t>
+      </w:r>
+      <w:r>
+        <w:br/>
+      </w:r>
+      <w:r>
+        <w:rPr>
+          <w:sz w:val="10"/>
+          <w:szCs w:val="10"/>
+        </w:rPr>
+        <w:br/>
+      </w:r>
+      <w:r>
+        <w:t>Understanding how a game-loop</w:t>
+      </w:r>
+      <w:r>
+        <w:t xml:space="preserve"> </w:t>
+      </w:r>
+      <w:r>
+        <w:t>behaves across iterations can be very useful</w:t>
+      </w:r>
+      <w:proofErr w:type="gramStart"/>
+      <w:r>
+        <w:t xml:space="preserve">. </w:t>
+      </w:r>
+      <w:proofErr w:type="gramEnd"/>
+      <w:r>
+        <w:t xml:space="preserve">The profiler can highlight and report iterations that took </w:t>
+      </w:r>
+      <w:r>
+        <w:t>longer</w:t>
+      </w:r>
+      <w:r>
+        <w:t xml:space="preserve"> than 1/50</w:t>
+      </w:r>
+      <w:r>
+        <w:rPr>
+          <w:vertAlign w:val="superscript"/>
+        </w:rPr>
+        <w:t>th</w:t>
+      </w:r>
+      <w:r>
+        <w:t xml:space="preserve"> of a second and can identify cases where the game-loop loses alignment with v-sync</w:t>
+      </w:r>
+      <w:r>
+        <w:t xml:space="preserve"> (Vertical Sync)</w:t>
+      </w:r>
+      <w:proofErr w:type="gramStart"/>
+      <w:r>
+        <w:t xml:space="preserve">. </w:t>
+      </w:r>
+      <w:proofErr w:type="gramEnd"/>
+      <w:r>
+        <w:t xml:space="preserve">It can also highlight iterations where writes to </w:t>
+      </w:r>
+      <w:r>
+        <w:t xml:space="preserve">screen memory </w:t>
+      </w:r>
+      <w:r>
+        <w:t xml:space="preserve">are not </w:t>
+      </w:r>
+      <w:r>
+        <w:t xml:space="preserve">consistently either </w:t>
+      </w:r>
+      <w:r>
+        <w:t xml:space="preserve">all </w:t>
+      </w:r>
+      <w:r>
+        <w:t>before</w:t>
+      </w:r>
+      <w:r>
+        <w:t>,</w:t>
+      </w:r>
+      <w:r>
+        <w:t xml:space="preserve"> or </w:t>
+      </w:r>
+      <w:r>
+        <w:t xml:space="preserve">all </w:t>
+      </w:r>
+      <w:r>
+        <w:t>after</w:t>
+      </w:r>
+      <w:r>
+        <w:t>,</w:t>
+      </w:r>
+      <w:r>
+        <w:t xml:space="preserve"> the CRTC’s </w:t>
+      </w:r>
+      <w:r>
+        <w:t xml:space="preserve">(Cathode Ray Tube Controler) </w:t>
+      </w:r>
+      <w:r>
+        <w:t xml:space="preserve">memory scan, </w:t>
+      </w:r>
+      <w:r>
+        <w:t xml:space="preserve">which displays the </w:t>
+      </w:r>
+      <w:r>
+        <w:t xml:space="preserve">screen </w:t>
+      </w:r>
+      <w:r>
+        <w:t>memory on a CRT</w:t>
+      </w:r>
+      <w:r>
+        <w:t xml:space="preserve"> </w:t>
+      </w:r>
+      <w:r>
+        <w:t>display.</w:t>
+      </w:r>
+    </w:p>
+    <w:p>
+      <w:pPr>
+        <w:pStyle w:val="ListParagraph"/>
+      </w:pPr>
+    </w:p>
+    <w:p>
+      <w:pPr>
+        <w:pStyle w:val="ListParagraph"/>
+        <w:numPr>
+          <w:ilvl w:val="0"/>
+          <w:numId w:val="5"/>
+        </w:numPr>
+      </w:pPr>
+      <w:r>
+        <w:t>What the program’s display frames look like</w:t>
+      </w:r>
+      <w:r>
+        <w:t xml:space="preserve"> and whether these are as expected.</w:t>
+      </w:r>
+      <w:r>
+        <w:br/>
+      </w:r>
+      <w:r>
+        <w:rPr>
+          <w:sz w:val="10"/>
+          <w:szCs w:val="10"/>
+        </w:rPr>
+        <w:br/>
+      </w:r>
+      <w:r>
+        <w:t xml:space="preserve">Examining individual display frames can be useful in identifying rendering issues </w:t>
+      </w:r>
+      <w:r>
+        <w:t>and potential bugs, as</w:t>
+      </w:r>
+      <w:r>
+        <w:t xml:space="preserve"> one can </w:t>
+      </w:r>
+      <w:r>
+        <w:t xml:space="preserve">also </w:t>
+      </w:r>
+      <w:r>
+        <w:t xml:space="preserve">review the actual executed </w:t>
+      </w:r>
+      <w:r>
+        <w:t xml:space="preserve">instructions that generated </w:t>
+      </w:r>
+      <w:r>
+        <w:t xml:space="preserve">problematic </w:t>
+      </w:r>
+      <w:r>
+        <w:t>frame</w:t>
+      </w:r>
+      <w:r>
+        <w:t>s</w:t>
+      </w:r>
+      <w:r>
+        <w:t>.</w:t>
+      </w:r>
+    </w:p>
+    <w:p>
+      <w:pPr>
+        <w:pStyle w:val="ListParagraph"/>
+      </w:pPr>
+    </w:p>
+    <w:p>
+      <w:pPr>
+        <w:pStyle w:val="ListParagraph"/>
+        <w:numPr>
+          <w:ilvl w:val="0"/>
+          <w:numId w:val="5"/>
+        </w:numPr>
+      </w:pPr>
+      <w:r>
+        <w:t xml:space="preserve">How </w:t>
+      </w:r>
+      <w:r>
+        <w:t xml:space="preserve">specific </w:t>
+      </w:r>
+      <w:r>
+        <w:t>routine</w:t>
+      </w:r>
+      <w:r>
+        <w:t xml:space="preserve"> durations change </w:t>
+      </w:r>
+      <w:r>
+        <w:t>over time</w:t>
+      </w:r>
+      <w:r>
+        <w:t>.</w:t>
+      </w:r>
+    </w:p>
+    <w:p>
+      <w:pPr>
+        <w:pStyle w:val="ListParagraph"/>
+      </w:pPr>
+      <w:r>
+        <w:rPr>
+          <w:sz w:val="10"/>
+          <w:szCs w:val="10"/>
+        </w:rPr>
+        <w:br/>
+      </w:r>
+      <w:r>
+        <w:t>Understanding how a routine’s duration varies over time can be useful in some situations</w:t>
+      </w:r>
+      <w:proofErr w:type="gramStart"/>
+      <w:r>
+        <w:t xml:space="preserve">. </w:t>
+      </w:r>
+      <w:proofErr w:type="gramEnd"/>
+      <w:r>
+        <w:t xml:space="preserve">For example, a </w:t>
+      </w:r>
+      <w:proofErr w:type="gramStart"/>
+      <w:r>
+        <w:t>sort</w:t>
+      </w:r>
+      <w:proofErr w:type="gramEnd"/>
+      <w:r>
+        <w:t xml:space="preserve"> routine </w:t>
+      </w:r>
+      <w:r>
+        <w:t xml:space="preserve">that </w:t>
+      </w:r>
+      <w:r>
+        <w:t>sort</w:t>
+      </w:r>
+      <w:r>
+        <w:t>s</w:t>
+      </w:r>
+      <w:r>
+        <w:t xml:space="preserve"> game </w:t>
+      </w:r>
+      <w:r>
+        <w:t xml:space="preserve">sprites </w:t>
+      </w:r>
+      <w:r>
+        <w:t>by their screen Y position</w:t>
+      </w:r>
+      <w:r>
+        <w:t xml:space="preserve"> may </w:t>
+      </w:r>
+      <w:r>
+        <w:t xml:space="preserve">fluctuate differently when called every sixteen frame verses </w:t>
+      </w:r>
+      <w:r>
+        <w:t xml:space="preserve">every </w:t>
+      </w:r>
+      <w:r>
+        <w:t xml:space="preserve">thirty-two </w:t>
+      </w:r>
+      <w:proofErr w:type="gramStart"/>
+      <w:r>
+        <w:t xml:space="preserve">frames. </w:t>
+      </w:r>
+      <w:proofErr w:type="gramEnd"/>
+      <w:r>
+        <w:t>Understand</w:t>
+      </w:r>
+      <w:r>
+        <w:t>ing</w:t>
+      </w:r>
+      <w:r>
+        <w:t xml:space="preserve"> the</w:t>
+      </w:r>
+      <w:r>
+        <w:t>se</w:t>
+      </w:r>
+      <w:r>
+        <w:t xml:space="preserve"> behavioral differences may help </w:t>
+      </w:r>
+      <w:proofErr w:type="gramStart"/>
+      <w:r>
+        <w:t>tune</w:t>
+      </w:r>
+      <w:proofErr w:type="gramEnd"/>
+      <w:r>
+        <w:t xml:space="preserve"> how often the routine is called.</w:t>
+      </w:r>
+    </w:p>
+    <w:p>
+      <w:pPr>
+        <w:pStyle w:val="Heading1"/>
+      </w:pPr>
+      <w:bookmarkStart w:id="1" w:name="_Toc231889080"/>
+      <w:bookmarkStart w:id="2" w:name="_Toc231893941"/>
+      <w:r>
+        <w:t>Getting started</w:t>
+      </w:r>
+      <w:bookmarkEnd w:id="1"/>
+      <w:bookmarkEnd w:id="2"/>
+    </w:p>
+    <w:p>
+      <w:r>
+        <w:t xml:space="preserve">Click on the </w:t>
+      </w:r>
+      <w:r>
+        <w:rPr>
           <w:b/>
           <w:bCs/>
-          <w:color w:val="000000"/>
-        </w:rPr>
-        <w:t xml:space="preserve"> </w:t>
-      </w:r>
-      <w:r>
-        <w:t>t</w:t>
-      </w:r>
-      <w:r>
-        <w:t xml:space="preserve">ab shows all the callees and callers of the current selected routine, with the relative proportion of execution time spent. </w:t>
-      </w:r>
-      <w:r>
-        <w:t xml:space="preserve"> </w:t>
-      </w:r>
-      <w:r>
-        <w:t>Selecting a caller or callee changes the currently selected routine.</w:t>
-      </w:r>
-    </w:p>
-    <w:p>
-      <w:r>
-        <w:rPr>
-          <w:rFonts w:ascii="Aptos" w:hAnsi="Aptos"/>
-          <w:color w:val="000000"/>
-        </w:rPr>
-        <w:t xml:space="preserve">The </w:t>
-      </w:r>
-      <w:r>
-        <w:rPr>
-          <w:rFonts w:ascii="Aptos" w:hAnsi="Aptos"/>
-          <w:b/>
-          <w:color w:val="000000"/>
-        </w:rPr>
-        <w:t>Flame Graph</w:t>
-      </w:r>
-      <w:r>
-        <w:rPr>
-          <w:rFonts w:ascii="Aptos" w:hAnsi="Aptos"/>
-          <w:color w:val="000000"/>
-        </w:rPr>
-        <w:t xml:space="preserve"> displays the program’s call tree by percentage, helping quickly identify performance bottlenecks. </w:t>
-      </w:r>
-      <w:r>
-        <w:rPr>
-          <w:rFonts w:ascii="Aptos" w:hAnsi="Aptos"/>
-          <w:color w:val="000000"/>
-        </w:rPr>
-        <w:t xml:space="preserve"> </w:t>
-      </w:r>
-      <w:r>
-        <w:rPr>
-          <w:rFonts w:ascii="Aptos" w:hAnsi="Aptos"/>
-          <w:color w:val="000000"/>
-        </w:rPr>
-        <w:t>Select a routine to zoom in or click white space to zoom out.</w:t>
-      </w:r>
-    </w:p>
-    <w:p>
-      <w:r>
-        <w:t xml:space="preserve">The </w:t>
+        </w:rPr>
+        <w:t>Open</w:t>
+      </w:r>
+      <w:r>
+        <w:t xml:space="preserve"> toolbar button to l</w:t>
+      </w:r>
+      <w:r>
+        <w:t xml:space="preserve">oad a </w:t>
       </w:r>
       <w:r>
         <w:rPr>
           <w:b/>
           <w:bCs/>
         </w:rPr>
-        <w:t>Memory</w:t>
-      </w:r>
-      <w:r>
-        <w:t xml:space="preserve"> tab displays which addresses are accessed the most. </w:t>
-      </w:r>
-      <w:r>
-        <w:t xml:space="preserve"> </w:t>
-      </w:r>
-      <w:r>
-        <w:t>The list can be filtered to just zero-page addresses.</w:t>
-      </w:r>
-      <w:r>
-        <w:t xml:space="preserve"> </w:t>
-      </w:r>
-      <w:r>
-        <w:t xml:space="preserve"> </w:t>
-      </w:r>
-      <w:r>
-        <w:t>Selecting an address displays the routines on the right</w:t>
-      </w:r>
-      <w:r>
-        <w:t>-</w:t>
-      </w:r>
-      <w:r>
-        <w:t>hand</w:t>
-      </w:r>
-      <w:r>
-        <w:t xml:space="preserve"> </w:t>
-      </w:r>
-      <w:r>
-        <w:t>side</w:t>
-      </w:r>
-      <w:r>
-        <w:t xml:space="preserve"> that contain associated code. </w:t>
-      </w:r>
-      <w:r>
-        <w:t xml:space="preserve"> </w:t>
-      </w:r>
-      <w:r>
-        <w:t>Selecting a routine shows which instructions read and write to the address, with associated metrics.</w:t>
-      </w:r>
-    </w:p>
-    <w:p>
-      <w:pPr>
-        <w:rPr>
-          <w:rFonts w:ascii="Aptos" w:hAnsi="Aptos"/>
-          <w:color w:val="000000"/>
-        </w:rPr>
-      </w:pPr>
-      <w:r>
-        <w:t xml:space="preserve">The </w:t>
+        <w:t>.perf</w:t>
+      </w:r>
+      <w:r>
+        <w:t xml:space="preserve"> file created with </w:t>
+      </w:r>
+      <w:r>
+        <w:t>an</w:t>
+      </w:r>
+      <w:r>
+        <w:t xml:space="preserve"> augmented </w:t>
+      </w:r>
+      <w:r>
+        <w:t xml:space="preserve">version of </w:t>
       </w:r>
       <w:r>
         <w:rPr>
           <w:b/>
           <w:bCs/>
         </w:rPr>
-        <w:t>Met</w:t>
+        <w:t>BeebEm</w:t>
+      </w:r>
+      <w:r>
+        <w:t xml:space="preserve"> (see </w:t>
+      </w:r>
+      <w:r>
+        <w:t>docs/BeebPerf.</w:t>
+      </w:r>
+      <w:r>
+        <w:t>doc</w:t>
+      </w:r>
+      <w:r>
+        <w:t>x</w:t>
+      </w:r>
+      <w:r>
+        <w:t>)</w:t>
+      </w:r>
+      <w:proofErr w:type="gramStart"/>
+      <w:r>
+        <w:t>.</w:t>
+      </w:r>
+      <w:r>
+        <w:t xml:space="preserve"> </w:t>
+      </w:r>
+      <w:proofErr w:type="gramEnd"/>
+      <w:r>
+        <w:t xml:space="preserve">Some sample </w:t>
       </w:r>
       <w:r>
         <w:rPr>
           <w:b/>
           <w:bCs/>
         </w:rPr>
-        <w:t>r</w:t>
+        <w:t>.</w:t>
       </w:r>
       <w:r>
         <w:rPr>
           <w:b/>
           <w:bCs/>
         </w:rPr>
-        <w:t xml:space="preserve">ics </w:t>
-      </w:r>
-      <w:r>
-        <w:t xml:space="preserve">tab </w:t>
-      </w:r>
-      <w:r>
-        <w:t>performs analysis over the program’s ‘</w:t>
-      </w:r>
-      <w:r>
-        <w:rPr>
-          <w:i/>
-          <w:iCs/>
-        </w:rPr>
-        <w:t>frames</w:t>
-      </w:r>
-      <w:r>
-        <w:t>’, where a ‘</w:t>
-      </w:r>
-      <w:r>
-        <w:rPr>
-          <w:i/>
-          <w:iCs/>
-        </w:rPr>
-        <w:t>frame</w:t>
-      </w:r>
-      <w:r>
-        <w:t>’ is defined by a code span and</w:t>
-      </w:r>
-      <w:r>
-        <w:t xml:space="preserve"> optional</w:t>
-      </w:r>
-      <w:r>
-        <w:t xml:space="preserve"> threshold.  The span can </w:t>
-      </w:r>
-      <w:r>
-        <w:t>e</w:t>
-      </w:r>
-      <w:r>
-        <w:t>ither be start and end address</w:t>
-      </w:r>
-      <w:r>
-        <w:t>es</w:t>
-      </w:r>
-      <w:r>
-        <w:t>, a routine address, or</w:t>
+        <w:t>p</w:t>
+      </w:r>
+      <w:r>
+        <w:rPr>
+          <w:b/>
+          <w:bCs/>
+        </w:rPr>
+        <w:t>erf</w:t>
+      </w:r>
+      <w:r>
+        <w:t xml:space="preserve"> files can be found in the </w:t>
+      </w:r>
+      <w:r>
+        <w:rPr>
+          <w:b/>
+          <w:bCs/>
+        </w:rPr>
+        <w:t>samples</w:t>
+      </w:r>
+      <w:r>
+        <w:t xml:space="preserve"> folder</w:t>
+      </w:r>
+      <w:r>
+        <w:t>.</w:t>
+      </w:r>
+    </w:p>
+    <w:p>
+      <w:r>
+        <w:t>Familiarize yourself with the general layout of the application.</w:t>
+      </w:r>
+    </w:p>
+    <w:p>
+      <w:pPr>
+        <w:pStyle w:val="Heading2"/>
+      </w:pPr>
+      <w:bookmarkStart w:id="3" w:name="_Toc231889081"/>
+      <w:bookmarkStart w:id="4" w:name="_Toc231893942"/>
+      <w:r>
+        <w:lastRenderedPageBreak/>
+        <w:t>The t</w:t>
+      </w:r>
+      <w:r>
+        <w:t>oolbar</w:t>
+      </w:r>
+      <w:r>
+        <w:t>…</w:t>
+      </w:r>
+      <w:bookmarkEnd w:id="3"/>
+      <w:bookmarkEnd w:id="4"/>
+    </w:p>
+    <w:p>
+      <w:pPr>
+        <w:jc w:val="center"/>
+      </w:pPr>
+      <w:r>
+        <w:rPr>
+          <w:noProof/>
+        </w:rPr>
+        <w:drawing>
+          <wp:inline distT="0" distB="0" distL="0" distR="0" wp14:anchorId="7E83E026" wp14:editId="1CDEAC64">
+            <wp:extent cx="5943600" cy="393065"/>
+            <wp:effectExtent l="0" t="0" r="0" b="6985"/>
+            <wp:docPr id="1870340626" name="Picture 1"/>
+            <wp:cNvGraphicFramePr>
+              <a:graphicFrameLocks xmlns:a="http://schemas.openxmlformats.org/drawingml/2006/main" noChangeAspect="1"/>
+            </wp:cNvGraphicFramePr>
+            <a:graphic xmlns:a="http://schemas.openxmlformats.org/drawingml/2006/main">
+              <a:graphicData uri="http://schemas.openxmlformats.org/drawingml/2006/picture">
+                <pic:pic xmlns:pic="http://schemas.openxmlformats.org/drawingml/2006/picture">
+                  <pic:nvPicPr>
+                    <pic:cNvPr id="1870340626" name="Picture 1870340626"/>
+                    <pic:cNvPicPr/>
+                  </pic:nvPicPr>
+                  <pic:blipFill>
+                    <a:blip r:embed="rId6"/>
+                    <a:stretch>
+                      <a:fillRect/>
+                    </a:stretch>
+                  </pic:blipFill>
+                  <pic:spPr>
+                    <a:xfrm>
+                      <a:off x="0" y="0"/>
+                      <a:ext cx="5943600" cy="393065"/>
+                    </a:xfrm>
+                    <a:prstGeom prst="rect">
+                      <a:avLst/>
+                    </a:prstGeom>
+                  </pic:spPr>
+                </pic:pic>
+              </a:graphicData>
+            </a:graphic>
+          </wp:inline>
+        </w:drawing>
+      </w:r>
+    </w:p>
+    <w:p>
+      <w:r>
+        <w:t xml:space="preserve">Provides access to all the common </w:t>
+      </w:r>
+      <w:r>
+        <w:t>actions</w:t>
+      </w:r>
+      <w:proofErr w:type="gramStart"/>
+      <w:r>
+        <w:t>.</w:t>
       </w:r>
       <w:r>
         <w:t xml:space="preserve"> </w:t>
       </w:r>
-      <w:r>
-        <w:t>a JSR code address.</w:t>
-      </w:r>
+      <w:proofErr w:type="gramEnd"/>
+      <w:r>
+        <w:t>We’ll explore these actions in more detail below.</w:t>
+      </w:r>
+    </w:p>
+    <w:p>
+      <w:pPr>
+        <w:pStyle w:val="Heading2"/>
+      </w:pPr>
+      <w:bookmarkStart w:id="5" w:name="_Toc231889082"/>
+      <w:bookmarkStart w:id="6" w:name="_Toc231893943"/>
+      <w:r>
+        <w:t>The timeline</w:t>
+      </w:r>
+      <w:r>
+        <w:t>…</w:t>
+      </w:r>
+      <w:bookmarkEnd w:id="5"/>
+      <w:bookmarkEnd w:id="6"/>
+    </w:p>
+    <w:p>
+      <w:pPr>
+        <w:jc w:val="center"/>
+      </w:pPr>
+      <w:r>
+        <w:rPr>
+          <w:noProof/>
+        </w:rPr>
+        <w:drawing>
+          <wp:inline distT="0" distB="0" distL="0" distR="0" wp14:anchorId="3EF840BE" wp14:editId="5105AC1E">
+            <wp:extent cx="5943600" cy="1010285"/>
+            <wp:effectExtent l="38100" t="38100" r="95250" b="94615"/>
+            <wp:docPr id="1383992795" name="Picture 1"/>
+            <wp:cNvGraphicFramePr>
+              <a:graphicFrameLocks xmlns:a="http://schemas.openxmlformats.org/drawingml/2006/main" noChangeAspect="1"/>
+            </wp:cNvGraphicFramePr>
+            <a:graphic xmlns:a="http://schemas.openxmlformats.org/drawingml/2006/main">
+              <a:graphicData uri="http://schemas.openxmlformats.org/drawingml/2006/picture">
+                <pic:pic xmlns:pic="http://schemas.openxmlformats.org/drawingml/2006/picture">
+                  <pic:nvPicPr>
+                    <pic:cNvPr id="1383992795" name=""/>
+                    <pic:cNvPicPr/>
+                  </pic:nvPicPr>
+                  <pic:blipFill>
+                    <a:blip r:embed="rId7"/>
+                    <a:stretch>
+                      <a:fillRect/>
+                    </a:stretch>
+                  </pic:blipFill>
+                  <pic:spPr>
+                    <a:xfrm>
+                      <a:off x="0" y="0"/>
+                      <a:ext cx="5943600" cy="1010285"/>
+                    </a:xfrm>
+                    <a:prstGeom prst="rect">
+                      <a:avLst/>
+                    </a:prstGeom>
+                    <a:effectLst>
+                      <a:outerShdw blurRad="50800" dist="38100" dir="2700000" algn="tl" rotWithShape="0">
+                        <a:prstClr val="black">
+                          <a:alpha val="40000"/>
+                        </a:prstClr>
+                      </a:outerShdw>
+                    </a:effectLst>
+                  </pic:spPr>
+                </pic:pic>
+              </a:graphicData>
+            </a:graphic>
+          </wp:inline>
+        </w:drawing>
+      </w:r>
+    </w:p>
+    <w:p>
+      <w:r>
+        <w:t xml:space="preserve">Allows you to select the selected analysis </w:t>
+      </w:r>
+      <w:r>
+        <w:t xml:space="preserve">time </w:t>
+      </w:r>
+      <w:r>
+        <w:t xml:space="preserve">range, </w:t>
+      </w:r>
+      <w:r>
+        <w:t>shown</w:t>
+      </w:r>
+      <w:r>
+        <w:t xml:space="preserve"> </w:t>
+      </w:r>
+      <w:r>
+        <w:t xml:space="preserve">as </w:t>
+      </w:r>
+      <w:r>
+        <w:t xml:space="preserve">a </w:t>
+      </w:r>
+      <w:r>
+        <w:t>blue bar</w:t>
+      </w:r>
+      <w:proofErr w:type="gramStart"/>
+      <w:r>
+        <w:t>.</w:t>
+      </w:r>
+      <w:r>
+        <w:t xml:space="preserve"> </w:t>
+      </w:r>
+      <w:proofErr w:type="gramEnd"/>
+      <w:r>
+        <w:t>This can be changed by dragging the end handles o</w:t>
+      </w:r>
+      <w:r>
+        <w:t>r</w:t>
+      </w:r>
+      <w:r>
+        <w:t xml:space="preserve"> clicking on the</w:t>
+      </w:r>
+      <w:r>
+        <w:rPr>
+          <w:noProof/>
+          <w:position w:val="-20"/>
+        </w:rPr>
+        <w:drawing>
+          <wp:inline distT="0" distB="0" distL="0" distR="0" wp14:anchorId="016E27B3" wp14:editId="5622A55D">
+            <wp:extent cx="201168" cy="173736"/>
+            <wp:effectExtent l="38100" t="38100" r="66040" b="93345"/>
+            <wp:docPr id="1882876124" name="Picture 1"/>
+            <wp:cNvGraphicFramePr>
+              <a:graphicFrameLocks xmlns:a="http://schemas.openxmlformats.org/drawingml/2006/main" noChangeAspect="1"/>
+            </wp:cNvGraphicFramePr>
+            <a:graphic xmlns:a="http://schemas.openxmlformats.org/drawingml/2006/main">
+              <a:graphicData uri="http://schemas.openxmlformats.org/drawingml/2006/picture">
+                <pic:pic xmlns:pic="http://schemas.openxmlformats.org/drawingml/2006/picture">
+                  <pic:nvPicPr>
+                    <pic:cNvPr id="1882876124" name=""/>
+                    <pic:cNvPicPr/>
+                  </pic:nvPicPr>
+                  <pic:blipFill>
+                    <a:blip r:embed="rId8"/>
+                    <a:stretch>
+                      <a:fillRect/>
+                    </a:stretch>
+                  </pic:blipFill>
+                  <pic:spPr>
+                    <a:xfrm>
+                      <a:off x="0" y="0"/>
+                      <a:ext cx="201168" cy="173736"/>
+                    </a:xfrm>
+                    <a:prstGeom prst="rect">
+                      <a:avLst/>
+                    </a:prstGeom>
+                    <a:effectLst>
+                      <a:outerShdw blurRad="50800" dist="38100" dir="2700000" sx="101000" sy="101000" algn="tl" rotWithShape="0">
+                        <a:prstClr val="black">
+                          <a:alpha val="40000"/>
+                        </a:prstClr>
+                      </a:outerShdw>
+                    </a:effectLst>
+                  </pic:spPr>
+                </pic:pic>
+              </a:graphicData>
+            </a:graphic>
+          </wp:inline>
+        </w:drawing>
+      </w:r>
+      <w:r>
+        <w:t>button</w:t>
+      </w:r>
+      <w:proofErr w:type="gramStart"/>
+      <w:r>
+        <w:t xml:space="preserve">. </w:t>
+      </w:r>
+      <w:proofErr w:type="gramEnd"/>
+      <w:r>
+        <w:t>The</w:t>
+      </w:r>
+      <w:r>
+        <w:t xml:space="preserve"> display frames are drawn underneath</w:t>
+      </w:r>
+      <w:proofErr w:type="gramStart"/>
+      <w:r>
+        <w:t xml:space="preserve">. </w:t>
+      </w:r>
+      <w:proofErr w:type="gramEnd"/>
+      <w:r>
+        <w:t xml:space="preserve">Toolbar buttons allow you to zoom in and out, </w:t>
+      </w:r>
+      <w:r>
+        <w:t>rescale the timeline to fit the selection, or tile the display frames</w:t>
+      </w:r>
+      <w:r>
+        <w:t xml:space="preserve"> across the window.</w:t>
+      </w:r>
+    </w:p>
+    <w:p>
+      <w:pPr>
+        <w:pStyle w:val="Heading2"/>
+      </w:pPr>
+      <w:bookmarkStart w:id="7" w:name="_Toc231889083"/>
+      <w:bookmarkStart w:id="8" w:name="_Toc231893944"/>
+      <w:r>
+        <w:t>The tabs…</w:t>
+      </w:r>
+      <w:bookmarkEnd w:id="7"/>
+      <w:bookmarkEnd w:id="8"/>
+    </w:p>
+    <w:p>
+      <w:pPr>
+        <w:jc w:val="center"/>
+      </w:pPr>
       <w:r>
         <w:rPr>
           <w:rFonts w:ascii="Aptos" w:hAnsi="Aptos"/>
+          <w:noProof/>
           <w:color w:val="000000"/>
         </w:rPr>
-        <w:t xml:space="preserve">  </w:t>
-      </w:r>
-      <w:r>
-        <w:rPr>
-          <w:rFonts w:ascii="Aptos" w:hAnsi="Aptos"/>
-          <w:color w:val="000000"/>
-        </w:rPr>
-        <w:t xml:space="preserve"> The ‘frame’ is typically configured to match the program’s game loop, with the threshold set of 1/50</w:t>
-      </w:r>
-      <w:r>
-        <w:rPr>
-          <w:rFonts w:ascii="Aptos" w:hAnsi="Aptos"/>
-          <w:color w:val="000000"/>
-          <w:vertAlign w:val="superscript"/>
-        </w:rPr>
-        <w:t>th</w:t>
-      </w:r>
-      <w:r>
-        <w:rPr>
-          <w:rFonts w:ascii="Aptos" w:hAnsi="Aptos"/>
-          <w:color w:val="000000"/>
-        </w:rPr>
-        <w:t xml:space="preserve"> of a second (40,000 cycles).</w:t>
+        <w:drawing>
+          <wp:inline distT="0" distB="0" distL="0" distR="0" wp14:anchorId="084DB7B8" wp14:editId="0EF25CF0">
+            <wp:extent cx="5943600" cy="1567180"/>
+            <wp:effectExtent l="38100" t="38100" r="95250" b="90170"/>
+            <wp:docPr id="493365819" name="Picture 1"/>
+            <wp:cNvGraphicFramePr>
+              <a:graphicFrameLocks xmlns:a="http://schemas.openxmlformats.org/drawingml/2006/main" noChangeAspect="1"/>
+            </wp:cNvGraphicFramePr>
+            <a:graphic xmlns:a="http://schemas.openxmlformats.org/drawingml/2006/main">
+              <a:graphicData uri="http://schemas.openxmlformats.org/drawingml/2006/picture">
+                <pic:pic xmlns:pic="http://schemas.openxmlformats.org/drawingml/2006/picture">
+                  <pic:nvPicPr>
+                    <pic:cNvPr id="493365819" name=""/>
+                    <pic:cNvPicPr/>
+                  </pic:nvPicPr>
+                  <pic:blipFill>
+                    <a:blip r:embed="rId9"/>
+                    <a:stretch>
+                      <a:fillRect/>
+                    </a:stretch>
+                  </pic:blipFill>
+                  <pic:spPr>
+                    <a:xfrm>
+                      <a:off x="0" y="0"/>
+                      <a:ext cx="5943600" cy="1567180"/>
+                    </a:xfrm>
+                    <a:prstGeom prst="rect">
+                      <a:avLst/>
+                    </a:prstGeom>
+                    <a:effectLst>
+                      <a:outerShdw blurRad="50800" dist="38100" dir="2700000" algn="tl" rotWithShape="0">
+                        <a:prstClr val="black">
+                          <a:alpha val="40000"/>
+                        </a:prstClr>
+                      </a:outerShdw>
+                    </a:effectLst>
+                  </pic:spPr>
+                </pic:pic>
+              </a:graphicData>
+            </a:graphic>
+          </wp:inline>
+        </w:drawing>
+      </w:r>
+    </w:p>
+    <w:p>
+      <w:r>
+        <w:t>The tabs</w:t>
+      </w:r>
+      <w:r>
+        <w:t xml:space="preserve"> provide different profiler views, allowing one to look at different aspects of the program</w:t>
+      </w:r>
+      <w:proofErr w:type="gramStart"/>
+      <w:r>
+        <w:t>.</w:t>
+      </w:r>
+      <w:r>
+        <w:t xml:space="preserve"> </w:t>
+      </w:r>
+      <w:proofErr w:type="gramEnd"/>
+      <w:r>
+        <w:t xml:space="preserve">We’ll look at </w:t>
+      </w:r>
+      <w:r>
+        <w:t>each ta</w:t>
+      </w:r>
+      <w:r>
+        <w:t>b</w:t>
+      </w:r>
+      <w:r>
+        <w:t xml:space="preserve"> </w:t>
+      </w:r>
+      <w:r>
+        <w:t>in more detail later, but for n</w:t>
+      </w:r>
+      <w:r>
+        <w:t>ow, understanding some of the terminology will be useful.</w:t>
       </w:r>
     </w:p>
     <w:p>
       <w:pPr>
         <w:pStyle w:val="Heading3"/>
       </w:pPr>
-      <w:r>
-        <w:lastRenderedPageBreak/>
-        <w:t>Routine</w:t>
-      </w:r>
-      <w:r>
-        <w:t xml:space="preserve"> </w:t>
-      </w:r>
-      <w:r>
-        <w:t>metrics</w:t>
-      </w:r>
-      <w:r>
-        <w:t>:</w:t>
-      </w:r>
+      <w:bookmarkStart w:id="9" w:name="_Toc231889084"/>
+      <w:bookmarkStart w:id="10" w:name="_Toc231893945"/>
+      <w:r>
+        <w:t xml:space="preserve">Common </w:t>
+      </w:r>
+      <w:r>
+        <w:t xml:space="preserve">routine related </w:t>
+      </w:r>
+      <w:r>
+        <w:t>terms</w:t>
+      </w:r>
+      <w:bookmarkEnd w:id="9"/>
+      <w:bookmarkEnd w:id="10"/>
     </w:p>
     <w:tbl>
       <w:tblPr>
         <w:tblStyle w:val="TableGrid"/>
-        <w:tblW w:w="9828" w:type="dxa"/>
+        <w:tblW w:w="10885" w:type="dxa"/>
         <w:tblLook w:val="04A0" w:firstRow="1" w:lastRow="0" w:firstColumn="1" w:lastColumn="0" w:noHBand="0" w:noVBand="1"/>
       </w:tblPr>
       <w:tblGrid>
-        <w:gridCol w:w="3192"/>
-        <w:gridCol w:w="6636"/>
+        <w:gridCol w:w="1975"/>
+        <w:gridCol w:w="8910"/>
       </w:tblGrid>
       <w:tr>
         <w:tc>
           <w:tcPr>
-            <w:tcW w:w="3192" w:type="dxa"/>
+            <w:tcW w:w="1975" w:type="dxa"/>
           </w:tcPr>
           <w:p>
             <w:pPr>
@@ -656,19 +2504,12 @@
                 <w:bCs/>
               </w:rPr>
               <w:t>Term</w:t>
-            </w:r>
-            <w:r>
-              <w:rPr>
-                <w:b/>
-                <w:bCs/>
-              </w:rPr>
-              <w:t>inology</w:t>
             </w:r>
           </w:p>
         </w:tc>
         <w:tc>
           <w:tcPr>
-            <w:tcW w:w="6636" w:type="dxa"/>
+            <w:tcW w:w="8910" w:type="dxa"/>
           </w:tcPr>
           <w:p>
             <w:pPr>
@@ -690,21 +2531,44 @@
       <w:tr>
         <w:tc>
           <w:tcPr>
-            <w:tcW w:w="3192" w:type="dxa"/>
+            <w:tcW w:w="1975" w:type="dxa"/>
           </w:tcPr>
           <w:p>
             <w:r>
-              <w:t>Total CPU</w:t>
+              <w:t>Self CPU</w:t>
             </w:r>
           </w:p>
         </w:tc>
         <w:tc>
           <w:tcPr>
-            <w:tcW w:w="6636" w:type="dxa"/>
+            <w:tcW w:w="8910" w:type="dxa"/>
           </w:tcPr>
           <w:p>
             <w:r>
-              <w:t>The number of cycles spent inside a routine, plus all those spent in called routines, and routines that they call, and so on.</w:t>
+              <w:t>The n</w:t>
+            </w:r>
+            <w:r>
+              <w:t xml:space="preserve">umber of cycles spent executing instructions within </w:t>
+            </w:r>
+            <w:r>
+              <w:t xml:space="preserve">the </w:t>
+            </w:r>
+            <w:r>
+              <w:t>routine</w:t>
+            </w:r>
+            <w:r>
+              <w:t xml:space="preserve"> itself</w:t>
+            </w:r>
+            <w:proofErr w:type="gramStart"/>
+            <w:r>
+              <w:t>.</w:t>
+            </w:r>
+            <w:r>
+              <w:t xml:space="preserve"> </w:t>
+            </w:r>
+            <w:proofErr w:type="gramEnd"/>
+            <w:r>
+              <w:t>Excludes cycles spent in other routines and interrupt code.</w:t>
             </w:r>
           </w:p>
         </w:tc>
@@ -712,21 +2576,44 @@
       <w:tr>
         <w:tc>
           <w:tcPr>
-            <w:tcW w:w="3192" w:type="dxa"/>
+            <w:tcW w:w="1975" w:type="dxa"/>
           </w:tcPr>
           <w:p>
             <w:r>
-              <w:t>Self CPU</w:t>
+              <w:t>Total CPU</w:t>
             </w:r>
           </w:p>
         </w:tc>
         <w:tc>
           <w:tcPr>
-            <w:tcW w:w="6636" w:type="dxa"/>
+            <w:tcW w:w="8910" w:type="dxa"/>
           </w:tcPr>
           <w:p>
             <w:r>
-              <w:t>The number of cycles spent inside a routine itself.</w:t>
+              <w:t>The n</w:t>
+            </w:r>
+            <w:r>
+              <w:t>umber of cycles spent executing instructions within the routine, and any routines it invokes directly or indirectly, from JSR’s, tail-calls, and/or fall-throughs.</w:t>
+            </w:r>
+          </w:p>
+          <w:p>
+            <w:r>
+              <w:t>Excludes the cycles spent executing interrupt code during the execution of the routine.</w:t>
+            </w:r>
+          </w:p>
+          <w:p>
+            <w:pPr>
+              <w:rPr>
+                <w:b/>
+                <w:bCs/>
+              </w:rPr>
+            </w:pPr>
+            <w:r>
+              <w:rPr>
+                <w:b/>
+                <w:bCs/>
+              </w:rPr>
+              <w:t>Total CPU &gt;= Self CPU</w:t>
             </w:r>
           </w:p>
         </w:tc>
@@ -734,24 +2621,24 @@
       <w:tr>
         <w:tc>
           <w:tcPr>
-            <w:tcW w:w="3192" w:type="dxa"/>
+            <w:tcW w:w="1975" w:type="dxa"/>
           </w:tcPr>
           <w:p>
             <w:r>
-              <w:t>Interrupt</w:t>
-            </w:r>
-            <w:r>
-              <w:t xml:space="preserve"> CPU</w:t>
+              <w:t>Interrupt CPU</w:t>
             </w:r>
           </w:p>
         </w:tc>
         <w:tc>
           <w:tcPr>
-            <w:tcW w:w="6636" w:type="dxa"/>
+            <w:tcW w:w="8910" w:type="dxa"/>
           </w:tcPr>
           <w:p>
             <w:r>
-              <w:t>The total CPU cycle count spent servicing interrupts.</w:t>
+              <w:t>The n</w:t>
+            </w:r>
+            <w:r>
+              <w:t>umber of cycles spent executing interrupt code during the execution of the routine.</w:t>
             </w:r>
           </w:p>
         </w:tc>
@@ -759,30 +2646,54 @@
       <w:tr>
         <w:tc>
           <w:tcPr>
-            <w:tcW w:w="3192" w:type="dxa"/>
+            <w:tcW w:w="1975" w:type="dxa"/>
           </w:tcPr>
           <w:p>
             <w:r>
+              <w:lastRenderedPageBreak/>
               <w:t>Elapsed CPU</w:t>
             </w:r>
           </w:p>
         </w:tc>
         <w:tc>
           <w:tcPr>
-            <w:tcW w:w="6636" w:type="dxa"/>
+            <w:tcW w:w="8910" w:type="dxa"/>
           </w:tcPr>
           <w:p>
             <w:r>
-              <w:t>The total CPU cycle count plus all the cycles spent servicing interrupts</w:t>
-            </w:r>
-            <w:r>
-              <w:t xml:space="preserve">.  </w:t>
-            </w:r>
-            <w:r>
-              <w:t>Elapsed CPU = Total CPU + Interrupt</w:t>
-            </w:r>
-            <w:r>
-              <w:t xml:space="preserve"> CPU</w:t>
+              <w:t>The n</w:t>
+            </w:r>
+            <w:r>
+              <w:t>umber of cycles spent executing instructions within the routine, or any routines it invokes directly or indirectly, from JSR’s, tail-calls, and/or fall-throughs</w:t>
+            </w:r>
+            <w:r>
+              <w:t xml:space="preserve">, plus the </w:t>
+            </w:r>
+            <w:r>
+              <w:t xml:space="preserve">cycles spent executing </w:t>
+            </w:r>
+            <w:proofErr w:type="gramStart"/>
+            <w:r>
+              <w:t>interrupt</w:t>
+            </w:r>
+            <w:proofErr w:type="gramEnd"/>
+            <w:r>
+              <w:t xml:space="preserve"> code.</w:t>
+            </w:r>
+          </w:p>
+          <w:p>
+            <w:pPr>
+              <w:rPr>
+                <w:b/>
+                <w:bCs/>
+              </w:rPr>
+            </w:pPr>
+            <w:r>
+              <w:rPr>
+                <w:b/>
+                <w:bCs/>
+              </w:rPr>
+              <w:t>Elapsed CPU = Total CPU + Interrupt CPU</w:t>
             </w:r>
           </w:p>
         </w:tc>
@@ -790,83 +2701,27 @@
       <w:tr>
         <w:tc>
           <w:tcPr>
-            <w:tcW w:w="3192" w:type="dxa"/>
+            <w:tcW w:w="1975" w:type="dxa"/>
           </w:tcPr>
           <w:p>
             <w:r>
-              <w:t>Execution Count</w:t>
+              <w:t>Execution count</w:t>
             </w:r>
           </w:p>
         </w:tc>
         <w:tc>
           <w:tcPr>
-            <w:tcW w:w="6636" w:type="dxa"/>
+            <w:tcW w:w="8910" w:type="dxa"/>
           </w:tcPr>
           <w:p>
             <w:r>
-              <w:t>The number of times the routine was invoked</w:t>
-            </w:r>
-          </w:p>
-        </w:tc>
-      </w:tr>
-    </w:tbl>
-    <w:p/>
-    <w:p>
-      <w:pPr>
-        <w:pStyle w:val="Heading3"/>
-      </w:pPr>
-      <w:r>
-        <w:t>Instruction metrics:</w:t>
-      </w:r>
-    </w:p>
-    <w:tbl>
-      <w:tblPr>
-        <w:tblStyle w:val="TableGrid"/>
-        <w:tblW w:w="9828" w:type="dxa"/>
-        <w:tblLook w:val="04A0" w:firstRow="1" w:lastRow="0" w:firstColumn="1" w:lastColumn="0" w:noHBand="0" w:noVBand="1"/>
-      </w:tblPr>
-      <w:tblGrid>
-        <w:gridCol w:w="3192"/>
-        <w:gridCol w:w="6636"/>
-      </w:tblGrid>
-      <w:tr>
-        <w:tc>
-          <w:tcPr>
-            <w:tcW w:w="3192" w:type="dxa"/>
-          </w:tcPr>
-          <w:p>
-            <w:pPr>
-              <w:rPr>
-                <w:b/>
-                <w:bCs/>
-              </w:rPr>
-            </w:pPr>
-            <w:r>
-              <w:rPr>
-                <w:b/>
-                <w:bCs/>
-              </w:rPr>
-              <w:t>Terminology</w:t>
-            </w:r>
-          </w:p>
-        </w:tc>
-        <w:tc>
-          <w:tcPr>
-            <w:tcW w:w="6636" w:type="dxa"/>
-          </w:tcPr>
-          <w:p>
-            <w:pPr>
-              <w:rPr>
-                <w:b/>
-                <w:bCs/>
-              </w:rPr>
-            </w:pPr>
-            <w:r>
-              <w:rPr>
-                <w:b/>
-                <w:bCs/>
-              </w:rPr>
-              <w:t>Description</w:t>
+              <w:t xml:space="preserve">The number of times the routine was </w:t>
+            </w:r>
+            <w:r>
+              <w:t>called/</w:t>
+            </w:r>
+            <w:r>
+              <w:t>invoked</w:t>
             </w:r>
           </w:p>
         </w:tc>
@@ -874,26 +2729,118 @@
       <w:tr>
         <w:tc>
           <w:tcPr>
-            <w:tcW w:w="3192" w:type="dxa"/>
+            <w:tcW w:w="1975" w:type="dxa"/>
           </w:tcPr>
           <w:p>
             <w:r>
-              <w:t>Reads from &lt;address&gt; &amp;</w:t>
-            </w:r>
-          </w:p>
-          <w:p>
-            <w:r>
-              <w:t>Writes to &lt;address&gt;</w:t>
+              <w:t>Tail Call</w:t>
             </w:r>
           </w:p>
         </w:tc>
         <w:tc>
           <w:tcPr>
-            <w:tcW w:w="6636" w:type="dxa"/>
+            <w:tcW w:w="8910" w:type="dxa"/>
           </w:tcPr>
           <w:p>
             <w:r>
-              <w:t>These columns are shown when a routine is selected within the Memory Tab’s right-hand panel.  The columns show the number of times the instruction read or wrote to the selected address.</w:t>
+              <w:t xml:space="preserve">A </w:t>
+            </w:r>
+            <w:r>
+              <w:rPr>
+                <w:b/>
+                <w:bCs/>
+              </w:rPr>
+              <w:t>tail call</w:t>
+            </w:r>
+            <w:r>
+              <w:t xml:space="preserve"> is a JMP or branch instruction that jumps to another routine</w:t>
+            </w:r>
+            <w:proofErr w:type="gramStart"/>
+            <w:r>
+              <w:t xml:space="preserve">. </w:t>
+            </w:r>
+            <w:proofErr w:type="gramEnd"/>
+            <w:r>
+              <w:t xml:space="preserve">For a JMP, it’s equivalent to a </w:t>
+            </w:r>
+            <w:r>
+              <w:rPr>
+                <w:b/>
+                <w:bCs/>
+              </w:rPr>
+              <w:t xml:space="preserve">JSR </w:t>
+            </w:r>
+            <w:proofErr w:type="gramStart"/>
+            <w:r>
+              <w:rPr>
+                <w:b/>
+                <w:bCs/>
+                <w:i/>
+                <w:iCs/>
+              </w:rPr>
+              <w:t>routine</w:t>
+            </w:r>
+            <w:r>
+              <w:rPr>
+                <w:b/>
+                <w:bCs/>
+              </w:rPr>
+              <w:t xml:space="preserve"> :</w:t>
+            </w:r>
+            <w:proofErr w:type="gramEnd"/>
+            <w:r>
+              <w:rPr>
+                <w:b/>
+                <w:bCs/>
+              </w:rPr>
+              <w:t xml:space="preserve"> RTN</w:t>
+            </w:r>
+            <w:r>
+              <w:t xml:space="preserve">, but </w:t>
+            </w:r>
+            <w:r>
+              <w:t>uses less cycles and code bytes</w:t>
+            </w:r>
+            <w:proofErr w:type="gramStart"/>
+            <w:r>
+              <w:t xml:space="preserve">. </w:t>
+            </w:r>
+            <w:proofErr w:type="gramEnd"/>
+            <w:r>
+              <w:t xml:space="preserve">For a branch it’s an optimized way to perform conditional </w:t>
+            </w:r>
+            <w:r>
+              <w:rPr>
+                <w:b/>
+                <w:bCs/>
+              </w:rPr>
+              <w:t xml:space="preserve">JSR </w:t>
+            </w:r>
+            <w:r>
+              <w:rPr>
+                <w:b/>
+                <w:bCs/>
+                <w:i/>
+                <w:iCs/>
+              </w:rPr>
+              <w:t>routine</w:t>
+            </w:r>
+            <w:r>
+              <w:rPr>
+                <w:b/>
+                <w:bCs/>
+              </w:rPr>
+              <w:t>: RTS</w:t>
+            </w:r>
+            <w:r>
+              <w:rPr>
+                <w:b/>
+                <w:bCs/>
+              </w:rPr>
+              <w:t xml:space="preserve"> </w:t>
+            </w:r>
+            <w:r>
+              <w:t>code.</w:t>
             </w:r>
           </w:p>
         </w:tc>
@@ -901,21 +2848,2429 @@
       <w:tr>
         <w:tc>
           <w:tcPr>
-            <w:tcW w:w="3192" w:type="dxa"/>
+            <w:tcW w:w="1975" w:type="dxa"/>
           </w:tcPr>
           <w:p>
             <w:r>
-              <w:t>Tail Call</w:t>
+              <w:t>Fall through</w:t>
             </w:r>
           </w:p>
         </w:tc>
         <w:tc>
           <w:tcPr>
-            <w:tcW w:w="6636" w:type="dxa"/>
+            <w:tcW w:w="8910" w:type="dxa"/>
           </w:tcPr>
           <w:p>
             <w:r>
-              <w:t>Shows whether a jump or branch instruction is a tail call, where a tail call passes execution to another routine.</w:t>
+              <w:t xml:space="preserve">A </w:t>
+            </w:r>
+            <w:r>
+              <w:rPr>
+                <w:b/>
+                <w:bCs/>
+              </w:rPr>
+              <w:t>fall-though</w:t>
+            </w:r>
+            <w:r>
+              <w:t xml:space="preserve"> is where a routine does not return, and execution falls through the end of the routine to the next routine</w:t>
+            </w:r>
+            <w:r>
+              <w:t xml:space="preserve"> in memory.</w:t>
+            </w:r>
+          </w:p>
+        </w:tc>
+      </w:tr>
+    </w:tbl>
+    <w:p>
+      <w:pPr>
+        <w:pStyle w:val="Heading2"/>
+      </w:pPr>
+      <w:bookmarkStart w:id="11" w:name="_Toc231889085"/>
+      <w:bookmarkStart w:id="12" w:name="_Toc231893946"/>
+      <w:r>
+        <w:t>The code</w:t>
+      </w:r>
+      <w:r>
+        <w:t>…</w:t>
+      </w:r>
+      <w:bookmarkEnd w:id="11"/>
+      <w:bookmarkEnd w:id="12"/>
+    </w:p>
+    <w:p>
+      <w:pPr>
+        <w:jc w:val="center"/>
+      </w:pPr>
+      <w:r>
+        <w:rPr>
+          <w:noProof/>
+        </w:rPr>
+        <w:drawing>
+          <wp:inline distT="0" distB="0" distL="0" distR="0" wp14:anchorId="71838B38" wp14:editId="4AF729FE">
+            <wp:extent cx="5943600" cy="2090420"/>
+            <wp:effectExtent l="38100" t="38100" r="95250" b="100330"/>
+            <wp:docPr id="1175217830" name="Picture 1"/>
+            <wp:cNvGraphicFramePr>
+              <a:graphicFrameLocks xmlns:a="http://schemas.openxmlformats.org/drawingml/2006/main" noChangeAspect="1"/>
+            </wp:cNvGraphicFramePr>
+            <a:graphic xmlns:a="http://schemas.openxmlformats.org/drawingml/2006/main">
+              <a:graphicData uri="http://schemas.openxmlformats.org/drawingml/2006/picture">
+                <pic:pic xmlns:pic="http://schemas.openxmlformats.org/drawingml/2006/picture">
+                  <pic:nvPicPr>
+                    <pic:cNvPr id="1175217830" name=""/>
+                    <pic:cNvPicPr/>
+                  </pic:nvPicPr>
+                  <pic:blipFill>
+                    <a:blip r:embed="rId10"/>
+                    <a:stretch>
+                      <a:fillRect/>
+                    </a:stretch>
+                  </pic:blipFill>
+                  <pic:spPr>
+                    <a:xfrm>
+                      <a:off x="0" y="0"/>
+                      <a:ext cx="5943600" cy="2090420"/>
+                    </a:xfrm>
+                    <a:prstGeom prst="rect">
+                      <a:avLst/>
+                    </a:prstGeom>
+                    <a:effectLst>
+                      <a:outerShdw blurRad="50800" dist="38100" dir="2700000" algn="tl" rotWithShape="0">
+                        <a:prstClr val="black">
+                          <a:alpha val="40000"/>
+                        </a:prstClr>
+                      </a:outerShdw>
+                    </a:effectLst>
+                  </pic:spPr>
+                </pic:pic>
+              </a:graphicData>
+            </a:graphic>
+          </wp:inline>
+        </w:drawing>
+      </w:r>
+    </w:p>
+    <w:p>
+      <w:r>
+        <w:t>The code panel shows the executed instructions of the currently selected routine</w:t>
+      </w:r>
+      <w:proofErr w:type="gramStart"/>
+      <w:r>
+        <w:t>.</w:t>
+      </w:r>
+      <w:r>
+        <w:t xml:space="preserve"> </w:t>
+      </w:r>
+      <w:proofErr w:type="gramEnd"/>
+      <w:r>
+        <w:t>We’ll give more details on this later</w:t>
+      </w:r>
+      <w:r>
+        <w:t>, but for now notice how tail calls and fall throughs are shown.</w:t>
+      </w:r>
+    </w:p>
+    <w:p>
+      <w:pPr>
+        <w:pStyle w:val="Heading2"/>
+      </w:pPr>
+      <w:bookmarkStart w:id="13" w:name="_Toc231889086"/>
+      <w:bookmarkStart w:id="14" w:name="_Toc231893947"/>
+      <w:r>
+        <w:t>Labels…</w:t>
+      </w:r>
+      <w:bookmarkEnd w:id="13"/>
+      <w:bookmarkEnd w:id="14"/>
+    </w:p>
+    <w:p>
+      <w:r>
+        <w:t xml:space="preserve">Labels play a vital role in helping one understand </w:t>
+      </w:r>
+      <w:r>
+        <w:t xml:space="preserve">the </w:t>
+      </w:r>
+      <w:r>
+        <w:t>code</w:t>
+      </w:r>
+      <w:proofErr w:type="gramStart"/>
+      <w:r>
+        <w:t xml:space="preserve">. </w:t>
+      </w:r>
+      <w:proofErr w:type="gramEnd"/>
+      <w:r>
+        <w:t>Without them, one just sees plain addresses.</w:t>
+      </w:r>
+    </w:p>
+    <w:p>
+      <w:r>
+        <w:t xml:space="preserve">In situations where </w:t>
+      </w:r>
+      <w:r>
+        <w:rPr>
+          <w:b/>
+          <w:bCs/>
+        </w:rPr>
+        <w:t>.perf</w:t>
+      </w:r>
+      <w:r>
+        <w:t xml:space="preserve"> files don’t have embedded labels (the sample </w:t>
+      </w:r>
+      <w:r>
+        <w:rPr>
+          <w:b/>
+          <w:bCs/>
+        </w:rPr>
+        <w:t>.perf</w:t>
+      </w:r>
+      <w:r>
+        <w:t xml:space="preserve"> file</w:t>
+      </w:r>
+      <w:r>
+        <w:t>s</w:t>
+      </w:r>
+      <w:r>
+        <w:t xml:space="preserve"> have embedded labels), labels can be imported </w:t>
+      </w:r>
+      <w:r>
+        <w:t>(side</w:t>
+      </w:r>
+      <w:r>
+        <w:t>-</w:t>
+      </w:r>
+      <w:r>
+        <w:t xml:space="preserve">loaded) </w:t>
+      </w:r>
+      <w:r>
+        <w:t xml:space="preserve">using the </w:t>
+      </w:r>
+      <w:r>
+        <w:rPr>
+          <w:b/>
+          <w:bCs/>
+        </w:rPr>
+        <w:t>Labels</w:t>
+      </w:r>
+      <w:r>
+        <w:t xml:space="preserve"> dialog, </w:t>
+      </w:r>
+      <w:r>
+        <w:t xml:space="preserve">which </w:t>
+      </w:r>
+      <w:r>
+        <w:t xml:space="preserve">shown by clicking on the toolbar </w:t>
+      </w:r>
+      <w:r>
+        <w:rPr>
+          <w:b/>
+          <w:bCs/>
+        </w:rPr>
+        <w:t>Labels</w:t>
+      </w:r>
+      <w:r>
+        <w:t xml:space="preserve"> button.</w:t>
+      </w:r>
+    </w:p>
+    <w:p>
+      <w:r>
+        <w:t xml:space="preserve">Note that labels are also automatically loaded </w:t>
+      </w:r>
+      <w:r>
+        <w:t xml:space="preserve">and shown </w:t>
+      </w:r>
+      <w:r>
+        <w:t>for MOS 1.2 and 2.0</w:t>
+      </w:r>
+      <w:r>
+        <w:t xml:space="preserve"> code.</w:t>
+      </w:r>
+    </w:p>
+    <w:p>
+      <w:pPr>
+        <w:jc w:val="center"/>
+      </w:pPr>
+      <w:r>
+        <w:rPr>
+          <w:noProof/>
+        </w:rPr>
+        <w:drawing>
+          <wp:inline distT="0" distB="0" distL="0" distR="0" wp14:anchorId="7401EE0C" wp14:editId="041C137F">
+            <wp:extent cx="3076986" cy="1389159"/>
+            <wp:effectExtent l="38100" t="38100" r="85725" b="97155"/>
+            <wp:docPr id="1780473565" name="Picture 1"/>
+            <wp:cNvGraphicFramePr>
+              <a:graphicFrameLocks xmlns:a="http://schemas.openxmlformats.org/drawingml/2006/main" noChangeAspect="1"/>
+            </wp:cNvGraphicFramePr>
+            <a:graphic xmlns:a="http://schemas.openxmlformats.org/drawingml/2006/main">
+              <a:graphicData uri="http://schemas.openxmlformats.org/drawingml/2006/picture">
+                <pic:pic xmlns:pic="http://schemas.openxmlformats.org/drawingml/2006/picture">
+                  <pic:nvPicPr>
+                    <pic:cNvPr id="600874618" name=""/>
+                    <pic:cNvPicPr/>
+                  </pic:nvPicPr>
+                  <pic:blipFill>
+                    <a:blip r:embed="rId11"/>
+                    <a:stretch>
+                      <a:fillRect/>
+                    </a:stretch>
+                  </pic:blipFill>
+                  <pic:spPr>
+                    <a:xfrm>
+                      <a:off x="0" y="0"/>
+                      <a:ext cx="3169638" cy="1430988"/>
+                    </a:xfrm>
+                    <a:prstGeom prst="rect">
+                      <a:avLst/>
+                    </a:prstGeom>
+                    <a:effectLst>
+                      <a:outerShdw blurRad="50800" dist="38100" dir="2700000" algn="tl" rotWithShape="0">
+                        <a:prstClr val="black">
+                          <a:alpha val="40000"/>
+                        </a:prstClr>
+                      </a:outerShdw>
+                    </a:effectLst>
+                  </pic:spPr>
+                </pic:pic>
+              </a:graphicData>
+            </a:graphic>
+          </wp:inline>
+        </w:drawing>
+      </w:r>
+    </w:p>
+    <w:p>
+      <w:r>
+        <w:t xml:space="preserve">If you are working on multiple </w:t>
+      </w:r>
+      <w:r>
+        <w:t>projects,</w:t>
+      </w:r>
+      <w:r>
+        <w:t xml:space="preserve"> you can have </w:t>
+      </w:r>
+      <w:r>
+        <w:t xml:space="preserve">multiple </w:t>
+      </w:r>
+      <w:r>
+        <w:t xml:space="preserve">labels </w:t>
+      </w:r>
+      <w:r>
+        <w:t xml:space="preserve">files </w:t>
+      </w:r>
+      <w:r>
+        <w:t xml:space="preserve">loaded and </w:t>
+      </w:r>
+      <w:r>
+        <w:t xml:space="preserve">choose which ones you would like </w:t>
+      </w:r>
+      <w:proofErr w:type="gramStart"/>
+      <w:r>
+        <w:t>enable</w:t>
+      </w:r>
+      <w:r>
+        <w:t>d</w:t>
+      </w:r>
+      <w:proofErr w:type="gramEnd"/>
+      <w:r>
+        <w:t xml:space="preserve"> or </w:t>
+      </w:r>
+      <w:r>
+        <w:t>active</w:t>
+      </w:r>
+      <w:proofErr w:type="gramStart"/>
+      <w:r>
+        <w:t>.</w:t>
+      </w:r>
+      <w:r>
+        <w:t xml:space="preserve"> </w:t>
+      </w:r>
+      <w:proofErr w:type="gramEnd"/>
+      <w:r>
+        <w:t>The list of imported label files persists across application session</w:t>
+      </w:r>
+      <w:r>
+        <w:t>s</w:t>
+      </w:r>
+      <w:r>
+        <w:t>.</w:t>
+      </w:r>
+    </w:p>
+    <w:p>
+      <w:r>
+        <w:lastRenderedPageBreak/>
+        <w:t xml:space="preserve">Labels can be imported from label files created using </w:t>
+      </w:r>
+      <w:r>
+        <w:rPr>
+          <w:b/>
+          <w:bCs/>
+        </w:rPr>
+        <w:t>BeebAsm.exe</w:t>
+      </w:r>
+      <w:r>
+        <w:t xml:space="preserve"> </w:t>
+      </w:r>
+      <w:r>
+        <w:rPr>
+          <w:b/>
+          <w:bCs/>
+        </w:rPr>
+        <w:t>-labels</w:t>
+      </w:r>
+      <w:r>
+        <w:t xml:space="preserve"> </w:t>
+      </w:r>
+      <w:r>
+        <w:rPr>
+          <w:b/>
+          <w:bCs/>
+        </w:rPr>
+        <w:t>&lt;file&gt;</w:t>
+      </w:r>
+      <w:r>
+        <w:t xml:space="preserve"> command-line option, or </w:t>
+      </w:r>
+      <w:r>
+        <w:t xml:space="preserve">from </w:t>
+      </w:r>
+      <w:r>
+        <w:t xml:space="preserve">assembler listing files created </w:t>
+      </w:r>
+      <w:r>
+        <w:t xml:space="preserve">with </w:t>
+      </w:r>
+      <w:r>
+        <w:rPr>
+          <w:b/>
+          <w:bCs/>
+        </w:rPr>
+        <w:t>BeebAsm</w:t>
+      </w:r>
+      <w:r>
+        <w:t xml:space="preserve">, </w:t>
+      </w:r>
+      <w:r>
+        <w:rPr>
+          <w:b/>
+          <w:bCs/>
+        </w:rPr>
+        <w:t>Baron</w:t>
+      </w:r>
+      <w:r>
+        <w:t xml:space="preserve">, and </w:t>
+      </w:r>
+      <w:r>
+        <w:rPr>
+          <w:b/>
+          <w:bCs/>
+        </w:rPr>
+        <w:t>Acme</w:t>
+      </w:r>
+      <w:r>
+        <w:t>.</w:t>
+      </w:r>
+    </w:p>
+    <w:p>
+      <w:r>
+        <w:t xml:space="preserve">See </w:t>
+      </w:r>
+      <w:r>
+        <w:rPr>
+          <w:b/>
+          <w:bCs/>
+        </w:rPr>
+        <w:t>docs/BeebPerf.doc</w:t>
+      </w:r>
+      <w:r>
+        <w:t xml:space="preserve"> to learn how to </w:t>
+      </w:r>
+      <w:r>
+        <w:t>embed</w:t>
+      </w:r>
+      <w:r>
+        <w:t xml:space="preserve"> labels in recorded</w:t>
+      </w:r>
+      <w:r>
+        <w:t xml:space="preserve"> </w:t>
+      </w:r>
+      <w:r>
+        <w:rPr>
+          <w:b/>
+          <w:bCs/>
+        </w:rPr>
+        <w:t>.perf</w:t>
+      </w:r>
+      <w:r>
+        <w:t xml:space="preserve"> file</w:t>
+      </w:r>
+      <w:r>
+        <w:t>s</w:t>
+      </w:r>
+      <w:r>
+        <w:t>.</w:t>
+      </w:r>
+    </w:p>
+    <w:p>
+      <w:r>
+        <w:t xml:space="preserve">Note that if an address has multiple labels associated with it, the </w:t>
+      </w:r>
+      <w:r>
+        <w:t xml:space="preserve">expected </w:t>
+      </w:r>
+      <w:r>
+        <w:t xml:space="preserve">label may </w:t>
+      </w:r>
+      <w:r>
+        <w:t xml:space="preserve">not </w:t>
+      </w:r>
+      <w:r>
+        <w:t>be shown</w:t>
+      </w:r>
+      <w:r>
+        <w:t>.</w:t>
+      </w:r>
+    </w:p>
+    <w:p>
+      <w:pPr>
+        <w:pStyle w:val="Heading1"/>
+      </w:pPr>
+      <w:bookmarkStart w:id="15" w:name="_Toc231889087"/>
+      <w:bookmarkStart w:id="16" w:name="_Toc231893948"/>
+      <w:r>
+        <w:t>Understanding</w:t>
+      </w:r>
+      <w:r>
+        <w:t>…</w:t>
+      </w:r>
+      <w:bookmarkEnd w:id="15"/>
+      <w:bookmarkEnd w:id="16"/>
+    </w:p>
+    <w:p>
+      <w:pPr>
+        <w:pStyle w:val="Heading2"/>
+      </w:pPr>
+      <w:bookmarkStart w:id="17" w:name="_Toc231889088"/>
+      <w:bookmarkStart w:id="18" w:name="_Toc231893949"/>
+      <w:r>
+        <w:t xml:space="preserve">Where </w:t>
+      </w:r>
+      <w:r>
+        <w:t xml:space="preserve">does </w:t>
+      </w:r>
+      <w:r>
+        <w:t>the code spend mo</w:t>
+      </w:r>
+      <w:r>
+        <w:t>st</w:t>
+      </w:r>
+      <w:r>
+        <w:t xml:space="preserve"> of its time?</w:t>
+      </w:r>
+      <w:bookmarkEnd w:id="17"/>
+      <w:bookmarkEnd w:id="18"/>
+    </w:p>
+    <w:p>
+      <w:r>
+        <w:t>Before diving into the tab</w:t>
+      </w:r>
+      <w:r>
+        <w:t>s</w:t>
+      </w:r>
+      <w:r>
+        <w:t>… the first thing to do is set the analysis time range so we’re analyzing the right code</w:t>
+      </w:r>
+      <w:proofErr w:type="gramStart"/>
+      <w:r>
+        <w:t xml:space="preserve">. </w:t>
+      </w:r>
+      <w:proofErr w:type="gramEnd"/>
+      <w:r>
+        <w:t xml:space="preserve">For example, if you want to analyze where the code is spending its time during game play, make sure the time range </w:t>
+      </w:r>
+      <w:r>
+        <w:t>covers game play, and not something else.</w:t>
+      </w:r>
+    </w:p>
+    <w:p>
+      <w:r>
+        <w:t>There are several different ways to look at where time is being spent, each useful in their own way.</w:t>
+      </w:r>
+    </w:p>
+    <w:p>
+      <w:r>
+        <w:t xml:space="preserve">Click on the </w:t>
+      </w:r>
+      <w:r>
+        <w:rPr>
+          <w:b/>
+          <w:bCs/>
+        </w:rPr>
+        <w:t>Hot Paths</w:t>
+      </w:r>
+      <w:r>
+        <w:t xml:space="preserve"> toolbar button to show the hot call paths.</w:t>
+      </w:r>
+    </w:p>
+    <w:p>
+      <w:pPr>
+        <w:jc w:val="center"/>
+      </w:pPr>
+      <w:r>
+        <w:rPr>
+          <w:rFonts w:ascii="Aptos" w:hAnsi="Aptos"/>
+          <w:noProof/>
+          <w:color w:val="000000"/>
+        </w:rPr>
+        <w:drawing>
+          <wp:inline distT="0" distB="0" distL="0" distR="0" wp14:anchorId="5A3942C2" wp14:editId="61519132">
+            <wp:extent cx="5943600" cy="1567180"/>
+            <wp:effectExtent l="38100" t="38100" r="95250" b="90170"/>
+            <wp:docPr id="706512984" name="Picture 1"/>
+            <wp:cNvGraphicFramePr>
+              <a:graphicFrameLocks xmlns:a="http://schemas.openxmlformats.org/drawingml/2006/main" noChangeAspect="1"/>
+            </wp:cNvGraphicFramePr>
+            <a:graphic xmlns:a="http://schemas.openxmlformats.org/drawingml/2006/main">
+              <a:graphicData uri="http://schemas.openxmlformats.org/drawingml/2006/picture">
+                <pic:pic xmlns:pic="http://schemas.openxmlformats.org/drawingml/2006/picture">
+                  <pic:nvPicPr>
+                    <pic:cNvPr id="493365819" name=""/>
+                    <pic:cNvPicPr/>
+                  </pic:nvPicPr>
+                  <pic:blipFill>
+                    <a:blip r:embed="rId9"/>
+                    <a:stretch>
+                      <a:fillRect/>
+                    </a:stretch>
+                  </pic:blipFill>
+                  <pic:spPr>
+                    <a:xfrm>
+                      <a:off x="0" y="0"/>
+                      <a:ext cx="5943600" cy="1567180"/>
+                    </a:xfrm>
+                    <a:prstGeom prst="rect">
+                      <a:avLst/>
+                    </a:prstGeom>
+                    <a:effectLst>
+                      <a:outerShdw blurRad="50800" dist="38100" dir="2700000" algn="tl" rotWithShape="0">
+                        <a:prstClr val="black">
+                          <a:alpha val="40000"/>
+                        </a:prstClr>
+                      </a:outerShdw>
+                    </a:effectLst>
+                  </pic:spPr>
+                </pic:pic>
+              </a:graphicData>
+            </a:graphic>
+          </wp:inline>
+        </w:drawing>
+      </w:r>
+    </w:p>
+    <w:p>
+      <w:pPr>
+        <w:rPr>
+          <w:rFonts w:ascii="Aptos" w:hAnsi="Aptos"/>
+          <w:color w:val="000000"/>
+        </w:rPr>
+      </w:pPr>
+      <w:r>
+        <w:rPr>
+          <w:rFonts w:ascii="Aptos" w:hAnsi="Aptos"/>
+          <w:color w:val="000000"/>
+        </w:rPr>
+        <w:t xml:space="preserve">This selects the </w:t>
+      </w:r>
+      <w:r>
+        <w:rPr>
+          <w:rFonts w:ascii="Aptos" w:hAnsi="Aptos"/>
+          <w:b/>
+          <w:bCs/>
+          <w:color w:val="000000"/>
+        </w:rPr>
+        <w:t>Call Tree tab</w:t>
+      </w:r>
+      <w:r>
+        <w:rPr>
+          <w:rFonts w:ascii="Aptos" w:hAnsi="Aptos"/>
+          <w:color w:val="000000"/>
+        </w:rPr>
+        <w:t xml:space="preserve"> which shows a </w:t>
+      </w:r>
+      <w:r>
+        <w:rPr>
+          <w:rFonts w:ascii="Aptos" w:hAnsi="Aptos"/>
+          <w:color w:val="000000"/>
+        </w:rPr>
+        <w:t>hierarchical, top-down view of execut</w:t>
+      </w:r>
+      <w:r>
+        <w:rPr>
+          <w:rFonts w:ascii="Aptos" w:hAnsi="Aptos"/>
+          <w:color w:val="000000"/>
+        </w:rPr>
+        <w:t>ed code</w:t>
+      </w:r>
+      <w:r>
+        <w:rPr>
+          <w:rFonts w:ascii="Aptos" w:hAnsi="Aptos"/>
+          <w:color w:val="000000"/>
+        </w:rPr>
+        <w:t xml:space="preserve"> path</w:t>
+      </w:r>
+      <w:r>
+        <w:rPr>
+          <w:rFonts w:ascii="Aptos" w:hAnsi="Aptos"/>
+          <w:color w:val="000000"/>
+        </w:rPr>
+        <w:t>s</w:t>
+      </w:r>
+      <w:r>
+        <w:rPr>
+          <w:rFonts w:ascii="Aptos" w:hAnsi="Aptos"/>
+          <w:color w:val="000000"/>
+        </w:rPr>
+        <w:t xml:space="preserve">, showing exactly which </w:t>
+      </w:r>
+      <w:r>
+        <w:rPr>
+          <w:rFonts w:ascii="Aptos" w:hAnsi="Aptos"/>
+          <w:color w:val="000000"/>
+        </w:rPr>
+        <w:t xml:space="preserve">routines </w:t>
+      </w:r>
+      <w:r>
+        <w:rPr>
+          <w:rFonts w:ascii="Aptos" w:hAnsi="Aptos"/>
+          <w:color w:val="000000"/>
+        </w:rPr>
+        <w:t>called which, how long they ran, and how often they were called</w:t>
+      </w:r>
+      <w:r>
+        <w:rPr>
+          <w:rFonts w:ascii="Aptos" w:hAnsi="Aptos"/>
+          <w:color w:val="000000"/>
+        </w:rPr>
+        <w:t xml:space="preserve"> </w:t>
+      </w:r>
+      <w:proofErr w:type="gramStart"/>
+      <w:r>
+        <w:rPr>
+          <w:rFonts w:ascii="Aptos" w:hAnsi="Aptos"/>
+          <w:color w:val="000000"/>
+        </w:rPr>
+        <w:t>etc.</w:t>
+      </w:r>
+      <w:r>
+        <w:rPr>
+          <w:rFonts w:ascii="Aptos" w:hAnsi="Aptos"/>
+          <w:color w:val="000000"/>
+        </w:rPr>
+        <w:t xml:space="preserve"> </w:t>
+      </w:r>
+      <w:proofErr w:type="gramEnd"/>
+      <w:r>
+        <w:rPr>
+          <w:rFonts w:ascii="Aptos" w:hAnsi="Aptos"/>
+          <w:color w:val="000000"/>
+        </w:rPr>
+        <w:t>F</w:t>
+      </w:r>
+      <w:r>
+        <w:rPr>
+          <w:rFonts w:ascii="Aptos" w:hAnsi="Aptos"/>
+          <w:color w:val="000000"/>
+        </w:rPr>
+        <w:t xml:space="preserve">lame icons </w:t>
+      </w:r>
+      <w:r>
+        <w:rPr>
+          <w:rFonts w:ascii="Aptos" w:hAnsi="Aptos"/>
+          <w:color w:val="000000"/>
+        </w:rPr>
+        <w:t>are</w:t>
+      </w:r>
+      <w:r>
+        <w:rPr>
+          <w:rFonts w:ascii="Aptos" w:hAnsi="Aptos"/>
+          <w:color w:val="000000"/>
+        </w:rPr>
+        <w:t xml:space="preserve"> displayed against routines in the </w:t>
+      </w:r>
+      <w:r>
+        <w:rPr>
+          <w:rFonts w:ascii="Aptos" w:hAnsi="Aptos"/>
+          <w:color w:val="000000"/>
+        </w:rPr>
+        <w:t>hot call</w:t>
+      </w:r>
+      <w:r>
+        <w:rPr>
+          <w:rFonts w:ascii="Aptos" w:hAnsi="Aptos"/>
+          <w:color w:val="000000"/>
+        </w:rPr>
+        <w:t xml:space="preserve"> paths</w:t>
+      </w:r>
+      <w:r>
+        <w:rPr>
+          <w:rFonts w:ascii="Aptos" w:hAnsi="Aptos"/>
+          <w:color w:val="000000"/>
+        </w:rPr>
+        <w:t>.</w:t>
+      </w:r>
+    </w:p>
+    <w:p>
+      <w:pPr>
+        <w:rPr>
+          <w:rFonts w:ascii="Aptos" w:hAnsi="Aptos"/>
+          <w:color w:val="000000"/>
+        </w:rPr>
+      </w:pPr>
+      <w:r>
+        <w:rPr>
+          <w:rFonts w:ascii="Aptos" w:hAnsi="Aptos"/>
+          <w:color w:val="000000"/>
+        </w:rPr>
+        <w:t xml:space="preserve">Make sure you scroll down </w:t>
+      </w:r>
+      <w:r>
+        <w:rPr>
+          <w:rFonts w:ascii="Aptos" w:hAnsi="Aptos"/>
+          <w:color w:val="000000"/>
+        </w:rPr>
+        <w:t xml:space="preserve">the list </w:t>
+      </w:r>
+      <w:r>
+        <w:rPr>
+          <w:rFonts w:ascii="Aptos" w:hAnsi="Aptos"/>
+          <w:color w:val="000000"/>
+        </w:rPr>
+        <w:t>as some hot paths may not be visible.</w:t>
+      </w:r>
+    </w:p>
+    <w:p>
+      <w:r>
+        <w:t>The call tree shows all the routine’s call paths, sorted by Total CPU cycles</w:t>
+      </w:r>
+      <w:proofErr w:type="gramStart"/>
+      <w:r>
+        <w:t xml:space="preserve">. </w:t>
+      </w:r>
+      <w:proofErr w:type="gramEnd"/>
+      <w:r>
+        <w:t>The top-level nodes represent the program and interrupt entry points</w:t>
+      </w:r>
+      <w:proofErr w:type="gramStart"/>
+      <w:r>
+        <w:t xml:space="preserve">. </w:t>
+      </w:r>
+      <w:proofErr w:type="gramEnd"/>
+      <w:r>
+        <w:t>Each node in the tree shows metrics for the context in which it was invoked.</w:t>
+      </w:r>
+    </w:p>
+    <w:p>
+      <w:r>
+        <w:t>Clicking on a routine makes it the selected routine.</w:t>
+      </w:r>
+    </w:p>
+    <w:p>
+      <w:r>
+        <w:t>There are two ways to think about optimizing routines in the hot paths</w:t>
+      </w:r>
+      <w:proofErr w:type="gramStart"/>
+      <w:r>
+        <w:t xml:space="preserve">. </w:t>
+      </w:r>
+      <w:proofErr w:type="gramEnd"/>
+      <w:r>
+        <w:t>Firstly, do routines in the hot path need to be called as often as they are</w:t>
+      </w:r>
+      <w:proofErr w:type="gramStart"/>
+      <w:r>
+        <w:t xml:space="preserve">? </w:t>
+      </w:r>
+      <w:proofErr w:type="gramEnd"/>
+      <w:r>
+        <w:t>And secondly, are there ways to optimize the routines themselves?</w:t>
+      </w:r>
+    </w:p>
+    <w:p>
+      <w:r>
+        <w:t xml:space="preserve">The next way to look at where the time is being spent is to click on the </w:t>
+      </w:r>
+      <w:r>
+        <w:rPr>
+          <w:b/>
+          <w:bCs/>
+        </w:rPr>
+        <w:t>Hot Routines</w:t>
+      </w:r>
+      <w:r>
+        <w:t xml:space="preserve"> toolbar button to show the hot routines.</w:t>
+      </w:r>
+    </w:p>
+    <w:p>
+      <w:pPr>
+        <w:jc w:val="center"/>
+        <w:rPr>
+          <w:b/>
+          <w:bCs/>
+        </w:rPr>
+      </w:pPr>
+      <w:r>
+        <w:rPr>
+          <w:b/>
+          <w:bCs/>
+          <w:noProof/>
+        </w:rPr>
+        <w:lastRenderedPageBreak/>
+        <w:drawing>
+          <wp:inline distT="0" distB="0" distL="0" distR="0" wp14:anchorId="77DD18FC" wp14:editId="78146172">
+            <wp:extent cx="5943600" cy="1556385"/>
+            <wp:effectExtent l="38100" t="38100" r="95250" b="100965"/>
+            <wp:docPr id="345328735" name="Picture 1"/>
+            <wp:cNvGraphicFramePr>
+              <a:graphicFrameLocks xmlns:a="http://schemas.openxmlformats.org/drawingml/2006/main" noChangeAspect="1"/>
+            </wp:cNvGraphicFramePr>
+            <a:graphic xmlns:a="http://schemas.openxmlformats.org/drawingml/2006/main">
+              <a:graphicData uri="http://schemas.openxmlformats.org/drawingml/2006/picture">
+                <pic:pic xmlns:pic="http://schemas.openxmlformats.org/drawingml/2006/picture">
+                  <pic:nvPicPr>
+                    <pic:cNvPr id="345328735" name=""/>
+                    <pic:cNvPicPr/>
+                  </pic:nvPicPr>
+                  <pic:blipFill>
+                    <a:blip r:embed="rId12"/>
+                    <a:stretch>
+                      <a:fillRect/>
+                    </a:stretch>
+                  </pic:blipFill>
+                  <pic:spPr>
+                    <a:xfrm>
+                      <a:off x="0" y="0"/>
+                      <a:ext cx="5943600" cy="1556385"/>
+                    </a:xfrm>
+                    <a:prstGeom prst="rect">
+                      <a:avLst/>
+                    </a:prstGeom>
+                    <a:effectLst>
+                      <a:outerShdw blurRad="50800" dist="38100" dir="2700000" algn="tl" rotWithShape="0">
+                        <a:prstClr val="black">
+                          <a:alpha val="40000"/>
+                        </a:prstClr>
+                      </a:outerShdw>
+                    </a:effectLst>
+                  </pic:spPr>
+                </pic:pic>
+              </a:graphicData>
+            </a:graphic>
+          </wp:inline>
+        </w:drawing>
+      </w:r>
+    </w:p>
+    <w:p>
+      <w:r>
+        <w:rPr>
+          <w:rFonts w:ascii="Aptos" w:hAnsi="Aptos"/>
+          <w:color w:val="000000"/>
+        </w:rPr>
+        <w:t xml:space="preserve">This selects the </w:t>
+      </w:r>
+      <w:r>
+        <w:rPr>
+          <w:rFonts w:ascii="Aptos" w:hAnsi="Aptos"/>
+          <w:b/>
+          <w:bCs/>
+          <w:color w:val="000000"/>
+        </w:rPr>
+        <w:t>Routines</w:t>
+      </w:r>
+      <w:r>
+        <w:rPr>
+          <w:rFonts w:ascii="Aptos" w:hAnsi="Aptos"/>
+          <w:color w:val="000000"/>
+        </w:rPr>
+        <w:t xml:space="preserve"> </w:t>
+      </w:r>
+      <w:r>
+        <w:rPr>
+          <w:rFonts w:ascii="Aptos" w:hAnsi="Aptos"/>
+          <w:b/>
+          <w:bCs/>
+          <w:color w:val="000000"/>
+        </w:rPr>
+        <w:t>tab</w:t>
+      </w:r>
+      <w:r>
+        <w:rPr>
+          <w:rFonts w:ascii="Aptos" w:hAnsi="Aptos"/>
+          <w:color w:val="000000"/>
+        </w:rPr>
+        <w:t xml:space="preserve"> which s</w:t>
+      </w:r>
+      <w:r>
+        <w:t>hows the routines in the program, sorted by their Self-CPU counts</w:t>
+      </w:r>
+      <w:proofErr w:type="gramStart"/>
+      <w:r>
+        <w:t xml:space="preserve">. </w:t>
+      </w:r>
+      <w:proofErr w:type="gramEnd"/>
+      <w:r>
+        <w:t>A flame icon is displayed against the ‘hot’ one, those with the highest Self-CPU counts.</w:t>
+      </w:r>
+    </w:p>
+    <w:p>
+      <w:r>
+        <w:t>Clicking on a routine makes it the selected routine.</w:t>
+      </w:r>
+    </w:p>
+    <w:p>
+      <w:r>
+        <w:t>Unlike the Call Tree, where metrics are displayed within the context of the caller, the metrics shown in the Routines tab are aggregated across all callers.</w:t>
+      </w:r>
+    </w:p>
+    <w:p>
+      <w:r>
+        <w:t>The focus of this view is about the amount of time code executed just within the routines themselves</w:t>
+      </w:r>
+      <w:proofErr w:type="gramStart"/>
+      <w:r>
+        <w:t xml:space="preserve">. </w:t>
+      </w:r>
+      <w:proofErr w:type="gramEnd"/>
+      <w:r>
+        <w:t>Focusing efforts on optimizing the code in the Hot Routine is simpler, and will lead to good performance improvements, but might miss some opportunities which are specific to the context in which the routine is invoked.</w:t>
+      </w:r>
+    </w:p>
+    <w:p>
+      <w:r>
+        <w:t xml:space="preserve">The last way to look </w:t>
+      </w:r>
+      <w:r>
+        <w:t xml:space="preserve">at where the time is being spent is to click on the </w:t>
+      </w:r>
+      <w:r>
+        <w:rPr>
+          <w:b/>
+          <w:bCs/>
+        </w:rPr>
+        <w:t>Flame Graph tab</w:t>
+      </w:r>
+      <w:r>
+        <w:t>.</w:t>
+      </w:r>
+    </w:p>
+    <w:p>
+      <w:pPr>
+        <w:jc w:val="center"/>
+      </w:pPr>
+      <w:r>
+        <w:rPr>
+          <w:rFonts w:ascii="Aptos" w:hAnsi="Aptos"/>
+          <w:noProof/>
+          <w:color w:val="000000"/>
+        </w:rPr>
+        <w:drawing>
+          <wp:inline distT="0" distB="0" distL="0" distR="0" wp14:anchorId="39B390E1" wp14:editId="3CAAC6C9">
+            <wp:extent cx="5943600" cy="1575435"/>
+            <wp:effectExtent l="38100" t="38100" r="95250" b="100965"/>
+            <wp:docPr id="1141243328" name="Picture 1"/>
+            <wp:cNvGraphicFramePr>
+              <a:graphicFrameLocks xmlns:a="http://schemas.openxmlformats.org/drawingml/2006/main" noChangeAspect="1"/>
+            </wp:cNvGraphicFramePr>
+            <a:graphic xmlns:a="http://schemas.openxmlformats.org/drawingml/2006/main">
+              <a:graphicData uri="http://schemas.openxmlformats.org/drawingml/2006/picture">
+                <pic:pic xmlns:pic="http://schemas.openxmlformats.org/drawingml/2006/picture">
+                  <pic:nvPicPr>
+                    <pic:cNvPr id="1141243328" name=""/>
+                    <pic:cNvPicPr/>
+                  </pic:nvPicPr>
+                  <pic:blipFill>
+                    <a:blip r:embed="rId13"/>
+                    <a:stretch>
+                      <a:fillRect/>
+                    </a:stretch>
+                  </pic:blipFill>
+                  <pic:spPr>
+                    <a:xfrm>
+                      <a:off x="0" y="0"/>
+                      <a:ext cx="5943600" cy="1575435"/>
+                    </a:xfrm>
+                    <a:prstGeom prst="rect">
+                      <a:avLst/>
+                    </a:prstGeom>
+                    <a:effectLst>
+                      <a:outerShdw blurRad="50800" dist="38100" dir="2700000" algn="tl" rotWithShape="0">
+                        <a:prstClr val="black">
+                          <a:alpha val="40000"/>
+                        </a:prstClr>
+                      </a:outerShdw>
+                    </a:effectLst>
+                  </pic:spPr>
+                </pic:pic>
+              </a:graphicData>
+            </a:graphic>
+          </wp:inline>
+        </w:drawing>
+      </w:r>
+    </w:p>
+    <w:p>
+      <w:r>
+        <w:t xml:space="preserve">The </w:t>
+      </w:r>
+      <w:r>
+        <w:rPr>
+          <w:b/>
+          <w:bCs/>
+        </w:rPr>
+        <w:t>Flame Graph tab</w:t>
+      </w:r>
+      <w:r>
+        <w:t xml:space="preserve"> </w:t>
+      </w:r>
+      <w:r>
+        <w:t xml:space="preserve">shows a </w:t>
+      </w:r>
+      <w:r>
+        <w:t xml:space="preserve">percentage breakdown </w:t>
+      </w:r>
+      <w:r>
+        <w:t xml:space="preserve">of the </w:t>
+      </w:r>
+      <w:r>
+        <w:t>call graph, where siblings are sorted by their Total CPU cycles.</w:t>
+      </w:r>
+      <w:r>
+        <w:t xml:space="preserve"> </w:t>
+      </w:r>
+    </w:p>
+    <w:p>
+      <w:r>
+        <w:t xml:space="preserve">The view provides a </w:t>
+      </w:r>
+      <w:r>
+        <w:t xml:space="preserve">general </w:t>
+      </w:r>
+      <w:r>
+        <w:t xml:space="preserve">visualization of where time is being spent, and </w:t>
+      </w:r>
+      <w:r>
+        <w:t>where the bottlenecks are</w:t>
+      </w:r>
+      <w:proofErr w:type="gramStart"/>
+      <w:r>
+        <w:t xml:space="preserve">. </w:t>
+      </w:r>
+      <w:proofErr w:type="gramEnd"/>
+      <w:r>
+        <w:t xml:space="preserve">It is also useful in </w:t>
+      </w:r>
+      <w:r>
+        <w:t xml:space="preserve">highlighting </w:t>
+      </w:r>
+      <w:r>
+        <w:t>oddities</w:t>
+      </w:r>
+      <w:r>
+        <w:t>.</w:t>
+      </w:r>
+    </w:p>
+    <w:p>
+      <w:pPr>
+        <w:rPr>
+          <w:rFonts w:asciiTheme="majorHAnsi" w:eastAsiaTheme="majorEastAsia" w:hAnsiTheme="majorHAnsi" w:cstheme="majorBidi"/>
+          <w:color w:val="0F4761" w:themeColor="accent1" w:themeShade="BF"/>
+          <w:sz w:val="32"/>
+          <w:szCs w:val="32"/>
+        </w:rPr>
+      </w:pPr>
+      <w:r>
+        <w:t>Clicking on a routine makes it the selected routine</w:t>
+      </w:r>
+      <w:proofErr w:type="gramStart"/>
+      <w:r>
+        <w:t xml:space="preserve">. </w:t>
+      </w:r>
+      <w:proofErr w:type="gramEnd"/>
+      <w:r>
+        <w:t>Clicking in white space clears the selection.</w:t>
+      </w:r>
+    </w:p>
+    <w:p>
+      <w:pPr>
+        <w:pStyle w:val="Heading2"/>
+      </w:pPr>
+      <w:bookmarkStart w:id="19" w:name="_Toc231889089"/>
+      <w:bookmarkStart w:id="20" w:name="_Toc231893950"/>
+      <w:r>
+        <w:t>W</w:t>
+      </w:r>
+      <w:r>
+        <w:t>hich memory addresses are access</w:t>
+      </w:r>
+      <w:r>
+        <w:t>ed</w:t>
+      </w:r>
+      <w:r>
+        <w:t xml:space="preserve"> the most?</w:t>
+      </w:r>
+      <w:bookmarkEnd w:id="19"/>
+      <w:bookmarkEnd w:id="20"/>
+    </w:p>
+    <w:p>
+      <w:r>
+        <w:t xml:space="preserve">Click on the </w:t>
+      </w:r>
+      <w:r>
+        <w:rPr>
+          <w:b/>
+          <w:bCs/>
+        </w:rPr>
+        <w:t>Memory Tab</w:t>
+      </w:r>
+      <w:r>
+        <w:t xml:space="preserve"> to show which memory addresses are accessed the most.</w:t>
+      </w:r>
+    </w:p>
+    <w:p>
+      <w:pPr>
+        <w:jc w:val="center"/>
+      </w:pPr>
+      <w:r>
+        <w:rPr>
+          <w:noProof/>
+        </w:rPr>
+        <w:lastRenderedPageBreak/>
+        <w:drawing>
+          <wp:inline distT="0" distB="0" distL="0" distR="0" wp14:anchorId="0E602502" wp14:editId="548C512D">
+            <wp:extent cx="5943600" cy="1964690"/>
+            <wp:effectExtent l="38100" t="38100" r="95250" b="92710"/>
+            <wp:docPr id="1462793872" name="Picture 1"/>
+            <wp:cNvGraphicFramePr>
+              <a:graphicFrameLocks xmlns:a="http://schemas.openxmlformats.org/drawingml/2006/main" noChangeAspect="1"/>
+            </wp:cNvGraphicFramePr>
+            <a:graphic xmlns:a="http://schemas.openxmlformats.org/drawingml/2006/main">
+              <a:graphicData uri="http://schemas.openxmlformats.org/drawingml/2006/picture">
+                <pic:pic xmlns:pic="http://schemas.openxmlformats.org/drawingml/2006/picture">
+                  <pic:nvPicPr>
+                    <pic:cNvPr id="1462793872" name=""/>
+                    <pic:cNvPicPr/>
+                  </pic:nvPicPr>
+                  <pic:blipFill>
+                    <a:blip r:embed="rId14"/>
+                    <a:stretch>
+                      <a:fillRect/>
+                    </a:stretch>
+                  </pic:blipFill>
+                  <pic:spPr>
+                    <a:xfrm>
+                      <a:off x="0" y="0"/>
+                      <a:ext cx="5943600" cy="1964690"/>
+                    </a:xfrm>
+                    <a:prstGeom prst="rect">
+                      <a:avLst/>
+                    </a:prstGeom>
+                    <a:effectLst>
+                      <a:outerShdw blurRad="50800" dist="38100" dir="2700000" algn="tl" rotWithShape="0">
+                        <a:prstClr val="black">
+                          <a:alpha val="40000"/>
+                        </a:prstClr>
+                      </a:outerShdw>
+                    </a:effectLst>
+                  </pic:spPr>
+                </pic:pic>
+              </a:graphicData>
+            </a:graphic>
+          </wp:inline>
+        </w:drawing>
+      </w:r>
+    </w:p>
+    <w:p>
+      <w:r>
+        <w:t>The memory tab lists the highest to lowest accessed memory addresses in the application.  The memory can optionally be filtered to just zero-page addresses.</w:t>
+      </w:r>
+    </w:p>
+    <w:p>
+      <w:r>
+        <w:t xml:space="preserve">Ideally, the most frequently accessed memory addresses should be </w:t>
+      </w:r>
+      <w:proofErr w:type="gramStart"/>
+      <w:r>
+        <w:t>in</w:t>
+      </w:r>
+      <w:proofErr w:type="gramEnd"/>
+      <w:r>
+        <w:t xml:space="preserve"> zero-page.</w:t>
+      </w:r>
+    </w:p>
+    <w:p>
+      <w:r>
+        <w:t>Inspecting the highest accessed memory addresses is a useful exercise as it may reveal that certain addresses are accessed far more frequently than expected, indicating a potential bug</w:t>
+      </w:r>
+      <w:proofErr w:type="gramStart"/>
+      <w:r>
+        <w:t xml:space="preserve">. </w:t>
+      </w:r>
+      <w:proofErr w:type="gramEnd"/>
+      <w:r>
+        <w:t>Inspection may also reveal that one or more of the accesses are not in zero page, providing an optimization opportunity.</w:t>
+      </w:r>
+    </w:p>
+    <w:p>
+      <w:r>
+        <w:t xml:space="preserve">An </w:t>
+      </w:r>
+      <w:r>
+        <w:t>i</w:t>
+      </w:r>
+      <w:r>
+        <w:t>nstruction that use</w:t>
+      </w:r>
+      <w:r>
+        <w:t>s</w:t>
+      </w:r>
+      <w:r>
+        <w:t xml:space="preserve"> zero-page addressing uses less CPU cycles and code space than the same instruction using </w:t>
+      </w:r>
+      <w:proofErr w:type="gramStart"/>
+      <w:r>
+        <w:t>non zero</w:t>
+      </w:r>
+      <w:proofErr w:type="gramEnd"/>
+      <w:r>
+        <w:t>-page addressing modes.</w:t>
+      </w:r>
+    </w:p>
+    <w:p>
+      <w:pPr>
+        <w:pStyle w:val="Callout"/>
+      </w:pPr>
+      <w:r>
+        <w:t xml:space="preserve">Look for opportunities where frequent </w:t>
+      </w:r>
+      <w:proofErr w:type="gramStart"/>
+      <w:r>
+        <w:t>non zero</w:t>
+      </w:r>
+      <w:proofErr w:type="gramEnd"/>
+      <w:r>
+        <w:t>-page memory accesses are changed to zero-page accesses.</w:t>
+      </w:r>
+    </w:p>
+    <w:p>
+      <w:pPr>
+        <w:rPr>
+          <w:rFonts w:asciiTheme="majorHAnsi" w:eastAsiaTheme="majorEastAsia" w:hAnsiTheme="majorHAnsi" w:cstheme="majorBidi"/>
+          <w:color w:val="0F4761" w:themeColor="accent1" w:themeShade="BF"/>
+          <w:sz w:val="32"/>
+          <w:szCs w:val="32"/>
+        </w:rPr>
+      </w:pPr>
+      <w:r>
+        <w:t>Selecting an address populates the panel on the right with all the routines which read or write to the selected address, with their respective read and write counts</w:t>
+      </w:r>
+      <w:proofErr w:type="gramStart"/>
+      <w:r>
+        <w:t>.</w:t>
+      </w:r>
+      <w:r>
+        <w:t xml:space="preserve"> </w:t>
+      </w:r>
+      <w:proofErr w:type="gramEnd"/>
+      <w:r>
+        <w:t>Selecting a routine from the list selects the routine in the code panel, in which the read and write counts are also shown.</w:t>
+      </w:r>
+    </w:p>
+    <w:p>
+      <w:pPr>
+        <w:pStyle w:val="Heading2"/>
+      </w:pPr>
+      <w:bookmarkStart w:id="21" w:name="_Toc231889090"/>
+      <w:bookmarkStart w:id="22" w:name="_Toc231893951"/>
+      <w:r>
+        <w:t>How is the game-loop behaving?</w:t>
+      </w:r>
+      <w:bookmarkEnd w:id="21"/>
+      <w:bookmarkEnd w:id="22"/>
+    </w:p>
+    <w:p>
+      <w:proofErr w:type="spellStart"/>
+      <w:r>
+        <w:t>BeebPerf</w:t>
+      </w:r>
+      <w:proofErr w:type="spellEnd"/>
+      <w:r>
+        <w:t xml:space="preserve"> lacks </w:t>
+      </w:r>
+      <w:proofErr w:type="gramStart"/>
+      <w:r>
+        <w:t>the smarts</w:t>
+      </w:r>
+      <w:proofErr w:type="gramEnd"/>
+      <w:r>
+        <w:t xml:space="preserve"> to identify a game’s game-loop, but i</w:t>
+      </w:r>
+      <w:r>
+        <w:t>t</w:t>
+      </w:r>
+      <w:r>
+        <w:t xml:space="preserve"> does provide a feature</w:t>
+      </w:r>
+      <w:r>
+        <w:t>,</w:t>
+      </w:r>
+      <w:r>
+        <w:t xml:space="preserve"> ‘</w:t>
+      </w:r>
+      <w:r>
+        <w:rPr>
+          <w:b/>
+          <w:bCs/>
+        </w:rPr>
+        <w:t>Metrics</w:t>
+      </w:r>
+      <w:r>
+        <w:t>’</w:t>
+      </w:r>
+      <w:r>
+        <w:t xml:space="preserve">, accessible through the </w:t>
+      </w:r>
+      <w:r>
+        <w:rPr>
+          <w:b/>
+          <w:bCs/>
+        </w:rPr>
+        <w:t xml:space="preserve">Metrics </w:t>
+      </w:r>
+      <w:r>
+        <w:rPr>
+          <w:b/>
+          <w:bCs/>
+        </w:rPr>
+        <w:t>t</w:t>
+      </w:r>
+      <w:r>
+        <w:rPr>
+          <w:b/>
+          <w:bCs/>
+        </w:rPr>
+        <w:t>ab</w:t>
+      </w:r>
+      <w:r>
+        <w:t>,</w:t>
+      </w:r>
+      <w:r>
+        <w:rPr>
+          <w:b/>
+          <w:bCs/>
+        </w:rPr>
+        <w:t xml:space="preserve"> </w:t>
+      </w:r>
+      <w:r>
+        <w:t xml:space="preserve">that </w:t>
+      </w:r>
+      <w:r>
+        <w:t>can be used for analyzing the game-loop.</w:t>
+      </w:r>
+    </w:p>
+    <w:p>
+      <w:r>
+        <w:t xml:space="preserve">The </w:t>
+      </w:r>
+      <w:r>
+        <w:rPr>
+          <w:b/>
+          <w:bCs/>
+        </w:rPr>
+        <w:t>Metrics tab</w:t>
+      </w:r>
+      <w:r>
+        <w:t xml:space="preserve"> allows the creation of user definable metrics which allow one to gain </w:t>
+      </w:r>
+      <w:proofErr w:type="gramStart"/>
+      <w:r>
+        <w:t>insights</w:t>
+      </w:r>
+      <w:proofErr w:type="gramEnd"/>
+      <w:r>
+        <w:t xml:space="preserve"> into how specific routines, </w:t>
+      </w:r>
+      <w:r>
+        <w:t>or</w:t>
+      </w:r>
+      <w:r>
+        <w:rPr>
+          <w:b/>
+          <w:bCs/>
+        </w:rPr>
+        <w:t xml:space="preserve"> spans of code</w:t>
+      </w:r>
+      <w:r>
+        <w:t>, behavior across iterations.</w:t>
+      </w:r>
+      <w:r>
+        <w:t xml:space="preserve"> </w:t>
+      </w:r>
+    </w:p>
+    <w:p>
+      <w:r>
+        <w:t xml:space="preserve">This is exactly what we need to understand how a game-loop behaves across </w:t>
+      </w:r>
+      <w:r>
+        <w:t xml:space="preserve">its </w:t>
+      </w:r>
+      <w:r>
+        <w:t>iteration</w:t>
+      </w:r>
+      <w:r>
+        <w:t>s.</w:t>
+      </w:r>
+    </w:p>
+    <w:p>
+      <w:r>
+        <w:t xml:space="preserve">Metrics are created by clicking on the </w:t>
+      </w:r>
+      <w:r>
+        <w:rPr>
+          <w:b/>
+          <w:bCs/>
+        </w:rPr>
+        <w:t>Add…</w:t>
+      </w:r>
+      <w:r>
+        <w:rPr>
+          <w:b/>
+          <w:bCs/>
+        </w:rPr>
+        <w:t xml:space="preserve"> </w:t>
+      </w:r>
+      <w:r>
+        <w:t>button</w:t>
+      </w:r>
+      <w:r>
+        <w:t>, naming the metric and setting its properties.</w:t>
+      </w:r>
+    </w:p>
+    <w:p>
+      <w:r>
+        <w:t xml:space="preserve">The following snap shows the metrics settings for </w:t>
+      </w:r>
+      <w:r>
+        <w:rPr>
+          <w:i/>
+          <w:iCs/>
+        </w:rPr>
+        <w:t>An Adventure in Time’s</w:t>
+      </w:r>
+      <w:r>
+        <w:t xml:space="preserve"> game loop</w:t>
+      </w:r>
+      <w:r>
+        <w:t>…</w:t>
+      </w:r>
+    </w:p>
+    <w:p>
+      <w:pPr>
+        <w:jc w:val="center"/>
+      </w:pPr>
+      <w:r>
+        <w:rPr>
+          <w:noProof/>
+        </w:rPr>
+        <w:lastRenderedPageBreak/>
+        <w:drawing>
+          <wp:inline distT="0" distB="0" distL="0" distR="0" wp14:anchorId="2AB29FBF" wp14:editId="077213DD">
+            <wp:extent cx="3532349" cy="3130495"/>
+            <wp:effectExtent l="38100" t="38100" r="87630" b="89535"/>
+            <wp:docPr id="577326071" name="Picture 1"/>
+            <wp:cNvGraphicFramePr>
+              <a:graphicFrameLocks xmlns:a="http://schemas.openxmlformats.org/drawingml/2006/main" noChangeAspect="1"/>
+            </wp:cNvGraphicFramePr>
+            <a:graphic xmlns:a="http://schemas.openxmlformats.org/drawingml/2006/main">
+              <a:graphicData uri="http://schemas.openxmlformats.org/drawingml/2006/picture">
+                <pic:pic xmlns:pic="http://schemas.openxmlformats.org/drawingml/2006/picture">
+                  <pic:nvPicPr>
+                    <pic:cNvPr id="577326071" name=""/>
+                    <pic:cNvPicPr/>
+                  </pic:nvPicPr>
+                  <pic:blipFill>
+                    <a:blip r:embed="rId15"/>
+                    <a:stretch>
+                      <a:fillRect/>
+                    </a:stretch>
+                  </pic:blipFill>
+                  <pic:spPr>
+                    <a:xfrm>
+                      <a:off x="0" y="0"/>
+                      <a:ext cx="3568037" cy="3162123"/>
+                    </a:xfrm>
+                    <a:prstGeom prst="rect">
+                      <a:avLst/>
+                    </a:prstGeom>
+                    <a:effectLst>
+                      <a:outerShdw blurRad="50800" dist="38100" dir="2700000" algn="tl" rotWithShape="0">
+                        <a:prstClr val="black">
+                          <a:alpha val="40000"/>
+                        </a:prstClr>
+                      </a:outerShdw>
+                    </a:effectLst>
+                  </pic:spPr>
+                </pic:pic>
+              </a:graphicData>
+            </a:graphic>
+          </wp:inline>
+        </w:drawing>
+      </w:r>
+    </w:p>
+    <w:p>
+      <w:r>
+        <w:t xml:space="preserve">The start address is set to just after the </w:t>
+      </w:r>
+      <w:r>
+        <w:t xml:space="preserve">game’s </w:t>
+      </w:r>
+      <w:proofErr w:type="spellStart"/>
+      <w:r>
+        <w:t>WaitForVSync</w:t>
+      </w:r>
+      <w:proofErr w:type="spellEnd"/>
+      <w:r>
+        <w:t xml:space="preserve"> routine returns (just after v-sync </w:t>
+      </w:r>
+      <w:r>
+        <w:t xml:space="preserve">is signaled) </w:t>
+      </w:r>
+      <w:r>
+        <w:t>and the end address is set to the end of the game loop, when all processing has completed.</w:t>
+      </w:r>
+    </w:p>
+    <w:p>
+      <w:r>
+        <w:t>The threshold is set to 1/50</w:t>
+      </w:r>
+      <w:r>
+        <w:rPr>
+          <w:vertAlign w:val="superscript"/>
+        </w:rPr>
+        <w:t>th</w:t>
+      </w:r>
+      <w:r>
+        <w:t xml:space="preserve"> of a second and the </w:t>
+      </w:r>
+      <w:r>
+        <w:rPr>
+          <w:b/>
+          <w:bCs/>
+        </w:rPr>
+        <w:t>Perform display analysis</w:t>
+      </w:r>
+      <w:r>
+        <w:t xml:space="preserve"> checkbox is also checked</w:t>
+      </w:r>
+      <w:proofErr w:type="gramStart"/>
+      <w:r>
+        <w:t xml:space="preserve">. </w:t>
+      </w:r>
+      <w:proofErr w:type="gramEnd"/>
+      <w:r>
+        <w:t>Checking this box is useful for identifying potential v-sync alignment and display tearing issues.</w:t>
+      </w:r>
+    </w:p>
+    <w:p>
+      <w:r>
+        <w:t>V-Sync alignment issues occur when preceding iterations take longer than 1/50</w:t>
+      </w:r>
+      <w:r>
+        <w:rPr>
+          <w:vertAlign w:val="superscript"/>
+        </w:rPr>
+        <w:t>th</w:t>
+      </w:r>
+      <w:r>
+        <w:t xml:space="preserve"> of a second, causing the next game</w:t>
+      </w:r>
+      <w:r>
+        <w:t>-</w:t>
+      </w:r>
+      <w:r>
+        <w:t>loop iteration to start sometime after v-sync occurred.</w:t>
+      </w:r>
+    </w:p>
+    <w:p>
+      <w:r>
+        <w:t>Display tearing occurs when screen memory writes occur after the CRTC’s screen memory scan reads the address</w:t>
+      </w:r>
+      <w:proofErr w:type="gramStart"/>
+      <w:r>
+        <w:t xml:space="preserve">. </w:t>
+      </w:r>
+      <w:proofErr w:type="gramEnd"/>
+      <w:r>
+        <w:t>These writes will appear on the next frame, which may result in display tearing.</w:t>
+      </w:r>
+    </w:p>
+    <w:p>
+      <w:r>
+        <w:t xml:space="preserve">The following snap shows </w:t>
+      </w:r>
+      <w:r>
+        <w:t xml:space="preserve">some of the </w:t>
+      </w:r>
+      <w:r>
+        <w:t>generated iterations</w:t>
+      </w:r>
+      <w:r>
+        <w:t>.</w:t>
+      </w:r>
+    </w:p>
+    <w:p>
+      <w:pPr>
+        <w:jc w:val="center"/>
+      </w:pPr>
+      <w:r>
+        <w:rPr>
+          <w:noProof/>
+        </w:rPr>
+        <w:drawing>
+          <wp:inline distT="0" distB="0" distL="0" distR="0" wp14:anchorId="19E5F3FC" wp14:editId="30AE2E47">
+            <wp:extent cx="5943600" cy="2015490"/>
+            <wp:effectExtent l="38100" t="38100" r="95250" b="99060"/>
+            <wp:docPr id="1229623935" name="Picture 1"/>
+            <wp:cNvGraphicFramePr>
+              <a:graphicFrameLocks xmlns:a="http://schemas.openxmlformats.org/drawingml/2006/main" noChangeAspect="1"/>
+            </wp:cNvGraphicFramePr>
+            <a:graphic xmlns:a="http://schemas.openxmlformats.org/drawingml/2006/main">
+              <a:graphicData uri="http://schemas.openxmlformats.org/drawingml/2006/picture">
+                <pic:pic xmlns:pic="http://schemas.openxmlformats.org/drawingml/2006/picture">
+                  <pic:nvPicPr>
+                    <pic:cNvPr id="1229623935" name=""/>
+                    <pic:cNvPicPr/>
+                  </pic:nvPicPr>
+                  <pic:blipFill>
+                    <a:blip r:embed="rId16"/>
+                    <a:stretch>
+                      <a:fillRect/>
+                    </a:stretch>
+                  </pic:blipFill>
+                  <pic:spPr>
+                    <a:xfrm>
+                      <a:off x="0" y="0"/>
+                      <a:ext cx="5943600" cy="2015490"/>
+                    </a:xfrm>
+                    <a:prstGeom prst="rect">
+                      <a:avLst/>
+                    </a:prstGeom>
+                    <a:effectLst>
+                      <a:outerShdw blurRad="50800" dist="38100" dir="2700000" algn="tl" rotWithShape="0">
+                        <a:prstClr val="black">
+                          <a:alpha val="40000"/>
+                        </a:prstClr>
+                      </a:outerShdw>
+                    </a:effectLst>
+                  </pic:spPr>
+                </pic:pic>
+              </a:graphicData>
+            </a:graphic>
+          </wp:inline>
+        </w:drawing>
+      </w:r>
+    </w:p>
+    <w:p>
+      <w:r>
+        <w:t>You can see that</w:t>
+      </w:r>
+      <w:r>
+        <w:t xml:space="preserve"> many of the game-loop iterations</w:t>
+      </w:r>
+      <w:r>
+        <w:t>:</w:t>
+      </w:r>
+    </w:p>
+    <w:p>
+      <w:pPr>
+        <w:pStyle w:val="ListParagraph"/>
+        <w:numPr>
+          <w:ilvl w:val="0"/>
+          <w:numId w:val="7"/>
+        </w:numPr>
+      </w:pPr>
+      <w:r>
+        <w:t>T</w:t>
+      </w:r>
+      <w:r>
+        <w:t>oo</w:t>
+      </w:r>
+      <w:r>
+        <w:t>k</w:t>
+      </w:r>
+      <w:r>
+        <w:t xml:space="preserve"> longer than 1/50</w:t>
+      </w:r>
+      <w:r>
+        <w:rPr>
+          <w:vertAlign w:val="superscript"/>
+        </w:rPr>
+        <w:t>th</w:t>
+      </w:r>
+      <w:r>
+        <w:t xml:space="preserve"> of a second, and these are highlighted.</w:t>
+      </w:r>
+    </w:p>
+    <w:p>
+      <w:pPr>
+        <w:pStyle w:val="ListParagraph"/>
+        <w:numPr>
+          <w:ilvl w:val="0"/>
+          <w:numId w:val="7"/>
+        </w:numPr>
+      </w:pPr>
+      <w:r>
+        <w:t>C</w:t>
+      </w:r>
+      <w:r>
+        <w:t>ontained mistimed screen memory writes</w:t>
+      </w:r>
+      <w:r>
+        <w:t xml:space="preserve">, and these are </w:t>
+      </w:r>
+      <w:r>
+        <w:t>also highlighted.</w:t>
+      </w:r>
+      <w:r>
+        <w:t xml:space="preserve"> </w:t>
+      </w:r>
+    </w:p>
+    <w:p>
+      <w:pPr>
+        <w:pStyle w:val="ListParagraph"/>
+        <w:numPr>
+          <w:ilvl w:val="0"/>
+          <w:numId w:val="7"/>
+        </w:numPr>
+      </w:pPr>
+      <w:r>
+        <w:lastRenderedPageBreak/>
+        <w:t>Are misaligned with the display frames, represented by the arrows which show the duration of the CRTC’s screen memory scan of the visible area.</w:t>
+      </w:r>
+    </w:p>
+    <w:p>
+      <w:r>
+        <w:t>You can also see the summary line stating that 4.56% of iterations exceeded the threshold (set to 1/50</w:t>
+      </w:r>
+      <w:r>
+        <w:rPr>
+          <w:vertAlign w:val="superscript"/>
+        </w:rPr>
+        <w:t>th</w:t>
+      </w:r>
+      <w:r>
+        <w:t xml:space="preserve"> of a second), and that 26.12% of iterations contained mistimes screen memory writes</w:t>
+      </w:r>
+      <w:r>
+        <w:t>, and that overall</w:t>
+      </w:r>
+      <w:r>
+        <w:t>,</w:t>
+      </w:r>
+      <w:r>
+        <w:t xml:space="preserve"> 9.05% of all screen memory writes were mistimed.</w:t>
+      </w:r>
+    </w:p>
+    <w:p>
+      <w:r>
+        <w:t>The net here is that further optimizations may be needed.</w:t>
+      </w:r>
+    </w:p>
+    <w:p>
+      <w:r>
+        <w:t xml:space="preserve">A good approach </w:t>
+      </w:r>
+      <w:proofErr w:type="gramStart"/>
+      <w:r>
+        <w:t>is</w:t>
+      </w:r>
+      <w:proofErr w:type="gramEnd"/>
+      <w:r>
+        <w:t xml:space="preserve"> this situation is to sort the iterations by their duration and select the longest one</w:t>
+      </w:r>
+      <w:proofErr w:type="gramStart"/>
+      <w:r>
+        <w:t xml:space="preserve">. </w:t>
+      </w:r>
+      <w:proofErr w:type="gramEnd"/>
+      <w:r>
+        <w:t>This sets the analysis time range to just this iteration, as shown below.</w:t>
+      </w:r>
+    </w:p>
+    <w:p>
+      <w:pPr>
+        <w:jc w:val="center"/>
+      </w:pPr>
+      <w:r>
+        <w:rPr>
+          <w:noProof/>
+        </w:rPr>
+        <w:drawing>
+          <wp:inline distT="0" distB="0" distL="0" distR="0" wp14:anchorId="13A234F2" wp14:editId="1F8E9FBA">
+            <wp:extent cx="5943600" cy="3016885"/>
+            <wp:effectExtent l="38100" t="38100" r="95250" b="88265"/>
+            <wp:docPr id="1171638061" name="Picture 1"/>
+            <wp:cNvGraphicFramePr>
+              <a:graphicFrameLocks xmlns:a="http://schemas.openxmlformats.org/drawingml/2006/main" noChangeAspect="1"/>
+            </wp:cNvGraphicFramePr>
+            <a:graphic xmlns:a="http://schemas.openxmlformats.org/drawingml/2006/main">
+              <a:graphicData uri="http://schemas.openxmlformats.org/drawingml/2006/picture">
+                <pic:pic xmlns:pic="http://schemas.openxmlformats.org/drawingml/2006/picture">
+                  <pic:nvPicPr>
+                    <pic:cNvPr id="1171638061" name=""/>
+                    <pic:cNvPicPr/>
+                  </pic:nvPicPr>
+                  <pic:blipFill>
+                    <a:blip r:embed="rId17"/>
+                    <a:stretch>
+                      <a:fillRect/>
+                    </a:stretch>
+                  </pic:blipFill>
+                  <pic:spPr>
+                    <a:xfrm>
+                      <a:off x="0" y="0"/>
+                      <a:ext cx="5943600" cy="3016885"/>
+                    </a:xfrm>
+                    <a:prstGeom prst="rect">
+                      <a:avLst/>
+                    </a:prstGeom>
+                    <a:effectLst>
+                      <a:outerShdw blurRad="50800" dist="38100" dir="2700000" algn="tl" rotWithShape="0">
+                        <a:prstClr val="black">
+                          <a:alpha val="40000"/>
+                        </a:prstClr>
+                      </a:outerShdw>
+                    </a:effectLst>
+                  </pic:spPr>
+                </pic:pic>
+              </a:graphicData>
+            </a:graphic>
+          </wp:inline>
+        </w:drawing>
+      </w:r>
+    </w:p>
+    <w:p>
+      <w:r>
+        <w:t xml:space="preserve">You can now use the </w:t>
+      </w:r>
+      <w:r>
+        <w:rPr>
+          <w:b/>
+          <w:bCs/>
+        </w:rPr>
+        <w:t>Call Graph</w:t>
+      </w:r>
+      <w:r>
+        <w:rPr>
+          <w:b/>
+          <w:bCs/>
+        </w:rPr>
+        <w:t xml:space="preserve"> tab</w:t>
+      </w:r>
+      <w:r>
+        <w:t xml:space="preserve">, </w:t>
+      </w:r>
+      <w:r>
+        <w:rPr>
+          <w:b/>
+          <w:bCs/>
+        </w:rPr>
+        <w:t>Flame Graph</w:t>
+      </w:r>
+      <w:r>
+        <w:rPr>
+          <w:b/>
+          <w:bCs/>
+        </w:rPr>
+        <w:t xml:space="preserve"> tab</w:t>
+      </w:r>
+      <w:r>
+        <w:t xml:space="preserve">, and </w:t>
+      </w:r>
+      <w:r>
+        <w:rPr>
+          <w:b/>
+          <w:bCs/>
+        </w:rPr>
+        <w:t>Routines</w:t>
+      </w:r>
+      <w:r>
+        <w:rPr>
+          <w:b/>
+          <w:bCs/>
+        </w:rPr>
+        <w:t xml:space="preserve"> tab</w:t>
+      </w:r>
+      <w:r>
+        <w:t xml:space="preserve"> to understand exactly that the code is doing during the longest game-loop iteration, focusing your optimization effort there.</w:t>
+      </w:r>
+    </w:p>
+    <w:p>
+      <w:pPr>
+        <w:pStyle w:val="Heading2"/>
+      </w:pPr>
+      <w:bookmarkStart w:id="23" w:name="_Toc231889091"/>
+      <w:bookmarkStart w:id="24" w:name="_Toc231893952"/>
+      <w:r>
+        <w:t>What do the display frames look like?</w:t>
+      </w:r>
+      <w:bookmarkEnd w:id="23"/>
+      <w:bookmarkEnd w:id="24"/>
+    </w:p>
+    <w:p>
+      <w:r>
+        <w:t>The simplest way to look at the display frames is to size the timeline panel so it</w:t>
+      </w:r>
+      <w:r>
+        <w:t>’</w:t>
+      </w:r>
+      <w:r>
+        <w:t>s larger and press</w:t>
+      </w:r>
+      <w:r>
+        <w:t xml:space="preserve"> the </w:t>
+      </w:r>
+      <w:r>
+        <w:rPr>
+          <w:b/>
+          <w:bCs/>
+        </w:rPr>
+        <w:t>Fit Display Frames</w:t>
+      </w:r>
+      <w:r>
+        <w:t xml:space="preserve"> toolbar button</w:t>
+      </w:r>
+      <w:proofErr w:type="gramStart"/>
+      <w:r>
+        <w:t xml:space="preserve">. </w:t>
+      </w:r>
+      <w:proofErr w:type="gramEnd"/>
+      <w:r>
+        <w:t>This tiles the display frames across the window</w:t>
+      </w:r>
+      <w:proofErr w:type="gramStart"/>
+      <w:r>
+        <w:t xml:space="preserve">. </w:t>
+      </w:r>
+      <w:proofErr w:type="gramEnd"/>
+      <w:r>
+        <w:t>One can then scroll through and examine them.</w:t>
+      </w:r>
+    </w:p>
+    <w:p>
+      <w:pPr>
+        <w:jc w:val="center"/>
+      </w:pPr>
+      <w:r>
+        <w:rPr>
+          <w:noProof/>
+        </w:rPr>
+        <w:lastRenderedPageBreak/>
+        <w:drawing>
+          <wp:inline distT="0" distB="0" distL="0" distR="0" wp14:anchorId="510ADEA4" wp14:editId="4D95A2D6">
+            <wp:extent cx="5132502" cy="3210008"/>
+            <wp:effectExtent l="38100" t="38100" r="87630" b="85725"/>
+            <wp:docPr id="1435873145" name="Picture 1"/>
+            <wp:cNvGraphicFramePr>
+              <a:graphicFrameLocks xmlns:a="http://schemas.openxmlformats.org/drawingml/2006/main" noChangeAspect="1"/>
+            </wp:cNvGraphicFramePr>
+            <a:graphic xmlns:a="http://schemas.openxmlformats.org/drawingml/2006/main">
+              <a:graphicData uri="http://schemas.openxmlformats.org/drawingml/2006/picture">
+                <pic:pic xmlns:pic="http://schemas.openxmlformats.org/drawingml/2006/picture">
+                  <pic:nvPicPr>
+                    <pic:cNvPr id="1435873145" name=""/>
+                    <pic:cNvPicPr/>
+                  </pic:nvPicPr>
+                  <pic:blipFill>
+                    <a:blip r:embed="rId18"/>
+                    <a:stretch>
+                      <a:fillRect/>
+                    </a:stretch>
+                  </pic:blipFill>
+                  <pic:spPr>
+                    <a:xfrm>
+                      <a:off x="0" y="0"/>
+                      <a:ext cx="5194583" cy="3248835"/>
+                    </a:xfrm>
+                    <a:prstGeom prst="rect">
+                      <a:avLst/>
+                    </a:prstGeom>
+                    <a:effectLst>
+                      <a:outerShdw blurRad="50800" dist="38100" dir="2700000" algn="tl" rotWithShape="0">
+                        <a:prstClr val="black">
+                          <a:alpha val="40000"/>
+                        </a:prstClr>
+                      </a:outerShdw>
+                    </a:effectLst>
+                  </pic:spPr>
+                </pic:pic>
+              </a:graphicData>
+            </a:graphic>
+          </wp:inline>
+        </w:drawing>
+      </w:r>
+    </w:p>
+    <w:p>
+      <w:r>
+        <w:t xml:space="preserve">If you find a </w:t>
+      </w:r>
+      <w:r>
+        <w:t>display frame</w:t>
+      </w:r>
+      <w:r>
+        <w:t xml:space="preserve"> that doesn’t look correct you can examine the code that generated it using the same techniques we used to review game-loop iterations</w:t>
+      </w:r>
+      <w:proofErr w:type="gramStart"/>
+      <w:r>
+        <w:t xml:space="preserve">. </w:t>
+      </w:r>
+      <w:proofErr w:type="gramEnd"/>
+      <w:r>
+        <w:t>You just need to find the game-loop iteration that generated the frame</w:t>
+      </w:r>
+      <w:r>
+        <w:t>;</w:t>
+      </w:r>
+      <w:r>
+        <w:t xml:space="preserve"> and select it.</w:t>
+      </w:r>
+    </w:p>
+    <w:p>
+      <w:pPr>
+        <w:pStyle w:val="Heading2"/>
+      </w:pPr>
+      <w:bookmarkStart w:id="25" w:name="_Toc231889092"/>
+      <w:bookmarkStart w:id="26" w:name="_Toc231893953"/>
+      <w:r>
+        <w:t>How do</w:t>
+      </w:r>
+      <w:r>
+        <w:t>es</w:t>
+      </w:r>
+      <w:r>
+        <w:t xml:space="preserve"> a routine’s duration fluctuate over time</w:t>
+      </w:r>
+      <w:r>
+        <w:t>?</w:t>
+      </w:r>
+      <w:bookmarkEnd w:id="25"/>
+      <w:bookmarkEnd w:id="26"/>
+    </w:p>
+    <w:p>
+      <w:r>
+        <w:t xml:space="preserve">The </w:t>
+      </w:r>
+      <w:r>
+        <w:rPr>
+          <w:b/>
+          <w:bCs/>
+        </w:rPr>
+        <w:t>Metrics tab</w:t>
+      </w:r>
+      <w:r>
+        <w:rPr>
+          <w:b/>
+          <w:bCs/>
+        </w:rPr>
+        <w:t xml:space="preserve"> </w:t>
+      </w:r>
+      <w:r>
+        <w:t>can</w:t>
+      </w:r>
+      <w:r>
+        <w:t xml:space="preserve"> also be used to analyze how a routine’s durations fluctuate over time by creating a metric which doesn’t have a threshold set, or the Perform Display Analysis checkbox selected.</w:t>
+      </w:r>
+    </w:p>
+    <w:p>
+      <w:r>
+        <w:t>For example, the following snap show</w:t>
+      </w:r>
+      <w:r>
+        <w:t>s</w:t>
+      </w:r>
+      <w:r>
+        <w:t xml:space="preserve"> the iterations for </w:t>
+      </w:r>
+      <w:r>
+        <w:rPr>
+          <w:i/>
+          <w:iCs/>
+        </w:rPr>
+        <w:t>An Adventure in Time’s</w:t>
+      </w:r>
+      <w:r>
+        <w:t xml:space="preserve"> </w:t>
+      </w:r>
+      <w:proofErr w:type="spellStart"/>
+      <w:r>
+        <w:rPr>
+          <w:b/>
+          <w:bCs/>
+        </w:rPr>
+        <w:t>sortObjectDrawOrder</w:t>
+      </w:r>
+      <w:proofErr w:type="spellEnd"/>
+      <w:r>
+        <w:t xml:space="preserve"> routine which is called every thirty-two frames to sort the game object</w:t>
+      </w:r>
+      <w:r>
+        <w:t>s</w:t>
+      </w:r>
+      <w:r>
+        <w:t xml:space="preserve"> by their screen Y position</w:t>
+      </w:r>
+      <w:r>
+        <w:t>.</w:t>
+      </w:r>
+    </w:p>
+    <w:p>
+      <w:pPr>
+        <w:jc w:val="center"/>
+      </w:pPr>
+      <w:r>
+        <w:rPr>
+          <w:noProof/>
+        </w:rPr>
+        <w:drawing>
+          <wp:inline distT="0" distB="0" distL="0" distR="0" wp14:anchorId="6568662D" wp14:editId="120A018F">
+            <wp:extent cx="5154101" cy="2755460"/>
+            <wp:effectExtent l="38100" t="38100" r="104140" b="102235"/>
+            <wp:docPr id="221172497" name="Picture 1"/>
+            <wp:cNvGraphicFramePr>
+              <a:graphicFrameLocks xmlns:a="http://schemas.openxmlformats.org/drawingml/2006/main" noChangeAspect="1"/>
+            </wp:cNvGraphicFramePr>
+            <a:graphic xmlns:a="http://schemas.openxmlformats.org/drawingml/2006/main">
+              <a:graphicData uri="http://schemas.openxmlformats.org/drawingml/2006/picture">
+                <pic:pic xmlns:pic="http://schemas.openxmlformats.org/drawingml/2006/picture">
+                  <pic:nvPicPr>
+                    <pic:cNvPr id="221172497" name=""/>
+                    <pic:cNvPicPr/>
+                  </pic:nvPicPr>
+                  <pic:blipFill>
+                    <a:blip r:embed="rId19"/>
+                    <a:stretch>
+                      <a:fillRect/>
+                    </a:stretch>
+                  </pic:blipFill>
+                  <pic:spPr>
+                    <a:xfrm>
+                      <a:off x="0" y="0"/>
+                      <a:ext cx="5188342" cy="2773766"/>
+                    </a:xfrm>
+                    <a:prstGeom prst="rect">
+                      <a:avLst/>
+                    </a:prstGeom>
+                    <a:effectLst>
+                      <a:outerShdw blurRad="50800" dist="38100" dir="2700000" algn="tl" rotWithShape="0">
+                        <a:prstClr val="black">
+                          <a:alpha val="40000"/>
+                        </a:prstClr>
+                      </a:outerShdw>
+                    </a:effectLst>
+                  </pic:spPr>
+                </pic:pic>
+              </a:graphicData>
+            </a:graphic>
+          </wp:inline>
+        </w:drawing>
+      </w:r>
+    </w:p>
+    <w:p>
+      <w:pPr>
+        <w:pStyle w:val="Heading1"/>
+      </w:pPr>
+      <w:bookmarkStart w:id="27" w:name="_Toc231889093"/>
+      <w:bookmarkStart w:id="28" w:name="_Toc231893954"/>
+      <w:r>
+        <w:lastRenderedPageBreak/>
+        <w:t>More details</w:t>
+      </w:r>
+      <w:r>
+        <w:t xml:space="preserve"> </w:t>
+      </w:r>
+      <w:r>
+        <w:t>…</w:t>
+      </w:r>
+      <w:bookmarkEnd w:id="27"/>
+      <w:bookmarkEnd w:id="28"/>
+    </w:p>
+    <w:p>
+      <w:pPr>
+        <w:pStyle w:val="Heading2"/>
+      </w:pPr>
+      <w:bookmarkStart w:id="29" w:name="_Toc231889094"/>
+      <w:bookmarkStart w:id="30" w:name="_Toc231893955"/>
+      <w:r>
+        <w:t>The code panel</w:t>
+      </w:r>
+      <w:bookmarkEnd w:id="29"/>
+      <w:bookmarkEnd w:id="30"/>
+    </w:p>
+    <w:p>
+      <w:r>
+        <w:t>The code panel shows the executed instructions for the current selected routine</w:t>
+      </w:r>
+      <w:r>
+        <w:t>,</w:t>
+      </w:r>
+      <w:r>
+        <w:t xml:space="preserve"> for the context in which </w:t>
+      </w:r>
+      <w:r>
+        <w:t xml:space="preserve">it was </w:t>
+      </w:r>
+      <w:r>
+        <w:t xml:space="preserve">selected, </w:t>
+      </w:r>
+      <w:r>
+        <w:t xml:space="preserve">and </w:t>
+      </w:r>
+      <w:r>
+        <w:t>for the selected analysis time range.</w:t>
+      </w:r>
+    </w:p>
+    <w:p>
+      <w:pPr>
+        <w:jc w:val="center"/>
+      </w:pPr>
+      <w:r>
+        <w:rPr>
+          <w:noProof/>
+        </w:rPr>
+        <w:drawing>
+          <wp:inline distT="0" distB="0" distL="0" distR="0" wp14:anchorId="7E626D2B" wp14:editId="4EA5C41D">
+            <wp:extent cx="5655034" cy="4118023"/>
+            <wp:effectExtent l="38100" t="38100" r="98425" b="92075"/>
+            <wp:docPr id="2090047689" name="Picture 1"/>
+            <wp:cNvGraphicFramePr>
+              <a:graphicFrameLocks xmlns:a="http://schemas.openxmlformats.org/drawingml/2006/main" noChangeAspect="1"/>
+            </wp:cNvGraphicFramePr>
+            <a:graphic xmlns:a="http://schemas.openxmlformats.org/drawingml/2006/main">
+              <a:graphicData uri="http://schemas.openxmlformats.org/drawingml/2006/picture">
+                <pic:pic xmlns:pic="http://schemas.openxmlformats.org/drawingml/2006/picture">
+                  <pic:nvPicPr>
+                    <pic:cNvPr id="2090047689" name=""/>
+                    <pic:cNvPicPr/>
+                  </pic:nvPicPr>
+                  <pic:blipFill>
+                    <a:blip r:embed="rId20"/>
+                    <a:stretch>
+                      <a:fillRect/>
+                    </a:stretch>
+                  </pic:blipFill>
+                  <pic:spPr>
+                    <a:xfrm>
+                      <a:off x="0" y="0"/>
+                      <a:ext cx="5684266" cy="4139310"/>
+                    </a:xfrm>
+                    <a:prstGeom prst="rect">
+                      <a:avLst/>
+                    </a:prstGeom>
+                    <a:effectLst>
+                      <a:outerShdw blurRad="50800" dist="38100" dir="2700000" algn="tl" rotWithShape="0">
+                        <a:prstClr val="black">
+                          <a:alpha val="40000"/>
+                        </a:prstClr>
+                      </a:outerShdw>
+                    </a:effectLst>
+                  </pic:spPr>
+                </pic:pic>
+              </a:graphicData>
+            </a:graphic>
+          </wp:inline>
+        </w:drawing>
+      </w:r>
+    </w:p>
+    <w:p>
+      <w:r>
+        <w:t>If alternative opcode sequences exist for an address, a vertical bar denotes that the code was modified, as shown above.</w:t>
+      </w:r>
+    </w:p>
+    <w:p>
+      <w:r>
+        <w:t>The background color shows which instructions tak</w:t>
+      </w:r>
+      <w:r>
+        <w:t>e</w:t>
+      </w:r>
+      <w:r>
+        <w:t xml:space="preserve"> the most </w:t>
+      </w:r>
+      <w:r>
+        <w:t xml:space="preserve">Total </w:t>
+      </w:r>
+      <w:r>
+        <w:t>CPU cycles, compared to the other instructions</w:t>
+      </w:r>
+      <w:proofErr w:type="gramStart"/>
+      <w:r>
+        <w:t>.</w:t>
+      </w:r>
+      <w:r>
+        <w:t xml:space="preserve"> </w:t>
+      </w:r>
+      <w:proofErr w:type="gramEnd"/>
+      <w:r>
+        <w:t xml:space="preserve">The table </w:t>
+      </w:r>
+      <w:r>
+        <w:t xml:space="preserve">below </w:t>
+      </w:r>
+      <w:r>
+        <w:t>describes the meaning of the different column</w:t>
+      </w:r>
+      <w:r>
+        <w:t>s.</w:t>
+      </w:r>
+    </w:p>
+    <w:tbl>
+      <w:tblPr>
+        <w:tblStyle w:val="TableGrid"/>
+        <w:tblW w:w="10795" w:type="dxa"/>
+        <w:tblLook w:val="04A0" w:firstRow="1" w:lastRow="0" w:firstColumn="1" w:lastColumn="0" w:noHBand="0" w:noVBand="1"/>
+      </w:tblPr>
+      <w:tblGrid>
+        <w:gridCol w:w="1975"/>
+        <w:gridCol w:w="8820"/>
+      </w:tblGrid>
+      <w:tr>
+        <w:tc>
+          <w:tcPr>
+            <w:tcW w:w="1975" w:type="dxa"/>
+          </w:tcPr>
+          <w:p>
+            <w:pPr>
+              <w:rPr>
+                <w:b/>
+                <w:bCs/>
+              </w:rPr>
+            </w:pPr>
+            <w:r>
+              <w:rPr>
+                <w:b/>
+                <w:bCs/>
+              </w:rPr>
+              <w:t>Column</w:t>
+            </w:r>
+          </w:p>
+        </w:tc>
+        <w:tc>
+          <w:tcPr>
+            <w:tcW w:w="8820" w:type="dxa"/>
+          </w:tcPr>
+          <w:p>
+            <w:pPr>
+              <w:rPr>
+                <w:b/>
+                <w:bCs/>
+              </w:rPr>
+            </w:pPr>
+            <w:r>
+              <w:rPr>
+                <w:b/>
+                <w:bCs/>
+              </w:rPr>
+              <w:t>Description</w:t>
             </w:r>
           </w:p>
         </w:tc>
@@ -923,21 +5278,130 @@
       <w:tr>
         <w:tc>
           <w:tcPr>
-            <w:tcW w:w="3192" w:type="dxa"/>
+            <w:tcW w:w="1975" w:type="dxa"/>
           </w:tcPr>
           <w:p>
             <w:r>
-              <w:t>Total CPU</w:t>
+              <w:t>Tail call</w:t>
             </w:r>
           </w:p>
         </w:tc>
         <w:tc>
           <w:tcPr>
-            <w:tcW w:w="6636" w:type="dxa"/>
+            <w:tcW w:w="8820" w:type="dxa"/>
           </w:tcPr>
           <w:p>
             <w:r>
-              <w:t>The number of cycles spent executing the instruction.  If the instruction is a JSR or tail call, it includes all the cycles spent in the called routine, and subsequent nested calls.</w:t>
+              <w:t>Whether a JMP or branch instruction invokes a tail call</w:t>
+            </w:r>
+            <w:proofErr w:type="gramStart"/>
+            <w:r>
+              <w:t xml:space="preserve">. </w:t>
+            </w:r>
+            <w:proofErr w:type="gramEnd"/>
+            <w:r>
+              <w:t xml:space="preserve">A </w:t>
+            </w:r>
+            <w:r>
+              <w:t>tail call is a JMP or branch instruction that jumps to another routine which returns with a RTS or RTI</w:t>
+            </w:r>
+            <w:proofErr w:type="gramStart"/>
+            <w:r>
+              <w:t xml:space="preserve">. </w:t>
+            </w:r>
+            <w:proofErr w:type="gramEnd"/>
+            <w:r>
+              <w:t xml:space="preserve">For a JMP, it’s equivalent to a </w:t>
+            </w:r>
+            <w:r>
+              <w:rPr>
+                <w:b/>
+                <w:bCs/>
+              </w:rPr>
+              <w:t xml:space="preserve">JSR </w:t>
+            </w:r>
+            <w:proofErr w:type="gramStart"/>
+            <w:r>
+              <w:rPr>
+                <w:b/>
+                <w:bCs/>
+                <w:i/>
+                <w:iCs/>
+              </w:rPr>
+              <w:t>routine</w:t>
+            </w:r>
+            <w:r>
+              <w:rPr>
+                <w:b/>
+                <w:bCs/>
+              </w:rPr>
+              <w:t xml:space="preserve"> :</w:t>
+            </w:r>
+            <w:proofErr w:type="gramEnd"/>
+            <w:r>
+              <w:rPr>
+                <w:b/>
+                <w:bCs/>
+              </w:rPr>
+              <w:t xml:space="preserve"> RTN</w:t>
+            </w:r>
+            <w:r>
+              <w:t>, but takes up less code bytes</w:t>
+            </w:r>
+            <w:proofErr w:type="gramStart"/>
+            <w:r>
+              <w:t xml:space="preserve">. </w:t>
+            </w:r>
+            <w:proofErr w:type="gramEnd"/>
+            <w:r>
+              <w:t>For a branch it</w:t>
+            </w:r>
+            <w:r>
+              <w:t>’</w:t>
+            </w:r>
+            <w:r>
+              <w:t xml:space="preserve">s an optimized way to perform a conditional </w:t>
+            </w:r>
+            <w:r>
+              <w:rPr>
+                <w:b/>
+                <w:bCs/>
+              </w:rPr>
+              <w:t xml:space="preserve">JSR </w:t>
+            </w:r>
+            <w:proofErr w:type="gramStart"/>
+            <w:r>
+              <w:rPr>
+                <w:b/>
+                <w:bCs/>
+                <w:i/>
+                <w:iCs/>
+              </w:rPr>
+              <w:t>routine</w:t>
+            </w:r>
+            <w:r>
+              <w:rPr>
+                <w:b/>
+                <w:bCs/>
+                <w:i/>
+                <w:iCs/>
+              </w:rPr>
+              <w:t xml:space="preserve"> </w:t>
+            </w:r>
+            <w:r>
+              <w:rPr>
+                <w:b/>
+                <w:bCs/>
+              </w:rPr>
+              <w:t>:</w:t>
+            </w:r>
+            <w:proofErr w:type="gramEnd"/>
+            <w:r>
+              <w:rPr>
+                <w:b/>
+                <w:bCs/>
+              </w:rPr>
+              <w:t xml:space="preserve"> RTS</w:t>
             </w:r>
           </w:p>
         </w:tc>
@@ -945,21 +5409,31 @@
       <w:tr>
         <w:tc>
           <w:tcPr>
-            <w:tcW w:w="3192" w:type="dxa"/>
+            <w:tcW w:w="1975" w:type="dxa"/>
           </w:tcPr>
           <w:p>
             <w:r>
-              <w:t>Self CPU</w:t>
+              <w:t>Total CPU</w:t>
             </w:r>
           </w:p>
         </w:tc>
         <w:tc>
           <w:tcPr>
-            <w:tcW w:w="6636" w:type="dxa"/>
+            <w:tcW w:w="8820" w:type="dxa"/>
           </w:tcPr>
           <w:p>
             <w:r>
-              <w:t>The number of cycles spent executing just the instruction.</w:t>
+              <w:t>Number of cycles spent executing the instruction, including cycles spent in invoked routines (directly or indirectly) from JSR’s and tail-calls.</w:t>
+            </w:r>
+          </w:p>
+          <w:p>
+            <w:r>
+              <w:t>Excludes the cycles spent executing interrupt code during execution.</w:t>
+            </w:r>
+          </w:p>
+          <w:p>
+            <w:r>
+              <w:t>The percentage shown is with respect to the total number of cycles executed by the routine, including cycles spent in invoked routines (directly or indirectly) from JSR’s and tail-calls.</w:t>
             </w:r>
           </w:p>
         </w:tc>
@@ -967,21 +5441,32 @@
       <w:tr>
         <w:tc>
           <w:tcPr>
-            <w:tcW w:w="3192" w:type="dxa"/>
+            <w:tcW w:w="1975" w:type="dxa"/>
           </w:tcPr>
           <w:p>
             <w:r>
-              <w:t>Branch Count</w:t>
+              <w:lastRenderedPageBreak/>
+              <w:t>Self CPU</w:t>
             </w:r>
           </w:p>
         </w:tc>
         <w:tc>
           <w:tcPr>
-            <w:tcW w:w="6636" w:type="dxa"/>
+            <w:tcW w:w="8820" w:type="dxa"/>
           </w:tcPr>
           <w:p>
             <w:r>
-              <w:t>The number of times the branch was taken.  The percentage shows the percentage of times the branch was taken.</w:t>
+              <w:t>Number of cycles spent executing the instruction, including cycles spent in invoked routines (directly or indirectly) from JSR’s and tail-calls.</w:t>
+            </w:r>
+          </w:p>
+          <w:p>
+            <w:r>
+              <w:t>Excludes the cycles spent executing interrupt code during execution.</w:t>
+            </w:r>
+          </w:p>
+          <w:p>
+            <w:r>
+              <w:t>The percentage shown is with respect to the total number of cycles executed by the routine, including cycles spent in invoked routines (directly or indirectly) from JSR’s and tail-calls.</w:t>
             </w:r>
           </w:p>
         </w:tc>
@@ -989,431 +5474,399 @@
       <w:tr>
         <w:tc>
           <w:tcPr>
-            <w:tcW w:w="3192" w:type="dxa"/>
+            <w:tcW w:w="1975" w:type="dxa"/>
           </w:tcPr>
           <w:p>
             <w:r>
-              <w:t>Execution Count</w:t>
+              <w:t>Branch count</w:t>
             </w:r>
           </w:p>
         </w:tc>
         <w:tc>
           <w:tcPr>
-            <w:tcW w:w="6636" w:type="dxa"/>
+            <w:tcW w:w="8820" w:type="dxa"/>
           </w:tcPr>
           <w:p>
             <w:r>
-              <w:t>The number of times the instruction was executed.  The percentage shows how this compares with the other instructions.</w:t>
+              <w:t>The number of times the branch was taken, and the percentage of times the branch was taken.</w:t>
+            </w:r>
+          </w:p>
+        </w:tc>
+      </w:tr>
+      <w:tr>
+        <w:tc>
+          <w:tcPr>
+            <w:tcW w:w="1975" w:type="dxa"/>
+          </w:tcPr>
+          <w:p>
+            <w:r>
+              <w:t>Execution count</w:t>
+            </w:r>
+          </w:p>
+        </w:tc>
+        <w:tc>
+          <w:tcPr>
+            <w:tcW w:w="8820" w:type="dxa"/>
+          </w:tcPr>
+          <w:p>
+            <w:pPr>
+              <w:rPr>
+                <w:b/>
+                <w:bCs/>
+              </w:rPr>
+            </w:pPr>
+            <w:r>
+              <w:t>The number of times the instruction was executed.</w:t>
             </w:r>
           </w:p>
         </w:tc>
       </w:tr>
     </w:tbl>
-    <w:p>
-      <w:pPr>
-        <w:pStyle w:val="Heading3"/>
-      </w:pPr>
-      <w:r>
-        <w:t>T</w:t>
-      </w:r>
-      <w:r>
-        <w:t>ail calls and fall-throughs</w:t>
-      </w:r>
-      <w:r>
-        <w:t xml:space="preserve"> are treated like calls</w:t>
-      </w:r>
-    </w:p>
-    <w:p>
-      <w:pPr>
-        <w:rPr>
-          <w:rFonts w:ascii="Aptos" w:hAnsi="Aptos"/>
-          <w:color w:val="000000"/>
-        </w:rPr>
-      </w:pPr>
-      <w:r>
-        <w:rPr>
-          <w:rFonts w:ascii="Aptos" w:hAnsi="Aptos"/>
-          <w:color w:val="000000"/>
-        </w:rPr>
-        <w:t xml:space="preserve">The profiler treats tail-calls and fall-throughs as routine calls: jumps or branches to another routine are marked as tail calls, and falling through to the next routine is also </w:t>
-      </w:r>
-      <w:r>
-        <w:rPr>
-          <w:rFonts w:ascii="Aptos" w:hAnsi="Aptos"/>
-          <w:color w:val="000000"/>
-        </w:rPr>
-        <w:t>treated like</w:t>
-      </w:r>
-      <w:r>
-        <w:rPr>
-          <w:rFonts w:ascii="Aptos" w:hAnsi="Aptos"/>
-          <w:color w:val="000000"/>
-        </w:rPr>
-        <w:t xml:space="preserve"> a call.</w:t>
-      </w:r>
-    </w:p>
-    <w:p>
-      <w:pPr>
-        <w:rPr>
-          <w:rFonts w:ascii="Aptos" w:hAnsi="Aptos"/>
-          <w:color w:val="000000"/>
-        </w:rPr>
-      </w:pPr>
-      <w:r>
-        <w:rPr>
-          <w:rFonts w:ascii="Aptos" w:hAnsi="Aptos"/>
-          <w:color w:val="000000"/>
-        </w:rPr>
-        <w:t xml:space="preserve">For example, in the Call Tree tab, a child node may represent a tail call, and the last child may </w:t>
-      </w:r>
-      <w:r>
-        <w:rPr>
-          <w:rFonts w:ascii="Aptos" w:hAnsi="Aptos"/>
-          <w:color w:val="000000"/>
-        </w:rPr>
-        <w:t xml:space="preserve">represent </w:t>
-      </w:r>
-      <w:r>
-        <w:rPr>
-          <w:rFonts w:ascii="Aptos" w:hAnsi="Aptos"/>
-          <w:color w:val="000000"/>
-        </w:rPr>
-        <w:t>a fall-though.</w:t>
-      </w:r>
-    </w:p>
-    <w:p>
-      <w:pPr>
-        <w:pStyle w:val="Heading3"/>
-      </w:pPr>
-      <w:r>
-        <w:t>Labels</w:t>
-      </w:r>
-    </w:p>
-    <w:p>
-      <w:r>
-        <w:t xml:space="preserve">The </w:t>
+    <w:p/>
+    <w:p>
+      <w:r>
+        <w:t xml:space="preserve">Note that the visual appearance of the code can be changed by clicking the </w:t>
       </w:r>
       <w:r>
         <w:rPr>
           <w:b/>
           <w:bCs/>
         </w:rPr>
-        <w:t>Labels</w:t>
-      </w:r>
-      <w:r>
-        <w:t xml:space="preserve"> dialog allows labels files to be loaded into the profiler. </w:t>
+        <w:t>Display Settings</w:t>
+      </w:r>
+      <w:r>
+        <w:t xml:space="preserve"> toolbar button.</w:t>
+      </w:r>
+    </w:p>
+    <w:p>
+      <w:pPr>
+        <w:pStyle w:val="Heading2"/>
+      </w:pPr>
+      <w:bookmarkStart w:id="31" w:name="_Toc231889095"/>
+      <w:bookmarkStart w:id="32" w:name="_Toc231893956"/>
+      <w:r>
+        <w:t xml:space="preserve">The </w:t>
+      </w:r>
+      <w:proofErr w:type="gramStart"/>
+      <w:r>
+        <w:t>Caller \</w:t>
+      </w:r>
+      <w:proofErr w:type="gramEnd"/>
+      <w:r>
+        <w:t xml:space="preserve"> Callee </w:t>
+      </w:r>
+      <w:r>
+        <w:t>tab</w:t>
+      </w:r>
+      <w:bookmarkEnd w:id="31"/>
+      <w:bookmarkEnd w:id="32"/>
+    </w:p>
+    <w:p>
+      <w:r>
+        <w:rPr>
+          <w:noProof/>
+        </w:rPr>
+        <w:drawing>
+          <wp:inline distT="0" distB="0" distL="0" distR="0" wp14:anchorId="32CCA451" wp14:editId="6FC88C78">
+            <wp:extent cx="5943600" cy="1575435"/>
+            <wp:effectExtent l="38100" t="38100" r="95250" b="100965"/>
+            <wp:docPr id="566601458" name="Picture 1"/>
+            <wp:cNvGraphicFramePr>
+              <a:graphicFrameLocks xmlns:a="http://schemas.openxmlformats.org/drawingml/2006/main" noChangeAspect="1"/>
+            </wp:cNvGraphicFramePr>
+            <a:graphic xmlns:a="http://schemas.openxmlformats.org/drawingml/2006/main">
+              <a:graphicData uri="http://schemas.openxmlformats.org/drawingml/2006/picture">
+                <pic:pic xmlns:pic="http://schemas.openxmlformats.org/drawingml/2006/picture">
+                  <pic:nvPicPr>
+                    <pic:cNvPr id="566601458" name=""/>
+                    <pic:cNvPicPr/>
+                  </pic:nvPicPr>
+                  <pic:blipFill>
+                    <a:blip r:embed="rId21"/>
+                    <a:stretch>
+                      <a:fillRect/>
+                    </a:stretch>
+                  </pic:blipFill>
+                  <pic:spPr>
+                    <a:xfrm>
+                      <a:off x="0" y="0"/>
+                      <a:ext cx="5943600" cy="1575435"/>
+                    </a:xfrm>
+                    <a:prstGeom prst="rect">
+                      <a:avLst/>
+                    </a:prstGeom>
+                    <a:effectLst>
+                      <a:outerShdw blurRad="50800" dist="38100" dir="2700000" algn="tl" rotWithShape="0">
+                        <a:prstClr val="black">
+                          <a:alpha val="40000"/>
+                        </a:prstClr>
+                      </a:outerShdw>
+                    </a:effectLst>
+                  </pic:spPr>
+                </pic:pic>
+              </a:graphicData>
+            </a:graphic>
+          </wp:inline>
+        </w:drawing>
       </w:r>
       <w:r>
         <w:t xml:space="preserve"> </w:t>
       </w:r>
-      <w:r>
-        <w:t xml:space="preserve">These persist across sessions. </w:t>
-      </w:r>
-      <w:r>
-        <w:t xml:space="preserve"> </w:t>
-      </w:r>
-      <w:r>
-        <w:t>The contained labels can optionally be enabled/disabled.</w:t>
-      </w:r>
-    </w:p>
-    <w:p>
-      <w:pPr>
-        <w:pStyle w:val="Heading3"/>
-      </w:pPr>
-      <w:r>
-        <w:lastRenderedPageBreak/>
-        <w:t>Limitations</w:t>
-      </w:r>
-    </w:p>
-    <w:p>
-      <w:pPr>
-        <w:pStyle w:val="ListParagraph"/>
-        <w:numPr>
-          <w:ilvl w:val="0"/>
-          <w:numId w:val="2"/>
-        </w:numPr>
+    </w:p>
+    <w:p>
+      <w:r>
+        <w:t xml:space="preserve">The </w:t>
+      </w:r>
+      <w:r>
         <w:rPr>
           <w:b/>
           <w:bCs/>
         </w:rPr>
-      </w:pPr>
+        <w:t>Caller / Callee tab</w:t>
+      </w:r>
+      <w:r>
+        <w:t xml:space="preserve"> is u</w:t>
+      </w:r>
+      <w:r>
+        <w:t>seful for visualizing the callers and callees of the selected routine.</w:t>
+      </w:r>
+    </w:p>
+    <w:p>
+      <w:r>
+        <w:t xml:space="preserve">It </w:t>
+      </w:r>
+      <w:proofErr w:type="gramStart"/>
+      <w:r>
+        <w:t>show</w:t>
+      </w:r>
+      <w:proofErr w:type="gramEnd"/>
+      <w:r>
+        <w:t xml:space="preserve"> </w:t>
+      </w:r>
+      <w:r>
+        <w:t xml:space="preserve">a </w:t>
+      </w:r>
+      <w:proofErr w:type="gramStart"/>
+      <w:r>
+        <w:t>routine’s</w:t>
+      </w:r>
+      <w:proofErr w:type="gramEnd"/>
+      <w:r>
+        <w:t xml:space="preserve"> calling and called routines, showing their total CPU cycles and percentages with respect to the total number of cycles in the analysis time range.</w:t>
+      </w:r>
+    </w:p>
+    <w:p>
+      <w:pPr>
+        <w:rPr>
+          <w:rFonts w:asciiTheme="majorHAnsi" w:eastAsiaTheme="majorEastAsia" w:hAnsiTheme="majorHAnsi" w:cstheme="majorBidi"/>
+          <w:color w:val="0F4761" w:themeColor="accent1" w:themeShade="BF"/>
+          <w:sz w:val="32"/>
+          <w:szCs w:val="32"/>
+        </w:rPr>
+      </w:pPr>
+      <w:r>
+        <w:t>Selecting a caller or callee makes it the currently selected routine.</w:t>
+      </w:r>
+      <w:r>
+        <w:br w:type="page"/>
+      </w:r>
+    </w:p>
+    <w:p>
+      <w:pPr>
+        <w:pStyle w:val="Heading1"/>
+      </w:pPr>
+      <w:bookmarkStart w:id="33" w:name="_Toc231889096"/>
+      <w:bookmarkStart w:id="34" w:name="_Toc231893957"/>
+      <w:r>
+        <w:lastRenderedPageBreak/>
+        <w:t>Acknowledgements</w:t>
+      </w:r>
+      <w:bookmarkEnd w:id="33"/>
+      <w:bookmarkEnd w:id="34"/>
+    </w:p>
+    <w:p>
+      <w:r>
+        <w:t>Portions of the display reconstruction code were based on </w:t>
+      </w:r>
+      <w:proofErr w:type="spellStart"/>
       <w:r>
         <w:rPr>
           <w:b/>
           <w:bCs/>
         </w:rPr>
-        <w:t>Label duplication</w:t>
-      </w:r>
-      <w:r>
-        <w:t>.</w:t>
-      </w:r>
-      <w:r>
-        <w:t xml:space="preserve"> </w:t>
-      </w:r>
-      <w:r>
-        <w:t xml:space="preserve"> </w:t>
-      </w:r>
-      <w:r>
-        <w:t>If multiple labels map to the same address, the incorrect label may be used and displayed.</w:t>
-      </w:r>
-    </w:p>
-    <w:p>
-      <w:pPr>
-        <w:pStyle w:val="ListParagraph"/>
-        <w:numPr>
-          <w:ilvl w:val="0"/>
-          <w:numId w:val="2"/>
-        </w:numPr>
+        <w:t>BeebEm's</w:t>
+      </w:r>
+      <w:proofErr w:type="spellEnd"/>
+      <w:r>
         <w:rPr>
           <w:b/>
           <w:bCs/>
         </w:rPr>
-      </w:pPr>
-      <w:r>
-        <w:rPr>
-          <w:rFonts w:ascii="Aptos" w:hAnsi="Aptos"/>
-          <w:b/>
-          <w:color w:val="000000"/>
-        </w:rPr>
-        <w:t>Replaced code.</w:t>
-      </w:r>
-      <w:r>
-        <w:rPr>
-          <w:rFonts w:ascii="Aptos" w:hAnsi="Aptos"/>
-          <w:color w:val="000000"/>
-        </w:rPr>
-        <w:t xml:space="preserve"> </w:t>
-      </w:r>
-      <w:r>
-        <w:rPr>
-          <w:rFonts w:ascii="Aptos" w:hAnsi="Aptos"/>
-          <w:color w:val="000000"/>
-        </w:rPr>
-        <w:t xml:space="preserve"> </w:t>
-      </w:r>
-      <w:r>
-        <w:rPr>
-          <w:rFonts w:ascii="Aptos" w:hAnsi="Aptos"/>
-          <w:color w:val="000000"/>
-        </w:rPr>
-        <w:t xml:space="preserve">If code is loaded and executed over previously run code, the profiler may not function correctly. </w:t>
-      </w:r>
-      <w:r>
-        <w:rPr>
-          <w:rFonts w:ascii="Aptos" w:hAnsi="Aptos"/>
-          <w:color w:val="000000"/>
-        </w:rPr>
-        <w:t xml:space="preserve"> </w:t>
-      </w:r>
-      <w:r>
-        <w:rPr>
-          <w:rFonts w:ascii="Aptos" w:hAnsi="Aptos"/>
-          <w:color w:val="000000"/>
-        </w:rPr>
-        <w:t xml:space="preserve">Current algorithms for identifying routines and stack frames do not support </w:t>
-      </w:r>
-      <w:r>
-        <w:rPr>
-          <w:rFonts w:ascii="Aptos" w:hAnsi="Aptos"/>
-          <w:color w:val="000000"/>
-        </w:rPr>
-        <w:t xml:space="preserve">overlapping </w:t>
-      </w:r>
-      <w:r>
-        <w:rPr>
-          <w:rFonts w:ascii="Aptos" w:hAnsi="Aptos"/>
-          <w:color w:val="000000"/>
-        </w:rPr>
-        <w:t>code.</w:t>
-      </w:r>
-    </w:p>
-    <w:p>
-      <w:pPr>
-        <w:pStyle w:val="ListParagraph"/>
-        <w:numPr>
-          <w:ilvl w:val="0"/>
-          <w:numId w:val="2"/>
-        </w:numPr>
+        <w:t> video</w:t>
+      </w:r>
+      <w:r>
+        <w:t xml:space="preserve"> class</w:t>
+      </w:r>
+      <w:proofErr w:type="gramStart"/>
+      <w:r>
+        <w:t xml:space="preserve">. </w:t>
+      </w:r>
+      <w:proofErr w:type="gramEnd"/>
+      <w:r>
+        <w:t>Many thanks to the </w:t>
+      </w:r>
+      <w:r>
         <w:rPr>
           <w:b/>
           <w:bCs/>
         </w:rPr>
-      </w:pPr>
+        <w:t>BeebEm</w:t>
+      </w:r>
+      <w:r>
+        <w:t> contributors for creating and maintaining this wonderful piece of software.</w:t>
+      </w:r>
+    </w:p>
+    <w:p>
+      <w:r>
+        <w:t>The </w:t>
+      </w:r>
       <w:r>
         <w:rPr>
           <w:b/>
           <w:bCs/>
         </w:rPr>
-        <w:t xml:space="preserve">Code-patterns. </w:t>
-      </w:r>
+        <w:t>.perf</w:t>
+      </w:r>
+      <w:r>
+        <w:t> files are compressed and uncompressed using the </w:t>
+      </w:r>
+      <w:proofErr w:type="spellStart"/>
       <w:r>
         <w:rPr>
           <w:b/>
           <w:bCs/>
         </w:rPr>
-        <w:t xml:space="preserve"> </w:t>
-      </w:r>
-      <w:r>
-        <w:t>S</w:t>
-      </w:r>
-      <w:r>
-        <w:t>ome</w:t>
+        <w:t>ZLib</w:t>
+      </w:r>
+      <w:proofErr w:type="spellEnd"/>
+      <w:r>
+        <w:t xml:space="preserve"> library - Many thanks to Jean-loup </w:t>
+      </w:r>
+      <w:proofErr w:type="spellStart"/>
+      <w:r>
+        <w:t>Gail</w:t>
+      </w:r>
+      <w:r>
+        <w:t>l</w:t>
+      </w:r>
+      <w:r>
+        <w:t>y</w:t>
+      </w:r>
+      <w:proofErr w:type="spellEnd"/>
+      <w:r>
+        <w:t xml:space="preserve">, </w:t>
+      </w:r>
+      <w:r>
+        <w:t>Mark Adler</w:t>
+      </w:r>
+      <w:r>
+        <w:t>, and the other contributors</w:t>
+      </w:r>
+      <w:r>
+        <w:t>,</w:t>
+      </w:r>
+      <w:r>
+        <w:t xml:space="preserve"> for creating </w:t>
+      </w:r>
+      <w:r>
+        <w:t xml:space="preserve">and maintaining </w:t>
+      </w:r>
+      <w:r>
+        <w:t>such an excellent and useful library.</w:t>
+      </w:r>
+    </w:p>
+    <w:p>
+      <w:r>
+        <w:t xml:space="preserve">The </w:t>
+      </w:r>
+      <w:r>
+        <w:t xml:space="preserve">MOS 1.2 and 2.0 labels were taken from </w:t>
+      </w:r>
+      <w:r>
+        <w:t>Toby Nelson</w:t>
+      </w:r>
+      <w:r>
+        <w:t xml:space="preserve">’s </w:t>
       </w:r>
       <w:r>
         <w:rPr>
           <w:b/>
           <w:bCs/>
         </w:rPr>
+        <w:t>MOS Reassembly for the BBC Micro</w:t>
+      </w:r>
+      <w:proofErr w:type="gramStart"/>
+      <w:r>
+        <w:t xml:space="preserve">. </w:t>
+      </w:r>
+      <w:proofErr w:type="gramEnd"/>
+      <w:r>
+        <w:t xml:space="preserve">Thank you Toby for </w:t>
+      </w:r>
+      <w:r>
+        <w:t xml:space="preserve">creating and maintaining </w:t>
+      </w:r>
+      <w:r>
+        <w:t>this excellent resource.</w:t>
+      </w:r>
+    </w:p>
+    <w:p>
+      <w:r>
+        <w:t>And many thanks to Mike Hayton and Ale</w:t>
+      </w:r>
+      <w:r>
+        <w:t>c</w:t>
+      </w:r>
+      <w:r>
+        <w:t xml:space="preserve"> Barker</w:t>
+      </w:r>
+      <w:r>
+        <w:t xml:space="preserve"> for their feedback</w:t>
+      </w:r>
+      <w:r>
         <w:t xml:space="preserve"> </w:t>
       </w:r>
       <w:r>
-        <w:t xml:space="preserve">6502 </w:t>
-      </w:r>
-      <w:r>
-        <w:t>cod</w:t>
-      </w:r>
-      <w:r>
-        <w:t>ing</w:t>
-      </w:r>
-      <w:r>
-        <w:t xml:space="preserve"> patterns</w:t>
-      </w:r>
-      <w:r>
-        <w:t xml:space="preserve"> can result in deep call-paths being generated, which can impede analysis and performance. </w:t>
+        <w:t xml:space="preserve">and help </w:t>
+      </w:r>
+      <w:r>
+        <w:t xml:space="preserve">on </w:t>
+      </w:r>
+      <w:r>
+        <w:t>the</w:t>
+      </w:r>
+      <w:r>
+        <w:t xml:space="preserve"> initial version</w:t>
+      </w:r>
+      <w:proofErr w:type="gramStart"/>
+      <w:r>
+        <w:t>.</w:t>
       </w:r>
       <w:r>
         <w:t xml:space="preserve"> </w:t>
       </w:r>
-      <w:r>
-        <w:t>For example, calling into the middle of a loop within another routine can result in deep call-paths.</w:t>
-      </w:r>
-    </w:p>
-    <w:p>
-      <w:pPr>
-        <w:pStyle w:val="Heading2"/>
-      </w:pPr>
-      <w:r>
-        <w:t>Acknowledgements</w:t>
-      </w:r>
-    </w:p>
-    <w:p>
-      <w:r>
-        <w:t>Portions of the display reconstruction code were based on </w:t>
-      </w:r>
-      <w:r>
-        <w:rPr>
-          <w:b/>
-          <w:bCs/>
-        </w:rPr>
-        <w:t>BeebEm's video</w:t>
-      </w:r>
-      <w:r>
-        <w:t xml:space="preserve"> class. Many thanks to the </w:t>
-      </w:r>
-      <w:r>
-        <w:rPr>
-          <w:b/>
-          <w:bCs/>
-        </w:rPr>
-        <w:t>BeebEm</w:t>
-      </w:r>
-      <w:r>
-        <w:t> contributors for creating and maintaining this wonderful piece of software.</w:t>
-      </w:r>
-    </w:p>
-    <w:p>
-      <w:r>
-        <w:t>The </w:t>
-      </w:r>
-      <w:r>
-        <w:rPr>
-          <w:b/>
-          <w:bCs/>
-        </w:rPr>
-        <w:t>.perf</w:t>
-      </w:r>
-      <w:r>
-        <w:t> files are compressed and uncompressed using the </w:t>
-      </w:r>
-      <w:r>
-        <w:rPr>
-          <w:b/>
-          <w:bCs/>
-        </w:rPr>
-        <w:t>ZLib</w:t>
-      </w:r>
-      <w:r>
-        <w:t xml:space="preserve"> library - Many thanks to Jean-loup Gailly and Mark Adler for creating such an excellent and useful library.</w:t>
-      </w:r>
-    </w:p>
-    <w:p>
-      <w:r>
-        <w:t xml:space="preserve">The </w:t>
-      </w:r>
-      <w:r>
-        <w:t xml:space="preserve">MOS 1.2 and 2.0 labels were taken from </w:t>
-      </w:r>
-      <w:r>
-        <w:t>Toby Nelson</w:t>
-      </w:r>
-      <w:r>
-        <w:t xml:space="preserve">’s </w:t>
-      </w:r>
-      <w:r>
-        <w:rPr>
-          <w:b/>
-          <w:bCs/>
-        </w:rPr>
-        <w:t>MOS Reassembly for the BBC Micro</w:t>
-      </w:r>
-      <w:r>
-        <w:t xml:space="preserve">. Thank you Toby for </w:t>
-      </w:r>
-      <w:r>
-        <w:t xml:space="preserve">creating and maintaining </w:t>
-      </w:r>
-      <w:r>
-        <w:t>this excellent resource.</w:t>
-      </w:r>
-    </w:p>
-    <w:p>
-      <w:r>
-        <w:t>And many thanks to Mike Hayton and Ale</w:t>
-      </w:r>
-      <w:r>
-        <w:t>c</w:t>
-      </w:r>
-      <w:r>
-        <w:t xml:space="preserve"> Barker</w:t>
-      </w:r>
-      <w:r>
-        <w:t xml:space="preserve"> for their feedback</w:t>
-      </w:r>
-      <w:r>
-        <w:t xml:space="preserve"> </w:t>
-      </w:r>
-      <w:r>
-        <w:t xml:space="preserve">and help </w:t>
-      </w:r>
-      <w:r>
-        <w:t xml:space="preserve">on </w:t>
-      </w:r>
-      <w:r>
-        <w:t>this initial version</w:t>
-      </w:r>
-      <w:r>
-        <w:t>.</w:t>
-      </w:r>
-      <w:r>
-        <w:t xml:space="preserve"> Much appreciated.</w:t>
+      <w:proofErr w:type="gramEnd"/>
+      <w:r>
+        <w:t>Much appreciated.</w:t>
       </w:r>
     </w:p>
     <w:p/>
     <w:sectPr>
       <w:pgSz w:w="12240" w:h="15840"/>
-      <w:pgMar w:top="1440" w:right="1440" w:bottom="1440" w:left="1440" w:header="720" w:footer="720" w:gutter="0"/>
+      <w:pgMar w:top="720" w:right="720" w:bottom="720" w:left="720" w:header="720" w:footer="720" w:gutter="0"/>
       <w:cols w:space="720"/>
       <w:noEndnote/>
+      <w:docGrid w:linePitch="326"/>
     </w:sectPr>
   </w:body>
 </w:document>
@@ -1422,6 +5875,297 @@
 <file path=word/numbering.xml><?xml version="1.0" encoding="utf-8"?>
 <w:numbering xmlns:wpc="http://schemas.microsoft.com/office/word/2010/wordprocessingCanvas" xmlns:cx="http://schemas.microsoft.com/office/drawing/2014/chartex" xmlns:cx1="http://schemas.microsoft.com/office/drawing/2015/9/8/chartex" xmlns:cx2="http://schemas.microsoft.com/office/drawing/2015/10/21/chartex" xmlns:cx3="http://schemas.microsoft.com/office/drawing/2016/5/9/chartex" xmlns:cx4="http://schemas.microsoft.com/office/drawing/2016/5/10/chartex" xmlns:cx5="http://schemas.microsoft.com/office/drawing/2016/5/11/chartex" xmlns:cx6="http://schemas.microsoft.com/office/drawing/2016/5/12/chartex" xmlns:cx7="http://schemas.microsoft.com/office/drawing/2016/5/13/chartex" xmlns:cx8="http://schemas.microsoft.com/office/drawing/2016/5/14/chartex" xmlns:mc="http://schemas.openxmlformats.org/markup-compatibility/2006" xmlns:aink="http://schemas.microsoft.com/office/drawing/2016/ink" xmlns:am3d="http://schemas.microsoft.com/office/drawing/2017/model3d" xmlns:o="urn:schemas-microsoft-com:office:office" xmlns:oel="http://schemas.microsoft.com/office/2019/extlst" xmlns:r="http://schemas.openxmlformats.org/officeDocument/2006/relationships" xmlns:m="http://schemas.openxmlformats.org/officeDocument/2006/math" xmlns:v="urn:schemas-microsoft-com:vml" xmlns:wp14="http://schemas.microsoft.com/office/word/2010/wordprocessingDrawing" xmlns:wp="http://schemas.openxmlformats.org/drawingml/2006/wordprocessingDrawing" xmlns:w10="urn:schemas-microsoft-com:office:word" xmlns:w="http://schemas.openxmlformats.org/wordprocessingml/2006/main" xmlns:w14="http://schemas.microsoft.com/office/word/2010/wordml" xmlns:w15="http://schemas.microsoft.com/office/word/2012/wordml" xmlns:w16cex="http://schemas.microsoft.com/office/word/2018/wordml/cex" xmlns:w16cid="http://schemas.microsoft.com/office/word/2016/wordml/cid" xmlns:w16="http://schemas.microsoft.com/office/word/2018/wordml" xmlns:w16du="http://schemas.microsoft.com/office/word/2023/wordml/word16du" xmlns:w16sdtdh="http://schemas.microsoft.com/office/word/2020/wordml/sdtdatahash" xmlns:w16sdtfl="http://schemas.microsoft.com/office/word/2024/wordml/sdtformatlock" xmlns:w16se="http://schemas.microsoft.com/office/word/2015/wordml/symex" xmlns:wpg="http://schemas.microsoft.com/office/word/2010/wordprocessingGroup" xmlns:wpi="http://schemas.microsoft.com/office/word/2010/wordprocessingInk" xmlns:wne="http://schemas.microsoft.com/office/word/2006/wordml" xmlns:wps="http://schemas.microsoft.com/office/word/2010/wordprocessingShape" mc:Ignorable="w14 w15 w16se w16cid w16 w16cex w16sdtdh w16sdtfl w16du wp14">
   <w:abstractNum w:abstractNumId="0" w15:restartNumberingAfterBreak="0">
+    <w:nsid w:val="06B75A5B"/>
+    <w:multiLevelType w:val="hybridMultilevel"/>
+    <w:tmpl w:val="CBD414B6"/>
+    <w:lvl w:ilvl="0" w:tplc="0409000F">
+      <w:start w:val="1"/>
+      <w:numFmt w:val="decimal"/>
+      <w:lvlText w:val="%1."/>
+      <w:lvlJc w:val="left"/>
+      <w:pPr>
+        <w:ind w:left="720" w:hanging="360"/>
+      </w:pPr>
+      <w:rPr>
+        <w:rFonts w:hint="default"/>
+      </w:rPr>
+    </w:lvl>
+    <w:lvl w:ilvl="1" w:tplc="04090019" w:tentative="1">
+      <w:start w:val="1"/>
+      <w:numFmt w:val="lowerLetter"/>
+      <w:lvlText w:val="%2."/>
+      <w:lvlJc w:val="left"/>
+      <w:pPr>
+        <w:ind w:left="1440" w:hanging="360"/>
+      </w:pPr>
+    </w:lvl>
+    <w:lvl w:ilvl="2" w:tplc="0409001B" w:tentative="1">
+      <w:start w:val="1"/>
+      <w:numFmt w:val="lowerRoman"/>
+      <w:lvlText w:val="%3."/>
+      <w:lvlJc w:val="right"/>
+      <w:pPr>
+        <w:ind w:left="2160" w:hanging="180"/>
+      </w:pPr>
+    </w:lvl>
+    <w:lvl w:ilvl="3" w:tplc="0409000F" w:tentative="1">
+      <w:start w:val="1"/>
+      <w:numFmt w:val="decimal"/>
+      <w:lvlText w:val="%4."/>
+      <w:lvlJc w:val="left"/>
+      <w:pPr>
+        <w:ind w:left="2880" w:hanging="360"/>
+      </w:pPr>
+    </w:lvl>
+    <w:lvl w:ilvl="4" w:tplc="04090019" w:tentative="1">
+      <w:start w:val="1"/>
+      <w:numFmt w:val="lowerLetter"/>
+      <w:lvlText w:val="%5."/>
+      <w:lvlJc w:val="left"/>
+      <w:pPr>
+        <w:ind w:left="3600" w:hanging="360"/>
+      </w:pPr>
+    </w:lvl>
+    <w:lvl w:ilvl="5" w:tplc="0409001B" w:tentative="1">
+      <w:start w:val="1"/>
+      <w:numFmt w:val="lowerRoman"/>
+      <w:lvlText w:val="%6."/>
+      <w:lvlJc w:val="right"/>
+      <w:pPr>
+        <w:ind w:left="4320" w:hanging="180"/>
+      </w:pPr>
+    </w:lvl>
+    <w:lvl w:ilvl="6" w:tplc="0409000F" w:tentative="1">
+      <w:start w:val="1"/>
+      <w:numFmt w:val="decimal"/>
+      <w:lvlText w:val="%7."/>
+      <w:lvlJc w:val="left"/>
+      <w:pPr>
+        <w:ind w:left="5040" w:hanging="360"/>
+      </w:pPr>
+    </w:lvl>
+    <w:lvl w:ilvl="7" w:tplc="04090019" w:tentative="1">
+      <w:start w:val="1"/>
+      <w:numFmt w:val="lowerLetter"/>
+      <w:lvlText w:val="%8."/>
+      <w:lvlJc w:val="left"/>
+      <w:pPr>
+        <w:ind w:left="5760" w:hanging="360"/>
+      </w:pPr>
+    </w:lvl>
+    <w:lvl w:ilvl="8" w:tplc="0409001B" w:tentative="1">
+      <w:start w:val="1"/>
+      <w:numFmt w:val="lowerRoman"/>
+      <w:lvlText w:val="%9."/>
+      <w:lvlJc w:val="right"/>
+      <w:pPr>
+        <w:ind w:left="6480" w:hanging="180"/>
+      </w:pPr>
+    </w:lvl>
+  </w:abstractNum>
+  <w:abstractNum w:abstractNumId="1" w15:restartNumberingAfterBreak="0">
+    <w:nsid w:val="13376343"/>
+    <w:multiLevelType w:val="hybridMultilevel"/>
+    <w:tmpl w:val="7E7CDFC0"/>
+    <w:lvl w:ilvl="0" w:tplc="FD543124">
+      <w:start w:val="1"/>
+      <w:numFmt w:val="bullet"/>
+      <w:lvlText w:val="-"/>
+      <w:lvlJc w:val="left"/>
+      <w:pPr>
+        <w:ind w:left="720" w:hanging="360"/>
+      </w:pPr>
+      <w:rPr>
+        <w:rFonts w:ascii="Aptos" w:eastAsiaTheme="minorEastAsia" w:hAnsi="Aptos" w:cs="Times New Roman" w:hint="default"/>
+      </w:rPr>
+    </w:lvl>
+    <w:lvl w:ilvl="1" w:tplc="04090003" w:tentative="1">
+      <w:start w:val="1"/>
+      <w:numFmt w:val="bullet"/>
+      <w:lvlText w:val="o"/>
+      <w:lvlJc w:val="left"/>
+      <w:pPr>
+        <w:ind w:left="1440" w:hanging="360"/>
+      </w:pPr>
+      <w:rPr>
+        <w:rFonts w:ascii="Courier New" w:hAnsi="Courier New" w:cs="Courier New" w:hint="default"/>
+      </w:rPr>
+    </w:lvl>
+    <w:lvl w:ilvl="2" w:tplc="04090005" w:tentative="1">
+      <w:start w:val="1"/>
+      <w:numFmt w:val="bullet"/>
+      <w:lvlText w:val=""/>
+      <w:lvlJc w:val="left"/>
+      <w:pPr>
+        <w:ind w:left="2160" w:hanging="360"/>
+      </w:pPr>
+      <w:rPr>
+        <w:rFonts w:ascii="Wingdings" w:hAnsi="Wingdings" w:hint="default"/>
+      </w:rPr>
+    </w:lvl>
+    <w:lvl w:ilvl="3" w:tplc="04090001" w:tentative="1">
+      <w:start w:val="1"/>
+      <w:numFmt w:val="bullet"/>
+      <w:lvlText w:val=""/>
+      <w:lvlJc w:val="left"/>
+      <w:pPr>
+        <w:ind w:left="2880" w:hanging="360"/>
+      </w:pPr>
+      <w:rPr>
+        <w:rFonts w:ascii="Symbol" w:hAnsi="Symbol" w:hint="default"/>
+      </w:rPr>
+    </w:lvl>
+    <w:lvl w:ilvl="4" w:tplc="04090003" w:tentative="1">
+      <w:start w:val="1"/>
+      <w:numFmt w:val="bullet"/>
+      <w:lvlText w:val="o"/>
+      <w:lvlJc w:val="left"/>
+      <w:pPr>
+        <w:ind w:left="3600" w:hanging="360"/>
+      </w:pPr>
+      <w:rPr>
+        <w:rFonts w:ascii="Courier New" w:hAnsi="Courier New" w:cs="Courier New" w:hint="default"/>
+      </w:rPr>
+    </w:lvl>
+    <w:lvl w:ilvl="5" w:tplc="04090005" w:tentative="1">
+      <w:start w:val="1"/>
+      <w:numFmt w:val="bullet"/>
+      <w:lvlText w:val=""/>
+      <w:lvlJc w:val="left"/>
+      <w:pPr>
+        <w:ind w:left="4320" w:hanging="360"/>
+      </w:pPr>
+      <w:rPr>
+        <w:rFonts w:ascii="Wingdings" w:hAnsi="Wingdings" w:hint="default"/>
+      </w:rPr>
+    </w:lvl>
+    <w:lvl w:ilvl="6" w:tplc="04090001" w:tentative="1">
+      <w:start w:val="1"/>
+      <w:numFmt w:val="bullet"/>
+      <w:lvlText w:val=""/>
+      <w:lvlJc w:val="left"/>
+      <w:pPr>
+        <w:ind w:left="5040" w:hanging="360"/>
+      </w:pPr>
+      <w:rPr>
+        <w:rFonts w:ascii="Symbol" w:hAnsi="Symbol" w:hint="default"/>
+      </w:rPr>
+    </w:lvl>
+    <w:lvl w:ilvl="7" w:tplc="04090003" w:tentative="1">
+      <w:start w:val="1"/>
+      <w:numFmt w:val="bullet"/>
+      <w:lvlText w:val="o"/>
+      <w:lvlJc w:val="left"/>
+      <w:pPr>
+        <w:ind w:left="5760" w:hanging="360"/>
+      </w:pPr>
+      <w:rPr>
+        <w:rFonts w:ascii="Courier New" w:hAnsi="Courier New" w:cs="Courier New" w:hint="default"/>
+      </w:rPr>
+    </w:lvl>
+    <w:lvl w:ilvl="8" w:tplc="04090005" w:tentative="1">
+      <w:start w:val="1"/>
+      <w:numFmt w:val="bullet"/>
+      <w:lvlText w:val=""/>
+      <w:lvlJc w:val="left"/>
+      <w:pPr>
+        <w:ind w:left="6480" w:hanging="360"/>
+      </w:pPr>
+      <w:rPr>
+        <w:rFonts w:ascii="Wingdings" w:hAnsi="Wingdings" w:hint="default"/>
+      </w:rPr>
+    </w:lvl>
+  </w:abstractNum>
+  <w:abstractNum w:abstractNumId="2" w15:restartNumberingAfterBreak="0">
+    <w:nsid w:val="2102703E"/>
+    <w:multiLevelType w:val="hybridMultilevel"/>
+    <w:tmpl w:val="BC7C7F66"/>
+    <w:lvl w:ilvl="0" w:tplc="0409000F">
+      <w:start w:val="1"/>
+      <w:numFmt w:val="decimal"/>
+      <w:lvlText w:val="%1."/>
+      <w:lvlJc w:val="left"/>
+      <w:pPr>
+        <w:ind w:left="720" w:hanging="360"/>
+      </w:pPr>
+      <w:rPr>
+        <w:rFonts w:hint="default"/>
+      </w:rPr>
+    </w:lvl>
+    <w:lvl w:ilvl="1" w:tplc="04090019" w:tentative="1">
+      <w:start w:val="1"/>
+      <w:numFmt w:val="lowerLetter"/>
+      <w:lvlText w:val="%2."/>
+      <w:lvlJc w:val="left"/>
+      <w:pPr>
+        <w:ind w:left="1440" w:hanging="360"/>
+      </w:pPr>
+    </w:lvl>
+    <w:lvl w:ilvl="2" w:tplc="0409001B" w:tentative="1">
+      <w:start w:val="1"/>
+      <w:numFmt w:val="lowerRoman"/>
+      <w:lvlText w:val="%3."/>
+      <w:lvlJc w:val="right"/>
+      <w:pPr>
+        <w:ind w:left="2160" w:hanging="180"/>
+      </w:pPr>
+    </w:lvl>
+    <w:lvl w:ilvl="3" w:tplc="0409000F" w:tentative="1">
+      <w:start w:val="1"/>
+      <w:numFmt w:val="decimal"/>
+      <w:lvlText w:val="%4."/>
+      <w:lvlJc w:val="left"/>
+      <w:pPr>
+        <w:ind w:left="2880" w:hanging="360"/>
+      </w:pPr>
+    </w:lvl>
+    <w:lvl w:ilvl="4" w:tplc="04090019" w:tentative="1">
+      <w:start w:val="1"/>
+      <w:numFmt w:val="lowerLetter"/>
+      <w:lvlText w:val="%5."/>
+      <w:lvlJc w:val="left"/>
+      <w:pPr>
+        <w:ind w:left="3600" w:hanging="360"/>
+      </w:pPr>
+    </w:lvl>
+    <w:lvl w:ilvl="5" w:tplc="0409001B" w:tentative="1">
+      <w:start w:val="1"/>
+      <w:numFmt w:val="lowerRoman"/>
+      <w:lvlText w:val="%6."/>
+      <w:lvlJc w:val="right"/>
+      <w:pPr>
+        <w:ind w:left="4320" w:hanging="180"/>
+      </w:pPr>
+    </w:lvl>
+    <w:lvl w:ilvl="6" w:tplc="0409000F" w:tentative="1">
+      <w:start w:val="1"/>
+      <w:numFmt w:val="decimal"/>
+      <w:lvlText w:val="%7."/>
+      <w:lvlJc w:val="left"/>
+      <w:pPr>
+        <w:ind w:left="5040" w:hanging="360"/>
+      </w:pPr>
+    </w:lvl>
+    <w:lvl w:ilvl="7" w:tplc="04090019" w:tentative="1">
+      <w:start w:val="1"/>
+      <w:numFmt w:val="lowerLetter"/>
+      <w:lvlText w:val="%8."/>
+      <w:lvlJc w:val="left"/>
+      <w:pPr>
+        <w:ind w:left="5760" w:hanging="360"/>
+      </w:pPr>
+    </w:lvl>
+    <w:lvl w:ilvl="8" w:tplc="0409001B" w:tentative="1">
+      <w:start w:val="1"/>
+      <w:numFmt w:val="lowerRoman"/>
+      <w:lvlText w:val="%9."/>
+      <w:lvlJc w:val="right"/>
+      <w:pPr>
+        <w:ind w:left="6480" w:hanging="180"/>
+      </w:pPr>
+    </w:lvl>
+  </w:abstractNum>
+  <w:abstractNum w:abstractNumId="3" w15:restartNumberingAfterBreak="0">
     <w:nsid w:val="249C3F20"/>
     <w:multiLevelType w:val="multilevel"/>
     <w:tmpl w:val="EC36891E"/>
@@ -1570,7 +6314,7 @@
       </w:rPr>
     </w:lvl>
   </w:abstractNum>
-  <w:abstractNum w:abstractNumId="1" w15:restartNumberingAfterBreak="0">
+  <w:abstractNum w:abstractNumId="4" w15:restartNumberingAfterBreak="0">
     <w:nsid w:val="4C923F77"/>
     <w:multiLevelType w:val="hybridMultilevel"/>
     <w:tmpl w:val="FFFFFFFF"/>
@@ -1683,7 +6427,7 @@
       </w:rPr>
     </w:lvl>
   </w:abstractNum>
-  <w:abstractNum w:abstractNumId="2" w15:restartNumberingAfterBreak="0">
+  <w:abstractNum w:abstractNumId="5" w15:restartNumberingAfterBreak="0">
     <w:nsid w:val="726C6948"/>
     <w:multiLevelType w:val="hybridMultilevel"/>
     <w:tmpl w:val="FFFFFFFF"/>
@@ -1796,14 +6540,139 @@
       </w:rPr>
     </w:lvl>
   </w:abstractNum>
+  <w:abstractNum w:abstractNumId="6" w15:restartNumberingAfterBreak="0">
+    <w:nsid w:val="7E1421EE"/>
+    <w:multiLevelType w:val="hybridMultilevel"/>
+    <w:tmpl w:val="7F04347A"/>
+    <w:lvl w:ilvl="0" w:tplc="D774391E">
+      <w:start w:val="5"/>
+      <w:numFmt w:val="bullet"/>
+      <w:lvlText w:val="-"/>
+      <w:lvlJc w:val="left"/>
+      <w:pPr>
+        <w:ind w:left="490" w:hanging="360"/>
+      </w:pPr>
+      <w:rPr>
+        <w:rFonts w:ascii="Aptos" w:eastAsiaTheme="minorEastAsia" w:hAnsi="Aptos" w:cs="Times New Roman" w:hint="default"/>
+      </w:rPr>
+    </w:lvl>
+    <w:lvl w:ilvl="1" w:tplc="04090003" w:tentative="1">
+      <w:start w:val="1"/>
+      <w:numFmt w:val="bullet"/>
+      <w:lvlText w:val="o"/>
+      <w:lvlJc w:val="left"/>
+      <w:pPr>
+        <w:ind w:left="1210" w:hanging="360"/>
+      </w:pPr>
+      <w:rPr>
+        <w:rFonts w:ascii="Courier New" w:hAnsi="Courier New" w:cs="Courier New" w:hint="default"/>
+      </w:rPr>
+    </w:lvl>
+    <w:lvl w:ilvl="2" w:tplc="04090005" w:tentative="1">
+      <w:start w:val="1"/>
+      <w:numFmt w:val="bullet"/>
+      <w:lvlText w:val=""/>
+      <w:lvlJc w:val="left"/>
+      <w:pPr>
+        <w:ind w:left="1930" w:hanging="360"/>
+      </w:pPr>
+      <w:rPr>
+        <w:rFonts w:ascii="Wingdings" w:hAnsi="Wingdings" w:hint="default"/>
+      </w:rPr>
+    </w:lvl>
+    <w:lvl w:ilvl="3" w:tplc="04090001" w:tentative="1">
+      <w:start w:val="1"/>
+      <w:numFmt w:val="bullet"/>
+      <w:lvlText w:val=""/>
+      <w:lvlJc w:val="left"/>
+      <w:pPr>
+        <w:ind w:left="2650" w:hanging="360"/>
+      </w:pPr>
+      <w:rPr>
+        <w:rFonts w:ascii="Symbol" w:hAnsi="Symbol" w:hint="default"/>
+      </w:rPr>
+    </w:lvl>
+    <w:lvl w:ilvl="4" w:tplc="04090003" w:tentative="1">
+      <w:start w:val="1"/>
+      <w:numFmt w:val="bullet"/>
+      <w:lvlText w:val="o"/>
+      <w:lvlJc w:val="left"/>
+      <w:pPr>
+        <w:ind w:left="3370" w:hanging="360"/>
+      </w:pPr>
+      <w:rPr>
+        <w:rFonts w:ascii="Courier New" w:hAnsi="Courier New" w:cs="Courier New" w:hint="default"/>
+      </w:rPr>
+    </w:lvl>
+    <w:lvl w:ilvl="5" w:tplc="04090005" w:tentative="1">
+      <w:start w:val="1"/>
+      <w:numFmt w:val="bullet"/>
+      <w:lvlText w:val=""/>
+      <w:lvlJc w:val="left"/>
+      <w:pPr>
+        <w:ind w:left="4090" w:hanging="360"/>
+      </w:pPr>
+      <w:rPr>
+        <w:rFonts w:ascii="Wingdings" w:hAnsi="Wingdings" w:hint="default"/>
+      </w:rPr>
+    </w:lvl>
+    <w:lvl w:ilvl="6" w:tplc="04090001" w:tentative="1">
+      <w:start w:val="1"/>
+      <w:numFmt w:val="bullet"/>
+      <w:lvlText w:val=""/>
+      <w:lvlJc w:val="left"/>
+      <w:pPr>
+        <w:ind w:left="4810" w:hanging="360"/>
+      </w:pPr>
+      <w:rPr>
+        <w:rFonts w:ascii="Symbol" w:hAnsi="Symbol" w:hint="default"/>
+      </w:rPr>
+    </w:lvl>
+    <w:lvl w:ilvl="7" w:tplc="04090003" w:tentative="1">
+      <w:start w:val="1"/>
+      <w:numFmt w:val="bullet"/>
+      <w:lvlText w:val="o"/>
+      <w:lvlJc w:val="left"/>
+      <w:pPr>
+        <w:ind w:left="5530" w:hanging="360"/>
+      </w:pPr>
+      <w:rPr>
+        <w:rFonts w:ascii="Courier New" w:hAnsi="Courier New" w:cs="Courier New" w:hint="default"/>
+      </w:rPr>
+    </w:lvl>
+    <w:lvl w:ilvl="8" w:tplc="04090005" w:tentative="1">
+      <w:start w:val="1"/>
+      <w:numFmt w:val="bullet"/>
+      <w:lvlText w:val=""/>
+      <w:lvlJc w:val="left"/>
+      <w:pPr>
+        <w:ind w:left="6250" w:hanging="360"/>
+      </w:pPr>
+      <w:rPr>
+        <w:rFonts w:ascii="Wingdings" w:hAnsi="Wingdings" w:hint="default"/>
+      </w:rPr>
+    </w:lvl>
+  </w:abstractNum>
   <w:num w:numId="1" w16cid:durableId="872839068">
+    <w:abstractNumId w:val="5"/>
+  </w:num>
+  <w:num w:numId="2" w16cid:durableId="1556434564">
+    <w:abstractNumId w:val="4"/>
+  </w:num>
+  <w:num w:numId="3" w16cid:durableId="1603370795">
+    <w:abstractNumId w:val="3"/>
+  </w:num>
+  <w:num w:numId="4" w16cid:durableId="883372003">
+    <w:abstractNumId w:val="0"/>
+  </w:num>
+  <w:num w:numId="5" w16cid:durableId="1044792560">
     <w:abstractNumId w:val="2"/>
   </w:num>
-  <w:num w:numId="2" w16cid:durableId="1556434564">
+  <w:num w:numId="6" w16cid:durableId="1852062743">
     <w:abstractNumId w:val="1"/>
   </w:num>
-  <w:num w:numId="3" w16cid:durableId="1603370795">
-    <w:abstractNumId w:val="0"/>
+  <w:num w:numId="7" w16cid:durableId="413554289">
+    <w:abstractNumId w:val="6"/>
   </w:num>
 </w:numbering>
 </file>
@@ -2375,6 +7244,102 @@
       <w:szCs w:val="32"/>
     </w:rPr>
   </w:style>
+  <w:style w:type="paragraph" w:customStyle="1" w:styleId="Callout">
+    <w:name w:val="Callout"/>
+    <w:basedOn w:val="Normal"/>
+    <w:link w:val="CalloutChar"/>
+    <w:qFormat/>
+    <w:rsid w:val="00592949"/>
+    <w:pPr>
+      <w:pBdr>
+        <w:top w:val="single" w:sz="4" w:space="1" w:color="auto"/>
+        <w:left w:val="single" w:sz="4" w:space="4" w:color="auto"/>
+        <w:bottom w:val="single" w:sz="4" w:space="1" w:color="auto"/>
+        <w:right w:val="single" w:sz="4" w:space="4" w:color="auto"/>
+      </w:pBdr>
+      <w:shd w:val="clear" w:color="auto" w:fill="FFFFCC"/>
+    </w:pPr>
+    <w:rPr>
+      <w:rFonts w:eastAsiaTheme="minorHAnsi" w:cstheme="minorBidi"/>
+      <w14:ligatures w14:val="standardContextual"/>
+    </w:rPr>
+  </w:style>
+  <w:style w:type="character" w:customStyle="1" w:styleId="CalloutChar">
+    <w:name w:val="Callout Char"/>
+    <w:basedOn w:val="DefaultParagraphFont"/>
+    <w:link w:val="Callout"/>
+    <w:rsid w:val="00592949"/>
+    <w:rPr>
+      <w:rFonts w:eastAsiaTheme="minorHAnsi" w:cstheme="minorBidi"/>
+      <w:shd w:val="clear" w:color="auto" w:fill="FFFFCC"/>
+      <w14:ligatures w14:val="standardContextual"/>
+    </w:rPr>
+  </w:style>
+  <w:style w:type="paragraph" w:styleId="TOCHeading">
+    <w:name w:val="TOC Heading"/>
+    <w:basedOn w:val="Heading1"/>
+    <w:next w:val="Normal"/>
+    <w:uiPriority w:val="39"/>
+    <w:unhideWhenUsed/>
+    <w:qFormat/>
+    <w:rsid w:val="00873DB9"/>
+    <w:pPr>
+      <w:spacing w:line="259" w:lineRule="auto"/>
+      <w:outlineLvl w:val="9"/>
+    </w:pPr>
+    <w:rPr>
+      <w:kern w:val="0"/>
+    </w:rPr>
+  </w:style>
+  <w:style w:type="paragraph" w:styleId="TOC1">
+    <w:name w:val="toc 1"/>
+    <w:basedOn w:val="Normal"/>
+    <w:next w:val="Normal"/>
+    <w:autoRedefine/>
+    <w:uiPriority w:val="39"/>
+    <w:unhideWhenUsed/>
+    <w:rsid w:val="00873DB9"/>
+    <w:pPr>
+      <w:spacing w:after="100"/>
+    </w:pPr>
+  </w:style>
+  <w:style w:type="paragraph" w:styleId="TOC2">
+    <w:name w:val="toc 2"/>
+    <w:basedOn w:val="Normal"/>
+    <w:next w:val="Normal"/>
+    <w:autoRedefine/>
+    <w:uiPriority w:val="39"/>
+    <w:unhideWhenUsed/>
+    <w:rsid w:val="00873DB9"/>
+    <w:pPr>
+      <w:spacing w:after="100"/>
+      <w:ind w:left="240"/>
+    </w:pPr>
+  </w:style>
+  <w:style w:type="paragraph" w:styleId="TOC3">
+    <w:name w:val="toc 3"/>
+    <w:basedOn w:val="Normal"/>
+    <w:next w:val="Normal"/>
+    <w:autoRedefine/>
+    <w:uiPriority w:val="39"/>
+    <w:unhideWhenUsed/>
+    <w:rsid w:val="00873DB9"/>
+    <w:pPr>
+      <w:spacing w:after="100"/>
+      <w:ind w:left="480"/>
+    </w:pPr>
+  </w:style>
+  <w:style w:type="character" w:styleId="Hyperlink">
+    <w:name w:val="Hyperlink"/>
+    <w:basedOn w:val="DefaultParagraphFont"/>
+    <w:uiPriority w:val="99"/>
+    <w:unhideWhenUsed/>
+    <w:rsid w:val="00873DB9"/>
+    <w:rPr>
+      <w:color w:val="467886" w:themeColor="hyperlink"/>
+      <w:u w:val="single"/>
+    </w:rPr>
+  </w:style>
 </w:styles>
 </file>
 
@@ -2691,4 +7656,16 @@
     </a:ext>
   </a:extLst>
 </a:theme>
+</file>
+
+<file path=customXml/item1.xml><?xml version="1.0" encoding="utf-8"?>
+<b:Sources xmlns:b="http://schemas.openxmlformats.org/officeDocument/2006/bibliography" xmlns="http://schemas.openxmlformats.org/officeDocument/2006/bibliography" SelectedStyle="\APASixthEditionOfficeOnline.xsl" StyleName="APA" Version="6"/>
+</file>
+
+<file path=customXml/itemProps1.xml><?xml version="1.0" encoding="utf-8"?>
+<ds:datastoreItem xmlns:ds="http://schemas.openxmlformats.org/officeDocument/2006/customXml" ds:itemID="{9B8664CA-5E4C-4174-A65E-B92FCB63A758}">
+  <ds:schemaRefs>
+    <ds:schemaRef ds:uri="http://schemas.openxmlformats.org/officeDocument/2006/bibliography"/>
+  </ds:schemaRefs>
+</ds:datastoreItem>
 </file>
--- a/docs/Help.docx
+++ b/docs/Help.docx
@@ -58,32 +58,30 @@
         </w:rPr>
         <w:t>Mark J Leece</w:t>
       </w:r>
-      <w:proofErr w:type="gramStart"/>
       <w:r>
         <w:rPr>
           <w:sz w:val="12"/>
           <w:szCs w:val="12"/>
         </w:rPr>
-        <w:t xml:space="preserve">. </w:t>
-      </w:r>
-      <w:proofErr w:type="gramEnd"/>
+        <w:t>. A</w:t>
+      </w:r>
       <w:r>
         <w:rPr>
           <w:sz w:val="12"/>
           <w:szCs w:val="12"/>
         </w:rPr>
-        <w:t>A</w:t>
-      </w:r>
-      <w:r>
-        <w:rPr>
-          <w:sz w:val="12"/>
-          <w:szCs w:val="12"/>
-        </w:rPr>
         <w:t>ll rights reserved</w:t>
       </w:r>
     </w:p>
     <w:sdt>
       <w:sdtPr>
+        <w:rPr>
+          <w:rFonts w:asciiTheme="minorHAnsi" w:eastAsiaTheme="minorEastAsia" w:hAnsiTheme="minorHAnsi" w:cs="Times New Roman"/>
+          <w:color w:val="auto"/>
+          <w:kern w:val="2"/>
+          <w:sz w:val="24"/>
+          <w:szCs w:val="24"/>
+        </w:rPr>
         <w:id w:val="-305165067"/>
         <w:docPartObj>
           <w:docPartGallery w:val="Table of Contents"/>
@@ -92,14 +90,9 @@
       </w:sdtPr>
       <w:sdtEndPr>
         <w:rPr>
-          <w:rFonts w:asciiTheme="minorHAnsi" w:eastAsiaTheme="minorEastAsia" w:hAnsiTheme="minorHAnsi" w:cs="Times New Roman"/>
           <w:b/>
           <w:bCs/>
           <w:noProof/>
-          <w:color w:val="auto"/>
-          <w:kern w:val="2"/>
-          <w:sz w:val="24"/>
-          <w:szCs w:val="24"/>
         </w:rPr>
       </w:sdtEndPr>
       <w:sdtContent>
@@ -132,7 +125,7 @@
           <w:r>
             <w:fldChar w:fldCharType="separate"/>
           </w:r>
-          <w:hyperlink w:anchor="_Toc231893940" w:history="1">
+          <w:hyperlink w:anchor="_Toc231987044" w:history="1">
             <w:r>
               <w:rPr>
                 <w:rStyle w:val="Hyperlink"/>
@@ -159,7 +152,7 @@
                 <w:noProof/>
                 <w:webHidden/>
               </w:rPr>
-              <w:instrText xml:space="preserve"> PAGEREF _Toc231893940 \h </w:instrText>
+              <w:instrText xml:space="preserve"> PAGEREF _Toc231987044 \h </w:instrText>
             </w:r>
             <w:r>
               <w:rPr>
@@ -202,7 +195,7 @@
               <w14:ligatures w14:val="standardContextual"/>
             </w:rPr>
           </w:pPr>
-          <w:hyperlink w:anchor="_Toc231893941" w:history="1">
+          <w:hyperlink w:anchor="_Toc231987045" w:history="1">
             <w:r>
               <w:rPr>
                 <w:rStyle w:val="Hyperlink"/>
@@ -229,7 +222,7 @@
                 <w:noProof/>
                 <w:webHidden/>
               </w:rPr>
-              <w:instrText xml:space="preserve"> PAGEREF _Toc231893941 \h </w:instrText>
+              <w:instrText xml:space="preserve"> PAGEREF _Toc231987045 \h </w:instrText>
             </w:r>
             <w:r>
               <w:rPr>
@@ -272,7 +265,7 @@
               <w14:ligatures w14:val="standardContextual"/>
             </w:rPr>
           </w:pPr>
-          <w:hyperlink w:anchor="_Toc231893942" w:history="1">
+          <w:hyperlink w:anchor="_Toc231987046" w:history="1">
             <w:r>
               <w:rPr>
                 <w:rStyle w:val="Hyperlink"/>
@@ -299,7 +292,7 @@
                 <w:noProof/>
                 <w:webHidden/>
               </w:rPr>
-              <w:instrText xml:space="preserve"> PAGEREF _Toc231893942 \h </w:instrText>
+              <w:instrText xml:space="preserve"> PAGEREF _Toc231987046 \h </w:instrText>
             </w:r>
             <w:r>
               <w:rPr>
@@ -342,7 +335,7 @@
               <w14:ligatures w14:val="standardContextual"/>
             </w:rPr>
           </w:pPr>
-          <w:hyperlink w:anchor="_Toc231893943" w:history="1">
+          <w:hyperlink w:anchor="_Toc231987047" w:history="1">
             <w:r>
               <w:rPr>
                 <w:rStyle w:val="Hyperlink"/>
@@ -369,7 +362,7 @@
                 <w:noProof/>
                 <w:webHidden/>
               </w:rPr>
-              <w:instrText xml:space="preserve"> PAGEREF _Toc231893943 \h </w:instrText>
+              <w:instrText xml:space="preserve"> PAGEREF _Toc231987047 \h </w:instrText>
             </w:r>
             <w:r>
               <w:rPr>
@@ -412,7 +405,7 @@
               <w14:ligatures w14:val="standardContextual"/>
             </w:rPr>
           </w:pPr>
-          <w:hyperlink w:anchor="_Toc231893944" w:history="1">
+          <w:hyperlink w:anchor="_Toc231987048" w:history="1">
             <w:r>
               <w:rPr>
                 <w:rStyle w:val="Hyperlink"/>
@@ -439,7 +432,7 @@
                 <w:noProof/>
                 <w:webHidden/>
               </w:rPr>
-              <w:instrText xml:space="preserve"> PAGEREF _Toc231893944 \h </w:instrText>
+              <w:instrText xml:space="preserve"> PAGEREF _Toc231987048 \h </w:instrText>
             </w:r>
             <w:r>
               <w:rPr>
@@ -482,7 +475,7 @@
               <w14:ligatures w14:val="standardContextual"/>
             </w:rPr>
           </w:pPr>
-          <w:hyperlink w:anchor="_Toc231893945" w:history="1">
+          <w:hyperlink w:anchor="_Toc231987049" w:history="1">
             <w:r>
               <w:rPr>
                 <w:rStyle w:val="Hyperlink"/>
@@ -509,7 +502,7 @@
                 <w:noProof/>
                 <w:webHidden/>
               </w:rPr>
-              <w:instrText xml:space="preserve"> PAGEREF _Toc231893945 \h </w:instrText>
+              <w:instrText xml:space="preserve"> PAGEREF _Toc231987049 \h </w:instrText>
             </w:r>
             <w:r>
               <w:rPr>
@@ -552,7 +545,7 @@
               <w14:ligatures w14:val="standardContextual"/>
             </w:rPr>
           </w:pPr>
-          <w:hyperlink w:anchor="_Toc231893946" w:history="1">
+          <w:hyperlink w:anchor="_Toc231987050" w:history="1">
             <w:r>
               <w:rPr>
                 <w:rStyle w:val="Hyperlink"/>
@@ -579,7 +572,7 @@
                 <w:noProof/>
                 <w:webHidden/>
               </w:rPr>
-              <w:instrText xml:space="preserve"> PAGEREF _Toc231893946 \h </w:instrText>
+              <w:instrText xml:space="preserve"> PAGEREF _Toc231987050 \h </w:instrText>
             </w:r>
             <w:r>
               <w:rPr>
@@ -622,7 +615,7 @@
               <w14:ligatures w14:val="standardContextual"/>
             </w:rPr>
           </w:pPr>
-          <w:hyperlink w:anchor="_Toc231893947" w:history="1">
+          <w:hyperlink w:anchor="_Toc231987051" w:history="1">
             <w:r>
               <w:rPr>
                 <w:rStyle w:val="Hyperlink"/>
@@ -649,7 +642,7 @@
                 <w:noProof/>
                 <w:webHidden/>
               </w:rPr>
-              <w:instrText xml:space="preserve"> PAGEREF _Toc231893947 \h </w:instrText>
+              <w:instrText xml:space="preserve"> PAGEREF _Toc231987051 \h </w:instrText>
             </w:r>
             <w:r>
               <w:rPr>
@@ -692,7 +685,7 @@
               <w14:ligatures w14:val="standardContextual"/>
             </w:rPr>
           </w:pPr>
-          <w:hyperlink w:anchor="_Toc231893948" w:history="1">
+          <w:hyperlink w:anchor="_Toc231987052" w:history="1">
             <w:r>
               <w:rPr>
                 <w:rStyle w:val="Hyperlink"/>
@@ -719,7 +712,7 @@
                 <w:noProof/>
                 <w:webHidden/>
               </w:rPr>
-              <w:instrText xml:space="preserve"> PAGEREF _Toc231893948 \h </w:instrText>
+              <w:instrText xml:space="preserve"> PAGEREF _Toc231987052 \h </w:instrText>
             </w:r>
             <w:r>
               <w:rPr>
@@ -762,7 +755,7 @@
               <w14:ligatures w14:val="standardContextual"/>
             </w:rPr>
           </w:pPr>
-          <w:hyperlink w:anchor="_Toc231893949" w:history="1">
+          <w:hyperlink w:anchor="_Toc231987053" w:history="1">
             <w:r>
               <w:rPr>
                 <w:rStyle w:val="Hyperlink"/>
@@ -789,7 +782,7 @@
                 <w:noProof/>
                 <w:webHidden/>
               </w:rPr>
-              <w:instrText xml:space="preserve"> PAGEREF _Toc231893949 \h </w:instrText>
+              <w:instrText xml:space="preserve"> PAGEREF _Toc231987053 \h </w:instrText>
             </w:r>
             <w:r>
               <w:rPr>
@@ -832,7 +825,7 @@
               <w14:ligatures w14:val="standardContextual"/>
             </w:rPr>
           </w:pPr>
-          <w:hyperlink w:anchor="_Toc231893950" w:history="1">
+          <w:hyperlink w:anchor="_Toc231987054" w:history="1">
             <w:r>
               <w:rPr>
                 <w:rStyle w:val="Hyperlink"/>
@@ -859,7 +852,7 @@
                 <w:noProof/>
                 <w:webHidden/>
               </w:rPr>
-              <w:instrText xml:space="preserve"> PAGEREF _Toc231893950 \h </w:instrText>
+              <w:instrText xml:space="preserve"> PAGEREF _Toc231987054 \h </w:instrText>
             </w:r>
             <w:r>
               <w:rPr>
@@ -902,7 +895,7 @@
               <w14:ligatures w14:val="standardContextual"/>
             </w:rPr>
           </w:pPr>
-          <w:hyperlink w:anchor="_Toc231893951" w:history="1">
+          <w:hyperlink w:anchor="_Toc231987055" w:history="1">
             <w:r>
               <w:rPr>
                 <w:rStyle w:val="Hyperlink"/>
@@ -929,7 +922,7 @@
                 <w:noProof/>
                 <w:webHidden/>
               </w:rPr>
-              <w:instrText xml:space="preserve"> PAGEREF _Toc231893951 \h </w:instrText>
+              <w:instrText xml:space="preserve"> PAGEREF _Toc231987055 \h </w:instrText>
             </w:r>
             <w:r>
               <w:rPr>
@@ -972,7 +965,7 @@
               <w14:ligatures w14:val="standardContextual"/>
             </w:rPr>
           </w:pPr>
-          <w:hyperlink w:anchor="_Toc231893952" w:history="1">
+          <w:hyperlink w:anchor="_Toc231987056" w:history="1">
             <w:r>
               <w:rPr>
                 <w:rStyle w:val="Hyperlink"/>
@@ -999,7 +992,7 @@
                 <w:noProof/>
                 <w:webHidden/>
               </w:rPr>
-              <w:instrText xml:space="preserve"> PAGEREF _Toc231893952 \h </w:instrText>
+              <w:instrText xml:space="preserve"> PAGEREF _Toc231987056 \h </w:instrText>
             </w:r>
             <w:r>
               <w:rPr>
@@ -1042,7 +1035,7 @@
               <w14:ligatures w14:val="standardContextual"/>
             </w:rPr>
           </w:pPr>
-          <w:hyperlink w:anchor="_Toc231893953" w:history="1">
+          <w:hyperlink w:anchor="_Toc231987057" w:history="1">
             <w:r>
               <w:rPr>
                 <w:rStyle w:val="Hyperlink"/>
@@ -1069,7 +1062,7 @@
                 <w:noProof/>
                 <w:webHidden/>
               </w:rPr>
-              <w:instrText xml:space="preserve"> PAGEREF _Toc231893953 \h </w:instrText>
+              <w:instrText xml:space="preserve"> PAGEREF _Toc231987057 \h </w:instrText>
             </w:r>
             <w:r>
               <w:rPr>
@@ -1112,7 +1105,7 @@
               <w14:ligatures w14:val="standardContextual"/>
             </w:rPr>
           </w:pPr>
-          <w:hyperlink w:anchor="_Toc231893954" w:history="1">
+          <w:hyperlink w:anchor="_Toc231987058" w:history="1">
             <w:r>
               <w:rPr>
                 <w:rStyle w:val="Hyperlink"/>
@@ -1139,7 +1132,7 @@
                 <w:noProof/>
                 <w:webHidden/>
               </w:rPr>
-              <w:instrText xml:space="preserve"> PAGEREF _Toc231893954 \h </w:instrText>
+              <w:instrText xml:space="preserve"> PAGEREF _Toc231987058 \h </w:instrText>
             </w:r>
             <w:r>
               <w:rPr>
@@ -1182,7 +1175,7 @@
               <w14:ligatures w14:val="standardContextual"/>
             </w:rPr>
           </w:pPr>
-          <w:hyperlink w:anchor="_Toc231893955" w:history="1">
+          <w:hyperlink w:anchor="_Toc231987059" w:history="1">
             <w:r>
               <w:rPr>
                 <w:rStyle w:val="Hyperlink"/>
@@ -1209,7 +1202,7 @@
                 <w:noProof/>
                 <w:webHidden/>
               </w:rPr>
-              <w:instrText xml:space="preserve"> PAGEREF _Toc231893955 \h </w:instrText>
+              <w:instrText xml:space="preserve"> PAGEREF _Toc231987059 \h </w:instrText>
             </w:r>
             <w:r>
               <w:rPr>
@@ -1252,7 +1245,7 @@
               <w14:ligatures w14:val="standardContextual"/>
             </w:rPr>
           </w:pPr>
-          <w:hyperlink w:anchor="_Toc231893956" w:history="1">
+          <w:hyperlink w:anchor="_Toc231987060" w:history="1">
             <w:r>
               <w:rPr>
                 <w:rStyle w:val="Hyperlink"/>
@@ -1279,7 +1272,7 @@
                 <w:noProof/>
                 <w:webHidden/>
               </w:rPr>
-              <w:instrText xml:space="preserve"> PAGEREF _Toc231893956 \h </w:instrText>
+              <w:instrText xml:space="preserve"> PAGEREF _Toc231987060 \h </w:instrText>
             </w:r>
             <w:r>
               <w:rPr>
@@ -1322,7 +1315,7 @@
               <w14:ligatures w14:val="standardContextual"/>
             </w:rPr>
           </w:pPr>
-          <w:hyperlink w:anchor="_Toc231893957" w:history="1">
+          <w:hyperlink w:anchor="_Toc231987061" w:history="1">
             <w:r>
               <w:rPr>
                 <w:rStyle w:val="Hyperlink"/>
@@ -1349,7 +1342,7 @@
                 <w:noProof/>
                 <w:webHidden/>
               </w:rPr>
-              <w:instrText xml:space="preserve"> PAGEREF _Toc231893957 \h </w:instrText>
+              <w:instrText xml:space="preserve"> PAGEREF _Toc231987061 \h </w:instrText>
             </w:r>
             <w:r>
               <w:rPr>
@@ -1401,7 +1394,7 @@
       <w:pPr>
         <w:pStyle w:val="Heading1"/>
       </w:pPr>
-      <w:bookmarkStart w:id="0" w:name="_Toc231893940"/>
+      <w:bookmarkStart w:id="0" w:name="_Toc231987044"/>
       <w:proofErr w:type="spellStart"/>
       <w:r>
         <w:lastRenderedPageBreak/>
@@ -1469,13 +1462,8 @@
       <w:r>
         <w:t xml:space="preserve"> code is spending most of its time</w:t>
       </w:r>
-      <w:proofErr w:type="gramStart"/>
-      <w:r>
-        <w:t xml:space="preserve">. </w:t>
-      </w:r>
-      <w:proofErr w:type="gramEnd"/>
-      <w:r>
-        <w:t xml:space="preserve">The profiler </w:t>
+      <w:r>
+        <w:t xml:space="preserve">. The profiler </w:t>
       </w:r>
       <w:r>
         <w:t>identifies</w:t>
@@ -1530,7 +1518,13 @@
         <w:br/>
       </w:r>
       <w:r>
-        <w:t>Focusing optimization effects in these area</w:t>
+        <w:t>Focusing optimization eff</w:t>
+      </w:r>
+      <w:r>
+        <w:t>orts</w:t>
+      </w:r>
+      <w:r>
+        <w:t xml:space="preserve"> in these area</w:t>
       </w:r>
       <w:r>
         <w:t>s</w:t>
@@ -1545,27 +1539,17 @@
         <w:t xml:space="preserve"> likely </w:t>
       </w:r>
       <w:r>
-        <w:t xml:space="preserve">deliver the largest </w:t>
-      </w:r>
-      <w:proofErr w:type="gramStart"/>
-      <w:r>
-        <w:t>speed</w:t>
-      </w:r>
-      <w:r>
-        <w:t xml:space="preserve"> up</w:t>
-      </w:r>
-      <w:proofErr w:type="gramEnd"/>
-      <w:r>
-        <w:t xml:space="preserve"> improvements</w:t>
-      </w:r>
-      <w:proofErr w:type="gramStart"/>
-      <w:r>
-        <w:t>.</w:t>
+        <w:t>deliver the largest speed</w:t>
+      </w:r>
+      <w:r>
+        <w:t>up</w:t>
+      </w:r>
+      <w:r>
+        <w:t xml:space="preserve"> improvements.</w:t>
       </w:r>
       <w:r>
         <w:t xml:space="preserve"> </w:t>
       </w:r>
-      <w:proofErr w:type="gramEnd"/>
       <w:r>
         <w:t>And better still, one can re</w:t>
       </w:r>
@@ -1693,15 +1677,7 @@
         <w:t xml:space="preserve"> </w:t>
       </w:r>
       <w:r>
-        <w:t>behaves across iterations can be very useful</w:t>
-      </w:r>
-      <w:proofErr w:type="gramStart"/>
-      <w:r>
-        <w:t xml:space="preserve">. </w:t>
-      </w:r>
-      <w:proofErr w:type="gramEnd"/>
-      <w:r>
-        <w:t xml:space="preserve">The profiler can highlight and report iterations that took </w:t>
+        <w:t xml:space="preserve">behaves across iterations can be very useful. The profiler can highlight and report iterations that took </w:t>
       </w:r>
       <w:r>
         <w:t>longer</w:t>
@@ -1719,13 +1695,8 @@
         <w:t xml:space="preserve"> of a second and can identify cases where the game-loop loses alignment with v-sync</w:t>
       </w:r>
       <w:r>
-        <w:t xml:space="preserve"> (Vertical Sync)</w:t>
-      </w:r>
-      <w:proofErr w:type="gramStart"/>
-      <w:r>
-        <w:t xml:space="preserve">. </w:t>
-      </w:r>
-      <w:proofErr w:type="gramEnd"/>
+        <w:t xml:space="preserve"> (Vertical Sync). </w:t>
+      </w:r>
       <w:r>
         <w:t xml:space="preserve">It can also highlight iterations where writes to </w:t>
       </w:r>
@@ -1775,7 +1746,13 @@
         <w:t xml:space="preserve">screen </w:t>
       </w:r>
       <w:r>
-        <w:t>memory on a CRT</w:t>
+        <w:t xml:space="preserve">memory on </w:t>
+      </w:r>
+      <w:r>
+        <w:t>the</w:t>
+      </w:r>
+      <w:r>
+        <w:t xml:space="preserve"> CRT</w:t>
       </w:r>
       <w:r>
         <w:t xml:space="preserve"> </w:t>
@@ -1798,7 +1775,13 @@
         </w:numPr>
       </w:pPr>
       <w:r>
-        <w:t>What the program’s display frames look like</w:t>
+        <w:t xml:space="preserve">What the </w:t>
+      </w:r>
+      <w:r>
+        <w:t xml:space="preserve">CRT </w:t>
+      </w:r>
+      <w:r>
+        <w:t>display frames look like</w:t>
       </w:r>
       <w:r>
         <w:t xml:space="preserve"> and whether these are as expected.</w:t>
@@ -1817,16 +1800,25 @@
         <w:t xml:space="preserve">Examining individual display frames can be useful in identifying rendering issues </w:t>
       </w:r>
       <w:r>
-        <w:t>and potential bugs, as</w:t>
-      </w:r>
-      <w:r>
-        <w:t xml:space="preserve"> one can </w:t>
+        <w:t>and potential bugs</w:t>
+      </w:r>
+      <w:r>
+        <w:t>. O</w:t>
+      </w:r>
+      <w:r>
+        <w:t xml:space="preserve">ne can </w:t>
       </w:r>
       <w:r>
         <w:t xml:space="preserve">also </w:t>
       </w:r>
       <w:r>
-        <w:t xml:space="preserve">review the actual executed </w:t>
+        <w:t xml:space="preserve">review </w:t>
+      </w:r>
+      <w:r>
+        <w:t>the</w:t>
+      </w:r>
+      <w:r>
+        <w:t xml:space="preserve"> executed </w:t>
       </w:r>
       <w:r>
         <w:t xml:space="preserve">instructions that generated </w:t>
@@ -1888,81 +1880,10 @@
         <w:br/>
       </w:r>
       <w:r>
-        <w:t>Understanding how a routine’s duration varies over time can be useful in some situations</w:t>
-      </w:r>
-      <w:proofErr w:type="gramStart"/>
-      <w:r>
-        <w:t xml:space="preserve">. </w:t>
-      </w:r>
-      <w:proofErr w:type="gramEnd"/>
-      <w:r>
-        <w:t xml:space="preserve">For example, a </w:t>
-      </w:r>
-      <w:proofErr w:type="gramStart"/>
-      <w:r>
-        <w:t>sort</w:t>
-      </w:r>
-      <w:proofErr w:type="gramEnd"/>
-      <w:r>
-        <w:t xml:space="preserve"> routine </w:t>
-      </w:r>
-      <w:r>
-        <w:t xml:space="preserve">that </w:t>
-      </w:r>
-      <w:r>
-        <w:t>sort</w:t>
-      </w:r>
-      <w:r>
-        <w:t>s</w:t>
-      </w:r>
-      <w:r>
-        <w:t xml:space="preserve"> game </w:t>
-      </w:r>
-      <w:r>
-        <w:t xml:space="preserve">sprites </w:t>
-      </w:r>
-      <w:r>
-        <w:t>by their screen Y position</w:t>
-      </w:r>
-      <w:r>
-        <w:t xml:space="preserve"> may </w:t>
-      </w:r>
-      <w:r>
-        <w:t xml:space="preserve">fluctuate differently when called every sixteen frame verses </w:t>
-      </w:r>
-      <w:r>
-        <w:t xml:space="preserve">every </w:t>
-      </w:r>
-      <w:r>
-        <w:t xml:space="preserve">thirty-two </w:t>
-      </w:r>
-      <w:proofErr w:type="gramStart"/>
-      <w:r>
-        <w:t xml:space="preserve">frames. </w:t>
-      </w:r>
-      <w:proofErr w:type="gramEnd"/>
-      <w:r>
-        <w:t>Understand</w:t>
-      </w:r>
-      <w:r>
-        <w:t>ing</w:t>
-      </w:r>
-      <w:r>
-        <w:t xml:space="preserve"> the</w:t>
-      </w:r>
-      <w:r>
-        <w:t>se</w:t>
-      </w:r>
-      <w:r>
-        <w:t xml:space="preserve"> behavioral differences may help </w:t>
-      </w:r>
-      <w:proofErr w:type="gramStart"/>
-      <w:r>
-        <w:t>tune</w:t>
-      </w:r>
-      <w:proofErr w:type="gramEnd"/>
-      <w:r>
-        <w:t xml:space="preserve"> how often the routine is called.</w:t>
+        <w:t>Understanding how a routine’s duration varies over time can be useful in some situations.</w:t>
+      </w:r>
+      <w:r>
+        <w:t xml:space="preserve"> </w:t>
       </w:r>
     </w:p>
     <w:p>
@@ -1970,7 +1891,7 @@
         <w:pStyle w:val="Heading1"/>
       </w:pPr>
       <w:bookmarkStart w:id="1" w:name="_Toc231889080"/>
-      <w:bookmarkStart w:id="2" w:name="_Toc231893941"/>
+      <w:bookmarkStart w:id="2" w:name="_Toc231987045"/>
       <w:r>
         <w:t>Getting started</w:t>
       </w:r>
@@ -2033,56 +1954,51 @@
         <w:t>x</w:t>
       </w:r>
       <w:r>
-        <w:t>)</w:t>
-      </w:r>
-      <w:proofErr w:type="gramStart"/>
-      <w:r>
+        <w:t>).</w:t>
+      </w:r>
+      <w:r>
+        <w:t xml:space="preserve"> </w:t>
+      </w:r>
+      <w:r>
+        <w:t xml:space="preserve">Some sample </w:t>
+      </w:r>
+      <w:r>
+        <w:rPr>
+          <w:b/>
+          <w:bCs/>
+        </w:rPr>
         <w:t>.</w:t>
       </w:r>
       <w:r>
-        <w:t xml:space="preserve"> </w:t>
-      </w:r>
-      <w:proofErr w:type="gramEnd"/>
-      <w:r>
-        <w:t xml:space="preserve">Some sample </w:t>
-      </w:r>
-      <w:r>
-        <w:rPr>
-          <w:b/>
-          <w:bCs/>
-        </w:rPr>
+        <w:rPr>
+          <w:b/>
+          <w:bCs/>
+        </w:rPr>
+        <w:t>p</w:t>
+      </w:r>
+      <w:r>
+        <w:rPr>
+          <w:b/>
+          <w:bCs/>
+        </w:rPr>
+        <w:t>erf</w:t>
+      </w:r>
+      <w:r>
+        <w:t xml:space="preserve"> files can be found in the </w:t>
+      </w:r>
+      <w:r>
+        <w:rPr>
+          <w:b/>
+          <w:bCs/>
+        </w:rPr>
+        <w:t>samples</w:t>
+      </w:r>
+      <w:r>
+        <w:t xml:space="preserve"> folder</w:t>
+      </w:r>
+      <w:r>
         <w:t>.</w:t>
       </w:r>
-      <w:r>
-        <w:rPr>
-          <w:b/>
-          <w:bCs/>
-        </w:rPr>
-        <w:t>p</w:t>
-      </w:r>
-      <w:r>
-        <w:rPr>
-          <w:b/>
-          <w:bCs/>
-        </w:rPr>
-        <w:t>erf</w:t>
-      </w:r>
-      <w:r>
-        <w:t xml:space="preserve"> files can be found in the </w:t>
-      </w:r>
-      <w:r>
-        <w:rPr>
-          <w:b/>
-          <w:bCs/>
-        </w:rPr>
-        <w:t>samples</w:t>
-      </w:r>
-      <w:r>
-        <w:t xml:space="preserve"> folder</w:t>
-      </w:r>
-      <w:r>
-        <w:t>.</w:t>
-      </w:r>
     </w:p>
     <w:p>
       <w:r>
@@ -2094,7 +2010,7 @@
         <w:pStyle w:val="Heading2"/>
       </w:pPr>
       <w:bookmarkStart w:id="3" w:name="_Toc231889081"/>
-      <w:bookmarkStart w:id="4" w:name="_Toc231893942"/>
+      <w:bookmarkStart w:id="4" w:name="_Toc231987046"/>
       <w:r>
         <w:lastRenderedPageBreak/>
         <w:t>The t</w:t>
@@ -2160,16 +2076,14 @@
       <w:r>
         <w:t>actions</w:t>
       </w:r>
-      <w:proofErr w:type="gramStart"/>
       <w:r>
         <w:t>.</w:t>
       </w:r>
       <w:r>
         <w:t xml:space="preserve"> </w:t>
       </w:r>
-      <w:proofErr w:type="gramEnd"/>
-      <w:r>
-        <w:t>We’ll explore these actions in more detail below.</w:t>
+      <w:r>
+        <w:t>We’ll explore these in more detail below.</w:t>
       </w:r>
     </w:p>
     <w:p>
@@ -2177,7 +2091,7 @@
         <w:pStyle w:val="Heading2"/>
       </w:pPr>
       <w:bookmarkStart w:id="5" w:name="_Toc231889082"/>
-      <w:bookmarkStart w:id="6" w:name="_Toc231893943"/>
+      <w:bookmarkStart w:id="6" w:name="_Toc231987047"/>
       <w:r>
         <w:t>The timeline</w:t>
       </w:r>
@@ -2262,16 +2176,11 @@
         <w:t xml:space="preserve">a </w:t>
       </w:r>
       <w:r>
-        <w:t>blue bar</w:t>
-      </w:r>
-      <w:proofErr w:type="gramStart"/>
-      <w:r>
-        <w:t>.</w:t>
+        <w:t>blue bar.</w:t>
       </w:r>
       <w:r>
         <w:t xml:space="preserve"> </w:t>
       </w:r>
-      <w:proofErr w:type="gramEnd"/>
       <w:r>
         <w:t>This can be changed by dragging the end handles o</w:t>
       </w:r>
@@ -2332,30 +2241,35 @@
       <w:r>
         <w:t>button</w:t>
       </w:r>
-      <w:proofErr w:type="gramStart"/>
       <w:r>
         <w:t xml:space="preserve">. </w:t>
       </w:r>
-      <w:proofErr w:type="gramEnd"/>
       <w:r>
         <w:t>The</w:t>
       </w:r>
       <w:r>
-        <w:t xml:space="preserve"> display frames are drawn underneath</w:t>
-      </w:r>
-      <w:proofErr w:type="gramStart"/>
-      <w:r>
-        <w:t xml:space="preserve">. </w:t>
-      </w:r>
-      <w:proofErr w:type="gramEnd"/>
-      <w:r>
-        <w:t xml:space="preserve">Toolbar buttons allow you to zoom in and out, </w:t>
-      </w:r>
-      <w:r>
-        <w:t>rescale the timeline to fit the selection, or tile the display frames</w:t>
-      </w:r>
-      <w:r>
-        <w:t xml:space="preserve"> across the window.</w:t>
+        <w:t xml:space="preserve"> display frames are drawn underneath. Toolbar buttons allow you to zoom in and out, </w:t>
+      </w:r>
+      <w:r>
+        <w:t xml:space="preserve">rescale the timeline to fit the </w:t>
+      </w:r>
+      <w:r>
+        <w:t>selected time range</w:t>
+      </w:r>
+      <w:r>
+        <w:t>, tile the display frames</w:t>
+      </w:r>
+      <w:r>
+        <w:t xml:space="preserve"> across the window</w:t>
+      </w:r>
+      <w:r>
+        <w:t xml:space="preserve">, </w:t>
+      </w:r>
+      <w:r>
+        <w:t>or</w:t>
+      </w:r>
+      <w:r>
+        <w:t xml:space="preserve"> reset the selected time range and zoom.</w:t>
       </w:r>
     </w:p>
     <w:p>
@@ -2363,7 +2277,7 @@
         <w:pStyle w:val="Heading2"/>
       </w:pPr>
       <w:bookmarkStart w:id="7" w:name="_Toc231889083"/>
-      <w:bookmarkStart w:id="8" w:name="_Toc231893944"/>
+      <w:bookmarkStart w:id="8" w:name="_Toc231987048"/>
       <w:r>
         <w:t>The tabs…</w:t>
       </w:r>
@@ -2429,28 +2343,20 @@
         <w:t>The tabs</w:t>
       </w:r>
       <w:r>
-        <w:t xml:space="preserve"> provide different profiler views, allowing one to look at different aspects of the program</w:t>
-      </w:r>
-      <w:proofErr w:type="gramStart"/>
-      <w:r>
-        <w:t>.</w:t>
+        <w:t xml:space="preserve"> provide different profiler views, allowing one to look at different aspects of the program.</w:t>
+      </w:r>
+      <w:r>
+        <w:t xml:space="preserve"> We’ll look at </w:t>
+      </w:r>
+      <w:r>
+        <w:t>each ta</w:t>
+      </w:r>
+      <w:r>
+        <w:t>b</w:t>
       </w:r>
       <w:r>
         <w:t xml:space="preserve"> </w:t>
       </w:r>
-      <w:proofErr w:type="gramEnd"/>
-      <w:r>
-        <w:t xml:space="preserve">We’ll look at </w:t>
-      </w:r>
-      <w:r>
-        <w:t>each ta</w:t>
-      </w:r>
-      <w:r>
-        <w:t>b</w:t>
-      </w:r>
-      <w:r>
-        <w:t xml:space="preserve"> </w:t>
-      </w:r>
       <w:r>
         <w:t>in more detail later, but for n</w:t>
       </w:r>
@@ -2463,7 +2369,7 @@
         <w:pStyle w:val="Heading3"/>
       </w:pPr>
       <w:bookmarkStart w:id="9" w:name="_Toc231889084"/>
-      <w:bookmarkStart w:id="10" w:name="_Toc231893945"/>
+      <w:bookmarkStart w:id="10" w:name="_Toc231987049"/>
       <w:r>
         <w:t xml:space="preserve">Common </w:t>
       </w:r>
@@ -2559,16 +2465,20 @@
             <w:r>
               <w:t xml:space="preserve"> itself</w:t>
             </w:r>
-            <w:proofErr w:type="gramStart"/>
             <w:r>
               <w:t>.</w:t>
             </w:r>
             <w:r>
               <w:t xml:space="preserve"> </w:t>
             </w:r>
-            <w:proofErr w:type="gramEnd"/>
-            <w:r>
-              <w:t>Excludes cycles spent in other routines and interrupt code.</w:t>
+            <w:r>
+              <w:t xml:space="preserve">Excludes cycles spent in other routines </w:t>
+            </w:r>
+            <w:r>
+              <w:t>or</w:t>
+            </w:r>
+            <w:r>
+              <w:t xml:space="preserve"> interrupt code.</w:t>
             </w:r>
           </w:p>
         </w:tc>
@@ -2598,7 +2508,7 @@
           </w:p>
           <w:p>
             <w:r>
-              <w:t>Excludes the cycles spent executing interrupt code during the execution of the routine.</w:t>
+              <w:t>Excludes cycles spent executing interrupt code during the execution of the routine.</w:t>
             </w:r>
           </w:p>
           <w:p>
@@ -2667,18 +2577,21 @@
               <w:t>umber of cycles spent executing instructions within the routine, or any routines it invokes directly or indirectly, from JSR’s, tail-calls, and/or fall-throughs</w:t>
             </w:r>
             <w:r>
-              <w:t xml:space="preserve">, plus the </w:t>
-            </w:r>
-            <w:r>
-              <w:t xml:space="preserve">cycles spent executing </w:t>
+              <w:t xml:space="preserve">, plus </w:t>
+            </w:r>
+            <w:r>
+              <w:t>cycles spent executing interrupt code</w:t>
+            </w:r>
+            <w:r>
+              <w:t xml:space="preserve"> during the execution </w:t>
             </w:r>
             <w:proofErr w:type="gramStart"/>
             <w:r>
-              <w:t>interrupt</w:t>
+              <w:t>f the</w:t>
             </w:r>
             <w:proofErr w:type="gramEnd"/>
             <w:r>
-              <w:t xml:space="preserve"> code.</w:t>
+              <w:t xml:space="preserve"> routine.</w:t>
             </w:r>
           </w:p>
           <w:p>
@@ -2723,6 +2636,9 @@
             <w:r>
               <w:t>invoked</w:t>
             </w:r>
+            <w:r>
+              <w:t>.</w:t>
+            </w:r>
           </w:p>
         </w:tc>
       </w:tr>
@@ -2753,15 +2669,7 @@
               <w:t>tail call</w:t>
             </w:r>
             <w:r>
-              <w:t xml:space="preserve"> is a JMP or branch instruction that jumps to another routine</w:t>
-            </w:r>
-            <w:proofErr w:type="gramStart"/>
-            <w:r>
-              <w:t xml:space="preserve">. </w:t>
-            </w:r>
-            <w:proofErr w:type="gramEnd"/>
-            <w:r>
-              <w:t xml:space="preserve">For a JMP, it’s equivalent to a </w:t>
+              <w:t xml:space="preserve"> is a JMP or branch instruction that jumps to another routine. For a JMP, it’s equivalent to a </w:t>
             </w:r>
             <w:r>
               <w:rPr>
@@ -2801,13 +2709,8 @@
             <w:r>
               <w:t>uses less cycles and code bytes</w:t>
             </w:r>
-            <w:proofErr w:type="gramStart"/>
-            <w:r>
-              <w:t xml:space="preserve">. </w:t>
-            </w:r>
-            <w:proofErr w:type="gramEnd"/>
-            <w:r>
-              <w:t xml:space="preserve">For a branch it’s an optimized way to perform conditional </w:t>
+            <w:r>
+              <w:t xml:space="preserve">. For a branch it’s an optimized way to perform conditional </w:t>
             </w:r>
             <w:r>
               <w:rPr>
@@ -2833,14 +2736,7 @@
               <w:t>: RTS</w:t>
             </w:r>
             <w:r>
-              <w:rPr>
-                <w:b/>
-                <w:bCs/>
-              </w:rPr>
-              <w:t xml:space="preserve"> </w:t>
-            </w:r>
-            <w:r>
-              <w:t>code.</w:t>
+              <w:t>.</w:t>
             </w:r>
           </w:p>
         </w:tc>
@@ -2886,7 +2782,7 @@
         <w:pStyle w:val="Heading2"/>
       </w:pPr>
       <w:bookmarkStart w:id="11" w:name="_Toc231889085"/>
-      <w:bookmarkStart w:id="12" w:name="_Toc231893946"/>
+      <w:bookmarkStart w:id="12" w:name="_Toc231987050"/>
       <w:r>
         <w:t>The code</w:t>
       </w:r>
@@ -2950,16 +2846,11 @@
     </w:p>
     <w:p>
       <w:r>
-        <w:t>The code panel shows the executed instructions of the currently selected routine</w:t>
-      </w:r>
-      <w:proofErr w:type="gramStart"/>
-      <w:r>
-        <w:t>.</w:t>
+        <w:t>The code panel shows the executed instructions of the currently selected routine.</w:t>
       </w:r>
       <w:r>
         <w:t xml:space="preserve"> </w:t>
       </w:r>
-      <w:proofErr w:type="gramEnd"/>
       <w:r>
         <w:t>We’ll give more details on this later</w:t>
       </w:r>
@@ -2972,7 +2863,7 @@
         <w:pStyle w:val="Heading2"/>
       </w:pPr>
       <w:bookmarkStart w:id="13" w:name="_Toc231889086"/>
-      <w:bookmarkStart w:id="14" w:name="_Toc231893947"/>
+      <w:bookmarkStart w:id="14" w:name="_Toc231987051"/>
       <w:r>
         <w:t>Labels…</w:t>
       </w:r>
@@ -2987,15 +2878,7 @@
         <w:t xml:space="preserve">the </w:t>
       </w:r>
       <w:r>
-        <w:t>code</w:t>
-      </w:r>
-      <w:proofErr w:type="gramStart"/>
-      <w:r>
-        <w:t xml:space="preserve">. </w:t>
-      </w:r>
-      <w:proofErr w:type="gramEnd"/>
-      <w:r>
-        <w:t>Without them, one just sees plain addresses.</w:t>
+        <w:t>code. Without them, one just sees plain addresses.</w:t>
       </w:r>
     </w:p>
     <w:p>
@@ -3054,7 +2937,10 @@
         <w:t xml:space="preserve">which </w:t>
       </w:r>
       <w:r>
-        <w:t xml:space="preserve">shown by clicking on the toolbar </w:t>
+        <w:t xml:space="preserve">is </w:t>
+      </w:r>
+      <w:r>
+        <w:t xml:space="preserve">shown by clicking on the </w:t>
       </w:r>
       <w:r>
         <w:rPr>
@@ -3064,7 +2950,13 @@
         <w:t>Labels</w:t>
       </w:r>
       <w:r>
-        <w:t xml:space="preserve"> button.</w:t>
+        <w:t xml:space="preserve"> </w:t>
+      </w:r>
+      <w:r>
+        <w:t xml:space="preserve">toolbar </w:t>
+      </w:r>
+      <w:r>
+        <w:t>button.</w:t>
       </w:r>
     </w:p>
     <w:p>
@@ -3135,6 +3027,7 @@
     </w:p>
     <w:p>
       <w:r>
+        <w:lastRenderedPageBreak/>
         <w:t xml:space="preserve">If you are working on multiple </w:t>
       </w:r>
       <w:r>
@@ -3158,30 +3051,137 @@
       <w:r>
         <w:t xml:space="preserve">choose which ones you would like </w:t>
       </w:r>
-      <w:proofErr w:type="gramStart"/>
+      <w:r>
+        <w:t xml:space="preserve">to be </w:t>
+      </w:r>
       <w:r>
         <w:t>enable</w:t>
       </w:r>
       <w:r>
         <w:t>d</w:t>
       </w:r>
-      <w:proofErr w:type="gramEnd"/>
       <w:r>
         <w:t xml:space="preserve"> or </w:t>
       </w:r>
       <w:r>
-        <w:t>active</w:t>
-      </w:r>
-      <w:proofErr w:type="gramStart"/>
+        <w:t>active.</w:t>
+      </w:r>
+      <w:r>
+        <w:t xml:space="preserve"> The list of imported label files persists across application session</w:t>
+      </w:r>
+      <w:r>
+        <w:t>s</w:t>
+      </w:r>
       <w:r>
         <w:t>.</w:t>
       </w:r>
+    </w:p>
+    <w:p>
+      <w:r>
+        <w:t xml:space="preserve">Labels can be imported from label files created using </w:t>
+      </w:r>
+      <w:r>
+        <w:rPr>
+          <w:b/>
+          <w:bCs/>
+        </w:rPr>
+        <w:t>BeebAsm.exe</w:t>
+      </w:r>
       <w:r>
         <w:t xml:space="preserve"> </w:t>
       </w:r>
-      <w:proofErr w:type="gramEnd"/>
-      <w:r>
-        <w:t>The list of imported label files persists across application session</w:t>
+      <w:r>
+        <w:rPr>
+          <w:b/>
+          <w:bCs/>
+        </w:rPr>
+        <w:t>-labels</w:t>
+      </w:r>
+      <w:r>
+        <w:t xml:space="preserve"> </w:t>
+      </w:r>
+      <w:r>
+        <w:rPr>
+          <w:b/>
+          <w:bCs/>
+        </w:rPr>
+        <w:t>&lt;file&gt;</w:t>
+      </w:r>
+      <w:r>
+        <w:t xml:space="preserve"> command-line option, or </w:t>
+      </w:r>
+      <w:r>
+        <w:t xml:space="preserve">from </w:t>
+      </w:r>
+      <w:r>
+        <w:t xml:space="preserve">assembler listing files created </w:t>
+      </w:r>
+      <w:r>
+        <w:t xml:space="preserve">by </w:t>
+      </w:r>
+      <w:r>
+        <w:rPr>
+          <w:b/>
+          <w:bCs/>
+        </w:rPr>
+        <w:t>BeebAsm</w:t>
+      </w:r>
+      <w:r>
+        <w:t xml:space="preserve">, </w:t>
+      </w:r>
+      <w:r>
+        <w:rPr>
+          <w:b/>
+          <w:bCs/>
+        </w:rPr>
+        <w:t>Baron</w:t>
+      </w:r>
+      <w:r>
+        <w:t xml:space="preserve">, and </w:t>
+      </w:r>
+      <w:r>
+        <w:rPr>
+          <w:b/>
+          <w:bCs/>
+        </w:rPr>
+        <w:t>Acme</w:t>
+      </w:r>
+      <w:r>
+        <w:t>.</w:t>
+      </w:r>
+    </w:p>
+    <w:p>
+      <w:r>
+        <w:t xml:space="preserve">See </w:t>
+      </w:r>
+      <w:r>
+        <w:rPr>
+          <w:b/>
+          <w:bCs/>
+        </w:rPr>
+        <w:t>docs/BeebPerf.doc</w:t>
+      </w:r>
+      <w:r>
+        <w:t xml:space="preserve"> to learn how to </w:t>
+      </w:r>
+      <w:r>
+        <w:t>embed</w:t>
+      </w:r>
+      <w:r>
+        <w:t xml:space="preserve"> labels in recorded</w:t>
+      </w:r>
+      <w:r>
+        <w:t xml:space="preserve"> </w:t>
+      </w:r>
+      <w:r>
+        <w:rPr>
+          <w:b/>
+          <w:bCs/>
+        </w:rPr>
+        <w:t>.perf</w:t>
+      </w:r>
+      <w:r>
+        <w:t xml:space="preserve"> file</w:t>
       </w:r>
       <w:r>
         <w:t>s</w:t>
@@ -3192,145 +3192,30 @@
     </w:p>
     <w:p>
       <w:r>
-        <w:lastRenderedPageBreak/>
-        <w:t xml:space="preserve">Labels can be imported from label files created using </w:t>
-      </w:r>
-      <w:r>
-        <w:rPr>
-          <w:b/>
-          <w:bCs/>
-        </w:rPr>
-        <w:t>BeebAsm.exe</w:t>
-      </w:r>
-      <w:r>
-        <w:t xml:space="preserve"> </w:t>
-      </w:r>
-      <w:r>
-        <w:rPr>
-          <w:b/>
-          <w:bCs/>
-        </w:rPr>
-        <w:t>-labels</w:t>
-      </w:r>
-      <w:r>
-        <w:t xml:space="preserve"> </w:t>
-      </w:r>
-      <w:r>
-        <w:rPr>
-          <w:b/>
-          <w:bCs/>
-        </w:rPr>
-        <w:t>&lt;file&gt;</w:t>
-      </w:r>
-      <w:r>
-        <w:t xml:space="preserve"> command-line option, or </w:t>
-      </w:r>
-      <w:r>
-        <w:t xml:space="preserve">from </w:t>
-      </w:r>
-      <w:r>
-        <w:t xml:space="preserve">assembler listing files created </w:t>
-      </w:r>
-      <w:r>
-        <w:t xml:space="preserve">with </w:t>
-      </w:r>
-      <w:r>
-        <w:rPr>
-          <w:b/>
-          <w:bCs/>
-        </w:rPr>
-        <w:t>BeebAsm</w:t>
-      </w:r>
-      <w:r>
-        <w:t xml:space="preserve">, </w:t>
-      </w:r>
-      <w:r>
-        <w:rPr>
-          <w:b/>
-          <w:bCs/>
-        </w:rPr>
-        <w:t>Baron</w:t>
-      </w:r>
-      <w:r>
-        <w:t xml:space="preserve">, and </w:t>
-      </w:r>
-      <w:r>
-        <w:rPr>
-          <w:b/>
-          <w:bCs/>
-        </w:rPr>
-        <w:t>Acme</w:t>
+        <w:t xml:space="preserve">Note that if an address has multiple labels associated with it, the </w:t>
+      </w:r>
+      <w:r>
+        <w:t xml:space="preserve">expected </w:t>
+      </w:r>
+      <w:r>
+        <w:t xml:space="preserve">label may </w:t>
+      </w:r>
+      <w:r>
+        <w:t xml:space="preserve">not </w:t>
+      </w:r>
+      <w:r>
+        <w:t>be shown</w:t>
       </w:r>
       <w:r>
         <w:t>.</w:t>
       </w:r>
     </w:p>
     <w:p>
-      <w:r>
-        <w:t xml:space="preserve">See </w:t>
-      </w:r>
-      <w:r>
-        <w:rPr>
-          <w:b/>
-          <w:bCs/>
-        </w:rPr>
-        <w:t>docs/BeebPerf.doc</w:t>
-      </w:r>
-      <w:r>
-        <w:t xml:space="preserve"> to learn how to </w:t>
-      </w:r>
-      <w:r>
-        <w:t>embed</w:t>
-      </w:r>
-      <w:r>
-        <w:t xml:space="preserve"> labels in recorded</w:t>
-      </w:r>
-      <w:r>
-        <w:t xml:space="preserve"> </w:t>
-      </w:r>
-      <w:r>
-        <w:rPr>
-          <w:b/>
-          <w:bCs/>
-        </w:rPr>
-        <w:t>.perf</w:t>
-      </w:r>
-      <w:r>
-        <w:t xml:space="preserve"> file</w:t>
-      </w:r>
-      <w:r>
-        <w:t>s</w:t>
-      </w:r>
-      <w:r>
-        <w:t>.</w:t>
-      </w:r>
-    </w:p>
-    <w:p>
-      <w:r>
-        <w:t xml:space="preserve">Note that if an address has multiple labels associated with it, the </w:t>
-      </w:r>
-      <w:r>
-        <w:t xml:space="preserve">expected </w:t>
-      </w:r>
-      <w:r>
-        <w:t xml:space="preserve">label may </w:t>
-      </w:r>
-      <w:r>
-        <w:t xml:space="preserve">not </w:t>
-      </w:r>
-      <w:r>
-        <w:t>be shown</w:t>
-      </w:r>
-      <w:r>
-        <w:t>.</w:t>
-      </w:r>
-    </w:p>
-    <w:p>
       <w:pPr>
         <w:pStyle w:val="Heading1"/>
       </w:pPr>
       <w:bookmarkStart w:id="15" w:name="_Toc231889087"/>
-      <w:bookmarkStart w:id="16" w:name="_Toc231893948"/>
+      <w:bookmarkStart w:id="16" w:name="_Toc231987052"/>
       <w:r>
         <w:t>Understanding</w:t>
       </w:r>
@@ -3345,7 +3230,7 @@
         <w:pStyle w:val="Heading2"/>
       </w:pPr>
       <w:bookmarkStart w:id="17" w:name="_Toc231889088"/>
-      <w:bookmarkStart w:id="18" w:name="_Toc231893949"/>
+      <w:bookmarkStart w:id="18" w:name="_Toc231987053"/>
       <w:r>
         <w:t xml:space="preserve">Where </w:t>
       </w:r>
@@ -3372,15 +3257,7 @@
         <w:t>s</w:t>
       </w:r>
       <w:r>
-        <w:t>… the first thing to do is set the analysis time range so we’re analyzing the right code</w:t>
-      </w:r>
-      <w:proofErr w:type="gramStart"/>
-      <w:r>
-        <w:t xml:space="preserve">. </w:t>
-      </w:r>
-      <w:proofErr w:type="gramEnd"/>
-      <w:r>
-        <w:t xml:space="preserve">For example, if you want to analyze where the code is spending its time during game play, make sure the time range </w:t>
+        <w:t xml:space="preserve">… the first thing to do is set the analysis time range so we’re analyzing the right code. For example, if you want to analyze where the code is spending its time during game play, make sure the time range </w:t>
       </w:r>
       <w:r>
         <w:t>covers game play, and not something else.</w:t>
@@ -3544,24 +3421,42 @@
           <w:rFonts w:ascii="Aptos" w:hAnsi="Aptos"/>
           <w:color w:val="000000"/>
         </w:rPr>
-        <w:t xml:space="preserve"> </w:t>
-      </w:r>
-      <w:proofErr w:type="gramStart"/>
+        <w:t xml:space="preserve"> etc.</w:t>
+      </w:r>
       <w:r>
         <w:rPr>
           <w:rFonts w:ascii="Aptos" w:hAnsi="Aptos"/>
           <w:color w:val="000000"/>
         </w:rPr>
-        <w:t>etc.</w:t>
-      </w:r>
-      <w:r>
+        <w:t xml:space="preserve"> </w:t>
+      </w:r>
+    </w:p>
+    <w:p>
+      <w:pPr>
         <w:rPr>
           <w:rFonts w:ascii="Aptos" w:hAnsi="Aptos"/>
           <w:color w:val="000000"/>
         </w:rPr>
+      </w:pPr>
+      <w:r>
+        <w:t xml:space="preserve">The call tree shows all the routine’s call paths, sorted by </w:t>
+      </w:r>
+      <w:r>
+        <w:rPr>
+          <w:b/>
+          <w:bCs/>
+        </w:rPr>
+        <w:t>Total CPU</w:t>
+      </w:r>
+      <w:r>
         <w:t xml:space="preserve"> </w:t>
       </w:r>
-      <w:proofErr w:type="gramEnd"/>
+      <w:r>
+        <w:t xml:space="preserve">cycle </w:t>
+      </w:r>
+      <w:r>
+        <w:t xml:space="preserve">counts. The top-level nodes represent the program and interrupt entry points. Each node in the tree shows metrics for the context in which it was invoked. </w:t>
+      </w:r>
       <w:r>
         <w:rPr>
           <w:rFonts w:ascii="Aptos" w:hAnsi="Aptos"/>
@@ -3624,42 +3519,7 @@
           <w:rFonts w:ascii="Aptos" w:hAnsi="Aptos"/>
           <w:color w:val="000000"/>
         </w:rPr>
-        <w:t xml:space="preserve">Make sure you scroll down </w:t>
-      </w:r>
-      <w:r>
-        <w:rPr>
-          <w:rFonts w:ascii="Aptos" w:hAnsi="Aptos"/>
-          <w:color w:val="000000"/>
-        </w:rPr>
-        <w:t xml:space="preserve">the list </w:t>
-      </w:r>
-      <w:r>
-        <w:rPr>
-          <w:rFonts w:ascii="Aptos" w:hAnsi="Aptos"/>
-          <w:color w:val="000000"/>
-        </w:rPr>
-        <w:t>as some hot paths may not be visible.</w:t>
-      </w:r>
-    </w:p>
-    <w:p>
-      <w:r>
-        <w:t>The call tree shows all the routine’s call paths, sorted by Total CPU cycles</w:t>
-      </w:r>
-      <w:proofErr w:type="gramStart"/>
-      <w:r>
-        <w:t xml:space="preserve">. </w:t>
-      </w:r>
-      <w:proofErr w:type="gramEnd"/>
-      <w:r>
-        <w:t>The top-level nodes represent the program and interrupt entry points</w:t>
-      </w:r>
-      <w:proofErr w:type="gramStart"/>
-      <w:r>
-        <w:t xml:space="preserve">. </w:t>
-      </w:r>
-      <w:proofErr w:type="gramEnd"/>
-      <w:r>
-        <w:t>Each node in the tree shows metrics for the context in which it was invoked.</w:t>
+        <w:t>Make sure you scroll down as some hot paths may not be visible.</w:t>
       </w:r>
     </w:p>
     <w:p>
@@ -3669,23 +3529,7 @@
     </w:p>
     <w:p>
       <w:r>
-        <w:t>There are two ways to think about optimizing routines in the hot paths</w:t>
-      </w:r>
-      <w:proofErr w:type="gramStart"/>
-      <w:r>
-        <w:t xml:space="preserve">. </w:t>
-      </w:r>
-      <w:proofErr w:type="gramEnd"/>
-      <w:r>
-        <w:t>Firstly, do routines in the hot path need to be called as often as they are</w:t>
-      </w:r>
-      <w:proofErr w:type="gramStart"/>
-      <w:r>
-        <w:t xml:space="preserve">? </w:t>
-      </w:r>
-      <w:proofErr w:type="gramEnd"/>
-      <w:r>
-        <w:t>And secondly, are there ways to optimize the routines themselves?</w:t>
+        <w:t>There are two ways to think about optimizing routines in the hot paths. Firstly, do routines in the hot path need to be called as often as they are? And secondly, are there ways to optimize the routines themselves?</w:t>
       </w:r>
     </w:p>
     <w:p>
@@ -3803,15 +3647,29 @@
         <w:t xml:space="preserve"> which s</w:t>
       </w:r>
       <w:r>
-        <w:t>hows the routines in the program, sorted by their Self-CPU counts</w:t>
-      </w:r>
-      <w:proofErr w:type="gramStart"/>
-      <w:r>
-        <w:t xml:space="preserve">. </w:t>
-      </w:r>
-      <w:proofErr w:type="gramEnd"/>
-      <w:r>
-        <w:t>A flame icon is displayed against the ‘hot’ one, those with the highest Self-CPU counts.</w:t>
+        <w:t xml:space="preserve">hows the routines in the program, sorted by their </w:t>
+      </w:r>
+      <w:r>
+        <w:rPr>
+          <w:b/>
+          <w:bCs/>
+        </w:rPr>
+        <w:t>Self-CPU</w:t>
+      </w:r>
+      <w:r>
+        <w:t xml:space="preserve"> </w:t>
+      </w:r>
+      <w:r>
+        <w:t xml:space="preserve">cycle </w:t>
+      </w:r>
+      <w:r>
+        <w:t>counts. A flame icon is displayed against the ‘hot’ one</w:t>
+      </w:r>
+      <w:r>
+        <w:t>s</w:t>
+      </w:r>
+      <w:r>
+        <w:t>, those with the highest Self-CPU counts.</w:t>
       </w:r>
     </w:p>
     <w:p>
@@ -3826,15 +3684,13 @@
     </w:p>
     <w:p>
       <w:r>
-        <w:t>The focus of this view is about the amount of time code executed just within the routines themselves</w:t>
-      </w:r>
-      <w:proofErr w:type="gramStart"/>
-      <w:r>
-        <w:t xml:space="preserve">. </w:t>
-      </w:r>
-      <w:proofErr w:type="gramEnd"/>
-      <w:r>
-        <w:t>Focusing efforts on optimizing the code in the Hot Routine is simpler, and will lead to good performance improvements, but might miss some opportunities which are specific to the context in which the routine is invoked.</w:t>
+        <w:t>The focus of this view is about the amount of time code executed just within the routines themselves. Focusing efforts on optimizing the code in the Hot Routine</w:t>
+      </w:r>
+      <w:r>
+        <w:t>s</w:t>
+      </w:r>
+      <w:r>
+        <w:t xml:space="preserve"> is simpler, and will lead to good performance improvements, but might miss some opportunities which are specific to the context in which the routine is invoked.</w:t>
       </w:r>
     </w:p>
     <w:p>
@@ -3950,15 +3806,7 @@
         <w:t xml:space="preserve">visualization of where time is being spent, and </w:t>
       </w:r>
       <w:r>
-        <w:t>where the bottlenecks are</w:t>
-      </w:r>
-      <w:proofErr w:type="gramStart"/>
-      <w:r>
-        <w:t xml:space="preserve">. </w:t>
-      </w:r>
-      <w:proofErr w:type="gramEnd"/>
-      <w:r>
-        <w:t xml:space="preserve">It is also useful in </w:t>
+        <w:t xml:space="preserve">where the bottlenecks are. It is also useful in </w:t>
       </w:r>
       <w:r>
         <w:t xml:space="preserve">highlighting </w:t>
@@ -3980,15 +3828,7 @@
         </w:rPr>
       </w:pPr>
       <w:r>
-        <w:t>Clicking on a routine makes it the selected routine</w:t>
-      </w:r>
-      <w:proofErr w:type="gramStart"/>
-      <w:r>
-        <w:t xml:space="preserve">. </w:t>
-      </w:r>
-      <w:proofErr w:type="gramEnd"/>
-      <w:r>
-        <w:t>Clicking in white space clears the selection.</w:t>
+        <w:t>Clicking on a routine makes it the selected routine. Clicking in white space clears the selection.</w:t>
       </w:r>
     </w:p>
     <w:p>
@@ -3996,7 +3836,7 @@
         <w:pStyle w:val="Heading2"/>
       </w:pPr>
       <w:bookmarkStart w:id="19" w:name="_Toc231889089"/>
-      <w:bookmarkStart w:id="20" w:name="_Toc231893950"/>
+      <w:bookmarkStart w:id="20" w:name="_Toc231987054"/>
       <w:r>
         <w:t>W</w:t>
       </w:r>
@@ -4082,7 +3922,7 @@
     </w:p>
     <w:p>
       <w:r>
-        <w:t>The memory tab lists the highest to lowest accessed memory addresses in the application.  The memory can optionally be filtered to just zero-page addresses.</w:t>
+        <w:t>The memory tab lists the highest to lowest accessed memory addresses in the application. The memory can optionally be filtered to just zero-page addresses.</w:t>
       </w:r>
     </w:p>
     <w:p>
@@ -4100,32 +3940,52 @@
     </w:p>
     <w:p>
       <w:r>
-        <w:t>Inspecting the highest accessed memory addresses is a useful exercise as it may reveal that certain addresses are accessed far more frequently than expected, indicating a potential bug</w:t>
+        <w:t>Inspecting the highest accessed memory addresses is a useful exercise as it may reveal that certain addresses are accessed far more frequently than expected, indicating a potential bug. Inspection may also reveal that one or more of the accesses are not in zero</w:t>
+      </w:r>
+      <w:r>
+        <w:t>-</w:t>
+      </w:r>
+      <w:r>
+        <w:t>page, providing an optimization opportunity.</w:t>
+      </w:r>
+    </w:p>
+    <w:p>
+      <w:r>
+        <w:t xml:space="preserve">An </w:t>
+      </w:r>
+      <w:r>
+        <w:t>i</w:t>
+      </w:r>
+      <w:r>
+        <w:t>nstruction that use</w:t>
+      </w:r>
+      <w:r>
+        <w:t>s</w:t>
+      </w:r>
+      <w:r>
+        <w:t xml:space="preserve"> zero-page addressing uses less CPU cycles and code space than the same instruction </w:t>
+      </w:r>
+      <w:r>
+        <w:t xml:space="preserve">does </w:t>
+      </w:r>
+      <w:r>
+        <w:t xml:space="preserve">using </w:t>
       </w:r>
       <w:proofErr w:type="gramStart"/>
       <w:r>
-        <w:t xml:space="preserve">. </w:t>
+        <w:t>non zero</w:t>
       </w:r>
       <w:proofErr w:type="gramEnd"/>
       <w:r>
-        <w:t>Inspection may also reveal that one or more of the accesses are not in zero page, providing an optimization opportunity.</w:t>
-      </w:r>
-    </w:p>
-    <w:p>
-      <w:r>
-        <w:t xml:space="preserve">An </w:t>
-      </w:r>
-      <w:r>
-        <w:t>i</w:t>
-      </w:r>
-      <w:r>
-        <w:t>nstruction that use</w:t>
-      </w:r>
-      <w:r>
-        <w:t>s</w:t>
-      </w:r>
-      <w:r>
-        <w:t xml:space="preserve"> zero-page addressing uses less CPU cycles and code space than the same instruction using </w:t>
+        <w:t>-page addressing modes.</w:t>
+      </w:r>
+    </w:p>
+    <w:p>
+      <w:pPr>
+        <w:pStyle w:val="Callout"/>
+      </w:pPr>
+      <w:r>
+        <w:t xml:space="preserve">Look for opportunities where frequent </w:t>
       </w:r>
       <w:proofErr w:type="gramStart"/>
       <w:r>
@@ -4133,23 +3993,13 @@
       </w:r>
       <w:proofErr w:type="gramEnd"/>
       <w:r>
-        <w:t>-page addressing modes.</w:t>
-      </w:r>
-    </w:p>
-    <w:p>
-      <w:pPr>
-        <w:pStyle w:val="Callout"/>
-      </w:pPr>
-      <w:r>
-        <w:t xml:space="preserve">Look for opportunities where frequent </w:t>
-      </w:r>
-      <w:proofErr w:type="gramStart"/>
-      <w:r>
-        <w:t>non zero</w:t>
-      </w:r>
-      <w:proofErr w:type="gramEnd"/>
-      <w:r>
-        <w:t>-page memory accesses are changed to zero-page accesses.</w:t>
+        <w:t xml:space="preserve">-page memory accesses </w:t>
+      </w:r>
+      <w:r>
+        <w:t xml:space="preserve">can be </w:t>
+      </w:r>
+      <w:r>
+        <w:t>changed to zero-page accesses.</w:t>
       </w:r>
     </w:p>
     <w:p>
@@ -4162,26 +4012,30 @@
         </w:rPr>
       </w:pPr>
       <w:r>
-        <w:t>Selecting an address populates the panel on the right with all the routines which read or write to the selected address, with their respective read and write counts</w:t>
-      </w:r>
-      <w:proofErr w:type="gramStart"/>
+        <w:t>Selecting an address populates the panel on the right with all the routines which read or write to the selected address, with their respective read and write counts.</w:t>
+      </w:r>
+      <w:r>
+        <w:t xml:space="preserve"> </w:t>
+      </w:r>
+      <w:r>
+        <w:t xml:space="preserve">Selecting a routine from the list selects the routine in the code panel, in which the read and write counts are also </w:t>
+      </w:r>
+      <w:r>
+        <w:t xml:space="preserve">shown </w:t>
+      </w:r>
+      <w:r>
+        <w:t>against individual instructions</w:t>
+      </w:r>
       <w:r>
         <w:t>.</w:t>
       </w:r>
-      <w:r>
-        <w:t xml:space="preserve"> </w:t>
-      </w:r>
-      <w:proofErr w:type="gramEnd"/>
-      <w:r>
-        <w:t>Selecting a routine from the list selects the routine in the code panel, in which the read and write counts are also shown.</w:t>
-      </w:r>
     </w:p>
     <w:p>
       <w:pPr>
         <w:pStyle w:val="Heading2"/>
       </w:pPr>
       <w:bookmarkStart w:id="21" w:name="_Toc231889090"/>
-      <w:bookmarkStart w:id="22" w:name="_Toc231893951"/>
+      <w:bookmarkStart w:id="22" w:name="_Toc231987055"/>
       <w:r>
         <w:t>How is the game-loop behaving?</w:t>
       </w:r>
@@ -4282,11 +4136,9 @@
       <w:r>
         <w:t xml:space="preserve"> allows the creation of user definable metrics which allow one to gain </w:t>
       </w:r>
-      <w:proofErr w:type="gramStart"/>
-      <w:r>
-        <w:t>insights</w:t>
-      </w:r>
-      <w:proofErr w:type="gramEnd"/>
+      <w:r>
+        <w:t>insight</w:t>
+      </w:r>
       <w:r>
         <w:t xml:space="preserve"> into how specific routines, </w:t>
       </w:r>
@@ -4419,7 +4271,17 @@
     </w:p>
     <w:p>
       <w:r>
-        <w:t xml:space="preserve">The start address is set to just after the </w:t>
+        <w:t xml:space="preserve">The </w:t>
+      </w:r>
+      <w:r>
+        <w:rPr>
+          <w:b/>
+          <w:bCs/>
+        </w:rPr>
+        <w:t>start address</w:t>
+      </w:r>
+      <w:r>
+        <w:t xml:space="preserve"> is set to just after the </w:t>
       </w:r>
       <w:r>
         <w:t xml:space="preserve">game’s </w:t>
@@ -4436,12 +4298,32 @@
         <w:t xml:space="preserve">is signaled) </w:t>
       </w:r>
       <w:r>
-        <w:t>and the end address is set to the end of the game loop, when all processing has completed.</w:t>
-      </w:r>
-    </w:p>
-    <w:p>
-      <w:r>
-        <w:t>The threshold is set to 1/50</w:t>
+        <w:t xml:space="preserve">and the </w:t>
+      </w:r>
+      <w:r>
+        <w:rPr>
+          <w:b/>
+          <w:bCs/>
+        </w:rPr>
+        <w:t>end address</w:t>
+      </w:r>
+      <w:r>
+        <w:t xml:space="preserve"> is set to the end of the game loop, when all processing has completed.</w:t>
+      </w:r>
+    </w:p>
+    <w:p>
+      <w:r>
+        <w:t xml:space="preserve">The </w:t>
+      </w:r>
+      <w:r>
+        <w:rPr>
+          <w:b/>
+          <w:bCs/>
+        </w:rPr>
+        <w:t>threshold</w:t>
+      </w:r>
+      <w:r>
+        <w:t xml:space="preserve"> is set to 1/50</w:t>
       </w:r>
       <w:r>
         <w:rPr>
@@ -4460,15 +4342,7 @@
         <w:t>Perform display analysis</w:t>
       </w:r>
       <w:r>
-        <w:t xml:space="preserve"> checkbox is also checked</w:t>
-      </w:r>
-      <w:proofErr w:type="gramStart"/>
-      <w:r>
-        <w:t xml:space="preserve">. </w:t>
-      </w:r>
-      <w:proofErr w:type="gramEnd"/>
-      <w:r>
-        <w:t>Checking this box is useful for identifying potential v-sync alignment and display tearing issues.</w:t>
+        <w:t xml:space="preserve"> checkbox is also checked. Checking this box is useful for identifying potential v-sync alignment and display tearing issues.</w:t>
       </w:r>
     </w:p>
     <w:p>
@@ -4490,18 +4364,13 @@
       <w:r>
         <w:t>loop iteration to start sometime after v-sync occurred.</w:t>
       </w:r>
-    </w:p>
-    <w:p>
-      <w:r>
-        <w:t>Display tearing occurs when screen memory writes occur after the CRTC’s screen memory scan reads the address</w:t>
-      </w:r>
-      <w:proofErr w:type="gramStart"/>
-      <w:r>
-        <w:t xml:space="preserve">. </w:t>
-      </w:r>
-      <w:proofErr w:type="gramEnd"/>
-      <w:r>
-        <w:t>These writes will appear on the next frame, which may result in display tearing.</w:t>
+      <w:r>
+        <w:t xml:space="preserve"> </w:t>
+      </w:r>
+    </w:p>
+    <w:p>
+      <w:r>
+        <w:t>Display tearing occurs when screen memory writes occur after the CRTC’s screen memory scan reads the address. These writes will appear on the next frame, which may result in display tearing.</w:t>
       </w:r>
     </w:p>
     <w:p>
@@ -4578,7 +4447,46 @@
         <w:t xml:space="preserve"> many of the game-loop iterations</w:t>
       </w:r>
       <w:r>
-        <w:t>:</w:t>
+        <w:t xml:space="preserve"> look healthy, with processing </w:t>
+      </w:r>
+      <w:r>
+        <w:t xml:space="preserve">times </w:t>
+      </w:r>
+      <w:r>
+        <w:t>taking less than 1/50</w:t>
+      </w:r>
+      <w:r>
+        <w:rPr>
+          <w:vertAlign w:val="superscript"/>
+        </w:rPr>
+        <w:t>th</w:t>
+      </w:r>
+      <w:r>
+        <w:t xml:space="preserve"> of a second, and the </w:t>
+      </w:r>
+      <w:r>
+        <w:t xml:space="preserve">corresponding display </w:t>
+      </w:r>
+      <w:r>
+        <w:t>frames neatly</w:t>
+      </w:r>
+      <w:r>
+        <w:t xml:space="preserve"> right aligned</w:t>
+      </w:r>
+      <w:r>
+        <w:t>. However</w:t>
+      </w:r>
+      <w:r>
+        <w:t>,</w:t>
+      </w:r>
+      <w:r>
+        <w:t xml:space="preserve"> you </w:t>
+      </w:r>
+      <w:r>
+        <w:t>can also see that some iterations</w:t>
+      </w:r>
+      <w:r>
+        <w:t>…</w:t>
       </w:r>
     </w:p>
     <w:p>
@@ -4608,7 +4516,13 @@
         <w:t>th</w:t>
       </w:r>
       <w:r>
-        <w:t xml:space="preserve"> of a second, and these are highlighted.</w:t>
+        <w:t xml:space="preserve"> of a second</w:t>
+      </w:r>
+      <w:r>
+        <w:t xml:space="preserve"> to process</w:t>
+      </w:r>
+      <w:r>
+        <w:t>, and these are highlighted.</w:t>
       </w:r>
     </w:p>
     <w:p>
@@ -4620,6 +4534,7 @@
         </w:numPr>
       </w:pPr>
       <w:r>
+        <w:lastRenderedPageBreak/>
         <w:t>C</w:t>
       </w:r>
       <w:r>
@@ -4644,7 +4559,6 @@
         </w:numPr>
       </w:pPr>
       <w:r>
-        <w:lastRenderedPageBreak/>
         <w:t>Are misaligned with the display frames, represented by the arrows which show the duration of the CRTC’s screen memory scan of the visible area.</w:t>
       </w:r>
     </w:p>
@@ -4659,7 +4573,13 @@
         <w:t>th</w:t>
       </w:r>
       <w:r>
-        <w:t xml:space="preserve"> of a second), and that 26.12% of iterations contained mistimes screen memory writes</w:t>
+        <w:t xml:space="preserve"> of a second), and that 26.12% of iterations contained mistime</w:t>
+      </w:r>
+      <w:r>
+        <w:t>d</w:t>
+      </w:r>
+      <w:r>
+        <w:t xml:space="preserve"> screen memory writes</w:t>
       </w:r>
       <w:r>
         <w:t>, and that overall</w:t>
@@ -4678,23 +4598,13 @@
     </w:p>
     <w:p>
       <w:r>
-        <w:t xml:space="preserve">A good approach </w:t>
-      </w:r>
-      <w:proofErr w:type="gramStart"/>
-      <w:r>
-        <w:t>is</w:t>
-      </w:r>
-      <w:proofErr w:type="gramEnd"/>
-      <w:r>
-        <w:t xml:space="preserve"> this situation is to sort the iterations by their duration and select the longest one</w:t>
-      </w:r>
-      <w:proofErr w:type="gramStart"/>
-      <w:r>
-        <w:t xml:space="preserve">. </w:t>
-      </w:r>
-      <w:proofErr w:type="gramEnd"/>
-      <w:r>
-        <w:t>This sets the analysis time range to just this iteration, as shown below.</w:t>
+        <w:t>A good approach</w:t>
+      </w:r>
+      <w:r>
+        <w:t xml:space="preserve"> to take in</w:t>
+      </w:r>
+      <w:r>
+        <w:t xml:space="preserve"> this situation is to sort the iterations by their duration and select the longest one. This sets the analysis time range to just this iteration, as shown below.</w:t>
       </w:r>
     </w:p>
     <w:p>
@@ -4810,7 +4720,7 @@
         <w:pStyle w:val="Heading2"/>
       </w:pPr>
       <w:bookmarkStart w:id="23" w:name="_Toc231889091"/>
-      <w:bookmarkStart w:id="24" w:name="_Toc231893952"/>
+      <w:bookmarkStart w:id="24" w:name="_Toc231987056"/>
       <w:r>
         <w:t>What do the display frames look like?</w:t>
       </w:r>
@@ -4819,7 +4729,13 @@
     </w:p>
     <w:p>
       <w:r>
-        <w:t>The simplest way to look at the display frames is to size the timeline panel so it</w:t>
+        <w:t xml:space="preserve">The simplest way to look at the display frames is to </w:t>
+      </w:r>
+      <w:r>
+        <w:t>re</w:t>
+      </w:r>
+      <w:r>
+        <w:t>size the timeline panel so it</w:t>
       </w:r>
       <w:r>
         <w:t>’</w:t>
@@ -4838,23 +4754,7 @@
         <w:t>Fit Display Frames</w:t>
       </w:r>
       <w:r>
-        <w:t xml:space="preserve"> toolbar button</w:t>
-      </w:r>
-      <w:proofErr w:type="gramStart"/>
-      <w:r>
-        <w:t xml:space="preserve">. </w:t>
-      </w:r>
-      <w:proofErr w:type="gramEnd"/>
-      <w:r>
-        <w:t>This tiles the display frames across the window</w:t>
-      </w:r>
-      <w:proofErr w:type="gramStart"/>
-      <w:r>
-        <w:t xml:space="preserve">. </w:t>
-      </w:r>
-      <w:proofErr w:type="gramEnd"/>
-      <w:r>
-        <w:t>One can then scroll through and examine them.</w:t>
+        <w:t xml:space="preserve"> toolbar button. This tiles the display frames across the window. One can then scroll through and examine them.</w:t>
       </w:r>
     </w:p>
     <w:p>
@@ -4918,15 +4818,7 @@
         <w:t>display frame</w:t>
       </w:r>
       <w:r>
-        <w:t xml:space="preserve"> that doesn’t look correct you can examine the code that generated it using the same techniques we used to review game-loop iterations</w:t>
-      </w:r>
-      <w:proofErr w:type="gramStart"/>
-      <w:r>
-        <w:t xml:space="preserve">. </w:t>
-      </w:r>
-      <w:proofErr w:type="gramEnd"/>
-      <w:r>
-        <w:t>You just need to find the game-loop iteration that generated the frame</w:t>
+        <w:t xml:space="preserve"> that doesn’t look correct you can examine the code that generated it using the same techniques we used to review game-loop iterations. You just need to find the game-loop iteration that generated the frame</w:t>
       </w:r>
       <w:r>
         <w:t>;</w:t>
@@ -4940,7 +4832,7 @@
         <w:pStyle w:val="Heading2"/>
       </w:pPr>
       <w:bookmarkStart w:id="25" w:name="_Toc231889092"/>
-      <w:bookmarkStart w:id="26" w:name="_Toc231893953"/>
+      <w:bookmarkStart w:id="26" w:name="_Toc231987057"/>
       <w:r>
         <w:t>How do</w:t>
       </w:r>
@@ -4978,12 +4870,134 @@
         <w:t>can</w:t>
       </w:r>
       <w:r>
-        <w:t xml:space="preserve"> also be used to analyze how a routine’s durations fluctuate over time by creating a metric which doesn’t have a threshold set, or the Perform Display Analysis checkbox selected.</w:t>
-      </w:r>
-    </w:p>
-    <w:p>
-      <w:r>
-        <w:t>For example, the following snap show</w:t>
+        <w:t xml:space="preserve"> also be used to analyze how a routine’s durations fluctuate over time by creating a metric </w:t>
+      </w:r>
+      <w:r>
+        <w:t xml:space="preserve">of </w:t>
+      </w:r>
+      <w:r>
+        <w:rPr>
+          <w:b/>
+          <w:bCs/>
+        </w:rPr>
+        <w:t>T</w:t>
+      </w:r>
+      <w:r>
+        <w:rPr>
+          <w:b/>
+          <w:bCs/>
+        </w:rPr>
+        <w:t>ype</w:t>
+      </w:r>
+      <w:r>
+        <w:rPr>
+          <w:b/>
+          <w:bCs/>
+        </w:rPr>
+        <w:t xml:space="preserve"> </w:t>
+      </w:r>
+      <w:r>
+        <w:sym w:font="Wingdings" w:char="F0E0"/>
+      </w:r>
+      <w:r>
+        <w:t xml:space="preserve"> </w:t>
+      </w:r>
+      <w:r>
+        <w:rPr>
+          <w:b/>
+          <w:bCs/>
+        </w:rPr>
+        <w:t xml:space="preserve">Routine </w:t>
+      </w:r>
+      <w:r>
+        <w:rPr>
+          <w:b/>
+          <w:bCs/>
+        </w:rPr>
+        <w:t>a</w:t>
+      </w:r>
+      <w:r>
+        <w:rPr>
+          <w:b/>
+          <w:bCs/>
+        </w:rPr>
+        <w:t>ddress</w:t>
+      </w:r>
+      <w:r>
+        <w:rPr>
+          <w:b/>
+          <w:bCs/>
+        </w:rPr>
+        <w:t>,</w:t>
+      </w:r>
+      <w:r>
+        <w:t xml:space="preserve"> </w:t>
+      </w:r>
+      <w:r>
+        <w:rPr>
+          <w:b/>
+          <w:bCs/>
+        </w:rPr>
+        <w:t>T</w:t>
+      </w:r>
+      <w:r>
+        <w:rPr>
+          <w:b/>
+          <w:bCs/>
+        </w:rPr>
+        <w:t>hreshold</w:t>
+      </w:r>
+      <w:r>
+        <w:t xml:space="preserve"> </w:t>
+      </w:r>
+      <w:r>
+        <w:sym w:font="Wingdings" w:char="F0E0"/>
+      </w:r>
+      <w:r>
+        <w:t xml:space="preserve"> </w:t>
+      </w:r>
+      <w:r>
+        <w:rPr>
+          <w:b/>
+          <w:bCs/>
+        </w:rPr>
+        <w:t>none</w:t>
+      </w:r>
+      <w:r>
+        <w:t xml:space="preserve">, </w:t>
+      </w:r>
+      <w:r>
+        <w:t xml:space="preserve">and </w:t>
+      </w:r>
+      <w:r>
+        <w:rPr>
+          <w:b/>
+          <w:bCs/>
+        </w:rPr>
+        <w:t>Perform Display Analysis</w:t>
+      </w:r>
+      <w:r>
+        <w:t xml:space="preserve"> </w:t>
+      </w:r>
+      <w:r>
+        <w:sym w:font="Wingdings" w:char="F0E0"/>
+      </w:r>
+      <w:r>
+        <w:t xml:space="preserve"> unchecked</w:t>
+      </w:r>
+      <w:r>
+        <w:t>.</w:t>
+      </w:r>
+    </w:p>
+    <w:p>
+      <w:r>
+        <w:t xml:space="preserve">For example, the following </w:t>
+      </w:r>
+      <w:r>
+        <w:t xml:space="preserve">metric </w:t>
+      </w:r>
+      <w:r>
+        <w:t>show</w:t>
       </w:r>
       <w:r>
         <w:t>s</w:t>
@@ -5031,6 +5045,59 @@
         <w:rPr>
           <w:noProof/>
         </w:rPr>
+        <w:drawing>
+          <wp:inline distT="0" distB="0" distL="0" distR="0" wp14:anchorId="62B80791" wp14:editId="4907389E">
+            <wp:extent cx="3149600" cy="2791289"/>
+            <wp:effectExtent l="38100" t="38100" r="88900" b="104775"/>
+            <wp:docPr id="40433502" name="Picture 1"/>
+            <wp:cNvGraphicFramePr>
+              <a:graphicFrameLocks xmlns:a="http://schemas.openxmlformats.org/drawingml/2006/main" noChangeAspect="1"/>
+            </wp:cNvGraphicFramePr>
+            <a:graphic xmlns:a="http://schemas.openxmlformats.org/drawingml/2006/main">
+              <a:graphicData uri="http://schemas.openxmlformats.org/drawingml/2006/picture">
+                <pic:pic xmlns:pic="http://schemas.openxmlformats.org/drawingml/2006/picture">
+                  <pic:nvPicPr>
+                    <pic:cNvPr id="40433502" name=""/>
+                    <pic:cNvPicPr/>
+                  </pic:nvPicPr>
+                  <pic:blipFill>
+                    <a:blip r:embed="rId19"/>
+                    <a:stretch>
+                      <a:fillRect/>
+                    </a:stretch>
+                  </pic:blipFill>
+                  <pic:spPr>
+                    <a:xfrm>
+                      <a:off x="0" y="0"/>
+                      <a:ext cx="3160001" cy="2800507"/>
+                    </a:xfrm>
+                    <a:prstGeom prst="rect">
+                      <a:avLst/>
+                    </a:prstGeom>
+                    <a:effectLst>
+                      <a:outerShdw blurRad="50800" dist="38100" dir="2700000" algn="tl" rotWithShape="0">
+                        <a:prstClr val="black">
+                          <a:alpha val="40000"/>
+                        </a:prstClr>
+                      </a:outerShdw>
+                    </a:effectLst>
+                  </pic:spPr>
+                </pic:pic>
+              </a:graphicData>
+            </a:graphic>
+          </wp:inline>
+        </w:drawing>
+      </w:r>
+    </w:p>
+    <w:p>
+      <w:pPr>
+        <w:jc w:val="center"/>
+      </w:pPr>
+      <w:r>
+        <w:rPr>
+          <w:noProof/>
+        </w:rPr>
+        <w:lastRenderedPageBreak/>
         <w:drawing>
           <wp:inline distT="0" distB="0" distL="0" distR="0" wp14:anchorId="6568662D" wp14:editId="120A018F">
             <wp:extent cx="5154101" cy="2755460"/>
@@ -5047,7 +5114,7 @@
                     <pic:cNvPicPr/>
                   </pic:nvPicPr>
                   <pic:blipFill>
-                    <a:blip r:embed="rId19"/>
+                    <a:blip r:embed="rId20"/>
                     <a:stretch>
                       <a:fillRect/>
                     </a:stretch>
@@ -5080,9 +5147,8 @@
         <w:pStyle w:val="Heading1"/>
       </w:pPr>
       <w:bookmarkStart w:id="27" w:name="_Toc231889093"/>
-      <w:bookmarkStart w:id="28" w:name="_Toc231893954"/>
-      <w:r>
-        <w:lastRenderedPageBreak/>
+      <w:bookmarkStart w:id="28" w:name="_Toc231987058"/>
+      <w:r>
         <w:t>More details</w:t>
       </w:r>
       <w:r>
@@ -5099,7 +5165,7 @@
         <w:pStyle w:val="Heading2"/>
       </w:pPr>
       <w:bookmarkStart w:id="29" w:name="_Toc231889094"/>
-      <w:bookmarkStart w:id="30" w:name="_Toc231893955"/>
+      <w:bookmarkStart w:id="30" w:name="_Toc231987059"/>
       <w:r>
         <w:t>The code panel</w:t>
       </w:r>
@@ -5153,7 +5219,7 @@
                     <pic:cNvPicPr/>
                   </pic:nvPicPr>
                   <pic:blipFill>
-                    <a:blip r:embed="rId20"/>
+                    <a:blip r:embed="rId21"/>
                     <a:stretch>
                       <a:fillRect/>
                     </a:stretch>
@@ -5183,6 +5249,7 @@
     </w:p>
     <w:p>
       <w:r>
+        <w:lastRenderedPageBreak/>
         <w:t>If alternative opcode sequences exist for an address, a vertical bar denotes that the code was modified, as shown above.</w:t>
       </w:r>
     </w:p>
@@ -5197,19 +5264,25 @@
         <w:t xml:space="preserve"> the most </w:t>
       </w:r>
       <w:r>
+        <w:rPr>
+          <w:b/>
+          <w:bCs/>
+        </w:rPr>
         <w:t xml:space="preserve">Total </w:t>
       </w:r>
       <w:r>
-        <w:t>CPU cycles, compared to the other instructions</w:t>
-      </w:r>
-      <w:proofErr w:type="gramStart"/>
-      <w:r>
-        <w:t>.</w:t>
+        <w:rPr>
+          <w:b/>
+          <w:bCs/>
+        </w:rPr>
+        <w:t>CPU</w:t>
+      </w:r>
+      <w:r>
+        <w:t xml:space="preserve"> cycles, compared to the other instructions.</w:t>
       </w:r>
       <w:r>
         <w:t xml:space="preserve"> </w:t>
       </w:r>
-      <w:proofErr w:type="gramEnd"/>
       <w:r>
         <w:t xml:space="preserve">The table </w:t>
       </w:r>
@@ -5292,26 +5365,10 @@
           </w:tcPr>
           <w:p>
             <w:r>
-              <w:t>Whether a JMP or branch instruction invokes a tail call</w:t>
-            </w:r>
-            <w:proofErr w:type="gramStart"/>
-            <w:r>
-              <w:t xml:space="preserve">. </w:t>
-            </w:r>
-            <w:proofErr w:type="gramEnd"/>
-            <w:r>
-              <w:t xml:space="preserve">A </w:t>
-            </w:r>
-            <w:r>
-              <w:t>tail call is a JMP or branch instruction that jumps to another routine which returns with a RTS or RTI</w:t>
-            </w:r>
-            <w:proofErr w:type="gramStart"/>
-            <w:r>
-              <w:t xml:space="preserve">. </w:t>
-            </w:r>
-            <w:proofErr w:type="gramEnd"/>
-            <w:r>
-              <w:t xml:space="preserve">For a JMP, it’s equivalent to a </w:t>
+              <w:t xml:space="preserve">Whether a JMP or branch instruction invokes a tail call. A </w:t>
+            </w:r>
+            <w:r>
+              <w:t xml:space="preserve">tail call is a JMP or branch instruction that jumps to another routine which returns with a RTS or RTI. For a JMP, it’s equivalent to a </w:t>
             </w:r>
             <w:r>
               <w:rPr>
@@ -5346,15 +5403,7 @@
               <w:t xml:space="preserve"> RTN</w:t>
             </w:r>
             <w:r>
-              <w:t>, but takes up less code bytes</w:t>
-            </w:r>
-            <w:proofErr w:type="gramStart"/>
-            <w:r>
-              <w:t xml:space="preserve">. </w:t>
-            </w:r>
-            <w:proofErr w:type="gramEnd"/>
-            <w:r>
-              <w:t>For a branch it</w:t>
+              <w:t>, but takes up less code bytes. For a branch it</w:t>
             </w:r>
             <w:r>
               <w:t>’</w:t>
@@ -5445,7 +5494,6 @@
           </w:tcPr>
           <w:p>
             <w:r>
-              <w:lastRenderedPageBreak/>
               <w:t>Self CPU</w:t>
             </w:r>
           </w:p>
@@ -5543,7 +5591,7 @@
         <w:pStyle w:val="Heading2"/>
       </w:pPr>
       <w:bookmarkStart w:id="31" w:name="_Toc231889095"/>
-      <w:bookmarkStart w:id="32" w:name="_Toc231893956"/>
+      <w:bookmarkStart w:id="32" w:name="_Toc231987060"/>
       <w:r>
         <w:t xml:space="preserve">The </w:t>
       </w:r>
@@ -5582,7 +5630,7 @@
                     <pic:cNvPicPr/>
                   </pic:nvPicPr>
                   <pic:blipFill>
-                    <a:blip r:embed="rId21"/>
+                    <a:blip r:embed="rId22"/>
                     <a:stretch>
                       <a:fillRect/>
                     </a:stretch>
@@ -5676,7 +5724,7 @@
         <w:pStyle w:val="Heading1"/>
       </w:pPr>
       <w:bookmarkStart w:id="33" w:name="_Toc231889096"/>
-      <w:bookmarkStart w:id="34" w:name="_Toc231893957"/>
+      <w:bookmarkStart w:id="34" w:name="_Toc231987061"/>
       <w:r>
         <w:lastRenderedPageBreak/>
         <w:t>Acknowledgements</w:t>
@@ -5705,15 +5753,7 @@
         <w:t> video</w:t>
       </w:r>
       <w:r>
-        <w:t xml:space="preserve"> class</w:t>
-      </w:r>
-      <w:proofErr w:type="gramStart"/>
-      <w:r>
-        <w:t xml:space="preserve">. </w:t>
-      </w:r>
-      <w:proofErr w:type="gramEnd"/>
-      <w:r>
-        <w:t>Many thanks to the </w:t>
+        <w:t xml:space="preserve"> class. Many thanks to the </w:t>
       </w:r>
       <w:r>
         <w:rPr>
@@ -5805,13 +5845,8 @@
         </w:rPr>
         <w:t>MOS Reassembly for the BBC Micro</w:t>
       </w:r>
-      <w:proofErr w:type="gramStart"/>
-      <w:r>
-        <w:t xml:space="preserve">. </w:t>
-      </w:r>
-      <w:proofErr w:type="gramEnd"/>
-      <w:r>
-        <w:t xml:space="preserve">Thank you Toby for </w:t>
+      <w:r>
+        <w:t xml:space="preserve">. Thank you Toby for </w:t>
       </w:r>
       <w:r>
         <w:t xml:space="preserve">creating and maintaining </w:t>
@@ -5848,16 +5883,11 @@
       <w:r>
         <w:t xml:space="preserve"> initial version</w:t>
       </w:r>
-      <w:proofErr w:type="gramStart"/>
       <w:r>
         <w:t>.</w:t>
       </w:r>
       <w:r>
-        <w:t xml:space="preserve"> </w:t>
-      </w:r>
-      <w:proofErr w:type="gramEnd"/>
-      <w:r>
-        <w:t>Much appreciated.</w:t>
+        <w:t xml:space="preserve"> Much appreciated.</w:t>
       </w:r>
     </w:p>
     <w:p/>

--- a/docs/Help.docx
+++ b/docs/Help.docx
@@ -125,7 +125,7 @@
           <w:r>
             <w:fldChar w:fldCharType="separate"/>
           </w:r>
-          <w:hyperlink w:anchor="_Toc231987044" w:history="1">
+          <w:hyperlink w:anchor="_Toc232022275" w:history="1">
             <w:r>
               <w:rPr>
                 <w:rStyle w:val="Hyperlink"/>
@@ -152,7 +152,7 @@
                 <w:noProof/>
                 <w:webHidden/>
               </w:rPr>
-              <w:instrText xml:space="preserve"> PAGEREF _Toc231987044 \h </w:instrText>
+              <w:instrText xml:space="preserve"> PAGEREF _Toc232022275 \h </w:instrText>
             </w:r>
             <w:r>
               <w:rPr>
@@ -195,7 +195,7 @@
               <w14:ligatures w14:val="standardContextual"/>
             </w:rPr>
           </w:pPr>
-          <w:hyperlink w:anchor="_Toc231987045" w:history="1">
+          <w:hyperlink w:anchor="_Toc232022276" w:history="1">
             <w:r>
               <w:rPr>
                 <w:rStyle w:val="Hyperlink"/>
@@ -222,7 +222,7 @@
                 <w:noProof/>
                 <w:webHidden/>
               </w:rPr>
-              <w:instrText xml:space="preserve"> PAGEREF _Toc231987045 \h </w:instrText>
+              <w:instrText xml:space="preserve"> PAGEREF _Toc232022276 \h </w:instrText>
             </w:r>
             <w:r>
               <w:rPr>
@@ -265,7 +265,7 @@
               <w14:ligatures w14:val="standardContextual"/>
             </w:rPr>
           </w:pPr>
-          <w:hyperlink w:anchor="_Toc231987046" w:history="1">
+          <w:hyperlink w:anchor="_Toc232022277" w:history="1">
             <w:r>
               <w:rPr>
                 <w:rStyle w:val="Hyperlink"/>
@@ -292,7 +292,7 @@
                 <w:noProof/>
                 <w:webHidden/>
               </w:rPr>
-              <w:instrText xml:space="preserve"> PAGEREF _Toc231987046 \h </w:instrText>
+              <w:instrText xml:space="preserve"> PAGEREF _Toc232022277 \h </w:instrText>
             </w:r>
             <w:r>
               <w:rPr>
@@ -335,7 +335,7 @@
               <w14:ligatures w14:val="standardContextual"/>
             </w:rPr>
           </w:pPr>
-          <w:hyperlink w:anchor="_Toc231987047" w:history="1">
+          <w:hyperlink w:anchor="_Toc232022278" w:history="1">
             <w:r>
               <w:rPr>
                 <w:rStyle w:val="Hyperlink"/>
@@ -362,7 +362,7 @@
                 <w:noProof/>
                 <w:webHidden/>
               </w:rPr>
-              <w:instrText xml:space="preserve"> PAGEREF _Toc231987047 \h </w:instrText>
+              <w:instrText xml:space="preserve"> PAGEREF _Toc232022278 \h </w:instrText>
             </w:r>
             <w:r>
               <w:rPr>
@@ -405,7 +405,7 @@
               <w14:ligatures w14:val="standardContextual"/>
             </w:rPr>
           </w:pPr>
-          <w:hyperlink w:anchor="_Toc231987048" w:history="1">
+          <w:hyperlink w:anchor="_Toc232022279" w:history="1">
             <w:r>
               <w:rPr>
                 <w:rStyle w:val="Hyperlink"/>
@@ -432,7 +432,7 @@
                 <w:noProof/>
                 <w:webHidden/>
               </w:rPr>
-              <w:instrText xml:space="preserve"> PAGEREF _Toc231987048 \h </w:instrText>
+              <w:instrText xml:space="preserve"> PAGEREF _Toc232022279 \h </w:instrText>
             </w:r>
             <w:r>
               <w:rPr>
@@ -475,7 +475,7 @@
               <w14:ligatures w14:val="standardContextual"/>
             </w:rPr>
           </w:pPr>
-          <w:hyperlink w:anchor="_Toc231987049" w:history="1">
+          <w:hyperlink w:anchor="_Toc232022280" w:history="1">
             <w:r>
               <w:rPr>
                 <w:rStyle w:val="Hyperlink"/>
@@ -502,7 +502,7 @@
                 <w:noProof/>
                 <w:webHidden/>
               </w:rPr>
-              <w:instrText xml:space="preserve"> PAGEREF _Toc231987049 \h </w:instrText>
+              <w:instrText xml:space="preserve"> PAGEREF _Toc232022280 \h </w:instrText>
             </w:r>
             <w:r>
               <w:rPr>
@@ -545,13 +545,13 @@
               <w14:ligatures w14:val="standardContextual"/>
             </w:rPr>
           </w:pPr>
-          <w:hyperlink w:anchor="_Toc231987050" w:history="1">
+          <w:hyperlink w:anchor="_Toc232022281" w:history="1">
             <w:r>
               <w:rPr>
                 <w:rStyle w:val="Hyperlink"/>
                 <w:noProof/>
               </w:rPr>
-              <w:t>The code…</w:t>
+              <w:t>The code panel…</w:t>
             </w:r>
             <w:r>
               <w:rPr>
@@ -572,7 +572,7 @@
                 <w:noProof/>
                 <w:webHidden/>
               </w:rPr>
-              <w:instrText xml:space="preserve"> PAGEREF _Toc231987050 \h </w:instrText>
+              <w:instrText xml:space="preserve"> PAGEREF _Toc232022281 \h </w:instrText>
             </w:r>
             <w:r>
               <w:rPr>
@@ -615,7 +615,7 @@
               <w14:ligatures w14:val="standardContextual"/>
             </w:rPr>
           </w:pPr>
-          <w:hyperlink w:anchor="_Toc231987051" w:history="1">
+          <w:hyperlink w:anchor="_Toc232022282" w:history="1">
             <w:r>
               <w:rPr>
                 <w:rStyle w:val="Hyperlink"/>
@@ -642,7 +642,7 @@
                 <w:noProof/>
                 <w:webHidden/>
               </w:rPr>
-              <w:instrText xml:space="preserve"> PAGEREF _Toc231987051 \h </w:instrText>
+              <w:instrText xml:space="preserve"> PAGEREF _Toc232022282 \h </w:instrText>
             </w:r>
             <w:r>
               <w:rPr>
@@ -685,13 +685,13 @@
               <w14:ligatures w14:val="standardContextual"/>
             </w:rPr>
           </w:pPr>
-          <w:hyperlink w:anchor="_Toc231987052" w:history="1">
+          <w:hyperlink w:anchor="_Toc232022283" w:history="1">
             <w:r>
               <w:rPr>
                 <w:rStyle w:val="Hyperlink"/>
                 <w:noProof/>
               </w:rPr>
-              <w:t>Understanding…</w:t>
+              <w:t>Investigations…</w:t>
             </w:r>
             <w:r>
               <w:rPr>
@@ -712,7 +712,7 @@
                 <w:noProof/>
                 <w:webHidden/>
               </w:rPr>
-              <w:instrText xml:space="preserve"> PAGEREF _Toc231987052 \h </w:instrText>
+              <w:instrText xml:space="preserve"> PAGEREF _Toc232022283 \h </w:instrText>
             </w:r>
             <w:r>
               <w:rPr>
@@ -755,7 +755,7 @@
               <w14:ligatures w14:val="standardContextual"/>
             </w:rPr>
           </w:pPr>
-          <w:hyperlink w:anchor="_Toc231987053" w:history="1">
+          <w:hyperlink w:anchor="_Toc232022284" w:history="1">
             <w:r>
               <w:rPr>
                 <w:rStyle w:val="Hyperlink"/>
@@ -782,7 +782,7 @@
                 <w:noProof/>
                 <w:webHidden/>
               </w:rPr>
-              <w:instrText xml:space="preserve"> PAGEREF _Toc231987053 \h </w:instrText>
+              <w:instrText xml:space="preserve"> PAGEREF _Toc232022284 \h </w:instrText>
             </w:r>
             <w:r>
               <w:rPr>
@@ -825,7 +825,7 @@
               <w14:ligatures w14:val="standardContextual"/>
             </w:rPr>
           </w:pPr>
-          <w:hyperlink w:anchor="_Toc231987054" w:history="1">
+          <w:hyperlink w:anchor="_Toc232022285" w:history="1">
             <w:r>
               <w:rPr>
                 <w:rStyle w:val="Hyperlink"/>
@@ -852,7 +852,7 @@
                 <w:noProof/>
                 <w:webHidden/>
               </w:rPr>
-              <w:instrText xml:space="preserve"> PAGEREF _Toc231987054 \h </w:instrText>
+              <w:instrText xml:space="preserve"> PAGEREF _Toc232022285 \h </w:instrText>
             </w:r>
             <w:r>
               <w:rPr>
@@ -895,7 +895,7 @@
               <w14:ligatures w14:val="standardContextual"/>
             </w:rPr>
           </w:pPr>
-          <w:hyperlink w:anchor="_Toc231987055" w:history="1">
+          <w:hyperlink w:anchor="_Toc232022286" w:history="1">
             <w:r>
               <w:rPr>
                 <w:rStyle w:val="Hyperlink"/>
@@ -922,7 +922,7 @@
                 <w:noProof/>
                 <w:webHidden/>
               </w:rPr>
-              <w:instrText xml:space="preserve"> PAGEREF _Toc231987055 \h </w:instrText>
+              <w:instrText xml:space="preserve"> PAGEREF _Toc232022286 \h </w:instrText>
             </w:r>
             <w:r>
               <w:rPr>
@@ -965,7 +965,7 @@
               <w14:ligatures w14:val="standardContextual"/>
             </w:rPr>
           </w:pPr>
-          <w:hyperlink w:anchor="_Toc231987056" w:history="1">
+          <w:hyperlink w:anchor="_Toc232022287" w:history="1">
             <w:r>
               <w:rPr>
                 <w:rStyle w:val="Hyperlink"/>
@@ -992,7 +992,7 @@
                 <w:noProof/>
                 <w:webHidden/>
               </w:rPr>
-              <w:instrText xml:space="preserve"> PAGEREF _Toc231987056 \h </w:instrText>
+              <w:instrText xml:space="preserve"> PAGEREF _Toc232022287 \h </w:instrText>
             </w:r>
             <w:r>
               <w:rPr>
@@ -1035,7 +1035,7 @@
               <w14:ligatures w14:val="standardContextual"/>
             </w:rPr>
           </w:pPr>
-          <w:hyperlink w:anchor="_Toc231987057" w:history="1">
+          <w:hyperlink w:anchor="_Toc232022288" w:history="1">
             <w:r>
               <w:rPr>
                 <w:rStyle w:val="Hyperlink"/>
@@ -1062,7 +1062,7 @@
                 <w:noProof/>
                 <w:webHidden/>
               </w:rPr>
-              <w:instrText xml:space="preserve"> PAGEREF _Toc231987057 \h </w:instrText>
+              <w:instrText xml:space="preserve"> PAGEREF _Toc232022288 \h </w:instrText>
             </w:r>
             <w:r>
               <w:rPr>
@@ -1105,7 +1105,7 @@
               <w14:ligatures w14:val="standardContextual"/>
             </w:rPr>
           </w:pPr>
-          <w:hyperlink w:anchor="_Toc231987058" w:history="1">
+          <w:hyperlink w:anchor="_Toc232022289" w:history="1">
             <w:r>
               <w:rPr>
                 <w:rStyle w:val="Hyperlink"/>
@@ -1132,7 +1132,7 @@
                 <w:noProof/>
                 <w:webHidden/>
               </w:rPr>
-              <w:instrText xml:space="preserve"> PAGEREF _Toc231987058 \h </w:instrText>
+              <w:instrText xml:space="preserve"> PAGEREF _Toc232022289 \h </w:instrText>
             </w:r>
             <w:r>
               <w:rPr>
@@ -1175,7 +1175,7 @@
               <w14:ligatures w14:val="standardContextual"/>
             </w:rPr>
           </w:pPr>
-          <w:hyperlink w:anchor="_Toc231987059" w:history="1">
+          <w:hyperlink w:anchor="_Toc232022290" w:history="1">
             <w:r>
               <w:rPr>
                 <w:rStyle w:val="Hyperlink"/>
@@ -1202,7 +1202,7 @@
                 <w:noProof/>
                 <w:webHidden/>
               </w:rPr>
-              <w:instrText xml:space="preserve"> PAGEREF _Toc231987059 \h </w:instrText>
+              <w:instrText xml:space="preserve"> PAGEREF _Toc232022290 \h </w:instrText>
             </w:r>
             <w:r>
               <w:rPr>
@@ -1245,7 +1245,7 @@
               <w14:ligatures w14:val="standardContextual"/>
             </w:rPr>
           </w:pPr>
-          <w:hyperlink w:anchor="_Toc231987060" w:history="1">
+          <w:hyperlink w:anchor="_Toc232022291" w:history="1">
             <w:r>
               <w:rPr>
                 <w:rStyle w:val="Hyperlink"/>
@@ -1272,7 +1272,7 @@
                 <w:noProof/>
                 <w:webHidden/>
               </w:rPr>
-              <w:instrText xml:space="preserve"> PAGEREF _Toc231987060 \h </w:instrText>
+              <w:instrText xml:space="preserve"> PAGEREF _Toc232022291 \h </w:instrText>
             </w:r>
             <w:r>
               <w:rPr>
@@ -1293,6 +1293,76 @@
                 <w:webHidden/>
               </w:rPr>
               <w:t>12</w:t>
+            </w:r>
+            <w:r>
+              <w:rPr>
+                <w:noProof/>
+                <w:webHidden/>
+              </w:rPr>
+              <w:fldChar w:fldCharType="end"/>
+            </w:r>
+          </w:hyperlink>
+        </w:p>
+        <w:p>
+          <w:pPr>
+            <w:pStyle w:val="TOC2"/>
+            <w:tabs>
+              <w:tab w:val="right" w:leader="dot" w:pos="10790"/>
+            </w:tabs>
+            <w:rPr>
+              <w:rFonts w:cstheme="minorBidi"/>
+              <w:noProof/>
+              <w14:ligatures w14:val="standardContextual"/>
+            </w:rPr>
+          </w:pPr>
+          <w:hyperlink w:anchor="_Toc232022292" w:history="1">
+            <w:r>
+              <w:rPr>
+                <w:rStyle w:val="Hyperlink"/>
+                <w:noProof/>
+              </w:rPr>
+              <w:t>The Display Settings dialog</w:t>
+            </w:r>
+            <w:r>
+              <w:rPr>
+                <w:noProof/>
+                <w:webHidden/>
+              </w:rPr>
+              <w:tab/>
+            </w:r>
+            <w:r>
+              <w:rPr>
+                <w:noProof/>
+                <w:webHidden/>
+              </w:rPr>
+              <w:fldChar w:fldCharType="begin"/>
+            </w:r>
+            <w:r>
+              <w:rPr>
+                <w:noProof/>
+                <w:webHidden/>
+              </w:rPr>
+              <w:instrText xml:space="preserve"> PAGEREF _Toc232022292 \h </w:instrText>
+            </w:r>
+            <w:r>
+              <w:rPr>
+                <w:noProof/>
+                <w:webHidden/>
+              </w:rPr>
+            </w:r>
+            <w:r>
+              <w:rPr>
+                <w:noProof/>
+                <w:webHidden/>
+              </w:rPr>
+              <w:fldChar w:fldCharType="separate"/>
+            </w:r>
+            <w:r>
+              <w:rPr>
+                <w:noProof/>
+                <w:webHidden/>
+              </w:rPr>
+              <w:t>13</w:t>
             </w:r>
             <w:r>
               <w:rPr>
@@ -1315,7 +1385,7 @@
               <w14:ligatures w14:val="standardContextual"/>
             </w:rPr>
           </w:pPr>
-          <w:hyperlink w:anchor="_Toc231987061" w:history="1">
+          <w:hyperlink w:anchor="_Toc232022293" w:history="1">
             <w:r>
               <w:rPr>
                 <w:rStyle w:val="Hyperlink"/>
@@ -1342,7 +1412,7 @@
                 <w:noProof/>
                 <w:webHidden/>
               </w:rPr>
-              <w:instrText xml:space="preserve"> PAGEREF _Toc231987061 \h </w:instrText>
+              <w:instrText xml:space="preserve"> PAGEREF _Toc232022293 \h </w:instrText>
             </w:r>
             <w:r>
               <w:rPr>
@@ -1394,7 +1464,7 @@
       <w:pPr>
         <w:pStyle w:val="Heading1"/>
       </w:pPr>
-      <w:bookmarkStart w:id="0" w:name="_Toc231987044"/>
+      <w:bookmarkStart w:id="0" w:name="_Toc232022275"/>
       <w:proofErr w:type="spellStart"/>
       <w:r>
         <w:lastRenderedPageBreak/>
@@ -1891,7 +1961,7 @@
         <w:pStyle w:val="Heading1"/>
       </w:pPr>
       <w:bookmarkStart w:id="1" w:name="_Toc231889080"/>
-      <w:bookmarkStart w:id="2" w:name="_Toc231987045"/>
+      <w:bookmarkStart w:id="2" w:name="_Toc232022276"/>
       <w:r>
         <w:t>Getting started</w:t>
       </w:r>
@@ -2010,7 +2080,7 @@
         <w:pStyle w:val="Heading2"/>
       </w:pPr>
       <w:bookmarkStart w:id="3" w:name="_Toc231889081"/>
-      <w:bookmarkStart w:id="4" w:name="_Toc231987046"/>
+      <w:bookmarkStart w:id="4" w:name="_Toc232022277"/>
       <w:r>
         <w:lastRenderedPageBreak/>
         <w:t>The t</w:t>
@@ -2033,9 +2103,9 @@
           <w:noProof/>
         </w:rPr>
         <w:drawing>
-          <wp:inline distT="0" distB="0" distL="0" distR="0" wp14:anchorId="7E83E026" wp14:editId="1CDEAC64">
-            <wp:extent cx="5943600" cy="393065"/>
-            <wp:effectExtent l="0" t="0" r="0" b="6985"/>
+          <wp:inline distT="0" distB="0" distL="0" distR="0" wp14:anchorId="7E83E026" wp14:editId="4E200265">
+            <wp:extent cx="6081233" cy="402167"/>
+            <wp:effectExtent l="0" t="0" r="0" b="0"/>
             <wp:docPr id="1870340626" name="Picture 1"/>
             <wp:cNvGraphicFramePr>
               <a:graphicFrameLocks xmlns:a="http://schemas.openxmlformats.org/drawingml/2006/main" noChangeAspect="1"/>
@@ -2056,7 +2126,7 @@
                   <pic:spPr>
                     <a:xfrm>
                       <a:off x="0" y="0"/>
-                      <a:ext cx="5943600" cy="393065"/>
+                      <a:ext cx="6142551" cy="406222"/>
                     </a:xfrm>
                     <a:prstGeom prst="rect">
                       <a:avLst/>
@@ -2091,7 +2161,7 @@
         <w:pStyle w:val="Heading2"/>
       </w:pPr>
       <w:bookmarkStart w:id="5" w:name="_Toc231889082"/>
-      <w:bookmarkStart w:id="6" w:name="_Toc231987047"/>
+      <w:bookmarkStart w:id="6" w:name="_Toc232022278"/>
       <w:r>
         <w:t>The timeline</w:t>
       </w:r>
@@ -2277,7 +2347,7 @@
         <w:pStyle w:val="Heading2"/>
       </w:pPr>
       <w:bookmarkStart w:id="7" w:name="_Toc231889083"/>
-      <w:bookmarkStart w:id="8" w:name="_Toc231987048"/>
+      <w:bookmarkStart w:id="8" w:name="_Toc232022279"/>
       <w:r>
         <w:t>The tabs…</w:t>
       </w:r>
@@ -2369,7 +2439,7 @@
         <w:pStyle w:val="Heading3"/>
       </w:pPr>
       <w:bookmarkStart w:id="9" w:name="_Toc231889084"/>
-      <w:bookmarkStart w:id="10" w:name="_Toc231987049"/>
+      <w:bookmarkStart w:id="10" w:name="_Toc232022280"/>
       <w:r>
         <w:t xml:space="preserve">Common </w:t>
       </w:r>
@@ -2701,7 +2771,14 @@
                 <w:b/>
                 <w:bCs/>
               </w:rPr>
-              <w:t xml:space="preserve"> RTN</w:t>
+              <w:t xml:space="preserve"> </w:t>
+            </w:r>
+            <w:r>
+              <w:rPr>
+                <w:b/>
+                <w:bCs/>
+              </w:rPr>
+              <w:t>RTS</w:t>
             </w:r>
             <w:r>
               <w:t xml:space="preserve">, but </w:t>
@@ -2782,9 +2859,12 @@
         <w:pStyle w:val="Heading2"/>
       </w:pPr>
       <w:bookmarkStart w:id="11" w:name="_Toc231889085"/>
-      <w:bookmarkStart w:id="12" w:name="_Toc231987050"/>
+      <w:bookmarkStart w:id="12" w:name="_Toc232022281"/>
       <w:r>
         <w:t>The code</w:t>
+      </w:r>
+      <w:r>
+        <w:t xml:space="preserve"> panel</w:t>
       </w:r>
       <w:r>
         <w:t>…</w:t>
@@ -2863,7 +2943,7 @@
         <w:pStyle w:val="Heading2"/>
       </w:pPr>
       <w:bookmarkStart w:id="13" w:name="_Toc231889086"/>
-      <w:bookmarkStart w:id="14" w:name="_Toc231987051"/>
+      <w:bookmarkStart w:id="14" w:name="_Toc232022282"/>
       <w:r>
         <w:t>Labels…</w:t>
       </w:r>
@@ -3215,9 +3295,9 @@
         <w:pStyle w:val="Heading1"/>
       </w:pPr>
       <w:bookmarkStart w:id="15" w:name="_Toc231889087"/>
-      <w:bookmarkStart w:id="16" w:name="_Toc231987052"/>
-      <w:r>
-        <w:t>Understanding</w:t>
+      <w:bookmarkStart w:id="16" w:name="_Toc232022283"/>
+      <w:r>
+        <w:t>Investigations</w:t>
       </w:r>
       <w:r>
         <w:t>…</w:t>
@@ -3230,7 +3310,7 @@
         <w:pStyle w:val="Heading2"/>
       </w:pPr>
       <w:bookmarkStart w:id="17" w:name="_Toc231889088"/>
-      <w:bookmarkStart w:id="18" w:name="_Toc231987053"/>
+      <w:bookmarkStart w:id="18" w:name="_Toc232022284"/>
       <w:r>
         <w:t xml:space="preserve">Where </w:t>
       </w:r>
@@ -3836,7 +3916,7 @@
         <w:pStyle w:val="Heading2"/>
       </w:pPr>
       <w:bookmarkStart w:id="19" w:name="_Toc231889089"/>
-      <w:bookmarkStart w:id="20" w:name="_Toc231987054"/>
+      <w:bookmarkStart w:id="20" w:name="_Toc232022285"/>
       <w:r>
         <w:t>W</w:t>
       </w:r>
@@ -4035,7 +4115,7 @@
         <w:pStyle w:val="Heading2"/>
       </w:pPr>
       <w:bookmarkStart w:id="21" w:name="_Toc231889090"/>
-      <w:bookmarkStart w:id="22" w:name="_Toc231987055"/>
+      <w:bookmarkStart w:id="22" w:name="_Toc232022286"/>
       <w:r>
         <w:t>How is the game-loop behaving?</w:t>
       </w:r>
@@ -4153,24 +4233,16 @@
         <w:t xml:space="preserve"> spans of code</w:t>
       </w:r>
       <w:r>
-        <w:t>, behavior across iterations.</w:t>
+        <w:t>, beha</w:t>
+      </w:r>
+      <w:r>
+        <w:t>ve</w:t>
+      </w:r>
+      <w:r>
+        <w:t xml:space="preserve"> across iterations.</w:t>
       </w:r>
       <w:r>
         <w:t xml:space="preserve"> </w:t>
-      </w:r>
-    </w:p>
-    <w:p>
-      <w:r>
-        <w:t xml:space="preserve">This is exactly what we need to understand how a game-loop behaves across </w:t>
-      </w:r>
-      <w:r>
-        <w:t xml:space="preserve">its </w:t>
-      </w:r>
-      <w:r>
-        <w:t>iteration</w:t>
-      </w:r>
-      <w:r>
-        <w:t>s.</w:t>
       </w:r>
     </w:p>
     <w:p>
@@ -4200,7 +4272,13 @@
     </w:p>
     <w:p>
       <w:r>
-        <w:t xml:space="preserve">The following snap shows the metrics settings for </w:t>
+        <w:t xml:space="preserve">The following </w:t>
+      </w:r>
+      <w:r>
+        <w:t>image</w:t>
+      </w:r>
+      <w:r>
+        <w:t xml:space="preserve"> shows the metrics settings for </w:t>
       </w:r>
       <w:r>
         <w:rPr>
@@ -4375,7 +4453,13 @@
     </w:p>
     <w:p>
       <w:r>
-        <w:t xml:space="preserve">The following snap shows </w:t>
+        <w:t xml:space="preserve">The following </w:t>
+      </w:r>
+      <w:r>
+        <w:t>image</w:t>
+      </w:r>
+      <w:r>
+        <w:t xml:space="preserve"> shows </w:t>
       </w:r>
       <w:r>
         <w:t xml:space="preserve">some of the </w:t>
@@ -4522,7 +4606,19 @@
         <w:t xml:space="preserve"> to process</w:t>
       </w:r>
       <w:r>
-        <w:t>, and these are highlighted.</w:t>
+        <w:t>, and these are highlighted</w:t>
+      </w:r>
+      <w:r>
+        <w:t xml:space="preserve"> in </w:t>
+      </w:r>
+      <w:r>
+        <w:t xml:space="preserve">the </w:t>
+      </w:r>
+      <w:r>
+        <w:t>second column</w:t>
+      </w:r>
+      <w:r>
+        <w:t>.</w:t>
       </w:r>
     </w:p>
     <w:p>
@@ -4544,7 +4640,13 @@
         <w:t xml:space="preserve">, and these are </w:t>
       </w:r>
       <w:r>
-        <w:t>also highlighted.</w:t>
+        <w:t>also highlighted</w:t>
+      </w:r>
+      <w:r>
+        <w:t xml:space="preserve"> in the fifth column</w:t>
+      </w:r>
+      <w:r>
+        <w:t>.</w:t>
       </w:r>
       <w:r>
         <w:t xml:space="preserve"> </w:t>
@@ -4564,7 +4666,19 @@
     </w:p>
     <w:p>
       <w:r>
-        <w:t>You can also see the summary line stating that 4.56% of iterations exceeded the threshold (set to 1/50</w:t>
+        <w:t xml:space="preserve">You can also see </w:t>
+      </w:r>
+      <w:r>
+        <w:t xml:space="preserve">at the bottom of the image, that </w:t>
+      </w:r>
+      <w:r>
+        <w:t>the summary line stat</w:t>
+      </w:r>
+      <w:r>
+        <w:t>es</w:t>
+      </w:r>
+      <w:r>
+        <w:t xml:space="preserve"> that 4.56% of iterations exceeded the threshold (set to 1/50</w:t>
       </w:r>
       <w:r>
         <w:rPr>
@@ -4720,7 +4834,7 @@
         <w:pStyle w:val="Heading2"/>
       </w:pPr>
       <w:bookmarkStart w:id="23" w:name="_Toc231889091"/>
-      <w:bookmarkStart w:id="24" w:name="_Toc231987056"/>
+      <w:bookmarkStart w:id="24" w:name="_Toc232022287"/>
       <w:r>
         <w:t>What do the display frames look like?</w:t>
       </w:r>
@@ -4832,7 +4946,7 @@
         <w:pStyle w:val="Heading2"/>
       </w:pPr>
       <w:bookmarkStart w:id="25" w:name="_Toc231889092"/>
-      <w:bookmarkStart w:id="26" w:name="_Toc231987057"/>
+      <w:bookmarkStart w:id="26" w:name="_Toc232022288"/>
       <w:r>
         <w:t>How do</w:t>
       </w:r>
@@ -5147,7 +5261,7 @@
         <w:pStyle w:val="Heading1"/>
       </w:pPr>
       <w:bookmarkStart w:id="27" w:name="_Toc231889093"/>
-      <w:bookmarkStart w:id="28" w:name="_Toc231987058"/>
+      <w:bookmarkStart w:id="28" w:name="_Toc232022289"/>
       <w:r>
         <w:t>More details</w:t>
       </w:r>
@@ -5165,7 +5279,7 @@
         <w:pStyle w:val="Heading2"/>
       </w:pPr>
       <w:bookmarkStart w:id="29" w:name="_Toc231889094"/>
-      <w:bookmarkStart w:id="30" w:name="_Toc231987059"/>
+      <w:bookmarkStart w:id="30" w:name="_Toc232022290"/>
       <w:r>
         <w:t>The code panel</w:t>
       </w:r>
@@ -5400,7 +5514,14 @@
                 <w:b/>
                 <w:bCs/>
               </w:rPr>
-              <w:t xml:space="preserve"> RTN</w:t>
+              <w:t xml:space="preserve"> </w:t>
+            </w:r>
+            <w:r>
+              <w:rPr>
+                <w:b/>
+                <w:bCs/>
+              </w:rPr>
+              <w:t>RTS</w:t>
             </w:r>
             <w:r>
               <w:t>, but takes up less code bytes. For a branch it</w:t>
@@ -5591,7 +5712,7 @@
         <w:pStyle w:val="Heading2"/>
       </w:pPr>
       <w:bookmarkStart w:id="31" w:name="_Toc231889095"/>
-      <w:bookmarkStart w:id="32" w:name="_Toc231987060"/>
+      <w:bookmarkStart w:id="32" w:name="_Toc232022291"/>
       <w:r>
         <w:t xml:space="preserve">The </w:t>
       </w:r>
@@ -5704,6 +5825,73 @@
       </w:r>
     </w:p>
     <w:p>
+      <w:r>
+        <w:t>Selecting a caller or callee makes it the currently selected routine.</w:t>
+      </w:r>
+    </w:p>
+    <w:p>
+      <w:pPr>
+        <w:pStyle w:val="Heading2"/>
+      </w:pPr>
+      <w:bookmarkStart w:id="33" w:name="_Toc232020685"/>
+      <w:bookmarkStart w:id="34" w:name="_Toc232022292"/>
+      <w:r>
+        <w:lastRenderedPageBreak/>
+        <w:t>The Display Settings dialog</w:t>
+      </w:r>
+      <w:bookmarkEnd w:id="33"/>
+      <w:bookmarkEnd w:id="34"/>
+    </w:p>
+    <w:p>
+      <w:pPr>
+        <w:jc w:val="center"/>
+      </w:pPr>
+      <w:r>
+        <w:drawing>
+          <wp:inline distT="0" distB="0" distL="0" distR="0" wp14:anchorId="71043470" wp14:editId="5932FBBF">
+            <wp:extent cx="2633134" cy="4370917"/>
+            <wp:effectExtent l="38100" t="38100" r="91440" b="86995"/>
+            <wp:docPr id="96023159" name="Picture 2"/>
+            <wp:cNvGraphicFramePr/>
+            <a:graphic xmlns:a="http://schemas.openxmlformats.org/drawingml/2006/main">
+              <a:graphicData uri="http://schemas.openxmlformats.org/drawingml/2006/picture">
+                <pic:pic xmlns:pic="http://schemas.openxmlformats.org/drawingml/2006/picture">
+                  <pic:nvPicPr>
+                    <pic:cNvPr id="1529668421" name="Picture 1"/>
+                    <pic:cNvPicPr>
+                      <a:picLocks noChangeAspect="1"/>
+                    </pic:cNvPicPr>
+                  </pic:nvPicPr>
+                  <pic:blipFill>
+                    <a:blip r:embed="rId23"/>
+                    <a:stretch>
+                      <a:fillRect/>
+                    </a:stretch>
+                  </pic:blipFill>
+                  <pic:spPr>
+                    <a:xfrm>
+                      <a:off x="0" y="0"/>
+                      <a:ext cx="2580738" cy="4283941"/>
+                    </a:xfrm>
+                    <a:prstGeom prst="rect">
+                      <a:avLst/>
+                    </a:prstGeom>
+                    <a:effectLst>
+                      <a:outerShdw blurRad="50800" dist="38100" dir="2700000" algn="tl" rotWithShape="0">
+                        <a:prstClr val="black">
+                          <a:alpha val="40000"/>
+                        </a:prstClr>
+                      </a:outerShdw>
+                    </a:effectLst>
+                  </pic:spPr>
+                </pic:pic>
+              </a:graphicData>
+            </a:graphic>
+          </wp:inline>
+        </w:drawing>
+      </w:r>
+    </w:p>
+    <w:p>
       <w:pPr>
         <w:rPr>
           <w:rFonts w:asciiTheme="majorHAnsi" w:eastAsiaTheme="majorEastAsia" w:hAnsiTheme="majorHAnsi" w:cstheme="majorBidi"/>
@@ -5713,136 +5901,142 @@
         </w:rPr>
       </w:pPr>
       <w:r>
-        <w:t>Selecting a caller or callee makes it the currently selected routine.</w:t>
-      </w:r>
-      <w:r>
-        <w:br w:type="page"/>
-      </w:r>
-    </w:p>
-    <w:p>
-      <w:pPr>
-        <w:pStyle w:val="Heading1"/>
-      </w:pPr>
-      <w:bookmarkStart w:id="33" w:name="_Toc231889096"/>
-      <w:bookmarkStart w:id="34" w:name="_Toc231987061"/>
-      <w:r>
-        <w:lastRenderedPageBreak/>
-        <w:t>Acknowledgements</w:t>
-      </w:r>
-      <w:bookmarkEnd w:id="33"/>
-      <w:bookmarkEnd w:id="34"/>
-    </w:p>
-    <w:p>
-      <w:r>
-        <w:t>Portions of the display reconstruction code were based on </w:t>
-      </w:r>
-      <w:proofErr w:type="spellStart"/>
+        <w:t xml:space="preserve">The Display Settings dialog, shown by clicking the </w:t>
+      </w:r>
       <w:r>
         <w:rPr>
           <w:b/>
           <w:bCs/>
         </w:rPr>
-        <w:t>BeebEm's</w:t>
-      </w:r>
-      <w:proofErr w:type="spellEnd"/>
+        <w:t>Display Settings</w:t>
+      </w:r>
+      <w:r>
+        <w:t xml:space="preserve"> toolbar button, allows you to adjust how code looks, how addresses are formatted, and allows you to set the application’s theme (e.g. dark mode).</w:t>
+      </w:r>
+    </w:p>
+    <w:p>
+      <w:pPr>
+        <w:pStyle w:val="Heading1"/>
+      </w:pPr>
+      <w:bookmarkStart w:id="35" w:name="_Toc231889096"/>
+      <w:bookmarkStart w:id="36" w:name="_Toc232022293"/>
+      <w:r>
+        <w:t>Acknowledgements</w:t>
+      </w:r>
+      <w:bookmarkEnd w:id="35"/>
+      <w:bookmarkEnd w:id="36"/>
+    </w:p>
+    <w:p>
+      <w:r>
+        <w:t>Portions of the display reconstruction code were based on </w:t>
+      </w:r>
+      <w:proofErr w:type="spellStart"/>
       <w:r>
         <w:rPr>
           <w:b/>
           <w:bCs/>
         </w:rPr>
-        <w:t> video</w:t>
-      </w:r>
-      <w:r>
-        <w:t xml:space="preserve"> class. Many thanks to the </w:t>
-      </w:r>
+        <w:t>BeebEm's</w:t>
+      </w:r>
+      <w:proofErr w:type="spellEnd"/>
       <w:r>
         <w:rPr>
           <w:b/>
           <w:bCs/>
         </w:rPr>
-        <w:t>BeebEm</w:t>
-      </w:r>
-      <w:r>
-        <w:t> contributors for creating and maintaining this wonderful piece of software.</w:t>
-      </w:r>
-    </w:p>
-    <w:p>
-      <w:r>
-        <w:t>The </w:t>
+        <w:t> video</w:t>
+      </w:r>
+      <w:r>
+        <w:t xml:space="preserve"> class. Many thanks to the </w:t>
       </w:r>
       <w:r>
         <w:rPr>
           <w:b/>
           <w:bCs/>
         </w:rPr>
-        <w:t>.perf</w:t>
-      </w:r>
-      <w:r>
-        <w:t> files are compressed and uncompressed using the </w:t>
-      </w:r>
-      <w:proofErr w:type="spellStart"/>
+        <w:t>BeebEm</w:t>
+      </w:r>
+      <w:r>
+        <w:t> contributors for creating and maintaining this wonderful piece of software.</w:t>
+      </w:r>
+    </w:p>
+    <w:p>
+      <w:r>
+        <w:t>The </w:t>
+      </w:r>
       <w:r>
         <w:rPr>
           <w:b/>
           <w:bCs/>
         </w:rPr>
-        <w:t>ZLib</w:t>
-      </w:r>
-      <w:proofErr w:type="spellEnd"/>
-      <w:r>
-        <w:t xml:space="preserve"> library - Many thanks to Jean-loup </w:t>
+        <w:t>.perf</w:t>
+      </w:r>
+      <w:r>
+        <w:t> files are compressed and uncompressed using the </w:t>
       </w:r>
       <w:proofErr w:type="spellStart"/>
-      <w:r>
-        <w:t>Gail</w:t>
-      </w:r>
-      <w:r>
-        <w:t>l</w:t>
-      </w:r>
-      <w:r>
-        <w:t>y</w:t>
-      </w:r>
-      <w:proofErr w:type="spellEnd"/>
-      <w:r>
-        <w:t xml:space="preserve">, </w:t>
-      </w:r>
-      <w:r>
-        <w:t>Mark Adler</w:t>
-      </w:r>
-      <w:r>
-        <w:t>, and the other contributors</w:t>
-      </w:r>
-      <w:r>
-        <w:t>,</w:t>
-      </w:r>
-      <w:r>
-        <w:t xml:space="preserve"> for creating </w:t>
-      </w:r>
-      <w:r>
-        <w:t xml:space="preserve">and maintaining </w:t>
-      </w:r>
-      <w:r>
-        <w:t>such an excellent and useful library.</w:t>
-      </w:r>
-    </w:p>
-    <w:p>
-      <w:r>
-        <w:t xml:space="preserve">The </w:t>
-      </w:r>
-      <w:r>
-        <w:t xml:space="preserve">MOS 1.2 and 2.0 labels were taken from </w:t>
-      </w:r>
-      <w:r>
-        <w:t>Toby Nelson</w:t>
-      </w:r>
-      <w:r>
-        <w:t xml:space="preserve">’s </w:t>
-      </w:r>
       <w:r>
         <w:rPr>
           <w:b/>
           <w:bCs/>
         </w:rPr>
+        <w:t>ZLib</w:t>
+      </w:r>
+      <w:proofErr w:type="spellEnd"/>
+      <w:r>
+        <w:t xml:space="preserve"> library - Many thanks to Jean-loup </w:t>
+      </w:r>
+      <w:proofErr w:type="spellStart"/>
+      <w:r>
+        <w:t>Gail</w:t>
+      </w:r>
+      <w:r>
+        <w:t>l</w:t>
+      </w:r>
+      <w:r>
+        <w:t>y</w:t>
+      </w:r>
+      <w:proofErr w:type="spellEnd"/>
+      <w:r>
+        <w:t xml:space="preserve">, </w:t>
+      </w:r>
+      <w:r>
+        <w:t>Mark Adler</w:t>
+      </w:r>
+      <w:r>
+        <w:t>, and the other contributors</w:t>
+      </w:r>
+      <w:r>
+        <w:t>,</w:t>
+      </w:r>
+      <w:r>
+        <w:t xml:space="preserve"> for creating </w:t>
+      </w:r>
+      <w:r>
+        <w:t xml:space="preserve">and maintaining </w:t>
+      </w:r>
+      <w:r>
+        <w:t>such an excellent and useful library.</w:t>
+      </w:r>
+    </w:p>
+    <w:p>
+      <w:r>
+        <w:t xml:space="preserve">The </w:t>
+      </w:r>
+      <w:r>
+        <w:t xml:space="preserve">MOS 1.2 and 2.0 labels were taken from </w:t>
+      </w:r>
+      <w:r>
+        <w:t>Toby Nelson</w:t>
+      </w:r>
+      <w:r>
+        <w:t xml:space="preserve">’s </w:t>
+      </w:r>
+      <w:r>
+        <w:rPr>
+          <w:b/>
+          <w:bCs/>
+        </w:rPr>
         <w:t>MOS Reassembly for the BBC Micro</w:t>
       </w:r>
       <w:r>
@@ -5857,7 +6051,7 @@
     </w:p>
     <w:p>
       <w:r>
-        <w:t>And many thanks to Mike Hayton and Ale</w:t>
+        <w:t>And many thanks to Ale</w:t>
       </w:r>
       <w:r>
         <w:t>c</w:t>
@@ -5866,7 +6060,16 @@
         <w:t xml:space="preserve"> Barker</w:t>
       </w:r>
       <w:r>
-        <w:t xml:space="preserve"> for their feedback</w:t>
+        <w:t xml:space="preserve"> </w:t>
+      </w:r>
+      <w:r>
+        <w:t xml:space="preserve">and </w:t>
+      </w:r>
+      <w:r>
+        <w:t xml:space="preserve">Mike Hayton </w:t>
+      </w:r>
+      <w:r>
+        <w:t>for their feedback</w:t>
       </w:r>
       <w:r>
         <w:t xml:space="preserve"> </w:t>
@@ -7177,7 +7380,6 @@
   <w:style w:type="character" w:default="1" w:styleId="DefaultParagraphFont">
     <w:name w:val="Default Paragraph Font"/>
     <w:uiPriority w:val="1"/>
-    <w:semiHidden/>
     <w:unhideWhenUsed/>
   </w:style>
   <w:style w:type="table" w:default="1" w:styleId="TableNormal">

--- a/docs/Help.docx
+++ b/docs/Help.docx
@@ -125,7 +125,7 @@
           <w:r>
             <w:fldChar w:fldCharType="separate"/>
           </w:r>
-          <w:hyperlink w:anchor="_Toc232022275" w:history="1">
+          <w:hyperlink w:anchor="_Toc232075352" w:history="1">
             <w:r>
               <w:rPr>
                 <w:rStyle w:val="Hyperlink"/>
@@ -152,7 +152,7 @@
                 <w:noProof/>
                 <w:webHidden/>
               </w:rPr>
-              <w:instrText xml:space="preserve"> PAGEREF _Toc232022275 \h </w:instrText>
+              <w:instrText xml:space="preserve"> PAGEREF _Toc232075352 \h </w:instrText>
             </w:r>
             <w:r>
               <w:rPr>
@@ -195,7 +195,7 @@
               <w14:ligatures w14:val="standardContextual"/>
             </w:rPr>
           </w:pPr>
-          <w:hyperlink w:anchor="_Toc232022276" w:history="1">
+          <w:hyperlink w:anchor="_Toc232075353" w:history="1">
             <w:r>
               <w:rPr>
                 <w:rStyle w:val="Hyperlink"/>
@@ -222,7 +222,7 @@
                 <w:noProof/>
                 <w:webHidden/>
               </w:rPr>
-              <w:instrText xml:space="preserve"> PAGEREF _Toc232022276 \h </w:instrText>
+              <w:instrText xml:space="preserve"> PAGEREF _Toc232075353 \h </w:instrText>
             </w:r>
             <w:r>
               <w:rPr>
@@ -265,7 +265,7 @@
               <w14:ligatures w14:val="standardContextual"/>
             </w:rPr>
           </w:pPr>
-          <w:hyperlink w:anchor="_Toc232022277" w:history="1">
+          <w:hyperlink w:anchor="_Toc232075354" w:history="1">
             <w:r>
               <w:rPr>
                 <w:rStyle w:val="Hyperlink"/>
@@ -292,7 +292,7 @@
                 <w:noProof/>
                 <w:webHidden/>
               </w:rPr>
-              <w:instrText xml:space="preserve"> PAGEREF _Toc232022277 \h </w:instrText>
+              <w:instrText xml:space="preserve"> PAGEREF _Toc232075354 \h </w:instrText>
             </w:r>
             <w:r>
               <w:rPr>
@@ -335,7 +335,7 @@
               <w14:ligatures w14:val="standardContextual"/>
             </w:rPr>
           </w:pPr>
-          <w:hyperlink w:anchor="_Toc232022278" w:history="1">
+          <w:hyperlink w:anchor="_Toc232075355" w:history="1">
             <w:r>
               <w:rPr>
                 <w:rStyle w:val="Hyperlink"/>
@@ -362,7 +362,7 @@
                 <w:noProof/>
                 <w:webHidden/>
               </w:rPr>
-              <w:instrText xml:space="preserve"> PAGEREF _Toc232022278 \h </w:instrText>
+              <w:instrText xml:space="preserve"> PAGEREF _Toc232075355 \h </w:instrText>
             </w:r>
             <w:r>
               <w:rPr>
@@ -405,7 +405,7 @@
               <w14:ligatures w14:val="standardContextual"/>
             </w:rPr>
           </w:pPr>
-          <w:hyperlink w:anchor="_Toc232022279" w:history="1">
+          <w:hyperlink w:anchor="_Toc232075356" w:history="1">
             <w:r>
               <w:rPr>
                 <w:rStyle w:val="Hyperlink"/>
@@ -432,7 +432,7 @@
                 <w:noProof/>
                 <w:webHidden/>
               </w:rPr>
-              <w:instrText xml:space="preserve"> PAGEREF _Toc232022279 \h </w:instrText>
+              <w:instrText xml:space="preserve"> PAGEREF _Toc232075356 \h </w:instrText>
             </w:r>
             <w:r>
               <w:rPr>
@@ -475,7 +475,7 @@
               <w14:ligatures w14:val="standardContextual"/>
             </w:rPr>
           </w:pPr>
-          <w:hyperlink w:anchor="_Toc232022280" w:history="1">
+          <w:hyperlink w:anchor="_Toc232075357" w:history="1">
             <w:r>
               <w:rPr>
                 <w:rStyle w:val="Hyperlink"/>
@@ -502,7 +502,7 @@
                 <w:noProof/>
                 <w:webHidden/>
               </w:rPr>
-              <w:instrText xml:space="preserve"> PAGEREF _Toc232022280 \h </w:instrText>
+              <w:instrText xml:space="preserve"> PAGEREF _Toc232075357 \h </w:instrText>
             </w:r>
             <w:r>
               <w:rPr>
@@ -545,7 +545,7 @@
               <w14:ligatures w14:val="standardContextual"/>
             </w:rPr>
           </w:pPr>
-          <w:hyperlink w:anchor="_Toc232022281" w:history="1">
+          <w:hyperlink w:anchor="_Toc232075358" w:history="1">
             <w:r>
               <w:rPr>
                 <w:rStyle w:val="Hyperlink"/>
@@ -572,7 +572,7 @@
                 <w:noProof/>
                 <w:webHidden/>
               </w:rPr>
-              <w:instrText xml:space="preserve"> PAGEREF _Toc232022281 \h </w:instrText>
+              <w:instrText xml:space="preserve"> PAGEREF _Toc232075358 \h </w:instrText>
             </w:r>
             <w:r>
               <w:rPr>
@@ -615,7 +615,7 @@
               <w14:ligatures w14:val="standardContextual"/>
             </w:rPr>
           </w:pPr>
-          <w:hyperlink w:anchor="_Toc232022282" w:history="1">
+          <w:hyperlink w:anchor="_Toc232075359" w:history="1">
             <w:r>
               <w:rPr>
                 <w:rStyle w:val="Hyperlink"/>
@@ -642,7 +642,7 @@
                 <w:noProof/>
                 <w:webHidden/>
               </w:rPr>
-              <w:instrText xml:space="preserve"> PAGEREF _Toc232022282 \h </w:instrText>
+              <w:instrText xml:space="preserve"> PAGEREF _Toc232075359 \h </w:instrText>
             </w:r>
             <w:r>
               <w:rPr>
@@ -685,7 +685,7 @@
               <w14:ligatures w14:val="standardContextual"/>
             </w:rPr>
           </w:pPr>
-          <w:hyperlink w:anchor="_Toc232022283" w:history="1">
+          <w:hyperlink w:anchor="_Toc232075360" w:history="1">
             <w:r>
               <w:rPr>
                 <w:rStyle w:val="Hyperlink"/>
@@ -712,7 +712,7 @@
                 <w:noProof/>
                 <w:webHidden/>
               </w:rPr>
-              <w:instrText xml:space="preserve"> PAGEREF _Toc232022283 \h </w:instrText>
+              <w:instrText xml:space="preserve"> PAGEREF _Toc232075360 \h </w:instrText>
             </w:r>
             <w:r>
               <w:rPr>
@@ -755,7 +755,7 @@
               <w14:ligatures w14:val="standardContextual"/>
             </w:rPr>
           </w:pPr>
-          <w:hyperlink w:anchor="_Toc232022284" w:history="1">
+          <w:hyperlink w:anchor="_Toc232075361" w:history="1">
             <w:r>
               <w:rPr>
                 <w:rStyle w:val="Hyperlink"/>
@@ -782,7 +782,7 @@
                 <w:noProof/>
                 <w:webHidden/>
               </w:rPr>
-              <w:instrText xml:space="preserve"> PAGEREF _Toc232022284 \h </w:instrText>
+              <w:instrText xml:space="preserve"> PAGEREF _Toc232075361 \h </w:instrText>
             </w:r>
             <w:r>
               <w:rPr>
@@ -825,7 +825,7 @@
               <w14:ligatures w14:val="standardContextual"/>
             </w:rPr>
           </w:pPr>
-          <w:hyperlink w:anchor="_Toc232022285" w:history="1">
+          <w:hyperlink w:anchor="_Toc232075362" w:history="1">
             <w:r>
               <w:rPr>
                 <w:rStyle w:val="Hyperlink"/>
@@ -852,7 +852,7 @@
                 <w:noProof/>
                 <w:webHidden/>
               </w:rPr>
-              <w:instrText xml:space="preserve"> PAGEREF _Toc232022285 \h </w:instrText>
+              <w:instrText xml:space="preserve"> PAGEREF _Toc232075362 \h </w:instrText>
             </w:r>
             <w:r>
               <w:rPr>
@@ -895,7 +895,7 @@
               <w14:ligatures w14:val="standardContextual"/>
             </w:rPr>
           </w:pPr>
-          <w:hyperlink w:anchor="_Toc232022286" w:history="1">
+          <w:hyperlink w:anchor="_Toc232075363" w:history="1">
             <w:r>
               <w:rPr>
                 <w:rStyle w:val="Hyperlink"/>
@@ -922,7 +922,7 @@
                 <w:noProof/>
                 <w:webHidden/>
               </w:rPr>
-              <w:instrText xml:space="preserve"> PAGEREF _Toc232022286 \h </w:instrText>
+              <w:instrText xml:space="preserve"> PAGEREF _Toc232075363 \h </w:instrText>
             </w:r>
             <w:r>
               <w:rPr>
@@ -965,7 +965,7 @@
               <w14:ligatures w14:val="standardContextual"/>
             </w:rPr>
           </w:pPr>
-          <w:hyperlink w:anchor="_Toc232022287" w:history="1">
+          <w:hyperlink w:anchor="_Toc232075364" w:history="1">
             <w:r>
               <w:rPr>
                 <w:rStyle w:val="Hyperlink"/>
@@ -992,7 +992,7 @@
                 <w:noProof/>
                 <w:webHidden/>
               </w:rPr>
-              <w:instrText xml:space="preserve"> PAGEREF _Toc232022287 \h </w:instrText>
+              <w:instrText xml:space="preserve"> PAGEREF _Toc232075364 \h </w:instrText>
             </w:r>
             <w:r>
               <w:rPr>
@@ -1035,7 +1035,7 @@
               <w14:ligatures w14:val="standardContextual"/>
             </w:rPr>
           </w:pPr>
-          <w:hyperlink w:anchor="_Toc232022288" w:history="1">
+          <w:hyperlink w:anchor="_Toc232075365" w:history="1">
             <w:r>
               <w:rPr>
                 <w:rStyle w:val="Hyperlink"/>
@@ -1062,7 +1062,7 @@
                 <w:noProof/>
                 <w:webHidden/>
               </w:rPr>
-              <w:instrText xml:space="preserve"> PAGEREF _Toc232022288 \h </w:instrText>
+              <w:instrText xml:space="preserve"> PAGEREF _Toc232075365 \h </w:instrText>
             </w:r>
             <w:r>
               <w:rPr>
@@ -1105,7 +1105,7 @@
               <w14:ligatures w14:val="standardContextual"/>
             </w:rPr>
           </w:pPr>
-          <w:hyperlink w:anchor="_Toc232022289" w:history="1">
+          <w:hyperlink w:anchor="_Toc232075366" w:history="1">
             <w:r>
               <w:rPr>
                 <w:rStyle w:val="Hyperlink"/>
@@ -1132,7 +1132,7 @@
                 <w:noProof/>
                 <w:webHidden/>
               </w:rPr>
-              <w:instrText xml:space="preserve"> PAGEREF _Toc232022289 \h </w:instrText>
+              <w:instrText xml:space="preserve"> PAGEREF _Toc232075366 \h </w:instrText>
             </w:r>
             <w:r>
               <w:rPr>
@@ -1175,7 +1175,7 @@
               <w14:ligatures w14:val="standardContextual"/>
             </w:rPr>
           </w:pPr>
-          <w:hyperlink w:anchor="_Toc232022290" w:history="1">
+          <w:hyperlink w:anchor="_Toc232075367" w:history="1">
             <w:r>
               <w:rPr>
                 <w:rStyle w:val="Hyperlink"/>
@@ -1202,7 +1202,7 @@
                 <w:noProof/>
                 <w:webHidden/>
               </w:rPr>
-              <w:instrText xml:space="preserve"> PAGEREF _Toc232022290 \h </w:instrText>
+              <w:instrText xml:space="preserve"> PAGEREF _Toc232075367 \h </w:instrText>
             </w:r>
             <w:r>
               <w:rPr>
@@ -1245,7 +1245,7 @@
               <w14:ligatures w14:val="standardContextual"/>
             </w:rPr>
           </w:pPr>
-          <w:hyperlink w:anchor="_Toc232022291" w:history="1">
+          <w:hyperlink w:anchor="_Toc232075368" w:history="1">
             <w:r>
               <w:rPr>
                 <w:rStyle w:val="Hyperlink"/>
@@ -1272,7 +1272,7 @@
                 <w:noProof/>
                 <w:webHidden/>
               </w:rPr>
-              <w:instrText xml:space="preserve"> PAGEREF _Toc232022291 \h </w:instrText>
+              <w:instrText xml:space="preserve"> PAGEREF _Toc232075368 \h </w:instrText>
             </w:r>
             <w:r>
               <w:rPr>
@@ -1315,7 +1315,7 @@
               <w14:ligatures w14:val="standardContextual"/>
             </w:rPr>
           </w:pPr>
-          <w:hyperlink w:anchor="_Toc232022292" w:history="1">
+          <w:hyperlink w:anchor="_Toc232075369" w:history="1">
             <w:r>
               <w:rPr>
                 <w:rStyle w:val="Hyperlink"/>
@@ -1342,7 +1342,7 @@
                 <w:noProof/>
                 <w:webHidden/>
               </w:rPr>
-              <w:instrText xml:space="preserve"> PAGEREF _Toc232022292 \h </w:instrText>
+              <w:instrText xml:space="preserve"> PAGEREF _Toc232075369 \h </w:instrText>
             </w:r>
             <w:r>
               <w:rPr>
@@ -1385,7 +1385,7 @@
               <w14:ligatures w14:val="standardContextual"/>
             </w:rPr>
           </w:pPr>
-          <w:hyperlink w:anchor="_Toc232022293" w:history="1">
+          <w:hyperlink w:anchor="_Toc232075370" w:history="1">
             <w:r>
               <w:rPr>
                 <w:rStyle w:val="Hyperlink"/>
@@ -1412,7 +1412,7 @@
                 <w:noProof/>
                 <w:webHidden/>
               </w:rPr>
-              <w:instrText xml:space="preserve"> PAGEREF _Toc232022293 \h </w:instrText>
+              <w:instrText xml:space="preserve"> PAGEREF _Toc232075370 \h </w:instrText>
             </w:r>
             <w:r>
               <w:rPr>
@@ -1464,7 +1464,7 @@
       <w:pPr>
         <w:pStyle w:val="Heading1"/>
       </w:pPr>
-      <w:bookmarkStart w:id="0" w:name="_Toc232022275"/>
+      <w:bookmarkStart w:id="0" w:name="_Toc232075352"/>
       <w:proofErr w:type="spellStart"/>
       <w:r>
         <w:lastRenderedPageBreak/>
@@ -1961,7 +1961,7 @@
         <w:pStyle w:val="Heading1"/>
       </w:pPr>
       <w:bookmarkStart w:id="1" w:name="_Toc231889080"/>
-      <w:bookmarkStart w:id="2" w:name="_Toc232022276"/>
+      <w:bookmarkStart w:id="2" w:name="_Toc232075353"/>
       <w:r>
         <w:t>Getting started</w:t>
       </w:r>
@@ -2080,7 +2080,7 @@
         <w:pStyle w:val="Heading2"/>
       </w:pPr>
       <w:bookmarkStart w:id="3" w:name="_Toc231889081"/>
-      <w:bookmarkStart w:id="4" w:name="_Toc232022277"/>
+      <w:bookmarkStart w:id="4" w:name="_Toc232075354"/>
       <w:r>
         <w:lastRenderedPageBreak/>
         <w:t>The t</w:t>
@@ -2099,14 +2099,11 @@
         <w:jc w:val="center"/>
       </w:pPr>
       <w:r>
-        <w:rPr>
-          <w:noProof/>
-        </w:rPr>
         <w:drawing>
-          <wp:inline distT="0" distB="0" distL="0" distR="0" wp14:anchorId="7E83E026" wp14:editId="4E200265">
-            <wp:extent cx="6081233" cy="402167"/>
-            <wp:effectExtent l="0" t="0" r="0" b="0"/>
-            <wp:docPr id="1870340626" name="Picture 1"/>
+          <wp:inline distT="0" distB="0" distL="0" distR="0" wp14:anchorId="6533C278" wp14:editId="546B2DE6">
+            <wp:extent cx="5935133" cy="297856"/>
+            <wp:effectExtent l="38100" t="38100" r="104140" b="102235"/>
+            <wp:docPr id="1090973540" name="Picture 1"/>
             <wp:cNvGraphicFramePr>
               <a:graphicFrameLocks xmlns:a="http://schemas.openxmlformats.org/drawingml/2006/main" noChangeAspect="1"/>
             </wp:cNvGraphicFramePr>
@@ -2114,7 +2111,7 @@
               <a:graphicData uri="http://schemas.openxmlformats.org/drawingml/2006/picture">
                 <pic:pic xmlns:pic="http://schemas.openxmlformats.org/drawingml/2006/picture">
                   <pic:nvPicPr>
-                    <pic:cNvPr id="1870340626" name="Picture 1870340626"/>
+                    <pic:cNvPr id="1090973540" name=""/>
                     <pic:cNvPicPr/>
                   </pic:nvPicPr>
                   <pic:blipFill>
@@ -2126,11 +2123,18 @@
                   <pic:spPr>
                     <a:xfrm>
                       <a:off x="0" y="0"/>
-                      <a:ext cx="6142551" cy="406222"/>
+                      <a:ext cx="6127328" cy="307501"/>
                     </a:xfrm>
                     <a:prstGeom prst="rect">
                       <a:avLst/>
                     </a:prstGeom>
+                    <a:effectLst>
+                      <a:outerShdw blurRad="50800" dist="38100" dir="2700000" algn="tl" rotWithShape="0">
+                        <a:prstClr val="black">
+                          <a:alpha val="40000"/>
+                        </a:prstClr>
+                      </a:outerShdw>
+                    </a:effectLst>
                   </pic:spPr>
                 </pic:pic>
               </a:graphicData>
@@ -2161,7 +2165,7 @@
         <w:pStyle w:val="Heading2"/>
       </w:pPr>
       <w:bookmarkStart w:id="5" w:name="_Toc231889082"/>
-      <w:bookmarkStart w:id="6" w:name="_Toc232022278"/>
+      <w:bookmarkStart w:id="6" w:name="_Toc232075355"/>
       <w:r>
         <w:t>The timeline</w:t>
       </w:r>
@@ -2347,7 +2351,7 @@
         <w:pStyle w:val="Heading2"/>
       </w:pPr>
       <w:bookmarkStart w:id="7" w:name="_Toc231889083"/>
-      <w:bookmarkStart w:id="8" w:name="_Toc232022279"/>
+      <w:bookmarkStart w:id="8" w:name="_Toc232075356"/>
       <w:r>
         <w:t>The tabs…</w:t>
       </w:r>
@@ -2439,7 +2443,7 @@
         <w:pStyle w:val="Heading3"/>
       </w:pPr>
       <w:bookmarkStart w:id="9" w:name="_Toc231889084"/>
-      <w:bookmarkStart w:id="10" w:name="_Toc232022280"/>
+      <w:bookmarkStart w:id="10" w:name="_Toc232075357"/>
       <w:r>
         <w:t xml:space="preserve">Common </w:t>
       </w:r>
@@ -2859,7 +2863,7 @@
         <w:pStyle w:val="Heading2"/>
       </w:pPr>
       <w:bookmarkStart w:id="11" w:name="_Toc231889085"/>
-      <w:bookmarkStart w:id="12" w:name="_Toc232022281"/>
+      <w:bookmarkStart w:id="12" w:name="_Toc232075358"/>
       <w:r>
         <w:t>The code</w:t>
       </w:r>
@@ -2943,7 +2947,7 @@
         <w:pStyle w:val="Heading2"/>
       </w:pPr>
       <w:bookmarkStart w:id="13" w:name="_Toc231889086"/>
-      <w:bookmarkStart w:id="14" w:name="_Toc232022282"/>
+      <w:bookmarkStart w:id="14" w:name="_Toc232075359"/>
       <w:r>
         <w:t>Labels…</w:t>
       </w:r>
@@ -3295,7 +3299,7 @@
         <w:pStyle w:val="Heading1"/>
       </w:pPr>
       <w:bookmarkStart w:id="15" w:name="_Toc231889087"/>
-      <w:bookmarkStart w:id="16" w:name="_Toc232022283"/>
+      <w:bookmarkStart w:id="16" w:name="_Toc232075360"/>
       <w:r>
         <w:t>Investigations</w:t>
       </w:r>
@@ -3310,7 +3314,7 @@
         <w:pStyle w:val="Heading2"/>
       </w:pPr>
       <w:bookmarkStart w:id="17" w:name="_Toc231889088"/>
-      <w:bookmarkStart w:id="18" w:name="_Toc232022284"/>
+      <w:bookmarkStart w:id="18" w:name="_Toc232075361"/>
       <w:r>
         <w:t xml:space="preserve">Where </w:t>
       </w:r>
@@ -3916,7 +3920,7 @@
         <w:pStyle w:val="Heading2"/>
       </w:pPr>
       <w:bookmarkStart w:id="19" w:name="_Toc231889089"/>
-      <w:bookmarkStart w:id="20" w:name="_Toc232022285"/>
+      <w:bookmarkStart w:id="20" w:name="_Toc232075362"/>
       <w:r>
         <w:t>W</w:t>
       </w:r>
@@ -4115,7 +4119,7 @@
         <w:pStyle w:val="Heading2"/>
       </w:pPr>
       <w:bookmarkStart w:id="21" w:name="_Toc231889090"/>
-      <w:bookmarkStart w:id="22" w:name="_Toc232022286"/>
+      <w:bookmarkStart w:id="22" w:name="_Toc232075363"/>
       <w:r>
         <w:t>How is the game-loop behaving?</w:t>
       </w:r>
@@ -4476,14 +4480,11 @@
         <w:jc w:val="center"/>
       </w:pPr>
       <w:r>
-        <w:rPr>
-          <w:noProof/>
-        </w:rPr>
         <w:drawing>
-          <wp:inline distT="0" distB="0" distL="0" distR="0" wp14:anchorId="19E5F3FC" wp14:editId="30AE2E47">
-            <wp:extent cx="5943600" cy="2015490"/>
-            <wp:effectExtent l="38100" t="38100" r="95250" b="99060"/>
-            <wp:docPr id="1229623935" name="Picture 1"/>
+          <wp:inline distT="0" distB="0" distL="0" distR="0" wp14:anchorId="57D32363" wp14:editId="582E86B3">
+            <wp:extent cx="6328833" cy="2001786"/>
+            <wp:effectExtent l="38100" t="38100" r="91440" b="93980"/>
+            <wp:docPr id="1676761975" name="Picture 1"/>
             <wp:cNvGraphicFramePr>
               <a:graphicFrameLocks xmlns:a="http://schemas.openxmlformats.org/drawingml/2006/main" noChangeAspect="1"/>
             </wp:cNvGraphicFramePr>
@@ -4491,7 +4492,7 @@
               <a:graphicData uri="http://schemas.openxmlformats.org/drawingml/2006/picture">
                 <pic:pic xmlns:pic="http://schemas.openxmlformats.org/drawingml/2006/picture">
                   <pic:nvPicPr>
-                    <pic:cNvPr id="1229623935" name=""/>
+                    <pic:cNvPr id="1676761975" name=""/>
                     <pic:cNvPicPr/>
                   </pic:nvPicPr>
                   <pic:blipFill>
@@ -4503,7 +4504,7 @@
                   <pic:spPr>
                     <a:xfrm>
                       <a:off x="0" y="0"/>
-                      <a:ext cx="5943600" cy="2015490"/>
+                      <a:ext cx="6347413" cy="2007663"/>
                     </a:xfrm>
                     <a:prstGeom prst="rect">
                       <a:avLst/>
@@ -4726,14 +4727,11 @@
         <w:jc w:val="center"/>
       </w:pPr>
       <w:r>
-        <w:rPr>
-          <w:noProof/>
-        </w:rPr>
         <w:drawing>
-          <wp:inline distT="0" distB="0" distL="0" distR="0" wp14:anchorId="13A234F2" wp14:editId="1F8E9FBA">
-            <wp:extent cx="5943600" cy="3016885"/>
-            <wp:effectExtent l="38100" t="38100" r="95250" b="88265"/>
-            <wp:docPr id="1171638061" name="Picture 1"/>
+          <wp:inline distT="0" distB="0" distL="0" distR="0" wp14:anchorId="22FFF25C" wp14:editId="5528BE30">
+            <wp:extent cx="6096000" cy="3031066"/>
+            <wp:effectExtent l="38100" t="38100" r="95250" b="93345"/>
+            <wp:docPr id="54774119" name="Picture 1"/>
             <wp:cNvGraphicFramePr>
               <a:graphicFrameLocks xmlns:a="http://schemas.openxmlformats.org/drawingml/2006/main" noChangeAspect="1"/>
             </wp:cNvGraphicFramePr>
@@ -4741,7 +4739,7 @@
               <a:graphicData uri="http://schemas.openxmlformats.org/drawingml/2006/picture">
                 <pic:pic xmlns:pic="http://schemas.openxmlformats.org/drawingml/2006/picture">
                   <pic:nvPicPr>
-                    <pic:cNvPr id="1171638061" name=""/>
+                    <pic:cNvPr id="54774119" name=""/>
                     <pic:cNvPicPr/>
                   </pic:nvPicPr>
                   <pic:blipFill>
@@ -4753,7 +4751,7 @@
                   <pic:spPr>
                     <a:xfrm>
                       <a:off x="0" y="0"/>
-                      <a:ext cx="5943600" cy="3016885"/>
+                      <a:ext cx="6128445" cy="3047198"/>
                     </a:xfrm>
                     <a:prstGeom prst="rect">
                       <a:avLst/>
@@ -4834,7 +4832,7 @@
         <w:pStyle w:val="Heading2"/>
       </w:pPr>
       <w:bookmarkStart w:id="23" w:name="_Toc231889091"/>
-      <w:bookmarkStart w:id="24" w:name="_Toc232022287"/>
+      <w:bookmarkStart w:id="24" w:name="_Toc232075364"/>
       <w:r>
         <w:t>What do the display frames look like?</w:t>
       </w:r>
@@ -4876,15 +4874,12 @@
         <w:jc w:val="center"/>
       </w:pPr>
       <w:r>
-        <w:rPr>
-          <w:noProof/>
-        </w:rPr>
         <w:lastRenderedPageBreak/>
         <w:drawing>
-          <wp:inline distT="0" distB="0" distL="0" distR="0" wp14:anchorId="510ADEA4" wp14:editId="4D95A2D6">
-            <wp:extent cx="5132502" cy="3210008"/>
-            <wp:effectExtent l="38100" t="38100" r="87630" b="85725"/>
-            <wp:docPr id="1435873145" name="Picture 1"/>
+          <wp:inline distT="0" distB="0" distL="0" distR="0" wp14:anchorId="1373B40F" wp14:editId="068070F0">
+            <wp:extent cx="5228167" cy="3216775"/>
+            <wp:effectExtent l="38100" t="38100" r="86995" b="98425"/>
+            <wp:docPr id="1923050292" name="Picture 1"/>
             <wp:cNvGraphicFramePr>
               <a:graphicFrameLocks xmlns:a="http://schemas.openxmlformats.org/drawingml/2006/main" noChangeAspect="1"/>
             </wp:cNvGraphicFramePr>
@@ -4892,7 +4887,7 @@
               <a:graphicData uri="http://schemas.openxmlformats.org/drawingml/2006/picture">
                 <pic:pic xmlns:pic="http://schemas.openxmlformats.org/drawingml/2006/picture">
                   <pic:nvPicPr>
-                    <pic:cNvPr id="1435873145" name=""/>
+                    <pic:cNvPr id="1923050292" name=""/>
                     <pic:cNvPicPr/>
                   </pic:nvPicPr>
                   <pic:blipFill>
@@ -4904,7 +4899,7 @@
                   <pic:spPr>
                     <a:xfrm>
                       <a:off x="0" y="0"/>
-                      <a:ext cx="5194583" cy="3248835"/>
+                      <a:ext cx="5244730" cy="3226966"/>
                     </a:xfrm>
                     <a:prstGeom prst="rect">
                       <a:avLst/>
@@ -4946,7 +4941,7 @@
         <w:pStyle w:val="Heading2"/>
       </w:pPr>
       <w:bookmarkStart w:id="25" w:name="_Toc231889092"/>
-      <w:bookmarkStart w:id="26" w:name="_Toc232022288"/>
+      <w:bookmarkStart w:id="26" w:name="_Toc232075365"/>
       <w:r>
         <w:t>How do</w:t>
       </w:r>
@@ -5261,7 +5256,7 @@
         <w:pStyle w:val="Heading1"/>
       </w:pPr>
       <w:bookmarkStart w:id="27" w:name="_Toc231889093"/>
-      <w:bookmarkStart w:id="28" w:name="_Toc232022289"/>
+      <w:bookmarkStart w:id="28" w:name="_Toc232075366"/>
       <w:r>
         <w:t>More details</w:t>
       </w:r>
@@ -5279,7 +5274,7 @@
         <w:pStyle w:val="Heading2"/>
       </w:pPr>
       <w:bookmarkStart w:id="29" w:name="_Toc231889094"/>
-      <w:bookmarkStart w:id="30" w:name="_Toc232022290"/>
+      <w:bookmarkStart w:id="30" w:name="_Toc232075367"/>
       <w:r>
         <w:t>The code panel</w:t>
       </w:r>
@@ -5712,7 +5707,7 @@
         <w:pStyle w:val="Heading2"/>
       </w:pPr>
       <w:bookmarkStart w:id="31" w:name="_Toc231889095"/>
-      <w:bookmarkStart w:id="32" w:name="_Toc232022291"/>
+      <w:bookmarkStart w:id="32" w:name="_Toc232075368"/>
       <w:r>
         <w:t xml:space="preserve">The </w:t>
       </w:r>
@@ -5834,7 +5829,7 @@
         <w:pStyle w:val="Heading2"/>
       </w:pPr>
       <w:bookmarkStart w:id="33" w:name="_Toc232020685"/>
-      <w:bookmarkStart w:id="34" w:name="_Toc232022292"/>
+      <w:bookmarkStart w:id="34" w:name="_Toc232075369"/>
       <w:r>
         <w:lastRenderedPageBreak/>
         <w:t>The Display Settings dialog</w:t>
@@ -5847,6 +5842,9 @@
         <w:jc w:val="center"/>
       </w:pPr>
       <w:r>
+        <w:rPr>
+          <w:noProof/>
+        </w:rPr>
         <w:drawing>
           <wp:inline distT="0" distB="0" distL="0" distR="0" wp14:anchorId="71043470" wp14:editId="5932FBBF">
             <wp:extent cx="2633134" cy="4370917"/>
@@ -5919,7 +5917,7 @@
         <w:pStyle w:val="Heading1"/>
       </w:pPr>
       <w:bookmarkStart w:id="35" w:name="_Toc231889096"/>
-      <w:bookmarkStart w:id="36" w:name="_Toc232022293"/>
+      <w:bookmarkStart w:id="36" w:name="_Toc232075370"/>
       <w:r>
         <w:t>Acknowledgements</w:t>
       </w:r>
@@ -6063,10 +6061,7 @@
         <w:t xml:space="preserve"> </w:t>
       </w:r>
       <w:r>
-        <w:t xml:space="preserve">and </w:t>
-      </w:r>
-      <w:r>
-        <w:t xml:space="preserve">Mike Hayton </w:t>
+        <w:t xml:space="preserve">and Mike Hayton </w:t>
       </w:r>
       <w:r>
         <w:t>for their feedback</w:t>
@@ -7380,6 +7375,7 @@
   <w:style w:type="character" w:default="1" w:styleId="DefaultParagraphFont">
     <w:name w:val="Default Paragraph Font"/>
     <w:uiPriority w:val="1"/>
+    <w:semiHidden/>
     <w:unhideWhenUsed/>
   </w:style>
   <w:style w:type="table" w:default="1" w:styleId="TableNormal">

--- a/docs/Help.docx
+++ b/docs/Help.docx
@@ -13,19 +13,20 @@
           <w:szCs w:val="32"/>
         </w:rPr>
       </w:pPr>
-      <w:proofErr w:type="spellStart"/>
-      <w:r>
-        <w:t>BeebPerf</w:t>
-      </w:r>
-      <w:proofErr w:type="spellEnd"/>
-      <w:r>
-        <w:t xml:space="preserve"> - </w:t>
+      <w:r>
+        <w:t xml:space="preserve">BeebPerf - </w:t>
       </w:r>
       <w:r>
         <w:t>V</w:t>
       </w:r>
       <w:r>
-        <w:t>ersion 1.0.0</w:t>
+        <w:t>ersion 1.</w:t>
+      </w:r>
+      <w:r>
+        <w:t>1</w:t>
+      </w:r>
+      <w:r>
+        <w:t>.0</w:t>
       </w:r>
       <w:r>
         <w:br/>
@@ -1465,22 +1466,15 @@
         <w:pStyle w:val="Heading1"/>
       </w:pPr>
       <w:bookmarkStart w:id="0" w:name="_Toc232075352"/>
-      <w:proofErr w:type="spellStart"/>
       <w:r>
         <w:lastRenderedPageBreak/>
         <w:t>BeebPerf</w:t>
       </w:r>
       <w:bookmarkEnd w:id="0"/>
-      <w:proofErr w:type="spellEnd"/>
-    </w:p>
-    <w:p>
-      <w:proofErr w:type="spellStart"/>
-      <w:r>
-        <w:t>BeebPerf</w:t>
-      </w:r>
-      <w:proofErr w:type="spellEnd"/>
-      <w:r>
-        <w:t xml:space="preserve"> </w:t>
+    </w:p>
+    <w:p>
+      <w:r>
+        <w:t xml:space="preserve">BeebPerf </w:t>
       </w:r>
       <w:r>
         <w:t xml:space="preserve">is a profiling tool for the BBC Micro and Master, aimed at </w:t>
@@ -2099,6 +2093,9 @@
         <w:jc w:val="center"/>
       </w:pPr>
       <w:r>
+        <w:rPr>
+          <w:noProof/>
+        </w:rPr>
         <w:drawing>
           <wp:inline distT="0" distB="0" distL="0" distR="0" wp14:anchorId="6533C278" wp14:editId="546B2DE6">
             <wp:extent cx="5935133" cy="297856"/>
@@ -4127,13 +4124,8 @@
       <w:bookmarkEnd w:id="22"/>
     </w:p>
     <w:p>
-      <w:proofErr w:type="spellStart"/>
-      <w:r>
-        <w:t>BeebPerf</w:t>
-      </w:r>
-      <w:proofErr w:type="spellEnd"/>
-      <w:r>
-        <w:t xml:space="preserve"> lacks </w:t>
+      <w:r>
+        <w:t xml:space="preserve">BeebPerf lacks </w:t>
       </w:r>
       <w:proofErr w:type="gramStart"/>
       <w:r>
@@ -4147,7 +4139,11 @@
         <w:t>t</w:t>
       </w:r>
       <w:r>
-        <w:t xml:space="preserve"> does provide a feature</w:t>
+        <w:t xml:space="preserve"> does provide a </w:t>
+      </w:r>
+      <w:proofErr w:type="gramStart"/>
+      <w:r>
+        <w:t>feature</w:t>
       </w:r>
       <w:r>
         <w:t>,</w:t>
@@ -4155,6 +4151,7 @@
       <w:r>
         <w:t xml:space="preserve"> ‘</w:t>
       </w:r>
+      <w:proofErr w:type="gramEnd"/>
       <w:r>
         <w:rPr>
           <w:b/>
@@ -4368,13 +4365,8 @@
       <w:r>
         <w:t xml:space="preserve">game’s </w:t>
       </w:r>
-      <w:proofErr w:type="spellStart"/>
-      <w:r>
-        <w:t>WaitForVSync</w:t>
-      </w:r>
-      <w:proofErr w:type="spellEnd"/>
-      <w:r>
-        <w:t xml:space="preserve"> routine returns (just after v-sync </w:t>
+      <w:r>
+        <w:t xml:space="preserve">WaitForVSync routine returns (just after v-sync </w:t>
       </w:r>
       <w:r>
         <w:t xml:space="preserve">is signaled) </w:t>
@@ -4480,6 +4472,9 @@
         <w:jc w:val="center"/>
       </w:pPr>
       <w:r>
+        <w:rPr>
+          <w:noProof/>
+        </w:rPr>
         <w:drawing>
           <wp:inline distT="0" distB="0" distL="0" distR="0" wp14:anchorId="57D32363" wp14:editId="582E86B3">
             <wp:extent cx="6328833" cy="2001786"/>
@@ -4727,6 +4722,9 @@
         <w:jc w:val="center"/>
       </w:pPr>
       <w:r>
+        <w:rPr>
+          <w:noProof/>
+        </w:rPr>
         <w:drawing>
           <wp:inline distT="0" distB="0" distL="0" distR="0" wp14:anchorId="22FFF25C" wp14:editId="5528BE30">
             <wp:extent cx="6096000" cy="3031066"/>
@@ -4874,6 +4872,9 @@
         <w:jc w:val="center"/>
       </w:pPr>
       <w:r>
+        <w:rPr>
+          <w:noProof/>
+        </w:rPr>
         <w:lastRenderedPageBreak/>
         <w:drawing>
           <wp:inline distT="0" distB="0" distL="0" distR="0" wp14:anchorId="1373B40F" wp14:editId="068070F0">
@@ -5124,7 +5125,6 @@
       <w:r>
         <w:t xml:space="preserve"> </w:t>
       </w:r>
-      <w:proofErr w:type="spellStart"/>
       <w:r>
         <w:rPr>
           <w:b/>
@@ -5132,7 +5132,6 @@
         </w:rPr>
         <w:t>sortObjectDrawOrder</w:t>
       </w:r>
-      <w:proofErr w:type="spellEnd"/>
       <w:r>
         <w:t xml:space="preserve"> routine which is called every thirty-two frames to sort the game object</w:t>
       </w:r>
@@ -5810,13 +5809,8 @@
       <w:r>
         <w:t xml:space="preserve">a </w:t>
       </w:r>
-      <w:proofErr w:type="gramStart"/>
-      <w:r>
-        <w:t>routine’s</w:t>
-      </w:r>
-      <w:proofErr w:type="gramEnd"/>
-      <w:r>
-        <w:t xml:space="preserve"> calling and called routines, showing their total CPU cycles and percentages with respect to the total number of cycles in the analysis time range.</w:t>
+      <w:r>
+        <w:t>routine’s calling and called routines, showing their total CPU cycles and percentages with respect to the total number of cycles in the analysis time range.</w:t>
       </w:r>
     </w:p>
     <w:p>
@@ -5928,65 +5922,50 @@
       <w:r>
         <w:t>Portions of the display reconstruction code were based on </w:t>
       </w:r>
-      <w:proofErr w:type="spellStart"/>
       <w:r>
         <w:rPr>
           <w:b/>
           <w:bCs/>
         </w:rPr>
-        <w:t>BeebEm's</w:t>
-      </w:r>
-      <w:proofErr w:type="spellEnd"/>
+        <w:t>BeebEm's video</w:t>
+      </w:r>
+      <w:r>
+        <w:t xml:space="preserve"> class. Many thanks to the </w:t>
+      </w:r>
       <w:r>
         <w:rPr>
           <w:b/>
           <w:bCs/>
         </w:rPr>
-        <w:t> video</w:t>
-      </w:r>
-      <w:r>
-        <w:t xml:space="preserve"> class. Many thanks to the </w:t>
+        <w:t>BeebEm</w:t>
+      </w:r>
+      <w:r>
+        <w:t> contributors for creating and maintaining this wonderful piece of software.</w:t>
+      </w:r>
+    </w:p>
+    <w:p>
+      <w:r>
+        <w:t>The </w:t>
       </w:r>
       <w:r>
         <w:rPr>
           <w:b/>
           <w:bCs/>
         </w:rPr>
-        <w:t>BeebEm</w:t>
-      </w:r>
-      <w:r>
-        <w:t> contributors for creating and maintaining this wonderful piece of software.</w:t>
-      </w:r>
-    </w:p>
-    <w:p>
-      <w:r>
-        <w:t>The </w:t>
+        <w:t>.perf</w:t>
+      </w:r>
+      <w:r>
+        <w:t> files are compressed and uncompressed using the </w:t>
       </w:r>
       <w:r>
         <w:rPr>
           <w:b/>
           <w:bCs/>
         </w:rPr>
-        <w:t>.perf</w:t>
-      </w:r>
-      <w:r>
-        <w:t> files are compressed and uncompressed using the </w:t>
-      </w:r>
-      <w:proofErr w:type="spellStart"/>
-      <w:r>
-        <w:rPr>
-          <w:b/>
-          <w:bCs/>
-        </w:rPr>
         <w:t>ZLib</w:t>
       </w:r>
-      <w:proofErr w:type="spellEnd"/>
-      <w:r>
-        <w:t xml:space="preserve"> library - Many thanks to Jean-loup </w:t>
-      </w:r>
-      <w:proofErr w:type="spellStart"/>
-      <w:r>
-        <w:t>Gail</w:t>
+      <w:r>
+        <w:t xml:space="preserve"> library - Many thanks to Jean-loup Gail</w:t>
       </w:r>
       <w:r>
         <w:t>l</w:t>
@@ -5994,7 +5973,6 @@
       <w:r>
         <w:t>y</w:t>
       </w:r>
-      <w:proofErr w:type="spellEnd"/>
       <w:r>
         <w:t xml:space="preserve">, </w:t>
       </w:r>

--- a/docs/Help.docx
+++ b/docs/Help.docx
@@ -13,8 +13,13 @@
           <w:szCs w:val="32"/>
         </w:rPr>
       </w:pPr>
-      <w:r>
-        <w:t xml:space="preserve">BeebPerf - </w:t>
+      <w:proofErr w:type="spellStart"/>
+      <w:r>
+        <w:t>BeebPerf</w:t>
+      </w:r>
+      <w:proofErr w:type="spellEnd"/>
+      <w:r>
+        <w:t xml:space="preserve"> - </w:t>
       </w:r>
       <w:r>
         <w:t>V</w:t>
@@ -1466,15 +1471,22 @@
         <w:pStyle w:val="Heading1"/>
       </w:pPr>
       <w:bookmarkStart w:id="0" w:name="_Toc232075352"/>
+      <w:proofErr w:type="spellStart"/>
       <w:r>
         <w:lastRenderedPageBreak/>
         <w:t>BeebPerf</w:t>
       </w:r>
       <w:bookmarkEnd w:id="0"/>
-    </w:p>
-    <w:p>
-      <w:r>
-        <w:t xml:space="preserve">BeebPerf </w:t>
+      <w:proofErr w:type="spellEnd"/>
+    </w:p>
+    <w:p>
+      <w:proofErr w:type="spellStart"/>
+      <w:r>
+        <w:t>BeebPerf</w:t>
+      </w:r>
+      <w:proofErr w:type="spellEnd"/>
+      <w:r>
+        <w:t xml:space="preserve"> </w:t>
       </w:r>
       <w:r>
         <w:t xml:space="preserve">is a profiling tool for the BBC Micro and Master, aimed at </w:t>
@@ -2328,10 +2340,19 @@
         <w:t>selected time range</w:t>
       </w:r>
       <w:r>
-        <w:t>, tile the display frames</w:t>
-      </w:r>
-      <w:r>
-        <w:t xml:space="preserve"> across the window</w:t>
+        <w:t xml:space="preserve">, </w:t>
+      </w:r>
+      <w:r>
+        <w:t xml:space="preserve">show </w:t>
+      </w:r>
+      <w:r>
+        <w:t>the display frames</w:t>
+      </w:r>
+      <w:r>
+        <w:t xml:space="preserve"> </w:t>
+      </w:r>
+      <w:r>
+        <w:t>side-by-side</w:t>
       </w:r>
       <w:r>
         <w:t xml:space="preserve">, </w:t>
@@ -2511,9 +2532,11 @@
             <w:tcW w:w="1975" w:type="dxa"/>
           </w:tcPr>
           <w:p>
+            <w:proofErr w:type="spellStart"/>
             <w:r>
               <w:t>Self CPU</w:t>
             </w:r>
+            <w:proofErr w:type="spellEnd"/>
           </w:p>
         </w:tc>
         <w:tc>
@@ -2656,13 +2679,13 @@
             <w:r>
               <w:t xml:space="preserve"> during the execution </w:t>
             </w:r>
-            <w:proofErr w:type="gramStart"/>
-            <w:r>
-              <w:t>f the</w:t>
-            </w:r>
-            <w:proofErr w:type="gramEnd"/>
-            <w:r>
-              <w:t xml:space="preserve"> routine.</w:t>
+            <w:proofErr w:type="spellStart"/>
+            <w:r>
+              <w:t>f</w:t>
+            </w:r>
+            <w:proofErr w:type="spellEnd"/>
+            <w:r>
+              <w:t xml:space="preserve"> the routine.</w:t>
             </w:r>
           </w:p>
           <w:p>
@@ -2749,7 +2772,6 @@
               </w:rPr>
               <w:t xml:space="preserve">JSR </w:t>
             </w:r>
-            <w:proofErr w:type="gramStart"/>
             <w:r>
               <w:rPr>
                 <w:b/>
@@ -2764,15 +2786,7 @@
                 <w:b/>
                 <w:bCs/>
               </w:rPr>
-              <w:t xml:space="preserve"> :</w:t>
-            </w:r>
-            <w:proofErr w:type="gramEnd"/>
-            <w:r>
-              <w:rPr>
-                <w:b/>
-                <w:bCs/>
-              </w:rPr>
-              <w:t xml:space="preserve"> </w:t>
+              <w:t xml:space="preserve"> : </w:t>
             </w:r>
             <w:r>
               <w:rPr>
@@ -4008,15 +4022,7 @@
     </w:p>
     <w:p>
       <w:r>
-        <w:t xml:space="preserve">Ideally, the most frequently accessed memory addresses should be </w:t>
-      </w:r>
-      <w:proofErr w:type="gramStart"/>
-      <w:r>
-        <w:t>in</w:t>
-      </w:r>
-      <w:proofErr w:type="gramEnd"/>
-      <w:r>
-        <w:t xml:space="preserve"> zero-page.</w:t>
+        <w:t>Ideally, the most frequently accessed memory addresses should be in zero-page.</w:t>
       </w:r>
     </w:p>
     <w:p>
@@ -4050,15 +4056,7 @@
         <w:t xml:space="preserve">does </w:t>
       </w:r>
       <w:r>
-        <w:t xml:space="preserve">using </w:t>
-      </w:r>
-      <w:proofErr w:type="gramStart"/>
-      <w:r>
-        <w:t>non zero</w:t>
-      </w:r>
-      <w:proofErr w:type="gramEnd"/>
-      <w:r>
-        <w:t>-page addressing modes.</w:t>
+        <w:t>using non zero-page addressing modes.</w:t>
       </w:r>
     </w:p>
     <w:p>
@@ -4066,15 +4064,7 @@
         <w:pStyle w:val="Callout"/>
       </w:pPr>
       <w:r>
-        <w:t xml:space="preserve">Look for opportunities where frequent </w:t>
-      </w:r>
-      <w:proofErr w:type="gramStart"/>
-      <w:r>
-        <w:t>non zero</w:t>
-      </w:r>
-      <w:proofErr w:type="gramEnd"/>
-      <w:r>
-        <w:t xml:space="preserve">-page memory accesses </w:t>
+        <w:t xml:space="preserve">Look for opportunities where frequent non zero-page memory accesses </w:t>
       </w:r>
       <w:r>
         <w:t xml:space="preserve">can be </w:t>
@@ -4124,26 +4114,19 @@
       <w:bookmarkEnd w:id="22"/>
     </w:p>
     <w:p>
-      <w:r>
-        <w:t xml:space="preserve">BeebPerf lacks </w:t>
-      </w:r>
-      <w:proofErr w:type="gramStart"/>
-      <w:r>
-        <w:t>the smarts</w:t>
-      </w:r>
-      <w:proofErr w:type="gramEnd"/>
-      <w:r>
-        <w:t xml:space="preserve"> to identify a game’s game-loop, but i</w:t>
+      <w:proofErr w:type="spellStart"/>
+      <w:r>
+        <w:t>BeebPerf</w:t>
+      </w:r>
+      <w:proofErr w:type="spellEnd"/>
+      <w:r>
+        <w:t xml:space="preserve"> lacks the smarts to identify a game’s game-loop, but i</w:t>
       </w:r>
       <w:r>
         <w:t>t</w:t>
       </w:r>
       <w:r>
-        <w:t xml:space="preserve"> does provide a </w:t>
-      </w:r>
-      <w:proofErr w:type="gramStart"/>
-      <w:r>
-        <w:t>feature</w:t>
+        <w:t xml:space="preserve"> does provide a feature</w:t>
       </w:r>
       <w:r>
         <w:t>,</w:t>
@@ -4151,7 +4134,6 @@
       <w:r>
         <w:t xml:space="preserve"> ‘</w:t>
       </w:r>
-      <w:proofErr w:type="gramEnd"/>
       <w:r>
         <w:rPr>
           <w:b/>
@@ -4365,8 +4347,13 @@
       <w:r>
         <w:t xml:space="preserve">game’s </w:t>
       </w:r>
-      <w:r>
-        <w:t xml:space="preserve">WaitForVSync routine returns (just after v-sync </w:t>
+      <w:proofErr w:type="spellStart"/>
+      <w:r>
+        <w:t>WaitForVSync</w:t>
+      </w:r>
+      <w:proofErr w:type="spellEnd"/>
+      <w:r>
+        <w:t xml:space="preserve"> routine returns (just after v-sync </w:t>
       </w:r>
       <w:r>
         <w:t xml:space="preserve">is signaled) </w:t>
@@ -5125,6 +5112,7 @@
       <w:r>
         <w:t xml:space="preserve"> </w:t>
       </w:r>
+      <w:proofErr w:type="spellStart"/>
       <w:r>
         <w:rPr>
           <w:b/>
@@ -5132,6 +5120,7 @@
         </w:rPr>
         <w:t>sortObjectDrawOrder</w:t>
       </w:r>
+      <w:proofErr w:type="spellEnd"/>
       <w:r>
         <w:t xml:space="preserve"> routine which is called every thirty-two frames to sort the game object</w:t>
       </w:r>
@@ -5485,7 +5474,6 @@
               </w:rPr>
               <w:t xml:space="preserve">JSR </w:t>
             </w:r>
-            <w:proofErr w:type="gramStart"/>
             <w:r>
               <w:rPr>
                 <w:b/>
@@ -5500,40 +5488,31 @@
                 <w:b/>
                 <w:bCs/>
               </w:rPr>
-              <w:t xml:space="preserve"> :</w:t>
-            </w:r>
-            <w:proofErr w:type="gramEnd"/>
+              <w:t xml:space="preserve"> : </w:t>
+            </w:r>
             <w:r>
               <w:rPr>
                 <w:b/>
                 <w:bCs/>
               </w:rPr>
-              <w:t xml:space="preserve"> </w:t>
+              <w:t>RTS</w:t>
+            </w:r>
+            <w:r>
+              <w:t>, but takes up less code bytes. For a branch it</w:t>
+            </w:r>
+            <w:r>
+              <w:t>’</w:t>
+            </w:r>
+            <w:r>
+              <w:t xml:space="preserve">s an optimized way to perform a conditional </w:t>
             </w:r>
             <w:r>
               <w:rPr>
                 <w:b/>
                 <w:bCs/>
               </w:rPr>
-              <w:t>RTS</w:t>
-            </w:r>
-            <w:r>
-              <w:t>, but takes up less code bytes. For a branch it</w:t>
-            </w:r>
-            <w:r>
-              <w:t>’</w:t>
-            </w:r>
-            <w:r>
-              <w:t xml:space="preserve">s an optimized way to perform a conditional </w:t>
-            </w:r>
-            <w:r>
-              <w:rPr>
-                <w:b/>
-                <w:bCs/>
-              </w:rPr>
               <w:t xml:space="preserve">JSR </w:t>
             </w:r>
-            <w:proofErr w:type="gramStart"/>
             <w:r>
               <w:rPr>
                 <w:b/>
@@ -5557,15 +5536,7 @@
                 <w:b/>
                 <w:bCs/>
               </w:rPr>
-              <w:t>:</w:t>
-            </w:r>
-            <w:proofErr w:type="gramEnd"/>
-            <w:r>
-              <w:rPr>
-                <w:b/>
-                <w:bCs/>
-              </w:rPr>
-              <w:t xml:space="preserve"> RTS</w:t>
+              <w:t>: RTS</w:t>
             </w:r>
           </w:p>
         </w:tc>
@@ -5608,9 +5579,11 @@
             <w:tcW w:w="1975" w:type="dxa"/>
           </w:tcPr>
           <w:p>
+            <w:proofErr w:type="spellStart"/>
             <w:r>
               <w:t>Self CPU</w:t>
             </w:r>
+            <w:proofErr w:type="spellEnd"/>
           </w:p>
         </w:tc>
         <w:tc>
@@ -5708,15 +5681,7 @@
       <w:bookmarkStart w:id="31" w:name="_Toc231889095"/>
       <w:bookmarkStart w:id="32" w:name="_Toc232075368"/>
       <w:r>
-        <w:t xml:space="preserve">The </w:t>
-      </w:r>
-      <w:proofErr w:type="gramStart"/>
-      <w:r>
-        <w:t>Caller \</w:t>
-      </w:r>
-      <w:proofErr w:type="gramEnd"/>
-      <w:r>
-        <w:t xml:space="preserve"> Callee </w:t>
+        <w:t xml:space="preserve">The Caller \ Callee </w:t>
       </w:r>
       <w:r>
         <w:t>tab</w:t>
@@ -5796,13 +5761,8 @@
     </w:p>
     <w:p>
       <w:r>
-        <w:t xml:space="preserve">It </w:t>
-      </w:r>
-      <w:proofErr w:type="gramStart"/>
-      <w:r>
-        <w:t>show</w:t>
-      </w:r>
-      <w:proofErr w:type="gramEnd"/>
+        <w:t>It show</w:t>
+      </w:r>
       <w:r>
         <w:t xml:space="preserve"> </w:t>
       </w:r>
@@ -5922,12 +5882,21 @@
       <w:r>
         <w:t>Portions of the display reconstruction code were based on </w:t>
       </w:r>
-      <w:r>
-        <w:rPr>
-          <w:b/>
-          <w:bCs/>
-        </w:rPr>
-        <w:t>BeebEm's video</w:t>
+      <w:proofErr w:type="spellStart"/>
+      <w:r>
+        <w:rPr>
+          <w:b/>
+          <w:bCs/>
+        </w:rPr>
+        <w:t>BeebEm's</w:t>
+      </w:r>
+      <w:proofErr w:type="spellEnd"/>
+      <w:r>
+        <w:rPr>
+          <w:b/>
+          <w:bCs/>
+        </w:rPr>
+        <w:t> video</w:t>
       </w:r>
       <w:r>
         <w:t xml:space="preserve"> class. Many thanks to the </w:t>
@@ -5957,6 +5926,7 @@
       <w:r>
         <w:t> files are compressed and uncompressed using the </w:t>
       </w:r>
+      <w:proofErr w:type="spellStart"/>
       <w:r>
         <w:rPr>
           <w:b/>
@@ -5964,8 +5934,13 @@
         </w:rPr>
         <w:t>ZLib</w:t>
       </w:r>
-      <w:r>
-        <w:t xml:space="preserve"> library - Many thanks to Jean-loup Gail</w:t>
+      <w:proofErr w:type="spellEnd"/>
+      <w:r>
+        <w:t xml:space="preserve"> library - Many thanks to Jean-loup </w:t>
+      </w:r>
+      <w:proofErr w:type="spellStart"/>
+      <w:r>
+        <w:t>Gail</w:t>
       </w:r>
       <w:r>
         <w:t>l</w:t>
@@ -5973,6 +5948,7 @@
       <w:r>
         <w:t>y</w:t>
       </w:r>
+      <w:proofErr w:type="spellEnd"/>
       <w:r>
         <w:t xml:space="preserve">, </w:t>
       </w:r>
